--- a/7_KI-Basismodule/KI-B1/KI-B1.2._SekI_EigenschaftenUndDefinitionVonKI.docx
+++ b/7_KI-Basismodule/KI-B1/KI-B1.2._SekI_EigenschaftenUndDefinitionVonKI.docx
@@ -1,6 +1,6 @@
 
 <file path=word/document.xml><?xml version="1.0" encoding="utf-8"?>
-<w:document xmlns:wpc="http://schemas.microsoft.com/office/word/2010/wordprocessingCanvas" xmlns:cx="http://schemas.microsoft.com/office/drawing/2014/chartex" xmlns:cx1="http://schemas.microsoft.com/office/drawing/2015/9/8/chartex" xmlns:cx2="http://schemas.microsoft.com/office/drawing/2015/10/21/chartex" xmlns:cx3="http://schemas.microsoft.com/office/drawing/2016/5/9/chartex" xmlns:cx4="http://schemas.microsoft.com/office/drawing/2016/5/10/chartex" xmlns:cx5="http://schemas.microsoft.com/office/drawing/2016/5/11/chartex" xmlns:cx6="http://schemas.microsoft.com/office/drawing/2016/5/12/chartex" xmlns:cx7="http://schemas.microsoft.com/office/drawing/2016/5/13/chartex" xmlns:cx8="http://schemas.microsoft.com/office/drawing/2016/5/14/chartex" xmlns:mc="http://schemas.openxmlformats.org/markup-compatibility/2006" xmlns:aink="http://schemas.microsoft.com/office/drawing/2016/ink" xmlns:am3d="http://schemas.microsoft.com/office/drawing/2017/model3d" xmlns:o="urn:schemas-microsoft-com:office:office" xmlns:oel="http://schemas.microsoft.com/office/2019/extlst" xmlns:r="http://schemas.openxmlformats.org/officeDocument/2006/relationships" xmlns:m="http://schemas.openxmlformats.org/officeDocument/2006/math" xmlns:v="urn:schemas-microsoft-com:vml" xmlns:wp14="http://schemas.microsoft.com/office/word/2010/wordprocessingDrawing" xmlns:wp="http://schemas.openxmlformats.org/drawingml/2006/wordprocessingDrawing" xmlns:w10="urn:schemas-microsoft-com:office:word" xmlns:w="http://schemas.openxmlformats.org/wordprocessingml/2006/main" xmlns:w14="http://schemas.microsoft.com/office/word/2010/wordml" xmlns:w15="http://schemas.microsoft.com/office/word/2012/wordml" xmlns:w16cex="http://schemas.microsoft.com/office/word/2018/wordml/cex" xmlns:w16cid="http://schemas.microsoft.com/office/word/2016/wordml/cid" xmlns:w16="http://schemas.microsoft.com/office/word/2018/wordml" xmlns:w16sdtdh="http://schemas.microsoft.com/office/word/2020/wordml/sdtdatahash" xmlns:w16se="http://schemas.microsoft.com/office/word/2015/wordml/symex" xmlns:wpg="http://schemas.microsoft.com/office/word/2010/wordprocessingGroup" xmlns:wpi="http://schemas.microsoft.com/office/word/2010/wordprocessingInk" xmlns:wne="http://schemas.microsoft.com/office/word/2006/wordml" xmlns:wps="http://schemas.microsoft.com/office/word/2010/wordprocessingShape" mc:Ignorable="w14 w15 w16se w16cid w16 w16cex w16sdtdh wp14">
+<w:document xmlns:wpc="http://schemas.microsoft.com/office/word/2010/wordprocessingCanvas" xmlns:cx="http://schemas.microsoft.com/office/drawing/2014/chartex" xmlns:cx1="http://schemas.microsoft.com/office/drawing/2015/9/8/chartex" xmlns:cx2="http://schemas.microsoft.com/office/drawing/2015/10/21/chartex" xmlns:cx3="http://schemas.microsoft.com/office/drawing/2016/5/9/chartex" xmlns:cx4="http://schemas.microsoft.com/office/drawing/2016/5/10/chartex" xmlns:cx5="http://schemas.microsoft.com/office/drawing/2016/5/11/chartex" xmlns:cx6="http://schemas.microsoft.com/office/drawing/2016/5/12/chartex" xmlns:cx7="http://schemas.microsoft.com/office/drawing/2016/5/13/chartex" xmlns:cx8="http://schemas.microsoft.com/office/drawing/2016/5/14/chartex" xmlns:mc="http://schemas.openxmlformats.org/markup-compatibility/2006" xmlns:aink="http://schemas.microsoft.com/office/drawing/2016/ink" xmlns:am3d="http://schemas.microsoft.com/office/drawing/2017/model3d" xmlns:o="urn:schemas-microsoft-com:office:office" xmlns:oel="http://schemas.microsoft.com/office/2019/extlst" xmlns:r="http://schemas.openxmlformats.org/officeDocument/2006/relationships" xmlns:m="http://schemas.openxmlformats.org/officeDocument/2006/math" xmlns:v="urn:schemas-microsoft-com:vml" xmlns:wp14="http://schemas.microsoft.com/office/word/2010/wordprocessingDrawing" xmlns:wp="http://schemas.openxmlformats.org/drawingml/2006/wordprocessingDrawing" xmlns:w10="urn:schemas-microsoft-com:office:word" xmlns:w="http://schemas.openxmlformats.org/wordprocessingml/2006/main" xmlns:w14="http://schemas.microsoft.com/office/word/2010/wordml" xmlns:w15="http://schemas.microsoft.com/office/word/2012/wordml" xmlns:w16cex="http://schemas.microsoft.com/office/word/2018/wordml/cex" xmlns:w16cid="http://schemas.microsoft.com/office/word/2016/wordml/cid" xmlns:w16="http://schemas.microsoft.com/office/word/2018/wordml" xmlns:w16du="http://schemas.microsoft.com/office/word/2023/wordml/word16du" xmlns:w16sdtdh="http://schemas.microsoft.com/office/word/2020/wordml/sdtdatahash" xmlns:w16se="http://schemas.microsoft.com/office/word/2015/wordml/symex" xmlns:wpg="http://schemas.microsoft.com/office/word/2010/wordprocessingGroup" xmlns:wpi="http://schemas.microsoft.com/office/word/2010/wordprocessingInk" xmlns:wne="http://schemas.microsoft.com/office/word/2006/wordml" xmlns:wps="http://schemas.microsoft.com/office/word/2010/wordprocessingShape" mc:Ignorable="w14 w15 w16se w16cid w16 w16cex w16sdtdh wp14">
   <w:body>
     <w:p>
       <w:pPr>
@@ -38,7 +38,7 @@
                     <pic:cNvPicPr/>
                   </pic:nvPicPr>
                   <pic:blipFill>
-                    <a:blip r:embed="rId7" cstate="print">
+                    <a:blip r:embed="rId8" cstate="print">
                       <a:extLst>
                         <a:ext uri="{28A0092B-C50C-407E-A947-70E740481C1C}">
                           <a14:useLocalDpi xmlns:a14="http://schemas.microsoft.com/office/drawing/2010/main"/>
@@ -79,6 +79,7 @@
     </w:p>
     <w:p>
       <w:pPr>
+        <w:jc w:val="both"/>
         <w:rPr>
           <w:sz w:val="20"/>
           <w:szCs w:val="20"/>
@@ -235,6 +236,7 @@
     </w:p>
     <w:p>
       <w:pPr>
+        <w:jc w:val="both"/>
         <w:rPr>
           <w:sz w:val="20"/>
           <w:szCs w:val="20"/>
@@ -305,7 +307,21 @@
           <w:sz w:val="20"/>
           <w:szCs w:val="20"/>
         </w:rPr>
-        <w:t xml:space="preserve">zurückgreifen, benötigen KI hierzu bspw. </w:t>
+        <w:t>zurückgreifen, benötigen KI</w:t>
+      </w:r>
+      <w:r>
+        <w:rPr>
+          <w:sz w:val="20"/>
+          <w:szCs w:val="20"/>
+        </w:rPr>
+        <w:t>-Systeme</w:t>
+      </w:r>
+      <w:r>
+        <w:rPr>
+          <w:sz w:val="20"/>
+          <w:szCs w:val="20"/>
+        </w:rPr>
+        <w:t xml:space="preserve"> hierzu bspw. </w:t>
       </w:r>
       <w:r>
         <w:rPr>
@@ -350,11 +366,47 @@
           <w:sz w:val="20"/>
           <w:szCs w:val="20"/>
         </w:rPr>
-        <w:t>, um Informationen über ihre Umwelt wahrzunehmen. Aus den so erhaltenen Informationen kann durch das Anwenden von Mustern neues Wissen gewonnen werden.</w:t>
+        <w:t xml:space="preserve">, um </w:t>
+      </w:r>
+      <w:r>
+        <w:rPr>
+          <w:sz w:val="20"/>
+          <w:szCs w:val="20"/>
+        </w:rPr>
+        <w:t>Daten</w:t>
+      </w:r>
+      <w:r>
+        <w:rPr>
+          <w:sz w:val="20"/>
+          <w:szCs w:val="20"/>
+        </w:rPr>
+        <w:t xml:space="preserve"> </w:t>
+      </w:r>
+      <w:r>
+        <w:rPr>
+          <w:sz w:val="20"/>
+          <w:szCs w:val="20"/>
+        </w:rPr>
+        <w:t xml:space="preserve">über ihre Umwelt </w:t>
+      </w:r>
+      <w:r>
+        <w:rPr>
+          <w:sz w:val="20"/>
+          <w:szCs w:val="20"/>
+        </w:rPr>
+        <w:t>erlangen</w:t>
+      </w:r>
+      <w:r>
+        <w:rPr>
+          <w:sz w:val="20"/>
+          <w:szCs w:val="20"/>
+        </w:rPr>
+        <w:t>. Aus den so erhaltenen Informationen kann durch das Anwenden von Mustern neues Wissen gewonnen werden.</w:t>
       </w:r>
     </w:p>
     <w:p>
       <w:pPr>
+        <w:jc w:val="both"/>
         <w:rPr>
           <w:sz w:val="20"/>
           <w:szCs w:val="20"/>
@@ -367,7 +419,7 @@
           <w:szCs w:val="20"/>
         </w:rPr>
         <w:drawing>
-          <wp:anchor distT="0" distB="0" distL="114300" distR="114300" simplePos="0" relativeHeight="251659264" behindDoc="0" locked="0" layoutInCell="1" allowOverlap="1" wp14:anchorId="30068F1A" wp14:editId="314ACBB3">
+          <wp:anchor distT="0" distB="0" distL="114300" distR="114300" simplePos="0" relativeHeight="251659264" behindDoc="0" locked="0" layoutInCell="1" allowOverlap="1" wp14:anchorId="30068F1A" wp14:editId="1C1FD5BD">
             <wp:simplePos x="0" y="0"/>
             <wp:positionH relativeFrom="margin">
               <wp:posOffset>-103505</wp:posOffset>
@@ -375,7 +427,7 @@
             <wp:positionV relativeFrom="margin">
               <wp:posOffset>4095750</wp:posOffset>
             </wp:positionV>
-            <wp:extent cx="2210435" cy="2493645"/>
+            <wp:extent cx="2308860" cy="2604135"/>
             <wp:effectExtent l="0" t="0" r="0" b="0"/>
             <wp:wrapSquare wrapText="bothSides"/>
             <wp:docPr id="8" name="Grafik 8"/>
@@ -390,7 +442,7 @@
                     <pic:cNvPicPr/>
                   </pic:nvPicPr>
                   <pic:blipFill>
-                    <a:blip r:embed="rId8" cstate="print">
+                    <a:blip r:embed="rId9" cstate="print">
                       <a:extLst>
                         <a:ext uri="{28A0092B-C50C-407E-A947-70E740481C1C}">
                           <a14:useLocalDpi xmlns:a14="http://schemas.microsoft.com/office/drawing/2010/main"/>
@@ -404,7 +456,7 @@
                   <pic:spPr>
                     <a:xfrm>
                       <a:off x="0" y="0"/>
-                      <a:ext cx="2210435" cy="2493645"/>
+                      <a:ext cx="2308860" cy="2604135"/>
                     </a:xfrm>
                     <a:prstGeom prst="rect">
                       <a:avLst/>
@@ -427,27 +479,233 @@
           <w:sz w:val="20"/>
           <w:szCs w:val="20"/>
         </w:rPr>
-        <w:t>Bei Menschen wird dabei oft a</w:t>
+        <w:t xml:space="preserve">Menschen greifen auf ihre </w:t>
       </w:r>
       <w:r>
         <w:rPr>
           <w:sz w:val="20"/>
           <w:szCs w:val="20"/>
         </w:rPr>
-        <w:t>uch a</w:t>
+        <w:t>zurückliegende</w:t>
       </w:r>
       <w:r>
         <w:rPr>
           <w:sz w:val="20"/>
           <w:szCs w:val="20"/>
         </w:rPr>
-        <w:t>uf zurückliegende Erfahrungen zurückgegriffen: Beispielsweise, dass der letzte Gang bei bewölktem Himmel aus dem Haus ohne Regenschirm böse geendet ist. Eine solche Verhaltensänderung aufgrund zurückliegender Erfahrungen ist eine Form menschlichen Lernens.</w:t>
+        <w:t>n</w:t>
+      </w:r>
+      <w:r>
+        <w:rPr>
+          <w:sz w:val="20"/>
+          <w:szCs w:val="20"/>
+        </w:rPr>
+        <w:t xml:space="preserve"> Erfahrungen zurück: Beispielsweise, dass der letzte Gang bei bewölktem Himmel aus dem Haus ohne Regenschirm </w:t>
+      </w:r>
+      <w:r>
+        <w:rPr>
+          <w:sz w:val="20"/>
+          <w:szCs w:val="20"/>
+        </w:rPr>
+        <w:t>nass</w:t>
+      </w:r>
+      <w:r>
+        <w:rPr>
+          <w:sz w:val="20"/>
+          <w:szCs w:val="20"/>
+        </w:rPr>
+        <w:t xml:space="preserve"> </w:t>
+      </w:r>
+      <w:r>
+        <w:rPr>
+          <w:sz w:val="20"/>
+          <w:szCs w:val="20"/>
+        </w:rPr>
+        <w:t xml:space="preserve">geendet ist. </w:t>
+      </w:r>
+      <w:r>
+        <w:rPr>
+          <w:sz w:val="20"/>
+          <w:szCs w:val="20"/>
+        </w:rPr>
+        <w:t xml:space="preserve">Nächstes Mal nimmt man bei dunklem Himmel einen Schirm mit. </w:t>
+      </w:r>
+      <w:r>
+        <w:rPr>
+          <w:sz w:val="20"/>
+          <w:szCs w:val="20"/>
+        </w:rPr>
+        <w:t>Eine solche Verhaltensänderung aufgrund zurückliegender Erfahrungen ist eine Form menschlichen Lernens.</w:t>
       </w:r>
     </w:p>
     <w:p>
       <w:pPr>
+        <w:jc w:val="both"/>
         <w:rPr>
-          <w:rFonts w:eastAsia="Helvetica 45" w:cs="Helvetica 45"/>
+          <w:sz w:val="20"/>
+          <w:szCs w:val="20"/>
+        </w:rPr>
+      </w:pPr>
+      <w:r>
+        <w:rPr>
+          <w:sz w:val="20"/>
+          <w:szCs w:val="20"/>
+        </w:rPr>
+        <w:t>KI</w:t>
+      </w:r>
+      <w:r>
+        <w:rPr>
+          <w:sz w:val="20"/>
+          <w:szCs w:val="20"/>
+        </w:rPr>
+        <w:t>-Systeme</w:t>
+      </w:r>
+      <w:r>
+        <w:rPr>
+          <w:sz w:val="20"/>
+          <w:szCs w:val="20"/>
+        </w:rPr>
+        <w:t xml:space="preserve"> wenden </w:t>
+      </w:r>
+      <w:r>
+        <w:rPr>
+          <w:b/>
+          <w:sz w:val="20"/>
+          <w:szCs w:val="20"/>
+        </w:rPr>
+        <w:t>Algorithmen</w:t>
+      </w:r>
+      <w:r>
+        <w:rPr>
+          <w:sz w:val="20"/>
+          <w:szCs w:val="20"/>
+        </w:rPr>
+        <w:t>, auf verfügbare Daten an</w:t>
+      </w:r>
+      <w:r>
+        <w:rPr>
+          <w:sz w:val="20"/>
+          <w:szCs w:val="20"/>
+        </w:rPr>
+        <w:t xml:space="preserve"> und geben</w:t>
+      </w:r>
+      <w:r>
+        <w:rPr>
+          <w:sz w:val="20"/>
+          <w:szCs w:val="20"/>
+        </w:rPr>
+        <w:t xml:space="preserve"> entsprechende Entscheidungen als Ergebnis </w:t>
+      </w:r>
+      <w:proofErr w:type="gramStart"/>
+      <w:r>
+        <w:rPr>
+          <w:sz w:val="20"/>
+          <w:szCs w:val="20"/>
+        </w:rPr>
+        <w:t>aus,</w:t>
+      </w:r>
+      <w:r>
+        <w:rPr>
+          <w:sz w:val="20"/>
+          <w:szCs w:val="20"/>
+        </w:rPr>
+        <w:t>.</w:t>
+      </w:r>
+      <w:proofErr w:type="gramEnd"/>
+      <w:r>
+        <w:rPr>
+          <w:sz w:val="20"/>
+          <w:szCs w:val="20"/>
+        </w:rPr>
+        <w:t xml:space="preserve"> Solche Algorithmen können auf simple „Wenn ... dann ...“ Strukturen </w:t>
+      </w:r>
+      <w:r>
+        <w:rPr>
+          <w:sz w:val="20"/>
+          <w:szCs w:val="20"/>
+        </w:rPr>
+        <w:t>(wie bspw. im Entscheidungsbaum</w:t>
+      </w:r>
+      <w:r>
+        <w:rPr>
+          <w:sz w:val="20"/>
+          <w:szCs w:val="20"/>
+        </w:rPr>
+        <w:t xml:space="preserve"> links</w:t>
+      </w:r>
+      <w:r>
+        <w:rPr>
+          <w:sz w:val="20"/>
+          <w:szCs w:val="20"/>
+        </w:rPr>
+        <w:t xml:space="preserve">) </w:t>
+      </w:r>
+      <w:r>
+        <w:rPr>
+          <w:sz w:val="20"/>
+          <w:szCs w:val="20"/>
+        </w:rPr>
+        <w:t>zurückgreifen oder komplexe Netzstrukturen (</w:t>
+      </w:r>
+      <w:r>
+        <w:rPr>
+          <w:sz w:val="20"/>
+          <w:szCs w:val="20"/>
+        </w:rPr>
+        <w:t xml:space="preserve">sog. </w:t>
+      </w:r>
+      <w:r>
+        <w:rPr>
+          <w:sz w:val="20"/>
+          <w:szCs w:val="20"/>
+        </w:rPr>
+        <w:t xml:space="preserve">neuronale Netzen) als Entscheidungsgrundlage verwenden, um menschliche Denkprozesse und logisches Schlussfolgern nachzustellen. </w:t>
+      </w:r>
+    </w:p>
+    <w:p>
+      <w:pPr>
+        <w:jc w:val="both"/>
+        <w:rPr>
+          <w:sz w:val="20"/>
+          <w:szCs w:val="20"/>
+        </w:rPr>
+      </w:pPr>
+      <w:r>
+        <w:rPr>
+          <w:sz w:val="20"/>
+          <w:szCs w:val="20"/>
+        </w:rPr>
+        <w:t>Auch eine KI kann</w:t>
+      </w:r>
+      <w:r>
+        <w:rPr>
+          <w:sz w:val="20"/>
+          <w:szCs w:val="20"/>
+        </w:rPr>
+        <w:t xml:space="preserve"> (dazu) lernen: </w:t>
+      </w:r>
+      <w:r>
+        <w:rPr>
+          <w:b/>
+          <w:sz w:val="20"/>
+          <w:szCs w:val="20"/>
+        </w:rPr>
+        <w:t xml:space="preserve">Maschinelles Lernen </w:t>
+      </w:r>
+      <w:r>
+        <w:rPr>
+          <w:sz w:val="20"/>
+          <w:szCs w:val="20"/>
+        </w:rPr>
+        <w:t>nutzt Algorithmen und statistische Verfahren, die auf Basis einer Datenmenge Regeln oder Muster erkennen.</w:t>
+      </w:r>
+    </w:p>
+    <w:p>
+      <w:pPr>
+        <w:jc w:val="both"/>
+        <w:rPr>
+          <w:sz w:val="20"/>
+          <w:szCs w:val="20"/>
         </w:rPr>
       </w:pPr>
       <w:r>
@@ -457,21 +715,21 @@
         <mc:AlternateContent>
           <mc:Choice Requires="wps">
             <w:drawing>
-              <wp:anchor distT="0" distB="0" distL="114300" distR="114300" simplePos="0" relativeHeight="251660288" behindDoc="1" locked="0" layoutInCell="1" allowOverlap="1" wp14:anchorId="1508D46F" wp14:editId="69C638AF">
+              <wp:anchor distT="0" distB="0" distL="114300" distR="114300" simplePos="0" relativeHeight="251660288" behindDoc="1" locked="0" layoutInCell="1" allowOverlap="1" wp14:anchorId="1508D46F" wp14:editId="41C02569">
                 <wp:simplePos x="0" y="0"/>
                 <wp:positionH relativeFrom="column">
-                  <wp:posOffset>3045554</wp:posOffset>
+                  <wp:posOffset>2799715</wp:posOffset>
                 </wp:positionH>
                 <wp:positionV relativeFrom="paragraph">
-                  <wp:posOffset>2221865</wp:posOffset>
+                  <wp:posOffset>563245</wp:posOffset>
                 </wp:positionV>
-                <wp:extent cx="2620010" cy="2628900"/>
-                <wp:effectExtent l="0" t="0" r="0" b="0"/>
+                <wp:extent cx="2818130" cy="2392680"/>
+                <wp:effectExtent l="0" t="0" r="1270" b="7620"/>
                 <wp:wrapTight wrapText="bothSides">
                   <wp:wrapPolygon edited="0">
                     <wp:start x="0" y="0"/>
-                    <wp:lineTo x="0" y="21496"/>
-                    <wp:lineTo x="21464" y="21496"/>
+                    <wp:lineTo x="0" y="21497"/>
+                    <wp:lineTo x="21464" y="21497"/>
                     <wp:lineTo x="21464" y="0"/>
                     <wp:lineTo x="0" y="0"/>
                   </wp:wrapPolygon>
@@ -485,7 +743,7 @@
                       <wps:spPr>
                         <a:xfrm>
                           <a:off x="0" y="0"/>
-                          <a:ext cx="2620010" cy="2628900"/>
+                          <a:ext cx="2818130" cy="2392680"/>
                         </a:xfrm>
                         <a:prstGeom prst="rect">
                           <a:avLst/>
@@ -503,6 +761,7 @@
                         <w:txbxContent>
                           <w:p>
                             <w:pPr>
+                              <w:jc w:val="both"/>
                               <w:rPr>
                                 <w:sz w:val="20"/>
                                 <w:szCs w:val="20"/>
@@ -571,7 +830,77 @@
                                 <w:sz w:val="20"/>
                                 <w:szCs w:val="20"/>
                               </w:rPr>
-                              <w:t xml:space="preserve">r nicht. Stattdessen können sie nur klar definierte Aufgaben lösen und ihre Schlüsse nicht auf andere Bereiche übertragen. Im Gegensatz </w:t>
+                              <w:t xml:space="preserve">r nicht. </w:t>
+                            </w:r>
+                            <w:r>
+                              <w:rPr>
+                                <w:sz w:val="20"/>
+                                <w:szCs w:val="20"/>
+                              </w:rPr>
+                              <w:t>S</w:t>
+                            </w:r>
+                            <w:r>
+                              <w:rPr>
+                                <w:sz w:val="20"/>
+                                <w:szCs w:val="20"/>
+                              </w:rPr>
+                              <w:t xml:space="preserve">ie </w:t>
+                            </w:r>
+                            <w:r>
+                              <w:rPr>
+                                <w:sz w:val="20"/>
+                                <w:szCs w:val="20"/>
+                              </w:rPr>
+                              <w:t>sind meist nur für</w:t>
+                            </w:r>
+                            <w:r>
+                              <w:rPr>
+                                <w:sz w:val="20"/>
+                                <w:szCs w:val="20"/>
+                              </w:rPr>
+                              <w:t xml:space="preserve"> klar definierte Aufgaben</w:t>
+                            </w:r>
+                            <w:r>
+                              <w:rPr>
+                                <w:sz w:val="20"/>
+                                <w:szCs w:val="20"/>
+                              </w:rPr>
+                              <w:t xml:space="preserve"> trainiert </w:t>
+                            </w:r>
+                            <w:r>
+                              <w:rPr>
+                                <w:sz w:val="20"/>
+                                <w:szCs w:val="20"/>
+                              </w:rPr>
+                              <w:t xml:space="preserve">und </w:t>
+                            </w:r>
+                            <w:r>
+                              <w:rPr>
+                                <w:sz w:val="20"/>
+                                <w:szCs w:val="20"/>
+                              </w:rPr>
+                              <w:t xml:space="preserve">können </w:t>
+                            </w:r>
+                            <w:r>
+                              <w:rPr>
+                                <w:sz w:val="20"/>
+                                <w:szCs w:val="20"/>
+                              </w:rPr>
+                              <w:t>ihr</w:t>
+                            </w:r>
+                            <w:r>
+                              <w:rPr>
+                                <w:sz w:val="20"/>
+                                <w:szCs w:val="20"/>
+                              </w:rPr>
+                              <w:t xml:space="preserve"> Wissen</w:t>
+                            </w:r>
+                            <w:r>
+                              <w:rPr>
+                                <w:sz w:val="20"/>
+                                <w:szCs w:val="20"/>
+                              </w:rPr>
+                              <w:t xml:space="preserve"> nicht auf andere Bereiche übertragen. Im Gegensatz </w:t>
                             </w:r>
                             <w:r>
                               <w:rPr>
@@ -653,12 +982,13 @@
                 <v:stroke joinstyle="miter"/>
                 <v:path gradientshapeok="t" o:connecttype="rect"/>
               </v:shapetype>
-              <v:shape id="Textfeld 12" o:spid="_x0000_s1026" type="#_x0000_t202" style="position:absolute;margin-left:239.8pt;margin-top:174.95pt;width:206.3pt;height:207pt;z-index:-251656192;visibility:visible;mso-wrap-style:square;mso-width-percent:0;mso-height-percent:0;mso-wrap-distance-left:9pt;mso-wrap-distance-top:0;mso-wrap-distance-right:9pt;mso-wrap-distance-bottom:0;mso-position-horizontal:absolute;mso-position-horizontal-relative:text;mso-position-vertical:absolute;mso-position-vertical-relative:text;mso-width-percent:0;mso-height-percent:0;mso-width-relative:margin;mso-height-relative:margin;v-text-anchor:top" o:gfxdata="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" fillcolor="#ffc000" stroked="f" strokeweight=".5pt">
+              <v:shape id="Textfeld 12" o:spid="_x0000_s1026" type="#_x0000_t202" style="position:absolute;left:0;text-align:left;margin-left:220.45pt;margin-top:44.35pt;width:221.9pt;height:188.4pt;z-index:-251656192;visibility:visible;mso-wrap-style:square;mso-width-percent:0;mso-height-percent:0;mso-wrap-distance-left:9pt;mso-wrap-distance-top:0;mso-wrap-distance-right:9pt;mso-wrap-distance-bottom:0;mso-position-horizontal:absolute;mso-position-horizontal-relative:text;mso-position-vertical:absolute;mso-position-vertical-relative:text;mso-width-percent:0;mso-height-percent:0;mso-width-relative:margin;mso-height-relative:margin;v-text-anchor:top" o:gfxdata="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" fillcolor="#ffc000" stroked="f" strokeweight=".5pt">
                 <v:fill opacity="19789f"/>
                 <v:textbox>
                   <w:txbxContent>
                     <w:p>
                       <w:pPr>
+                        <w:jc w:val="both"/>
                         <w:rPr>
                           <w:sz w:val="20"/>
                           <w:szCs w:val="20"/>
@@ -727,7 +1057,77 @@
                           <w:sz w:val="20"/>
                           <w:szCs w:val="20"/>
                         </w:rPr>
-                        <w:t xml:space="preserve">r nicht. Stattdessen können sie nur klar definierte Aufgaben lösen und ihre Schlüsse nicht auf andere Bereiche übertragen. Im Gegensatz </w:t>
+                        <w:t xml:space="preserve">r nicht. </w:t>
+                      </w:r>
+                      <w:r>
+                        <w:rPr>
+                          <w:sz w:val="20"/>
+                          <w:szCs w:val="20"/>
+                        </w:rPr>
+                        <w:t>S</w:t>
+                      </w:r>
+                      <w:r>
+                        <w:rPr>
+                          <w:sz w:val="20"/>
+                          <w:szCs w:val="20"/>
+                        </w:rPr>
+                        <w:t xml:space="preserve">ie </w:t>
+                      </w:r>
+                      <w:r>
+                        <w:rPr>
+                          <w:sz w:val="20"/>
+                          <w:szCs w:val="20"/>
+                        </w:rPr>
+                        <w:t>sind meist nur für</w:t>
+                      </w:r>
+                      <w:r>
+                        <w:rPr>
+                          <w:sz w:val="20"/>
+                          <w:szCs w:val="20"/>
+                        </w:rPr>
+                        <w:t xml:space="preserve"> klar definierte Aufgaben</w:t>
+                      </w:r>
+                      <w:r>
+                        <w:rPr>
+                          <w:sz w:val="20"/>
+                          <w:szCs w:val="20"/>
+                        </w:rPr>
+                        <w:t xml:space="preserve"> trainiert </w:t>
+                      </w:r>
+                      <w:r>
+                        <w:rPr>
+                          <w:sz w:val="20"/>
+                          <w:szCs w:val="20"/>
+                        </w:rPr>
+                        <w:t xml:space="preserve">und </w:t>
+                      </w:r>
+                      <w:r>
+                        <w:rPr>
+                          <w:sz w:val="20"/>
+                          <w:szCs w:val="20"/>
+                        </w:rPr>
+                        <w:t xml:space="preserve">können </w:t>
+                      </w:r>
+                      <w:r>
+                        <w:rPr>
+                          <w:sz w:val="20"/>
+                          <w:szCs w:val="20"/>
+                        </w:rPr>
+                        <w:t>ihr</w:t>
+                      </w:r>
+                      <w:r>
+                        <w:rPr>
+                          <w:sz w:val="20"/>
+                          <w:szCs w:val="20"/>
+                        </w:rPr>
+                        <w:t xml:space="preserve"> Wissen</w:t>
+                      </w:r>
+                      <w:r>
+                        <w:rPr>
+                          <w:sz w:val="20"/>
+                          <w:szCs w:val="20"/>
+                        </w:rPr>
+                        <w:t xml:space="preserve"> nicht auf andere Bereiche übertragen. Im Gegensatz </w:t>
                       </w:r>
                       <w:r>
                         <w:rPr>
@@ -796,73 +1196,17 @@
           <w:sz w:val="20"/>
           <w:szCs w:val="20"/>
         </w:rPr>
-        <w:t xml:space="preserve">KI wenden </w:t>
+        <w:br/>
       </w:r>
-      <w:r>
-        <w:rPr>
-          <w:b/>
-          <w:sz w:val="20"/>
-          <w:szCs w:val="20"/>
-        </w:rPr>
-        <w:t>Algorithmen</w:t>
-      </w:r>
-      <w:r>
+    </w:p>
+    <w:p>
+      <w:pPr>
+        <w:jc w:val="both"/>
         <w:rPr>
           <w:sz w:val="20"/>
           <w:szCs w:val="20"/>
         </w:rPr>
-        <w:t xml:space="preserve">, die entsprechende Entscheidungen als Ergebnis ausgeben, auf verfügbare Daten an. Solche Algorithmen können auf simple „Wenn ... dann ...“ Strukturen </w:t>
-      </w:r>
-      <w:r>
-        <w:rPr>
-          <w:sz w:val="20"/>
-          <w:szCs w:val="20"/>
-        </w:rPr>
-        <w:t xml:space="preserve">(wie bspw. im linken Entscheidungsbaum) </w:t>
-      </w:r>
-      <w:r>
-        <w:rPr>
-          <w:sz w:val="20"/>
-          <w:szCs w:val="20"/>
-        </w:rPr>
-        <w:t xml:space="preserve">zurückgreifen oder komplexe Netzstrukturen (man spricht hier von neuronalen Netzen) als Entscheidungsgrundlage verwenden, um menschliche Denkprozesse und logisches Schlussfolgern nachzustellen. Genauso wie der Mensch, kann auch eine KI (dazu) lernen: </w:t>
-      </w:r>
-      <w:r>
-        <w:rPr>
-          <w:b/>
-          <w:sz w:val="20"/>
-          <w:szCs w:val="20"/>
-        </w:rPr>
-        <w:t xml:space="preserve">Maschinelles Lernen </w:t>
-      </w:r>
-      <w:r>
-        <w:rPr>
-          <w:sz w:val="20"/>
-          <w:szCs w:val="20"/>
-        </w:rPr>
-        <w:t>nutzt Algorithmen und statistische Verfahren, die auf Basis einer Datenmenge Regeln oder Muster erkennen.</w:t>
-      </w:r>
-      <w:r>
-        <w:rPr>
-          <w:sz w:val="20"/>
-          <w:szCs w:val="20"/>
-        </w:rPr>
-        <w:br/>
-      </w:r>
-      <w:r>
-        <w:rPr>
-          <w:sz w:val="20"/>
-          <w:szCs w:val="20"/>
-        </w:rPr>
-        <w:br/>
-      </w:r>
-      <w:r>
-        <w:rPr>
-          <w:sz w:val="20"/>
-          <w:szCs w:val="20"/>
-        </w:rPr>
-        <w:br/>
-      </w:r>
+      </w:pPr>
       <w:r>
         <w:rPr>
           <w:sz w:val="20"/>
@@ -891,7 +1235,36 @@
           <w:sz w:val="20"/>
           <w:szCs w:val="20"/>
         </w:rPr>
-        <w:t xml:space="preserve">wie Füßen, Händen oder dem Mund gelöst werden (bspw. der intuitive Griff nach dem Regenschirm bei trübem Himmel). KI können über </w:t>
+        <w:t xml:space="preserve">wie Füßen, Händen oder dem Mund gelöst werden (bspw. der Griff nach dem Regenschirm bei trübem Himmel). </w:t>
+      </w:r>
+    </w:p>
+    <w:p>
+      <w:pPr>
+        <w:jc w:val="both"/>
+        <w:rPr>
+          <w:rFonts w:eastAsia="Helvetica 45" w:cs="Helvetica 45"/>
+        </w:rPr>
+      </w:pPr>
+      <w:r>
+        <w:rPr>
+          <w:sz w:val="20"/>
+          <w:szCs w:val="20"/>
+        </w:rPr>
+        <w:t>KI</w:t>
+      </w:r>
+      <w:r>
+        <w:rPr>
+          <w:sz w:val="20"/>
+          <w:szCs w:val="20"/>
+        </w:rPr>
+        <w:t>-Systeme</w:t>
+      </w:r>
+      <w:r>
+        <w:rPr>
+          <w:sz w:val="20"/>
+          <w:szCs w:val="20"/>
+        </w:rPr>
+        <w:t xml:space="preserve"> können über </w:t>
       </w:r>
       <w:r>
         <w:rPr>
@@ -914,8 +1287,8 @@
           <w:rFonts w:eastAsia="Helvetica 45" w:cs="Helvetica 45"/>
         </w:rPr>
         <w:sectPr>
-          <w:headerReference w:type="default" r:id="rId9"/>
-          <w:footerReference w:type="default" r:id="rId10"/>
+          <w:headerReference w:type="default" r:id="rId10"/>
+          <w:footerReference w:type="default" r:id="rId11"/>
           <w:pgSz w:w="11906" w:h="16838"/>
           <w:pgMar w:top="1134" w:right="1531" w:bottom="1276" w:left="1531" w:header="425" w:footer="284" w:gutter="0"/>
           <w:cols w:space="708"/>
@@ -927,44 +1300,31 @@
       <w:tblPr>
         <w:tblStyle w:val="Stundenverlaufsskizzen"/>
         <w:tblpPr w:leftFromText="141" w:rightFromText="141" w:vertAnchor="page" w:horzAnchor="margin" w:tblpY="1526"/>
-        <w:tblW w:w="14454" w:type="dxa"/>
+        <w:tblW w:w="14596" w:type="dxa"/>
         <w:tblLayout w:type="fixed"/>
         <w:tblLook w:val="04A0" w:firstRow="1" w:lastRow="0" w:firstColumn="1" w:lastColumn="0" w:noHBand="0" w:noVBand="1"/>
-        <w:tblPrChange w:id="6" w:author="I E" w:date="2023-01-31T11:47:00Z">
-          <w:tblPr>
-            <w:tblStyle w:val="Stundenverlaufsskizzen"/>
-            <w:tblpPr w:leftFromText="141" w:rightFromText="141" w:vertAnchor="page" w:horzAnchor="margin" w:tblpY="1526"/>
-            <w:tblW w:w="14454" w:type="dxa"/>
-            <w:tblLayout w:type="fixed"/>
-            <w:tblLook w:val="04A0" w:firstRow="1" w:lastRow="0" w:firstColumn="1" w:lastColumn="0" w:noHBand="0" w:noVBand="1"/>
-          </w:tblPr>
-        </w:tblPrChange>
       </w:tblPr>
       <w:tblGrid>
-        <w:gridCol w:w="1838"/>
-        <w:gridCol w:w="2126"/>
-        <w:gridCol w:w="1134"/>
-        <w:gridCol w:w="1701"/>
-        <w:gridCol w:w="1134"/>
+        <w:gridCol w:w="2122"/>
+        <w:gridCol w:w="1984"/>
+        <w:gridCol w:w="1418"/>
+        <w:gridCol w:w="1559"/>
+        <w:gridCol w:w="1417"/>
         <w:gridCol w:w="1843"/>
         <w:gridCol w:w="1418"/>
-        <w:gridCol w:w="1417"/>
-        <w:gridCol w:w="1843"/>
-        <w:tblGridChange w:id="7">
+        <w:gridCol w:w="1275"/>
+        <w:gridCol w:w="1560"/>
+        <w:tblGridChange w:id="0">
           <w:tblGrid>
-            <w:gridCol w:w="1838"/>
-            <w:gridCol w:w="1701"/>
-            <w:gridCol w:w="284"/>
-            <w:gridCol w:w="1134"/>
+            <w:gridCol w:w="2122"/>
+            <w:gridCol w:w="1984"/>
+            <w:gridCol w:w="1418"/>
             <w:gridCol w:w="1559"/>
-            <w:gridCol w:w="142"/>
-            <w:gridCol w:w="141"/>
-            <w:gridCol w:w="1134"/>
-            <w:gridCol w:w="1701"/>
-            <w:gridCol w:w="1381"/>
-            <w:gridCol w:w="1474"/>
-            <w:gridCol w:w="122"/>
+            <w:gridCol w:w="1417"/>
             <w:gridCol w:w="1843"/>
+            <w:gridCol w:w="1418"/>
+            <w:gridCol w:w="1275"/>
+            <w:gridCol w:w="1560"/>
           </w:tblGrid>
         </w:tblGridChange>
       </w:tblGrid>
@@ -972,38 +1332,25 @@
         <w:trPr>
           <w:cnfStyle w:val="100000000000" w:firstRow="1" w:lastRow="0" w:firstColumn="0" w:lastColumn="0" w:oddVBand="0" w:evenVBand="0" w:oddHBand="0" w:evenHBand="0" w:firstRowFirstColumn="0" w:firstRowLastColumn="0" w:lastRowFirstColumn="0" w:lastRowLastColumn="0"/>
           <w:trHeight w:val="495"/>
-          <w:trPrChange w:id="8" w:author="I E" w:date="2023-01-31T11:47:00Z">
-            <w:trPr>
-              <w:trHeight w:val="482"/>
-            </w:trPr>
-          </w:trPrChange>
         </w:trPr>
         <w:tc>
           <w:tcPr>
             <w:cnfStyle w:val="001000000000" w:firstRow="0" w:lastRow="0" w:firstColumn="1" w:lastColumn="0" w:oddVBand="0" w:evenVBand="0" w:oddHBand="0" w:evenHBand="0" w:firstRowFirstColumn="0" w:firstRowLastColumn="0" w:lastRowFirstColumn="0" w:lastRowLastColumn="0"/>
-            <w:tcW w:w="1838" w:type="dxa"/>
+            <w:tcW w:w="2122" w:type="dxa"/>
             <w:vMerge w:val="restart"/>
             <w:vAlign w:val="center"/>
-            <w:tcPrChange w:id="9" w:author="I E" w:date="2023-01-31T11:47:00Z">
-              <w:tcPr>
-                <w:tcW w:w="1838" w:type="dxa"/>
-                <w:vMerge w:val="restart"/>
-                <w:vAlign w:val="center"/>
-              </w:tcPr>
-            </w:tcPrChange>
           </w:tcPr>
           <w:p>
             <w:pPr>
-              <w:cnfStyle w:val="101000000000" w:firstRow="1" w:lastRow="0" w:firstColumn="1" w:lastColumn="0" w:oddVBand="0" w:evenVBand="0" w:oddHBand="0" w:evenHBand="0" w:firstRowFirstColumn="0" w:firstRowLastColumn="0" w:lastRowFirstColumn="0" w:lastRowLastColumn="0"/>
               <w:rPr>
-                <w:rFonts w:eastAsia="Helvetica 45" w:cs="Helvetica 45"/>
+                <w:rFonts w:asciiTheme="minorHAnsi" w:eastAsia="Helvetica 45" w:hAnsiTheme="minorHAnsi" w:cstheme="minorHAnsi"/>
                 <w:sz w:val="18"/>
                 <w:szCs w:val="18"/>
               </w:rPr>
             </w:pPr>
             <w:r>
               <w:rPr>
-                <w:rFonts w:eastAsia="Helvetica 45" w:cs="Helvetica 45"/>
+                <w:rFonts w:asciiTheme="minorHAnsi" w:eastAsia="Helvetica 45" w:hAnsiTheme="minorHAnsi" w:cstheme="minorHAnsi"/>
                 <w:sz w:val="18"/>
                 <w:szCs w:val="18"/>
               </w:rPr>
@@ -1014,28 +1361,21 @@
         </w:tc>
         <w:tc>
           <w:tcPr>
-            <w:tcW w:w="2126" w:type="dxa"/>
+            <w:tcW w:w="1984" w:type="dxa"/>
             <w:vAlign w:val="center"/>
-            <w:tcPrChange w:id="10" w:author="I E" w:date="2023-01-31T11:47:00Z">
-              <w:tcPr>
-                <w:tcW w:w="1985" w:type="dxa"/>
-                <w:gridSpan w:val="2"/>
-                <w:vAlign w:val="center"/>
-              </w:tcPr>
-            </w:tcPrChange>
           </w:tcPr>
           <w:p>
             <w:pPr>
               <w:cnfStyle w:val="100000000000" w:firstRow="1" w:lastRow="0" w:firstColumn="0" w:lastColumn="0" w:oddVBand="0" w:evenVBand="0" w:oddHBand="0" w:evenHBand="0" w:firstRowFirstColumn="0" w:firstRowLastColumn="0" w:lastRowFirstColumn="0" w:lastRowLastColumn="0"/>
               <w:rPr>
-                <w:rFonts w:eastAsia="Helvetica 45" w:cs="Helvetica 45"/>
+                <w:rFonts w:asciiTheme="minorHAnsi" w:eastAsia="Helvetica 45" w:hAnsiTheme="minorHAnsi" w:cstheme="minorHAnsi"/>
                 <w:sz w:val="18"/>
                 <w:szCs w:val="18"/>
               </w:rPr>
             </w:pPr>
             <w:r>
               <w:rPr>
-                <w:rFonts w:eastAsia="Helvetica 45" w:cs="Helvetica 45"/>
+                <w:rFonts w:asciiTheme="minorHAnsi" w:eastAsia="Helvetica 45" w:hAnsiTheme="minorHAnsi" w:cstheme="minorHAnsi"/>
                 <w:noProof/>
                 <w:sz w:val="18"/>
                 <w:szCs w:val="18"/>
@@ -1160,7 +1500,7 @@
             </w:r>
             <w:r>
               <w:rPr>
-                <w:rFonts w:eastAsia="Helvetica 45" w:cs="Helvetica 45"/>
+                <w:rFonts w:asciiTheme="minorHAnsi" w:eastAsia="Helvetica 45" w:hAnsiTheme="minorHAnsi" w:cstheme="minorHAnsi"/>
                 <w:sz w:val="18"/>
                 <w:szCs w:val="18"/>
               </w:rPr>
@@ -1170,20 +1510,14 @@
         </w:tc>
         <w:tc>
           <w:tcPr>
-            <w:tcW w:w="1134" w:type="dxa"/>
+            <w:tcW w:w="1418" w:type="dxa"/>
             <w:vAlign w:val="center"/>
-            <w:tcPrChange w:id="11" w:author="I E" w:date="2023-01-31T11:47:00Z">
-              <w:tcPr>
-                <w:tcW w:w="1134" w:type="dxa"/>
-                <w:vAlign w:val="center"/>
-              </w:tcPr>
-            </w:tcPrChange>
           </w:tcPr>
           <w:p>
             <w:pPr>
               <w:cnfStyle w:val="100000000000" w:firstRow="1" w:lastRow="0" w:firstColumn="0" w:lastColumn="0" w:oddVBand="0" w:evenVBand="0" w:oddHBand="0" w:evenHBand="0" w:firstRowFirstColumn="0" w:firstRowLastColumn="0" w:lastRowFirstColumn="0" w:lastRowLastColumn="0"/>
               <w:rPr>
-                <w:rFonts w:eastAsia="Helvetica 45" w:cs="Helvetica 45"/>
+                <w:rFonts w:asciiTheme="minorHAnsi" w:eastAsia="Helvetica 45" w:hAnsiTheme="minorHAnsi" w:cstheme="minorHAnsi"/>
                 <w:i/>
                 <w:sz w:val="18"/>
                 <w:szCs w:val="18"/>
@@ -1191,7 +1525,7 @@
             </w:pPr>
             <w:r>
               <w:rPr>
-                <w:rFonts w:eastAsia="Helvetica 45" w:cs="Helvetica 45"/>
+                <w:rFonts w:asciiTheme="minorHAnsi" w:eastAsia="Helvetica 45" w:hAnsiTheme="minorHAnsi" w:cstheme="minorHAnsi"/>
                 <w:sz w:val="18"/>
                 <w:szCs w:val="18"/>
               </w:rPr>
@@ -1201,28 +1535,21 @@
         </w:tc>
         <w:tc>
           <w:tcPr>
-            <w:tcW w:w="1701" w:type="dxa"/>
+            <w:tcW w:w="1559" w:type="dxa"/>
             <w:vAlign w:val="center"/>
-            <w:tcPrChange w:id="12" w:author="I E" w:date="2023-01-31T11:47:00Z">
-              <w:tcPr>
-                <w:tcW w:w="1701" w:type="dxa"/>
-                <w:gridSpan w:val="2"/>
-                <w:vAlign w:val="center"/>
-              </w:tcPr>
-            </w:tcPrChange>
           </w:tcPr>
           <w:p>
             <w:pPr>
               <w:cnfStyle w:val="100000000000" w:firstRow="1" w:lastRow="0" w:firstColumn="0" w:lastColumn="0" w:oddVBand="0" w:evenVBand="0" w:oddHBand="0" w:evenHBand="0" w:firstRowFirstColumn="0" w:firstRowLastColumn="0" w:lastRowFirstColumn="0" w:lastRowLastColumn="0"/>
               <w:rPr>
-                <w:rFonts w:eastAsia="Helvetica 45" w:cs="Helvetica 45"/>
+                <w:rFonts w:asciiTheme="minorHAnsi" w:eastAsia="Helvetica 45" w:hAnsiTheme="minorHAnsi" w:cstheme="minorHAnsi"/>
                 <w:sz w:val="18"/>
                 <w:szCs w:val="18"/>
               </w:rPr>
             </w:pPr>
             <w:r>
               <w:rPr>
-                <w:rFonts w:eastAsia="Helvetica 45" w:cs="Helvetica 45"/>
+                <w:rFonts w:asciiTheme="minorHAnsi" w:eastAsia="Helvetica 45" w:hAnsiTheme="minorHAnsi" w:cstheme="minorHAnsi"/>
                 <w:sz w:val="18"/>
                 <w:szCs w:val="18"/>
               </w:rPr>
@@ -1232,28 +1559,21 @@
         </w:tc>
         <w:tc>
           <w:tcPr>
-            <w:tcW w:w="1134" w:type="dxa"/>
+            <w:tcW w:w="1417" w:type="dxa"/>
             <w:vAlign w:val="center"/>
-            <w:tcPrChange w:id="13" w:author="I E" w:date="2023-01-31T11:47:00Z">
-              <w:tcPr>
-                <w:tcW w:w="1275" w:type="dxa"/>
-                <w:gridSpan w:val="2"/>
-                <w:vAlign w:val="center"/>
-              </w:tcPr>
-            </w:tcPrChange>
           </w:tcPr>
           <w:p>
             <w:pPr>
               <w:cnfStyle w:val="100000000000" w:firstRow="1" w:lastRow="0" w:firstColumn="0" w:lastColumn="0" w:oddVBand="0" w:evenVBand="0" w:oddHBand="0" w:evenHBand="0" w:firstRowFirstColumn="0" w:firstRowLastColumn="0" w:lastRowFirstColumn="0" w:lastRowLastColumn="0"/>
               <w:rPr>
-                <w:rFonts w:eastAsia="Helvetica 45" w:cs="Helvetica 45"/>
+                <w:rFonts w:asciiTheme="minorHAnsi" w:eastAsia="Helvetica 45" w:hAnsiTheme="minorHAnsi" w:cstheme="minorHAnsi"/>
                 <w:sz w:val="18"/>
                 <w:szCs w:val="18"/>
               </w:rPr>
             </w:pPr>
             <w:r>
               <w:rPr>
-                <w:rFonts w:eastAsia="Helvetica 45" w:cs="Helvetica 45"/>
+                <w:rFonts w:asciiTheme="minorHAnsi" w:eastAsia="Helvetica 45" w:hAnsiTheme="minorHAnsi" w:cstheme="minorHAnsi"/>
                 <w:sz w:val="18"/>
                 <w:szCs w:val="18"/>
               </w:rPr>
@@ -1265,50 +1585,36 @@
           <w:tcPr>
             <w:tcW w:w="1843" w:type="dxa"/>
             <w:vAlign w:val="center"/>
-            <w:tcPrChange w:id="14" w:author="I E" w:date="2023-01-31T11:47:00Z">
-              <w:tcPr>
-                <w:tcW w:w="1701" w:type="dxa"/>
-                <w:vAlign w:val="center"/>
-              </w:tcPr>
-            </w:tcPrChange>
           </w:tcPr>
           <w:p>
             <w:pPr>
               <w:cnfStyle w:val="100000000000" w:firstRow="1" w:lastRow="0" w:firstColumn="0" w:lastColumn="0" w:oddVBand="0" w:evenVBand="0" w:oddHBand="0" w:evenHBand="0" w:firstRowFirstColumn="0" w:firstRowLastColumn="0" w:lastRowFirstColumn="0" w:lastRowLastColumn="0"/>
               <w:rPr>
-                <w:rFonts w:eastAsia="Helvetica 45" w:cs="Helvetica 45"/>
+                <w:rFonts w:asciiTheme="minorHAnsi" w:eastAsia="Helvetica 45" w:hAnsiTheme="minorHAnsi" w:cstheme="minorHAnsi"/>
                 <w:sz w:val="18"/>
                 <w:szCs w:val="18"/>
               </w:rPr>
             </w:pPr>
-            <w:ins w:id="15" w:author="I E" w:date="2023-01-31T11:11:00Z">
-              <w:r>
-                <w:rPr>
-                  <w:rFonts w:eastAsia="Helvetica 45" w:cs="Helvetica 45"/>
-                  <w:sz w:val="18"/>
-                  <w:szCs w:val="18"/>
-                </w:rPr>
-                <w:t>Verarbeitung</w:t>
-              </w:r>
-            </w:ins>
+            <w:r>
+              <w:rPr>
+                <w:rFonts w:asciiTheme="minorHAnsi" w:eastAsia="Helvetica 45" w:hAnsiTheme="minorHAnsi" w:cstheme="minorHAnsi"/>
+                <w:sz w:val="18"/>
+                <w:szCs w:val="18"/>
+              </w:rPr>
+              <w:t>Verarbeitung</w:t>
+            </w:r>
           </w:p>
         </w:tc>
         <w:tc>
           <w:tcPr>
             <w:tcW w:w="1418" w:type="dxa"/>
             <w:vAlign w:val="center"/>
-            <w:tcPrChange w:id="16" w:author="I E" w:date="2023-01-31T11:47:00Z">
-              <w:tcPr>
-                <w:tcW w:w="1381" w:type="dxa"/>
-                <w:vAlign w:val="center"/>
-              </w:tcPr>
-            </w:tcPrChange>
           </w:tcPr>
           <w:p>
             <w:pPr>
               <w:cnfStyle w:val="100000000000" w:firstRow="1" w:lastRow="0" w:firstColumn="0" w:lastColumn="0" w:oddVBand="0" w:evenVBand="0" w:oddHBand="0" w:evenHBand="0" w:firstRowFirstColumn="0" w:firstRowLastColumn="0" w:lastRowFirstColumn="0" w:lastRowLastColumn="0"/>
               <w:rPr>
-                <w:rFonts w:eastAsia="Helvetica 45" w:cs="Helvetica 45"/>
+                <w:rFonts w:asciiTheme="minorHAnsi" w:eastAsia="Helvetica 45" w:hAnsiTheme="minorHAnsi" w:cstheme="minorHAnsi"/>
                 <w:i/>
                 <w:sz w:val="18"/>
                 <w:szCs w:val="18"/>
@@ -1316,7 +1622,7 @@
             </w:pPr>
             <w:r>
               <w:rPr>
-                <w:rFonts w:eastAsia="Helvetica 45" w:cs="Helvetica 45"/>
+                <w:rFonts w:asciiTheme="minorHAnsi" w:eastAsia="Helvetica 45" w:hAnsiTheme="minorHAnsi" w:cstheme="minorHAnsi"/>
                 <w:sz w:val="18"/>
                 <w:szCs w:val="18"/>
               </w:rPr>
@@ -1326,27 +1632,21 @@
         </w:tc>
         <w:tc>
           <w:tcPr>
-            <w:tcW w:w="1417" w:type="dxa"/>
+            <w:tcW w:w="1275" w:type="dxa"/>
             <w:vAlign w:val="center"/>
-            <w:tcPrChange w:id="17" w:author="I E" w:date="2023-01-31T11:47:00Z">
-              <w:tcPr>
-                <w:tcW w:w="1474" w:type="dxa"/>
-                <w:vAlign w:val="center"/>
-              </w:tcPr>
-            </w:tcPrChange>
           </w:tcPr>
           <w:p>
             <w:pPr>
               <w:cnfStyle w:val="100000000000" w:firstRow="1" w:lastRow="0" w:firstColumn="0" w:lastColumn="0" w:oddVBand="0" w:evenVBand="0" w:oddHBand="0" w:evenHBand="0" w:firstRowFirstColumn="0" w:firstRowLastColumn="0" w:lastRowFirstColumn="0" w:lastRowLastColumn="0"/>
               <w:rPr>
-                <w:rFonts w:eastAsia="Helvetica 45" w:cs="Helvetica 45"/>
+                <w:rFonts w:asciiTheme="minorHAnsi" w:eastAsia="Helvetica 45" w:hAnsiTheme="minorHAnsi" w:cstheme="minorHAnsi"/>
                 <w:sz w:val="18"/>
                 <w:szCs w:val="18"/>
               </w:rPr>
             </w:pPr>
             <w:r>
               <w:rPr>
-                <w:rFonts w:eastAsia="Helvetica 45" w:cs="Helvetica 45"/>
+                <w:rFonts w:asciiTheme="minorHAnsi" w:eastAsia="Helvetica 45" w:hAnsiTheme="minorHAnsi" w:cstheme="minorHAnsi"/>
                 <w:sz w:val="18"/>
                 <w:szCs w:val="18"/>
               </w:rPr>
@@ -1356,32 +1656,25 @@
         </w:tc>
         <w:tc>
           <w:tcPr>
-            <w:tcW w:w="1843" w:type="dxa"/>
+            <w:tcW w:w="1560" w:type="dxa"/>
             <w:vAlign w:val="center"/>
-            <w:tcPrChange w:id="18" w:author="I E" w:date="2023-01-31T11:47:00Z">
-              <w:tcPr>
-                <w:tcW w:w="1965" w:type="dxa"/>
-                <w:gridSpan w:val="2"/>
-                <w:vAlign w:val="center"/>
-              </w:tcPr>
-            </w:tcPrChange>
           </w:tcPr>
           <w:p>
             <w:pPr>
               <w:cnfStyle w:val="100000000000" w:firstRow="1" w:lastRow="0" w:firstColumn="0" w:lastColumn="0" w:oddVBand="0" w:evenVBand="0" w:oddHBand="0" w:evenHBand="0" w:firstRowFirstColumn="0" w:firstRowLastColumn="0" w:lastRowFirstColumn="0" w:lastRowLastColumn="0"/>
               <w:rPr>
-                <w:rFonts w:eastAsia="Helvetica 45" w:cs="Helvetica 45"/>
+                <w:rFonts w:asciiTheme="minorHAnsi" w:eastAsia="Helvetica 45" w:hAnsiTheme="minorHAnsi" w:cstheme="minorHAnsi"/>
                 <w:sz w:val="18"/>
                 <w:szCs w:val="18"/>
               </w:rPr>
             </w:pPr>
             <w:r>
               <w:rPr>
-                <w:rFonts w:eastAsia="Helvetica 45" w:cs="Helvetica 45"/>
+                <w:rFonts w:asciiTheme="minorHAnsi" w:eastAsia="Helvetica 45" w:hAnsiTheme="minorHAnsi" w:cstheme="minorHAnsi"/>
                 <w:sz w:val="18"/>
                 <w:szCs w:val="18"/>
               </w:rPr>
-              <w:t>wünschenswerte Qualitäten</w:t>
+              <w:t>Qualitäten</w:t>
             </w:r>
           </w:p>
         </w:tc>
@@ -1390,33 +1683,19 @@
         <w:trPr>
           <w:cnfStyle w:val="000000100000" w:firstRow="0" w:lastRow="0" w:firstColumn="0" w:lastColumn="0" w:oddVBand="0" w:evenVBand="0" w:oddHBand="1" w:evenHBand="0" w:firstRowFirstColumn="0" w:firstRowLastColumn="0" w:lastRowFirstColumn="0" w:lastRowLastColumn="0"/>
           <w:trHeight w:val="482"/>
-          <w:trPrChange w:id="19" w:author="I E" w:date="2023-01-31T11:47:00Z">
-            <w:trPr>
-              <w:trHeight w:val="482"/>
-            </w:trPr>
-          </w:trPrChange>
         </w:trPr>
         <w:tc>
           <w:tcPr>
             <w:cnfStyle w:val="001000000000" w:firstRow="0" w:lastRow="0" w:firstColumn="1" w:lastColumn="0" w:oddVBand="0" w:evenVBand="0" w:oddHBand="0" w:evenHBand="0" w:firstRowFirstColumn="0" w:firstRowLastColumn="0" w:lastRowFirstColumn="0" w:lastRowLastColumn="0"/>
-            <w:tcW w:w="1838" w:type="dxa"/>
+            <w:tcW w:w="2122" w:type="dxa"/>
             <w:vMerge/>
             <w:shd w:val="clear" w:color="FFE599" w:fill="FFE599" w:themeFill="accent4" w:themeFillTint="66"/>
             <w:vAlign w:val="center"/>
-            <w:tcPrChange w:id="20" w:author="I E" w:date="2023-01-31T11:47:00Z">
-              <w:tcPr>
-                <w:tcW w:w="1838" w:type="dxa"/>
-                <w:vMerge/>
-                <w:shd w:val="clear" w:color="FFE599" w:fill="FFE599" w:themeFill="accent4" w:themeFillTint="66"/>
-                <w:vAlign w:val="center"/>
-              </w:tcPr>
-            </w:tcPrChange>
           </w:tcPr>
           <w:p>
             <w:pPr>
-              <w:cnfStyle w:val="001000100000" w:firstRow="0" w:lastRow="0" w:firstColumn="1" w:lastColumn="0" w:oddVBand="0" w:evenVBand="0" w:oddHBand="1" w:evenHBand="0" w:firstRowFirstColumn="0" w:firstRowLastColumn="0" w:lastRowFirstColumn="0" w:lastRowLastColumn="0"/>
               <w:rPr>
-                <w:rFonts w:eastAsia="Helvetica 45" w:cs="Helvetica 45"/>
+                <w:rFonts w:asciiTheme="minorHAnsi" w:eastAsia="Helvetica 45" w:hAnsiTheme="minorHAnsi" w:cstheme="minorHAnsi"/>
                 <w:sz w:val="18"/>
                 <w:szCs w:val="18"/>
               </w:rPr>
@@ -1425,48 +1704,32 @@
         </w:tc>
         <w:tc>
           <w:tcPr>
-            <w:tcW w:w="2126" w:type="dxa"/>
+            <w:tcW w:w="1984" w:type="dxa"/>
             <w:shd w:val="clear" w:color="FFE599" w:fill="FFE599" w:themeFill="accent4" w:themeFillTint="66"/>
             <w:vAlign w:val="center"/>
-            <w:tcPrChange w:id="21" w:author="I E" w:date="2023-01-31T11:47:00Z">
-              <w:tcPr>
-                <w:tcW w:w="1701" w:type="dxa"/>
-                <w:shd w:val="clear" w:color="FFE599" w:fill="FFE599" w:themeFill="accent4" w:themeFillTint="66"/>
-                <w:vAlign w:val="center"/>
-              </w:tcPr>
-            </w:tcPrChange>
           </w:tcPr>
           <w:p>
             <w:pPr>
               <w:jc w:val="center"/>
               <w:cnfStyle w:val="000000100000" w:firstRow="0" w:lastRow="0" w:firstColumn="0" w:lastColumn="0" w:oddVBand="0" w:evenVBand="0" w:oddHBand="1" w:evenHBand="0" w:firstRowFirstColumn="0" w:firstRowLastColumn="0" w:lastRowFirstColumn="0" w:lastRowLastColumn="0"/>
               <w:rPr>
-                <w:rFonts w:eastAsia="Helvetica 45" w:cs="Helvetica 45"/>
+                <w:rFonts w:asciiTheme="minorHAnsi" w:eastAsia="Helvetica 45" w:hAnsiTheme="minorHAnsi" w:cstheme="minorHAnsi"/>
                 <w:sz w:val="18"/>
                 <w:szCs w:val="18"/>
               </w:rPr>
             </w:pPr>
             <w:r>
               <w:rPr>
-                <w:rFonts w:eastAsia="Helvetica 45" w:cs="Helvetica 45"/>
+                <w:rFonts w:asciiTheme="minorHAnsi" w:eastAsia="Helvetica 45" w:hAnsiTheme="minorHAnsi" w:cstheme="minorHAnsi"/>
                 <w:i/>
                 <w:sz w:val="18"/>
                 <w:szCs w:val="18"/>
               </w:rPr>
-              <w:t>„Was macht die KI?“, „Welches Problem löst die KI?</w:t>
+              <w:t>„Was macht die KI?“, „Welches Problem löst die KI?“,</w:t>
             </w:r>
             <w:r>
               <w:rPr>
-                <w:rFonts w:eastAsia="Helvetica 45" w:cs="Helvetica 45"/>
-                <w:i/>
-                <w:sz w:val="18"/>
-                <w:szCs w:val="18"/>
-              </w:rPr>
-              <w:t>“,</w:t>
-            </w:r>
-            <w:r>
-              <w:rPr>
-                <w:rFonts w:eastAsia="Helvetica 45" w:cs="Helvetica 45"/>
+                <w:rFonts w:asciiTheme="minorHAnsi" w:eastAsia="Helvetica 45" w:hAnsiTheme="minorHAnsi" w:cstheme="minorHAnsi"/>
                 <w:i/>
                 <w:sz w:val="18"/>
                 <w:szCs w:val="18"/>
@@ -1478,31 +1741,23 @@
         </w:tc>
         <w:tc>
           <w:tcPr>
-            <w:tcW w:w="1134" w:type="dxa"/>
+            <w:tcW w:w="1418" w:type="dxa"/>
             <w:shd w:val="clear" w:color="FFE599" w:fill="FFE599" w:themeFill="accent4" w:themeFillTint="66"/>
             <w:vAlign w:val="center"/>
-            <w:tcPrChange w:id="22" w:author="I E" w:date="2023-01-31T11:47:00Z">
-              <w:tcPr>
-                <w:tcW w:w="1418" w:type="dxa"/>
-                <w:gridSpan w:val="2"/>
-                <w:shd w:val="clear" w:color="FFE599" w:fill="FFE599" w:themeFill="accent4" w:themeFillTint="66"/>
-                <w:vAlign w:val="center"/>
-              </w:tcPr>
-            </w:tcPrChange>
           </w:tcPr>
           <w:p>
             <w:pPr>
               <w:jc w:val="center"/>
               <w:cnfStyle w:val="000000100000" w:firstRow="0" w:lastRow="0" w:firstColumn="0" w:lastColumn="0" w:oddVBand="0" w:evenVBand="0" w:oddHBand="1" w:evenHBand="0" w:firstRowFirstColumn="0" w:firstRowLastColumn="0" w:lastRowFirstColumn="0" w:lastRowLastColumn="0"/>
               <w:rPr>
-                <w:rFonts w:eastAsia="Helvetica 45" w:cs="Helvetica 45"/>
+                <w:rFonts w:asciiTheme="minorHAnsi" w:eastAsia="Helvetica 45" w:hAnsiTheme="minorHAnsi" w:cstheme="minorHAnsi"/>
                 <w:sz w:val="18"/>
                 <w:szCs w:val="18"/>
               </w:rPr>
             </w:pPr>
             <w:r>
               <w:rPr>
-                <w:rFonts w:eastAsia="Helvetica 45" w:cs="Helvetica 45"/>
+                <w:rFonts w:asciiTheme="minorHAnsi" w:eastAsia="Helvetica 45" w:hAnsiTheme="minorHAnsi" w:cstheme="minorHAnsi"/>
                 <w:i/>
                 <w:sz w:val="18"/>
                 <w:szCs w:val="18"/>
@@ -1513,30 +1768,23 @@
         </w:tc>
         <w:tc>
           <w:tcPr>
-            <w:tcW w:w="1701" w:type="dxa"/>
+            <w:tcW w:w="1559" w:type="dxa"/>
             <w:shd w:val="clear" w:color="FFE599" w:fill="FFE599" w:themeFill="accent4" w:themeFillTint="66"/>
             <w:vAlign w:val="center"/>
-            <w:tcPrChange w:id="23" w:author="I E" w:date="2023-01-31T11:47:00Z">
-              <w:tcPr>
-                <w:tcW w:w="1559" w:type="dxa"/>
-                <w:shd w:val="clear" w:color="FFE599" w:fill="FFE599" w:themeFill="accent4" w:themeFillTint="66"/>
-                <w:vAlign w:val="center"/>
-              </w:tcPr>
-            </w:tcPrChange>
           </w:tcPr>
           <w:p>
             <w:pPr>
               <w:jc w:val="center"/>
               <w:cnfStyle w:val="000000100000" w:firstRow="0" w:lastRow="0" w:firstColumn="0" w:lastColumn="0" w:oddVBand="0" w:evenVBand="0" w:oddHBand="1" w:evenHBand="0" w:firstRowFirstColumn="0" w:firstRowLastColumn="0" w:lastRowFirstColumn="0" w:lastRowLastColumn="0"/>
               <w:rPr>
-                <w:rFonts w:eastAsia="Helvetica 45" w:cs="Helvetica 45"/>
+                <w:rFonts w:asciiTheme="minorHAnsi" w:eastAsia="Helvetica 45" w:hAnsiTheme="minorHAnsi" w:cstheme="minorHAnsi"/>
                 <w:sz w:val="18"/>
                 <w:szCs w:val="18"/>
               </w:rPr>
             </w:pPr>
             <w:r>
               <w:rPr>
-                <w:rFonts w:eastAsia="Helvetica 45" w:cs="Helvetica 45"/>
+                <w:rFonts w:asciiTheme="minorHAnsi" w:eastAsia="Helvetica 45" w:hAnsiTheme="minorHAnsi" w:cstheme="minorHAnsi"/>
                 <w:i/>
                 <w:sz w:val="18"/>
                 <w:szCs w:val="18"/>
@@ -1547,31 +1795,23 @@
         </w:tc>
         <w:tc>
           <w:tcPr>
-            <w:tcW w:w="1134" w:type="dxa"/>
+            <w:tcW w:w="1417" w:type="dxa"/>
             <w:shd w:val="clear" w:color="FFE599" w:fill="FFE599" w:themeFill="accent4" w:themeFillTint="66"/>
             <w:vAlign w:val="center"/>
-            <w:tcPrChange w:id="24" w:author="I E" w:date="2023-01-31T11:47:00Z">
-              <w:tcPr>
-                <w:tcW w:w="1417" w:type="dxa"/>
-                <w:gridSpan w:val="3"/>
-                <w:shd w:val="clear" w:color="FFE599" w:fill="FFE599" w:themeFill="accent4" w:themeFillTint="66"/>
-                <w:vAlign w:val="center"/>
-              </w:tcPr>
-            </w:tcPrChange>
           </w:tcPr>
           <w:p>
             <w:pPr>
               <w:jc w:val="center"/>
               <w:cnfStyle w:val="000000100000" w:firstRow="0" w:lastRow="0" w:firstColumn="0" w:lastColumn="0" w:oddVBand="0" w:evenVBand="0" w:oddHBand="1" w:evenHBand="0" w:firstRowFirstColumn="0" w:firstRowLastColumn="0" w:lastRowFirstColumn="0" w:lastRowLastColumn="0"/>
               <w:rPr>
-                <w:rFonts w:eastAsia="Helvetica 45" w:cs="Helvetica 45"/>
+                <w:rFonts w:asciiTheme="minorHAnsi" w:eastAsia="Helvetica 45" w:hAnsiTheme="minorHAnsi" w:cstheme="minorHAnsi"/>
                 <w:sz w:val="18"/>
                 <w:szCs w:val="18"/>
               </w:rPr>
             </w:pPr>
             <w:r>
               <w:rPr>
-                <w:rFonts w:eastAsia="Helvetica 45" w:cs="Helvetica 45"/>
+                <w:rFonts w:asciiTheme="minorHAnsi" w:eastAsia="Helvetica 45" w:hAnsiTheme="minorHAnsi" w:cstheme="minorHAnsi"/>
                 <w:i/>
                 <w:sz w:val="18"/>
                 <w:szCs w:val="18"/>
@@ -1585,93 +1825,48 @@
             <w:tcW w:w="1843" w:type="dxa"/>
             <w:shd w:val="clear" w:color="FFE599" w:fill="FFE599" w:themeFill="accent4" w:themeFillTint="66"/>
             <w:vAlign w:val="center"/>
-            <w:tcPrChange w:id="25" w:author="I E" w:date="2023-01-31T11:47:00Z">
-              <w:tcPr>
-                <w:tcW w:w="1701" w:type="dxa"/>
-                <w:shd w:val="clear" w:color="FFE599" w:fill="FFE599" w:themeFill="accent4" w:themeFillTint="66"/>
-                <w:vAlign w:val="center"/>
-              </w:tcPr>
-            </w:tcPrChange>
           </w:tcPr>
           <w:p>
             <w:pPr>
               <w:jc w:val="center"/>
               <w:cnfStyle w:val="000000100000" w:firstRow="0" w:lastRow="0" w:firstColumn="0" w:lastColumn="0" w:oddVBand="0" w:evenVBand="0" w:oddHBand="1" w:evenHBand="0" w:firstRowFirstColumn="0" w:firstRowLastColumn="0" w:lastRowFirstColumn="0" w:lastRowLastColumn="0"/>
               <w:rPr>
-                <w:ins w:id="26" w:author="I E" w:date="2023-01-31T11:11:00Z"/>
-                <w:rFonts w:eastAsia="Helvetica 45" w:cs="Helvetica 45"/>
+                <w:rFonts w:asciiTheme="minorHAnsi" w:eastAsia="Helvetica 45" w:hAnsiTheme="minorHAnsi" w:cstheme="minorHAnsi"/>
                 <w:i/>
                 <w:sz w:val="18"/>
                 <w:szCs w:val="18"/>
               </w:rPr>
             </w:pPr>
-            <w:ins w:id="27" w:author="I E" w:date="2023-01-31T11:11:00Z">
-              <w:r>
-                <w:rPr>
-                  <w:rFonts w:eastAsia="Helvetica 45" w:cs="Helvetica 45"/>
-                  <w:i/>
-                  <w:sz w:val="18"/>
-                  <w:szCs w:val="18"/>
-                </w:rPr>
-                <w:t>„Was macht die KI?“</w:t>
-              </w:r>
-            </w:ins>
+            <w:r>
+              <w:rPr>
+                <w:rFonts w:asciiTheme="minorHAnsi" w:eastAsia="Helvetica 45" w:hAnsiTheme="minorHAnsi" w:cstheme="minorHAnsi"/>
+                <w:i/>
+                <w:sz w:val="18"/>
+                <w:szCs w:val="18"/>
+              </w:rPr>
+              <w:t>„Was macht die KI?“</w:t>
+            </w:r>
           </w:p>
           <w:p>
             <w:pPr>
               <w:jc w:val="center"/>
               <w:cnfStyle w:val="000000100000" w:firstRow="0" w:lastRow="0" w:firstColumn="0" w:lastColumn="0" w:oddVBand="0" w:evenVBand="0" w:oddHBand="1" w:evenHBand="0" w:firstRowFirstColumn="0" w:firstRowLastColumn="0" w:lastRowFirstColumn="0" w:lastRowLastColumn="0"/>
               <w:rPr>
-                <w:rFonts w:eastAsia="Helvetica 45" w:cs="Helvetica 45"/>
+                <w:rFonts w:asciiTheme="minorHAnsi" w:eastAsia="Helvetica 45" w:hAnsiTheme="minorHAnsi" w:cstheme="minorHAnsi"/>
                 <w:i/>
                 <w:sz w:val="18"/>
                 <w:szCs w:val="18"/>
               </w:rPr>
             </w:pPr>
-            <w:ins w:id="28" w:author="I E" w:date="2023-01-31T11:11:00Z">
-              <w:r>
-                <w:rPr>
-                  <w:rFonts w:eastAsia="Helvetica 45" w:cs="Helvetica 45"/>
-                  <w:i/>
-                  <w:sz w:val="18"/>
-                  <w:szCs w:val="18"/>
-                </w:rPr>
-                <w:t xml:space="preserve">„Wie </w:t>
-              </w:r>
-            </w:ins>
-            <w:ins w:id="29" w:author="I E" w:date="2023-01-31T11:12:00Z">
-              <w:r>
-                <w:rPr>
-                  <w:rFonts w:eastAsia="Helvetica 45" w:cs="Helvetica 45"/>
-                  <w:i/>
-                  <w:sz w:val="18"/>
-                  <w:szCs w:val="18"/>
-                </w:rPr>
-                <w:t>verarbeitet</w:t>
-              </w:r>
-            </w:ins>
-            <w:ins w:id="30" w:author="I E" w:date="2023-01-31T11:11:00Z">
-              <w:r>
-                <w:rPr>
-                  <w:rFonts w:eastAsia="Helvetica 45" w:cs="Helvetica 45"/>
-                  <w:i/>
-                  <w:sz w:val="18"/>
-                  <w:szCs w:val="18"/>
-                </w:rPr>
-                <w:t xml:space="preserve"> d</w:t>
-              </w:r>
-            </w:ins>
-            <w:ins w:id="31" w:author="I E" w:date="2023-01-31T11:12:00Z">
-              <w:r>
-                <w:rPr>
-                  <w:rFonts w:eastAsia="Helvetica 45" w:cs="Helvetica 45"/>
-                  <w:i/>
-                  <w:sz w:val="18"/>
-                  <w:szCs w:val="18"/>
-                </w:rPr>
-                <w:t>ie KI die Eingabe-Daten“</w:t>
-              </w:r>
-            </w:ins>
+            <w:r>
+              <w:rPr>
+                <w:rFonts w:asciiTheme="minorHAnsi" w:eastAsia="Helvetica 45" w:hAnsiTheme="minorHAnsi" w:cstheme="minorHAnsi"/>
+                <w:i/>
+                <w:sz w:val="18"/>
+                <w:szCs w:val="18"/>
+              </w:rPr>
+              <w:t>„Wie verarbeitet die KI die Eingabe-Daten“</w:t>
+            </w:r>
           </w:p>
         </w:tc>
         <w:tc>
@@ -1679,27 +1874,20 @@
             <w:tcW w:w="1418" w:type="dxa"/>
             <w:shd w:val="clear" w:color="FFE599" w:fill="FFE599" w:themeFill="accent4" w:themeFillTint="66"/>
             <w:vAlign w:val="center"/>
-            <w:tcPrChange w:id="32" w:author="I E" w:date="2023-01-31T11:47:00Z">
-              <w:tcPr>
-                <w:tcW w:w="1381" w:type="dxa"/>
-                <w:shd w:val="clear" w:color="FFE599" w:fill="FFE599" w:themeFill="accent4" w:themeFillTint="66"/>
-                <w:vAlign w:val="center"/>
-              </w:tcPr>
-            </w:tcPrChange>
           </w:tcPr>
           <w:p>
             <w:pPr>
               <w:jc w:val="center"/>
               <w:cnfStyle w:val="000000100000" w:firstRow="0" w:lastRow="0" w:firstColumn="0" w:lastColumn="0" w:oddVBand="0" w:evenVBand="0" w:oddHBand="1" w:evenHBand="0" w:firstRowFirstColumn="0" w:firstRowLastColumn="0" w:lastRowFirstColumn="0" w:lastRowLastColumn="0"/>
               <w:rPr>
-                <w:rFonts w:eastAsia="Helvetica 45" w:cs="Helvetica 45"/>
+                <w:rFonts w:asciiTheme="minorHAnsi" w:eastAsia="Helvetica 45" w:hAnsiTheme="minorHAnsi" w:cstheme="minorHAnsi"/>
                 <w:sz w:val="18"/>
                 <w:szCs w:val="18"/>
               </w:rPr>
             </w:pPr>
             <w:r>
               <w:rPr>
-                <w:rFonts w:eastAsia="Helvetica 45" w:cs="Helvetica 45"/>
+                <w:rFonts w:asciiTheme="minorHAnsi" w:eastAsia="Helvetica 45" w:hAnsiTheme="minorHAnsi" w:cstheme="minorHAnsi"/>
                 <w:i/>
                 <w:sz w:val="18"/>
                 <w:szCs w:val="18"/>
@@ -1710,30 +1898,23 @@
         </w:tc>
         <w:tc>
           <w:tcPr>
-            <w:tcW w:w="1417" w:type="dxa"/>
+            <w:tcW w:w="1275" w:type="dxa"/>
             <w:shd w:val="clear" w:color="FFE599" w:fill="FFE599" w:themeFill="accent4" w:themeFillTint="66"/>
             <w:vAlign w:val="center"/>
-            <w:tcPrChange w:id="33" w:author="I E" w:date="2023-01-31T11:47:00Z">
-              <w:tcPr>
-                <w:tcW w:w="1474" w:type="dxa"/>
-                <w:shd w:val="clear" w:color="FFE599" w:fill="FFE599" w:themeFill="accent4" w:themeFillTint="66"/>
-                <w:vAlign w:val="center"/>
-              </w:tcPr>
-            </w:tcPrChange>
           </w:tcPr>
           <w:p>
             <w:pPr>
               <w:jc w:val="center"/>
               <w:cnfStyle w:val="000000100000" w:firstRow="0" w:lastRow="0" w:firstColumn="0" w:lastColumn="0" w:oddVBand="0" w:evenVBand="0" w:oddHBand="1" w:evenHBand="0" w:firstRowFirstColumn="0" w:firstRowLastColumn="0" w:lastRowFirstColumn="0" w:lastRowLastColumn="0"/>
               <w:rPr>
-                <w:rFonts w:eastAsia="Helvetica 45" w:cs="Helvetica 45"/>
+                <w:rFonts w:asciiTheme="minorHAnsi" w:eastAsia="Helvetica 45" w:hAnsiTheme="minorHAnsi" w:cstheme="minorHAnsi"/>
                 <w:sz w:val="18"/>
                 <w:szCs w:val="18"/>
               </w:rPr>
             </w:pPr>
             <w:r>
               <w:rPr>
-                <w:rFonts w:eastAsia="Helvetica 45" w:cs="Helvetica 45"/>
+                <w:rFonts w:asciiTheme="minorHAnsi" w:eastAsia="Helvetica 45" w:hAnsiTheme="minorHAnsi" w:cstheme="minorHAnsi"/>
                 <w:i/>
                 <w:sz w:val="18"/>
                 <w:szCs w:val="18"/>
@@ -1744,24 +1925,16 @@
         </w:tc>
         <w:tc>
           <w:tcPr>
-            <w:tcW w:w="1843" w:type="dxa"/>
+            <w:tcW w:w="1560" w:type="dxa"/>
             <w:shd w:val="clear" w:color="FFE599" w:fill="FFE599" w:themeFill="accent4" w:themeFillTint="66"/>
             <w:vAlign w:val="center"/>
-            <w:tcPrChange w:id="34" w:author="I E" w:date="2023-01-31T11:47:00Z">
-              <w:tcPr>
-                <w:tcW w:w="1965" w:type="dxa"/>
-                <w:gridSpan w:val="2"/>
-                <w:shd w:val="clear" w:color="FFE599" w:fill="FFE599" w:themeFill="accent4" w:themeFillTint="66"/>
-                <w:vAlign w:val="center"/>
-              </w:tcPr>
-            </w:tcPrChange>
           </w:tcPr>
           <w:p>
             <w:pPr>
               <w:jc w:val="center"/>
               <w:cnfStyle w:val="000000100000" w:firstRow="0" w:lastRow="0" w:firstColumn="0" w:lastColumn="0" w:oddVBand="0" w:evenVBand="0" w:oddHBand="1" w:evenHBand="0" w:firstRowFirstColumn="0" w:firstRowLastColumn="0" w:lastRowFirstColumn="0" w:lastRowLastColumn="0"/>
               <w:rPr>
-                <w:rFonts w:eastAsia="Helvetica 45" w:cs="Helvetica 45"/>
+                <w:rFonts w:asciiTheme="minorHAnsi" w:eastAsia="Helvetica 45" w:hAnsiTheme="minorHAnsi" w:cstheme="minorHAnsi"/>
                 <w:b/>
                 <w:bCs w:val="0"/>
                 <w:sz w:val="18"/>
@@ -1770,7 +1943,7 @@
             </w:pPr>
             <w:r>
               <w:rPr>
-                <w:rFonts w:eastAsia="Helvetica 45" w:cs="Helvetica 45"/>
+                <w:rFonts w:asciiTheme="minorHAnsi" w:eastAsia="Helvetica 45" w:hAnsiTheme="minorHAnsi" w:cstheme="minorHAnsi"/>
                 <w:i/>
                 <w:sz w:val="18"/>
                 <w:szCs w:val="18"/>
@@ -1784,19 +1957,13 @@
         <w:tc>
           <w:tcPr>
             <w:cnfStyle w:val="001000000000" w:firstRow="0" w:lastRow="0" w:firstColumn="1" w:lastColumn="0" w:oddVBand="0" w:evenVBand="0" w:oddHBand="0" w:evenHBand="0" w:firstRowFirstColumn="0" w:firstRowLastColumn="0" w:lastRowFirstColumn="0" w:lastRowLastColumn="0"/>
-            <w:tcW w:w="1838" w:type="dxa"/>
+            <w:tcW w:w="2122" w:type="dxa"/>
             <w:vAlign w:val="center"/>
-            <w:tcPrChange w:id="35" w:author="I E" w:date="2023-01-31T11:47:00Z">
-              <w:tcPr>
-                <w:tcW w:w="1838" w:type="dxa"/>
-                <w:vAlign w:val="center"/>
-              </w:tcPr>
-            </w:tcPrChange>
           </w:tcPr>
           <w:p>
             <w:pPr>
               <w:rPr>
-                <w:rFonts w:eastAsia="Helvetica 45" w:cs="Helvetica 45"/>
+                <w:rFonts w:asciiTheme="minorHAnsi" w:eastAsia="Helvetica 45" w:hAnsiTheme="minorHAnsi" w:cstheme="minorHAnsi"/>
                 <w:b/>
                 <w:bCs w:val="0"/>
                 <w:sz w:val="18"/>
@@ -1805,7 +1972,7 @@
             </w:pPr>
             <w:r>
               <w:rPr>
-                <w:rFonts w:eastAsia="Helvetica 45" w:cs="Helvetica 45"/>
+                <w:rFonts w:asciiTheme="minorHAnsi" w:eastAsia="Helvetica 45" w:hAnsiTheme="minorHAnsi" w:cstheme="minorHAnsi"/>
                 <w:noProof/>
                 <w:sz w:val="18"/>
                 <w:szCs w:val="18"/>
@@ -1826,7 +1993,7 @@
                           <pic:cNvPicPr/>
                         </pic:nvPicPr>
                         <pic:blipFill>
-                          <a:blip r:embed="rId11" cstate="print">
+                          <a:blip r:embed="rId12" cstate="print">
                             <a:extLst>
                               <a:ext uri="{28A0092B-C50C-407E-A947-70E740481C1C}">
                                 <a14:useLocalDpi xmlns:a14="http://schemas.microsoft.com/office/drawing/2010/main"/>
@@ -1854,7 +2021,7 @@
             </w:r>
             <w:r>
               <w:rPr>
-                <w:rFonts w:eastAsia="Helvetica 45" w:cs="Helvetica 45"/>
+                <w:rFonts w:asciiTheme="minorHAnsi" w:eastAsia="Helvetica 45" w:hAnsiTheme="minorHAnsi" w:cstheme="minorHAnsi"/>
                 <w:b/>
                 <w:bCs w:val="0"/>
                 <w:sz w:val="18"/>
@@ -1866,70 +2033,43 @@
         </w:tc>
         <w:tc>
           <w:tcPr>
-            <w:tcW w:w="2126" w:type="dxa"/>
-            <w:tcPrChange w:id="36" w:author="I E" w:date="2023-01-31T11:47:00Z">
-              <w:tcPr>
-                <w:tcW w:w="1985" w:type="dxa"/>
-                <w:gridSpan w:val="2"/>
-              </w:tcPr>
-            </w:tcPrChange>
+            <w:tcW w:w="1984" w:type="dxa"/>
           </w:tcPr>
           <w:p>
             <w:pPr>
               <w:cnfStyle w:val="000000000000" w:firstRow="0" w:lastRow="0" w:firstColumn="0" w:lastColumn="0" w:oddVBand="0" w:evenVBand="0" w:oddHBand="0" w:evenHBand="0" w:firstRowFirstColumn="0" w:firstRowLastColumn="0" w:lastRowFirstColumn="0" w:lastRowLastColumn="0"/>
               <w:rPr>
-                <w:rFonts w:eastAsia="Helvetica 45" w:cs="Helvetica 45"/>
+                <w:rFonts w:asciiTheme="minorHAnsi" w:eastAsia="Helvetica 45" w:hAnsiTheme="minorHAnsi" w:cstheme="minorHAnsi"/>
                 <w:sz w:val="18"/>
                 <w:szCs w:val="18"/>
               </w:rPr>
             </w:pPr>
             <w:r>
               <w:rPr>
-                <w:rFonts w:eastAsia="Helvetica 45" w:cs="Helvetica 45"/>
+                <w:rFonts w:asciiTheme="minorHAnsi" w:eastAsia="Helvetica 45" w:hAnsiTheme="minorHAnsi" w:cstheme="minorHAnsi"/>
                 <w:sz w:val="18"/>
                 <w:szCs w:val="18"/>
               </w:rPr>
-              <w:t>Künstliche Intelligenzen für das Verstehen und Übersetzen von fremdsprachigen Texten</w:t>
-            </w:r>
-            <w:r>
-              <w:rPr>
-                <w:rFonts w:eastAsia="Helvetica 45" w:cs="Helvetica 45"/>
-                <w:sz w:val="18"/>
-                <w:szCs w:val="18"/>
-              </w:rPr>
-              <w:t>, übernimmt Aufgaben von Übersetzerinnen und Übersetzern</w:t>
-            </w:r>
-            <w:r>
-              <w:rPr>
-                <w:rFonts w:eastAsia="Helvetica 45" w:cs="Helvetica 45"/>
-                <w:sz w:val="18"/>
-                <w:szCs w:val="18"/>
-              </w:rPr>
-              <w:t xml:space="preserve"> </w:t>
+              <w:t xml:space="preserve">Künstliche Intelligenz für das Verstehen und Übersetzen von fremdsprachigen Texten, übernimmt Aufgaben von Übersetzerinnen und Übersetzern </w:t>
             </w:r>
           </w:p>
         </w:tc>
         <w:tc>
           <w:tcPr>
-            <w:tcW w:w="1134" w:type="dxa"/>
-            <w:tcPrChange w:id="37" w:author="I E" w:date="2023-01-31T11:47:00Z">
-              <w:tcPr>
-                <w:tcW w:w="1134" w:type="dxa"/>
-              </w:tcPr>
-            </w:tcPrChange>
+            <w:tcW w:w="1418" w:type="dxa"/>
           </w:tcPr>
           <w:p>
             <w:pPr>
               <w:cnfStyle w:val="000000000000" w:firstRow="0" w:lastRow="0" w:firstColumn="0" w:lastColumn="0" w:oddVBand="0" w:evenVBand="0" w:oddHBand="0" w:evenHBand="0" w:firstRowFirstColumn="0" w:firstRowLastColumn="0" w:lastRowFirstColumn="0" w:lastRowLastColumn="0"/>
               <w:rPr>
-                <w:rFonts w:eastAsia="Helvetica 45" w:cs="Helvetica 45"/>
+                <w:rFonts w:asciiTheme="minorHAnsi" w:eastAsia="Helvetica 45" w:hAnsiTheme="minorHAnsi" w:cstheme="minorHAnsi"/>
                 <w:sz w:val="18"/>
                 <w:szCs w:val="18"/>
               </w:rPr>
             </w:pPr>
             <w:r>
               <w:rPr>
-                <w:rFonts w:eastAsia="Helvetica 45" w:cs="Helvetica 45"/>
+                <w:rFonts w:asciiTheme="minorHAnsi" w:eastAsia="Helvetica 45" w:hAnsiTheme="minorHAnsi" w:cstheme="minorHAnsi"/>
                 <w:sz w:val="18"/>
                 <w:szCs w:val="18"/>
               </w:rPr>
@@ -1939,26 +2079,20 @@
         </w:tc>
         <w:tc>
           <w:tcPr>
-            <w:tcW w:w="1701" w:type="dxa"/>
-            <w:tcPrChange w:id="38" w:author="I E" w:date="2023-01-31T11:47:00Z">
-              <w:tcPr>
-                <w:tcW w:w="1842" w:type="dxa"/>
-                <w:gridSpan w:val="3"/>
-              </w:tcPr>
-            </w:tcPrChange>
+            <w:tcW w:w="1559" w:type="dxa"/>
           </w:tcPr>
           <w:p>
             <w:pPr>
               <w:cnfStyle w:val="000000000000" w:firstRow="0" w:lastRow="0" w:firstColumn="0" w:lastColumn="0" w:oddVBand="0" w:evenVBand="0" w:oddHBand="0" w:evenHBand="0" w:firstRowFirstColumn="0" w:firstRowLastColumn="0" w:lastRowFirstColumn="0" w:lastRowLastColumn="0"/>
               <w:rPr>
-                <w:rFonts w:eastAsia="Helvetica 45" w:cs="Helvetica 45"/>
+                <w:rFonts w:asciiTheme="minorHAnsi" w:eastAsia="Helvetica 45" w:hAnsiTheme="minorHAnsi" w:cstheme="minorHAnsi"/>
                 <w:sz w:val="18"/>
                 <w:szCs w:val="18"/>
               </w:rPr>
             </w:pPr>
             <w:r>
               <w:rPr>
-                <w:rFonts w:eastAsia="Helvetica 45" w:cs="Helvetica 45"/>
+                <w:rFonts w:asciiTheme="minorHAnsi" w:eastAsia="Helvetica 45" w:hAnsiTheme="minorHAnsi" w:cstheme="minorHAnsi"/>
                 <w:sz w:val="18"/>
                 <w:szCs w:val="18"/>
               </w:rPr>
@@ -1968,25 +2102,20 @@
         </w:tc>
         <w:tc>
           <w:tcPr>
-            <w:tcW w:w="1134" w:type="dxa"/>
-            <w:tcPrChange w:id="39" w:author="I E" w:date="2023-01-31T11:47:00Z">
-              <w:tcPr>
-                <w:tcW w:w="1134" w:type="dxa"/>
-              </w:tcPr>
-            </w:tcPrChange>
+            <w:tcW w:w="1417" w:type="dxa"/>
           </w:tcPr>
           <w:p>
             <w:pPr>
               <w:cnfStyle w:val="000000000000" w:firstRow="0" w:lastRow="0" w:firstColumn="0" w:lastColumn="0" w:oddVBand="0" w:evenVBand="0" w:oddHBand="0" w:evenHBand="0" w:firstRowFirstColumn="0" w:firstRowLastColumn="0" w:lastRowFirstColumn="0" w:lastRowLastColumn="0"/>
               <w:rPr>
-                <w:rFonts w:eastAsia="Helvetica 45" w:cs="Helvetica 45"/>
+                <w:rFonts w:asciiTheme="minorHAnsi" w:eastAsia="Helvetica 45" w:hAnsiTheme="minorHAnsi" w:cstheme="minorHAnsi"/>
                 <w:sz w:val="18"/>
                 <w:szCs w:val="18"/>
               </w:rPr>
             </w:pPr>
             <w:r>
               <w:rPr>
-                <w:rFonts w:eastAsia="Helvetica 45" w:cs="Helvetica 45"/>
+                <w:rFonts w:asciiTheme="minorHAnsi" w:eastAsia="Helvetica 45" w:hAnsiTheme="minorHAnsi" w:cstheme="minorHAnsi"/>
                 <w:sz w:val="18"/>
                 <w:szCs w:val="18"/>
               </w:rPr>
@@ -1997,85 +2126,60 @@
         <w:tc>
           <w:tcPr>
             <w:tcW w:w="1843" w:type="dxa"/>
-            <w:tcPrChange w:id="40" w:author="I E" w:date="2023-01-31T11:47:00Z">
-              <w:tcPr>
-                <w:tcW w:w="1701" w:type="dxa"/>
-              </w:tcPr>
-            </w:tcPrChange>
           </w:tcPr>
           <w:p>
             <w:pPr>
               <w:cnfStyle w:val="000000000000" w:firstRow="0" w:lastRow="0" w:firstColumn="0" w:lastColumn="0" w:oddVBand="0" w:evenVBand="0" w:oddHBand="0" w:evenHBand="0" w:firstRowFirstColumn="0" w:firstRowLastColumn="0" w:lastRowFirstColumn="0" w:lastRowLastColumn="0"/>
               <w:rPr>
-                <w:ins w:id="41" w:author="I E" w:date="2023-01-31T11:14:00Z"/>
-                <w:rFonts w:eastAsia="Helvetica 45" w:cs="Helvetica 45"/>
-                <w:sz w:val="18"/>
-                <w:szCs w:val="18"/>
-              </w:rPr>
-            </w:pPr>
-            <w:ins w:id="42" w:author="I E" w:date="2023-01-31T11:13:00Z">
-              <w:r>
-                <w:rPr>
-                  <w:rFonts w:eastAsia="Helvetica 45" w:cs="Helvetica 45"/>
-                  <w:sz w:val="18"/>
-                  <w:szCs w:val="18"/>
-                </w:rPr>
-                <w:t>Ü</w:t>
-              </w:r>
-            </w:ins>
-            <w:ins w:id="43" w:author="I E" w:date="2023-01-31T11:14:00Z">
-              <w:r>
-                <w:rPr>
-                  <w:rFonts w:eastAsia="Helvetica 45" w:cs="Helvetica 45"/>
-                  <w:sz w:val="18"/>
-                  <w:szCs w:val="18"/>
-                </w:rPr>
-                <w:t xml:space="preserve">bersetzt den Text; </w:t>
-              </w:r>
-            </w:ins>
-          </w:p>
-          <w:p>
-            <w:pPr>
-              <w:cnfStyle w:val="000000000000" w:firstRow="0" w:lastRow="0" w:firstColumn="0" w:lastColumn="0" w:oddVBand="0" w:evenVBand="0" w:oddHBand="0" w:evenHBand="0" w:firstRowFirstColumn="0" w:firstRowLastColumn="0" w:lastRowFirstColumn="0" w:lastRowLastColumn="0"/>
-              <w:rPr>
-                <w:rFonts w:eastAsia="Helvetica 45" w:cs="Helvetica 45"/>
-                <w:sz w:val="18"/>
-                <w:szCs w:val="18"/>
-              </w:rPr>
-            </w:pPr>
-            <w:ins w:id="44" w:author="I E" w:date="2023-01-31T11:14:00Z">
-              <w:r>
-                <w:rPr>
-                  <w:rFonts w:eastAsia="Helvetica 45" w:cs="Helvetica 45"/>
-                  <w:sz w:val="18"/>
-                  <w:szCs w:val="18"/>
-                </w:rPr>
-                <w:t>Wandelt Text und Wörter in einen andere Sprache um</w:t>
-              </w:r>
-            </w:ins>
-          </w:p>
-        </w:tc>
-        <w:tc>
-          <w:tcPr>
-            <w:tcW w:w="1418" w:type="dxa"/>
-            <w:tcPrChange w:id="45" w:author="I E" w:date="2023-01-31T11:47:00Z">
-              <w:tcPr>
-                <w:tcW w:w="1381" w:type="dxa"/>
-              </w:tcPr>
-            </w:tcPrChange>
-          </w:tcPr>
-          <w:p>
-            <w:pPr>
-              <w:cnfStyle w:val="000000000000" w:firstRow="0" w:lastRow="0" w:firstColumn="0" w:lastColumn="0" w:oddVBand="0" w:evenVBand="0" w:oddHBand="0" w:evenHBand="0" w:firstRowFirstColumn="0" w:firstRowLastColumn="0" w:lastRowFirstColumn="0" w:lastRowLastColumn="0"/>
-              <w:rPr>
-                <w:rFonts w:eastAsia="Helvetica 45" w:cs="Helvetica 45"/>
+                <w:rFonts w:asciiTheme="minorHAnsi" w:eastAsia="Helvetica 45" w:hAnsiTheme="minorHAnsi" w:cstheme="minorHAnsi"/>
                 <w:sz w:val="18"/>
                 <w:szCs w:val="18"/>
               </w:rPr>
             </w:pPr>
             <w:r>
               <w:rPr>
-                <w:rFonts w:eastAsia="Helvetica 45" w:cs="Helvetica 45"/>
+                <w:rFonts w:asciiTheme="minorHAnsi" w:eastAsia="Helvetica 45" w:hAnsiTheme="minorHAnsi" w:cstheme="minorHAnsi"/>
+                <w:sz w:val="18"/>
+                <w:szCs w:val="18"/>
+              </w:rPr>
+              <w:t xml:space="preserve">Übersetzt den Text; </w:t>
+            </w:r>
+          </w:p>
+          <w:p>
+            <w:pPr>
+              <w:cnfStyle w:val="000000000000" w:firstRow="0" w:lastRow="0" w:firstColumn="0" w:lastColumn="0" w:oddVBand="0" w:evenVBand="0" w:oddHBand="0" w:evenHBand="0" w:firstRowFirstColumn="0" w:firstRowLastColumn="0" w:lastRowFirstColumn="0" w:lastRowLastColumn="0"/>
+              <w:rPr>
+                <w:rFonts w:asciiTheme="minorHAnsi" w:eastAsia="Helvetica 45" w:hAnsiTheme="minorHAnsi" w:cstheme="minorHAnsi"/>
+                <w:sz w:val="18"/>
+                <w:szCs w:val="18"/>
+              </w:rPr>
+            </w:pPr>
+            <w:r>
+              <w:rPr>
+                <w:rFonts w:asciiTheme="minorHAnsi" w:eastAsia="Helvetica 45" w:hAnsiTheme="minorHAnsi" w:cstheme="minorHAnsi"/>
+                <w:sz w:val="18"/>
+                <w:szCs w:val="18"/>
+              </w:rPr>
+              <w:t>Wandelt Text und Wörter in einen andere Sprache um</w:t>
+            </w:r>
+          </w:p>
+        </w:tc>
+        <w:tc>
+          <w:tcPr>
+            <w:tcW w:w="1418" w:type="dxa"/>
+          </w:tcPr>
+          <w:p>
+            <w:pPr>
+              <w:cnfStyle w:val="000000000000" w:firstRow="0" w:lastRow="0" w:firstColumn="0" w:lastColumn="0" w:oddVBand="0" w:evenVBand="0" w:oddHBand="0" w:evenHBand="0" w:firstRowFirstColumn="0" w:firstRowLastColumn="0" w:lastRowFirstColumn="0" w:lastRowLastColumn="0"/>
+              <w:rPr>
+                <w:rFonts w:asciiTheme="minorHAnsi" w:eastAsia="Helvetica 45" w:hAnsiTheme="minorHAnsi" w:cstheme="minorHAnsi"/>
+                <w:sz w:val="18"/>
+                <w:szCs w:val="18"/>
+              </w:rPr>
+            </w:pPr>
+            <w:r>
+              <w:rPr>
+                <w:rFonts w:asciiTheme="minorHAnsi" w:eastAsia="Helvetica 45" w:hAnsiTheme="minorHAnsi" w:cstheme="minorHAnsi"/>
                 <w:sz w:val="18"/>
                 <w:szCs w:val="18"/>
               </w:rPr>
@@ -2085,26 +2189,20 @@
         </w:tc>
         <w:tc>
           <w:tcPr>
-            <w:tcW w:w="1417" w:type="dxa"/>
-            <w:tcPrChange w:id="46" w:author="I E" w:date="2023-01-31T11:47:00Z">
-              <w:tcPr>
-                <w:tcW w:w="1596" w:type="dxa"/>
-                <w:gridSpan w:val="2"/>
-              </w:tcPr>
-            </w:tcPrChange>
+            <w:tcW w:w="1275" w:type="dxa"/>
           </w:tcPr>
           <w:p>
             <w:pPr>
               <w:cnfStyle w:val="000000000000" w:firstRow="0" w:lastRow="0" w:firstColumn="0" w:lastColumn="0" w:oddVBand="0" w:evenVBand="0" w:oddHBand="0" w:evenHBand="0" w:firstRowFirstColumn="0" w:firstRowLastColumn="0" w:lastRowFirstColumn="0" w:lastRowLastColumn="0"/>
               <w:rPr>
-                <w:rFonts w:eastAsia="Helvetica 45" w:cs="Helvetica 45"/>
+                <w:rFonts w:asciiTheme="minorHAnsi" w:eastAsia="Helvetica 45" w:hAnsiTheme="minorHAnsi" w:cstheme="minorHAnsi"/>
                 <w:sz w:val="18"/>
                 <w:szCs w:val="18"/>
               </w:rPr>
             </w:pPr>
             <w:r>
               <w:rPr>
-                <w:rFonts w:eastAsia="Helvetica 45" w:cs="Helvetica 45"/>
+                <w:rFonts w:asciiTheme="minorHAnsi" w:eastAsia="Helvetica 45" w:hAnsiTheme="minorHAnsi" w:cstheme="minorHAnsi"/>
                 <w:sz w:val="18"/>
                 <w:szCs w:val="18"/>
               </w:rPr>
@@ -2114,25 +2212,20 @@
         </w:tc>
         <w:tc>
           <w:tcPr>
-            <w:tcW w:w="1843" w:type="dxa"/>
-            <w:tcPrChange w:id="47" w:author="I E" w:date="2023-01-31T11:47:00Z">
-              <w:tcPr>
-                <w:tcW w:w="1843" w:type="dxa"/>
-              </w:tcPr>
-            </w:tcPrChange>
+            <w:tcW w:w="1560" w:type="dxa"/>
           </w:tcPr>
           <w:p>
             <w:pPr>
               <w:cnfStyle w:val="000000000000" w:firstRow="0" w:lastRow="0" w:firstColumn="0" w:lastColumn="0" w:oddVBand="0" w:evenVBand="0" w:oddHBand="0" w:evenHBand="0" w:firstRowFirstColumn="0" w:firstRowLastColumn="0" w:lastRowFirstColumn="0" w:lastRowLastColumn="0"/>
               <w:rPr>
-                <w:rFonts w:eastAsia="Helvetica 45" w:cs="Helvetica 45"/>
+                <w:rFonts w:asciiTheme="minorHAnsi" w:eastAsia="Helvetica 45" w:hAnsiTheme="minorHAnsi" w:cstheme="minorHAnsi"/>
                 <w:sz w:val="18"/>
                 <w:szCs w:val="18"/>
               </w:rPr>
             </w:pPr>
             <w:r>
               <w:rPr>
-                <w:rFonts w:eastAsia="Helvetica 45" w:cs="Helvetica 45"/>
+                <w:rFonts w:asciiTheme="minorHAnsi" w:eastAsia="Helvetica 45" w:hAnsiTheme="minorHAnsi" w:cstheme="minorHAnsi"/>
                 <w:sz w:val="18"/>
                 <w:szCs w:val="18"/>
               </w:rPr>
@@ -2145,29 +2238,17 @@
         <w:trPr>
           <w:cnfStyle w:val="000000100000" w:firstRow="0" w:lastRow="0" w:firstColumn="0" w:lastColumn="0" w:oddVBand="0" w:evenVBand="0" w:oddHBand="1" w:evenHBand="0" w:firstRowFirstColumn="0" w:firstRowLastColumn="0" w:lastRowFirstColumn="0" w:lastRowLastColumn="0"/>
           <w:trHeight w:val="1673"/>
-          <w:trPrChange w:id="48" w:author="I E" w:date="2023-01-31T11:47:00Z">
-            <w:trPr>
-              <w:trHeight w:val="1673"/>
-            </w:trPr>
-          </w:trPrChange>
         </w:trPr>
         <w:tc>
           <w:tcPr>
             <w:cnfStyle w:val="001000000000" w:firstRow="0" w:lastRow="0" w:firstColumn="1" w:lastColumn="0" w:oddVBand="0" w:evenVBand="0" w:oddHBand="0" w:evenHBand="0" w:firstRowFirstColumn="0" w:firstRowLastColumn="0" w:lastRowFirstColumn="0" w:lastRowLastColumn="0"/>
-            <w:tcW w:w="1838" w:type="dxa"/>
+            <w:tcW w:w="2122" w:type="dxa"/>
             <w:vAlign w:val="center"/>
-            <w:tcPrChange w:id="49" w:author="I E" w:date="2023-01-31T11:47:00Z">
-              <w:tcPr>
-                <w:tcW w:w="1838" w:type="dxa"/>
-                <w:vAlign w:val="center"/>
-              </w:tcPr>
-            </w:tcPrChange>
           </w:tcPr>
           <w:p>
             <w:pPr>
-              <w:cnfStyle w:val="001000100000" w:firstRow="0" w:lastRow="0" w:firstColumn="1" w:lastColumn="0" w:oddVBand="0" w:evenVBand="0" w:oddHBand="1" w:evenHBand="0" w:firstRowFirstColumn="0" w:firstRowLastColumn="0" w:lastRowFirstColumn="0" w:lastRowLastColumn="0"/>
               <w:rPr>
-                <w:rFonts w:eastAsia="Helvetica 45" w:cs="Helvetica 45"/>
+                <w:rFonts w:asciiTheme="minorHAnsi" w:eastAsia="Helvetica 45" w:hAnsiTheme="minorHAnsi" w:cstheme="minorHAnsi"/>
                 <w:b/>
                 <w:bCs w:val="0"/>
                 <w:sz w:val="18"/>
@@ -2176,7 +2257,7 @@
             </w:pPr>
             <w:r>
               <w:rPr>
-                <w:rFonts w:eastAsia="Helvetica 45" w:cs="Helvetica 45"/>
+                <w:rFonts w:asciiTheme="minorHAnsi" w:eastAsia="Helvetica 45" w:hAnsiTheme="minorHAnsi" w:cstheme="minorHAnsi"/>
                 <w:b/>
                 <w:bCs w:val="0"/>
                 <w:noProof/>
@@ -2199,7 +2280,7 @@
                           <pic:cNvPicPr/>
                         </pic:nvPicPr>
                         <pic:blipFill>
-                          <a:blip r:embed="rId12" cstate="print">
+                          <a:blip r:embed="rId13" cstate="print">
                             <a:extLst>
                               <a:ext uri="{28A0092B-C50C-407E-A947-70E740481C1C}">
                                 <a14:useLocalDpi xmlns:a14="http://schemas.microsoft.com/office/drawing/2010/main"/>
@@ -2228,9 +2309,8 @@
           </w:p>
           <w:p>
             <w:pPr>
-              <w:cnfStyle w:val="001000100000" w:firstRow="0" w:lastRow="0" w:firstColumn="1" w:lastColumn="0" w:oddVBand="0" w:evenVBand="0" w:oddHBand="1" w:evenHBand="0" w:firstRowFirstColumn="0" w:firstRowLastColumn="0" w:lastRowFirstColumn="0" w:lastRowLastColumn="0"/>
               <w:rPr>
-                <w:rFonts w:eastAsia="Helvetica 45" w:cs="Helvetica 45"/>
+                <w:rFonts w:asciiTheme="minorHAnsi" w:eastAsia="Helvetica 45" w:hAnsiTheme="minorHAnsi" w:cstheme="minorHAnsi"/>
                 <w:b/>
                 <w:bCs w:val="0"/>
                 <w:sz w:val="18"/>
@@ -2239,7 +2319,7 @@
             </w:pPr>
             <w:r>
               <w:rPr>
-                <w:rFonts w:eastAsia="Helvetica 45" w:cs="Helvetica 45"/>
+                <w:rFonts w:asciiTheme="minorHAnsi" w:eastAsia="Helvetica 45" w:hAnsiTheme="minorHAnsi" w:cstheme="minorHAnsi"/>
                 <w:b/>
                 <w:bCs w:val="0"/>
                 <w:sz w:val="18"/>
@@ -2251,70 +2331,43 @@
         </w:tc>
         <w:tc>
           <w:tcPr>
-            <w:tcW w:w="2126" w:type="dxa"/>
-            <w:tcPrChange w:id="50" w:author="I E" w:date="2023-01-31T11:47:00Z">
-              <w:tcPr>
-                <w:tcW w:w="1985" w:type="dxa"/>
-                <w:gridSpan w:val="2"/>
-              </w:tcPr>
-            </w:tcPrChange>
+            <w:tcW w:w="1984" w:type="dxa"/>
           </w:tcPr>
           <w:p>
             <w:pPr>
               <w:cnfStyle w:val="000000100000" w:firstRow="0" w:lastRow="0" w:firstColumn="0" w:lastColumn="0" w:oddVBand="0" w:evenVBand="0" w:oddHBand="1" w:evenHBand="0" w:firstRowFirstColumn="0" w:firstRowLastColumn="0" w:lastRowFirstColumn="0" w:lastRowLastColumn="0"/>
               <w:rPr>
-                <w:rFonts w:eastAsia="Helvetica 45" w:cs="Helvetica 45"/>
+                <w:rFonts w:asciiTheme="minorHAnsi" w:eastAsia="Helvetica 45" w:hAnsiTheme="minorHAnsi" w:cstheme="minorHAnsi"/>
                 <w:sz w:val="18"/>
                 <w:szCs w:val="18"/>
               </w:rPr>
             </w:pPr>
             <w:r>
               <w:rPr>
-                <w:rFonts w:eastAsia="Helvetica 45" w:cs="Helvetica 45"/>
+                <w:rFonts w:asciiTheme="minorHAnsi" w:eastAsia="Helvetica 45" w:hAnsiTheme="minorHAnsi" w:cstheme="minorHAnsi"/>
                 <w:sz w:val="18"/>
                 <w:szCs w:val="18"/>
               </w:rPr>
-              <w:t>(Früh-)Erkennung von Tumoren bei der Mammographie durch Künstliche Intelligenzen</w:t>
-            </w:r>
-            <w:r>
-              <w:rPr>
-                <w:rFonts w:eastAsia="Helvetica 45" w:cs="Helvetica 45"/>
-                <w:sz w:val="18"/>
-                <w:szCs w:val="18"/>
-              </w:rPr>
-              <w:t>, übernimmt Aufgabe von Ärztinnen und Ärzten</w:t>
-            </w:r>
-            <w:r>
-              <w:rPr>
-                <w:rFonts w:eastAsia="Helvetica 45" w:cs="Helvetica 45"/>
-                <w:sz w:val="18"/>
-                <w:szCs w:val="18"/>
-              </w:rPr>
-              <w:t xml:space="preserve"> </w:t>
+              <w:t xml:space="preserve">(Früh-)Erkennung von Tumoren bei der Mammographie durch Künstliche Intelligenz, übernimmt Aufgabe von Ärztinnen und Ärzten </w:t>
             </w:r>
           </w:p>
         </w:tc>
         <w:tc>
           <w:tcPr>
-            <w:tcW w:w="1134" w:type="dxa"/>
-            <w:tcPrChange w:id="51" w:author="I E" w:date="2023-01-31T11:47:00Z">
-              <w:tcPr>
-                <w:tcW w:w="1134" w:type="dxa"/>
-              </w:tcPr>
-            </w:tcPrChange>
+            <w:tcW w:w="1418" w:type="dxa"/>
           </w:tcPr>
           <w:p>
             <w:pPr>
               <w:cnfStyle w:val="000000100000" w:firstRow="0" w:lastRow="0" w:firstColumn="0" w:lastColumn="0" w:oddVBand="0" w:evenVBand="0" w:oddHBand="1" w:evenHBand="0" w:firstRowFirstColumn="0" w:firstRowLastColumn="0" w:lastRowFirstColumn="0" w:lastRowLastColumn="0"/>
               <w:rPr>
-                <w:rFonts w:eastAsia="Helvetica 45" w:cs="Helvetica 45"/>
+                <w:rFonts w:asciiTheme="minorHAnsi" w:eastAsia="Helvetica 45" w:hAnsiTheme="minorHAnsi" w:cstheme="minorHAnsi"/>
                 <w:sz w:val="18"/>
                 <w:szCs w:val="18"/>
               </w:rPr>
             </w:pPr>
             <w:r>
               <w:rPr>
-                <w:rFonts w:eastAsia="Helvetica 45" w:cs="Helvetica 45"/>
+                <w:rFonts w:asciiTheme="minorHAnsi" w:eastAsia="Helvetica 45" w:hAnsiTheme="minorHAnsi" w:cstheme="minorHAnsi"/>
                 <w:sz w:val="18"/>
                 <w:szCs w:val="18"/>
               </w:rPr>
@@ -2324,26 +2377,20 @@
         </w:tc>
         <w:tc>
           <w:tcPr>
-            <w:tcW w:w="1701" w:type="dxa"/>
-            <w:tcPrChange w:id="52" w:author="I E" w:date="2023-01-31T11:47:00Z">
-              <w:tcPr>
-                <w:tcW w:w="1701" w:type="dxa"/>
-                <w:gridSpan w:val="2"/>
-              </w:tcPr>
-            </w:tcPrChange>
+            <w:tcW w:w="1559" w:type="dxa"/>
           </w:tcPr>
           <w:p>
             <w:pPr>
               <w:cnfStyle w:val="000000100000" w:firstRow="0" w:lastRow="0" w:firstColumn="0" w:lastColumn="0" w:oddVBand="0" w:evenVBand="0" w:oddHBand="1" w:evenHBand="0" w:firstRowFirstColumn="0" w:firstRowLastColumn="0" w:lastRowFirstColumn="0" w:lastRowLastColumn="0"/>
               <w:rPr>
-                <w:rFonts w:eastAsia="Helvetica 45" w:cs="Helvetica 45"/>
+                <w:rFonts w:asciiTheme="minorHAnsi" w:eastAsia="Helvetica 45" w:hAnsiTheme="minorHAnsi" w:cstheme="minorHAnsi"/>
                 <w:sz w:val="18"/>
                 <w:szCs w:val="18"/>
               </w:rPr>
             </w:pPr>
             <w:r>
               <w:rPr>
-                <w:rFonts w:eastAsia="Helvetica 45" w:cs="Helvetica 45"/>
+                <w:rFonts w:asciiTheme="minorHAnsi" w:eastAsia="Helvetica 45" w:hAnsiTheme="minorHAnsi" w:cstheme="minorHAnsi"/>
                 <w:sz w:val="18"/>
                 <w:szCs w:val="18"/>
               </w:rPr>
@@ -2353,26 +2400,20 @@
         </w:tc>
         <w:tc>
           <w:tcPr>
-            <w:tcW w:w="1134" w:type="dxa"/>
-            <w:tcPrChange w:id="53" w:author="I E" w:date="2023-01-31T11:47:00Z">
-              <w:tcPr>
-                <w:tcW w:w="1275" w:type="dxa"/>
-                <w:gridSpan w:val="2"/>
-              </w:tcPr>
-            </w:tcPrChange>
+            <w:tcW w:w="1417" w:type="dxa"/>
           </w:tcPr>
           <w:p>
             <w:pPr>
               <w:cnfStyle w:val="000000100000" w:firstRow="0" w:lastRow="0" w:firstColumn="0" w:lastColumn="0" w:oddVBand="0" w:evenVBand="0" w:oddHBand="1" w:evenHBand="0" w:firstRowFirstColumn="0" w:firstRowLastColumn="0" w:lastRowFirstColumn="0" w:lastRowLastColumn="0"/>
               <w:rPr>
-                <w:rFonts w:eastAsia="Helvetica 45" w:cs="Helvetica 45"/>
+                <w:rFonts w:asciiTheme="minorHAnsi" w:eastAsia="Helvetica 45" w:hAnsiTheme="minorHAnsi" w:cstheme="minorHAnsi"/>
                 <w:sz w:val="18"/>
                 <w:szCs w:val="18"/>
               </w:rPr>
             </w:pPr>
             <w:r>
               <w:rPr>
-                <w:rFonts w:eastAsia="Helvetica 45" w:cs="Helvetica 45"/>
+                <w:rFonts w:asciiTheme="minorHAnsi" w:eastAsia="Helvetica 45" w:hAnsiTheme="minorHAnsi" w:cstheme="minorHAnsi"/>
                 <w:sz w:val="18"/>
                 <w:szCs w:val="18"/>
               </w:rPr>
@@ -2383,94 +2424,50 @@
         <w:tc>
           <w:tcPr>
             <w:tcW w:w="1843" w:type="dxa"/>
-            <w:tcPrChange w:id="54" w:author="I E" w:date="2023-01-31T11:47:00Z">
-              <w:tcPr>
-                <w:tcW w:w="1701" w:type="dxa"/>
-              </w:tcPr>
-            </w:tcPrChange>
           </w:tcPr>
           <w:p>
             <w:pPr>
               <w:cnfStyle w:val="000000100000" w:firstRow="0" w:lastRow="0" w:firstColumn="0" w:lastColumn="0" w:oddVBand="0" w:evenVBand="0" w:oddHBand="1" w:evenHBand="0" w:firstRowFirstColumn="0" w:firstRowLastColumn="0" w:lastRowFirstColumn="0" w:lastRowLastColumn="0"/>
               <w:rPr>
-                <w:rFonts w:eastAsia="Helvetica 45" w:cs="Helvetica 45"/>
-                <w:sz w:val="18"/>
-                <w:szCs w:val="18"/>
-              </w:rPr>
-            </w:pPr>
-            <w:ins w:id="55" w:author="I E" w:date="2023-01-31T11:14:00Z">
-              <w:r>
-                <w:rPr>
-                  <w:rFonts w:eastAsia="Helvetica 45" w:cs="Helvetica 45"/>
-                  <w:sz w:val="18"/>
-                  <w:szCs w:val="18"/>
-                </w:rPr>
-                <w:t>Untersucht systemat</w:t>
-              </w:r>
-            </w:ins>
-            <w:ins w:id="56" w:author="I E" w:date="2023-01-31T11:15:00Z">
-              <w:r>
-                <w:rPr>
-                  <w:rFonts w:eastAsia="Helvetica 45" w:cs="Helvetica 45"/>
-                  <w:sz w:val="18"/>
-                  <w:szCs w:val="18"/>
-                </w:rPr>
-                <w:t xml:space="preserve">isch die Aufnahmen nach Anomalien, </w:t>
-              </w:r>
-            </w:ins>
-            <w:ins w:id="57" w:author="I E" w:date="2023-01-31T11:16:00Z">
-              <w:r>
-                <w:rPr>
-                  <w:rFonts w:eastAsia="Helvetica 45" w:cs="Helvetica 45"/>
-                  <w:sz w:val="18"/>
-                  <w:szCs w:val="18"/>
-                </w:rPr>
-                <w:t>vergleicht Bilder mit denen von tatsächlichen Tumoren</w:t>
-              </w:r>
-            </w:ins>
-            <w:ins w:id="58" w:author="I E" w:date="2023-01-31T11:20:00Z">
-              <w:r>
-                <w:rPr>
-                  <w:rFonts w:eastAsia="Helvetica 45" w:cs="Helvetica 45"/>
-                  <w:sz w:val="18"/>
-                  <w:szCs w:val="18"/>
-                </w:rPr>
-                <w:t xml:space="preserve">, </w:t>
-              </w:r>
-            </w:ins>
-            <w:ins w:id="59" w:author="I E" w:date="2023-01-31T11:21:00Z">
-              <w:r>
-                <w:rPr>
-                  <w:rFonts w:eastAsia="Helvetica 45" w:cs="Helvetica 45"/>
-                  <w:sz w:val="18"/>
-                  <w:szCs w:val="18"/>
-                </w:rPr>
-                <w:t>etc.</w:t>
-              </w:r>
-            </w:ins>
-          </w:p>
-        </w:tc>
-        <w:tc>
-          <w:tcPr>
-            <w:tcW w:w="1418" w:type="dxa"/>
-            <w:tcPrChange w:id="60" w:author="I E" w:date="2023-01-31T11:47:00Z">
-              <w:tcPr>
-                <w:tcW w:w="1381" w:type="dxa"/>
-              </w:tcPr>
-            </w:tcPrChange>
-          </w:tcPr>
-          <w:p>
-            <w:pPr>
-              <w:cnfStyle w:val="000000100000" w:firstRow="0" w:lastRow="0" w:firstColumn="0" w:lastColumn="0" w:oddVBand="0" w:evenVBand="0" w:oddHBand="1" w:evenHBand="0" w:firstRowFirstColumn="0" w:firstRowLastColumn="0" w:lastRowFirstColumn="0" w:lastRowLastColumn="0"/>
-              <w:rPr>
-                <w:rFonts w:eastAsia="Helvetica 45" w:cs="Helvetica 45"/>
+                <w:rFonts w:asciiTheme="minorHAnsi" w:eastAsia="Helvetica 45" w:hAnsiTheme="minorHAnsi" w:cstheme="minorHAnsi"/>
                 <w:sz w:val="18"/>
                 <w:szCs w:val="18"/>
               </w:rPr>
             </w:pPr>
             <w:r>
               <w:rPr>
-                <w:rFonts w:eastAsia="Helvetica 45" w:cs="Helvetica 45"/>
+                <w:rFonts w:asciiTheme="minorHAnsi" w:eastAsia="Helvetica 45" w:hAnsiTheme="minorHAnsi" w:cstheme="minorHAnsi"/>
+                <w:sz w:val="18"/>
+                <w:szCs w:val="18"/>
+              </w:rPr>
+              <w:t>Untersucht systematisch die Aufnahmen nach Anomalien, vergleicht Bilder mit denen von tatsächlichen Tumoren</w:t>
+            </w:r>
+            <w:r>
+              <w:rPr>
+                <w:rFonts w:asciiTheme="minorHAnsi" w:eastAsia="Helvetica 45" w:hAnsiTheme="minorHAnsi" w:cstheme="minorHAnsi"/>
+                <w:sz w:val="18"/>
+                <w:szCs w:val="18"/>
+              </w:rPr>
+              <w:t>, etc.</w:t>
+            </w:r>
+          </w:p>
+        </w:tc>
+        <w:tc>
+          <w:tcPr>
+            <w:tcW w:w="1418" w:type="dxa"/>
+          </w:tcPr>
+          <w:p>
+            <w:pPr>
+              <w:cnfStyle w:val="000000100000" w:firstRow="0" w:lastRow="0" w:firstColumn="0" w:lastColumn="0" w:oddVBand="0" w:evenVBand="0" w:oddHBand="1" w:evenHBand="0" w:firstRowFirstColumn="0" w:firstRowLastColumn="0" w:lastRowFirstColumn="0" w:lastRowLastColumn="0"/>
+              <w:rPr>
+                <w:rFonts w:asciiTheme="minorHAnsi" w:eastAsia="Helvetica 45" w:hAnsiTheme="minorHAnsi" w:cstheme="minorHAnsi"/>
+                <w:sz w:val="18"/>
+                <w:szCs w:val="18"/>
+              </w:rPr>
+            </w:pPr>
+            <w:r>
+              <w:rPr>
+                <w:rFonts w:asciiTheme="minorHAnsi" w:eastAsia="Helvetica 45" w:hAnsiTheme="minorHAnsi" w:cstheme="minorHAnsi"/>
                 <w:sz w:val="18"/>
                 <w:szCs w:val="18"/>
               </w:rPr>
@@ -2480,25 +2477,20 @@
         </w:tc>
         <w:tc>
           <w:tcPr>
-            <w:tcW w:w="1417" w:type="dxa"/>
-            <w:tcPrChange w:id="61" w:author="I E" w:date="2023-01-31T11:47:00Z">
-              <w:tcPr>
-                <w:tcW w:w="1474" w:type="dxa"/>
-              </w:tcPr>
-            </w:tcPrChange>
+            <w:tcW w:w="1275" w:type="dxa"/>
           </w:tcPr>
           <w:p>
             <w:pPr>
               <w:cnfStyle w:val="000000100000" w:firstRow="0" w:lastRow="0" w:firstColumn="0" w:lastColumn="0" w:oddVBand="0" w:evenVBand="0" w:oddHBand="1" w:evenHBand="0" w:firstRowFirstColumn="0" w:firstRowLastColumn="0" w:lastRowFirstColumn="0" w:lastRowLastColumn="0"/>
               <w:rPr>
-                <w:rFonts w:eastAsia="Helvetica 45" w:cs="Helvetica 45"/>
+                <w:rFonts w:asciiTheme="minorHAnsi" w:eastAsia="Helvetica 45" w:hAnsiTheme="minorHAnsi" w:cstheme="minorHAnsi"/>
                 <w:sz w:val="18"/>
                 <w:szCs w:val="18"/>
               </w:rPr>
             </w:pPr>
             <w:r>
               <w:rPr>
-                <w:rFonts w:eastAsia="Helvetica 45" w:cs="Helvetica 45"/>
+                <w:rFonts w:asciiTheme="minorHAnsi" w:eastAsia="Helvetica 45" w:hAnsiTheme="minorHAnsi" w:cstheme="minorHAnsi"/>
                 <w:sz w:val="18"/>
                 <w:szCs w:val="18"/>
               </w:rPr>
@@ -2508,26 +2500,20 @@
         </w:tc>
         <w:tc>
           <w:tcPr>
-            <w:tcW w:w="1843" w:type="dxa"/>
-            <w:tcPrChange w:id="62" w:author="I E" w:date="2023-01-31T11:47:00Z">
-              <w:tcPr>
-                <w:tcW w:w="1965" w:type="dxa"/>
-                <w:gridSpan w:val="2"/>
-              </w:tcPr>
-            </w:tcPrChange>
+            <w:tcW w:w="1560" w:type="dxa"/>
           </w:tcPr>
           <w:p>
             <w:pPr>
               <w:cnfStyle w:val="000000100000" w:firstRow="0" w:lastRow="0" w:firstColumn="0" w:lastColumn="0" w:oddVBand="0" w:evenVBand="0" w:oddHBand="1" w:evenHBand="0" w:firstRowFirstColumn="0" w:firstRowLastColumn="0" w:lastRowFirstColumn="0" w:lastRowLastColumn="0"/>
               <w:rPr>
-                <w:rFonts w:eastAsia="Helvetica 45" w:cs="Helvetica 45"/>
+                <w:rFonts w:asciiTheme="minorHAnsi" w:eastAsia="Helvetica 45" w:hAnsiTheme="minorHAnsi" w:cstheme="minorHAnsi"/>
                 <w:sz w:val="18"/>
                 <w:szCs w:val="18"/>
               </w:rPr>
             </w:pPr>
             <w:r>
               <w:rPr>
-                <w:rFonts w:eastAsia="Helvetica 45" w:cs="Helvetica 45"/>
+                <w:rFonts w:asciiTheme="minorHAnsi" w:eastAsia="Helvetica 45" w:hAnsiTheme="minorHAnsi" w:cstheme="minorHAnsi"/>
                 <w:sz w:val="18"/>
                 <w:szCs w:val="18"/>
               </w:rPr>
@@ -2539,29 +2525,18 @@
       <w:tr>
         <w:trPr>
           <w:trHeight w:val="290"/>
-          <w:trPrChange w:id="63" w:author="I E" w:date="2023-01-31T11:47:00Z">
-            <w:trPr>
-              <w:trHeight w:val="290"/>
-            </w:trPr>
-          </w:trPrChange>
         </w:trPr>
         <w:tc>
           <w:tcPr>
             <w:cnfStyle w:val="001000000000" w:firstRow="0" w:lastRow="0" w:firstColumn="1" w:lastColumn="0" w:oddVBand="0" w:evenVBand="0" w:oddHBand="0" w:evenHBand="0" w:firstRowFirstColumn="0" w:firstRowLastColumn="0" w:lastRowFirstColumn="0" w:lastRowLastColumn="0"/>
-            <w:tcW w:w="1838" w:type="dxa"/>
+            <w:tcW w:w="2122" w:type="dxa"/>
             <w:vAlign w:val="center"/>
-            <w:tcPrChange w:id="64" w:author="I E" w:date="2023-01-31T11:47:00Z">
-              <w:tcPr>
-                <w:tcW w:w="1838" w:type="dxa"/>
-                <w:vAlign w:val="center"/>
-              </w:tcPr>
-            </w:tcPrChange>
           </w:tcPr>
           <w:p>
             <w:pPr>
               <w:spacing w:line="240" w:lineRule="auto"/>
               <w:rPr>
-                <w:rFonts w:eastAsia="Helvetica 45" w:cs="Helvetica 45"/>
+                <w:rFonts w:asciiTheme="minorHAnsi" w:eastAsia="Helvetica 45" w:hAnsiTheme="minorHAnsi" w:cstheme="minorHAnsi"/>
                 <w:b/>
                 <w:bCs w:val="0"/>
                 <w:sz w:val="18"/>
@@ -2569,17 +2544,35 @@
               </w:rPr>
             </w:pPr>
             <w:r>
+              <w:rPr>
+                <w:rFonts w:asciiTheme="minorHAnsi" w:hAnsiTheme="minorHAnsi" w:cstheme="minorHAnsi"/>
+                <w:sz w:val="18"/>
+                <w:szCs w:val="18"/>
+              </w:rPr>
               <w:fldChar w:fldCharType="begin"/>
             </w:r>
             <w:r>
+              <w:rPr>
+                <w:rFonts w:asciiTheme="minorHAnsi" w:hAnsiTheme="minorHAnsi" w:cstheme="minorHAnsi"/>
+                <w:sz w:val="18"/>
+                <w:szCs w:val="18"/>
+              </w:rPr>
               <w:instrText xml:space="preserve"> INCLUDEPICTURE "https://upload.wikimedia.org/wikipedia/commons/thumb/d/d8/Bus_220916_gnangarra-1006.JPG/800px-Bus_220916_gnangarra-1006.JPG" \* MERGEFORMATINET </w:instrText>
             </w:r>
             <w:r>
+              <w:rPr>
+                <w:rFonts w:asciiTheme="minorHAnsi" w:hAnsiTheme="minorHAnsi" w:cstheme="minorHAnsi"/>
+                <w:sz w:val="18"/>
+                <w:szCs w:val="18"/>
+              </w:rPr>
               <w:fldChar w:fldCharType="separate"/>
             </w:r>
             <w:r>
               <w:rPr>
+                <w:rFonts w:asciiTheme="minorHAnsi" w:hAnsiTheme="minorHAnsi" w:cstheme="minorHAnsi"/>
                 <w:noProof/>
+                <w:sz w:val="18"/>
+                <w:szCs w:val="18"/>
               </w:rPr>
               <w:drawing>
                 <wp:inline distT="0" distB="0" distL="0" distR="0" wp14:anchorId="355A6682" wp14:editId="72708BC8">
@@ -2599,7 +2592,7 @@
                           </pic:cNvPicPr>
                         </pic:nvPicPr>
                         <pic:blipFill rotWithShape="1">
-                          <a:blip r:embed="rId13">
+                          <a:blip r:embed="rId14">
                             <a:extLst>
                               <a:ext uri="{28A0092B-C50C-407E-A947-70E740481C1C}">
                                 <a14:useLocalDpi xmlns:a14="http://schemas.microsoft.com/office/drawing/2010/main"/>
@@ -2634,13 +2627,18 @@
               </w:drawing>
             </w:r>
             <w:r>
+              <w:rPr>
+                <w:rFonts w:asciiTheme="minorHAnsi" w:hAnsiTheme="minorHAnsi" w:cstheme="minorHAnsi"/>
+                <w:sz w:val="18"/>
+                <w:szCs w:val="18"/>
+              </w:rPr>
               <w:fldChar w:fldCharType="end"/>
             </w:r>
           </w:p>
           <w:p>
             <w:pPr>
               <w:rPr>
-                <w:rFonts w:eastAsia="Helvetica 45" w:cs="Helvetica 45"/>
+                <w:rFonts w:asciiTheme="minorHAnsi" w:eastAsia="Helvetica 45" w:hAnsiTheme="minorHAnsi" w:cstheme="minorHAnsi"/>
                 <w:b/>
                 <w:bCs w:val="0"/>
                 <w:sz w:val="18"/>
@@ -2649,7 +2647,7 @@
             </w:pPr>
             <w:r>
               <w:rPr>
-                <w:rFonts w:eastAsia="Helvetica 45" w:cs="Helvetica 45"/>
+                <w:rFonts w:asciiTheme="minorHAnsi" w:eastAsia="Helvetica 45" w:hAnsiTheme="minorHAnsi" w:cstheme="minorHAnsi"/>
                 <w:b/>
                 <w:bCs w:val="0"/>
                 <w:sz w:val="18"/>
@@ -2661,62 +2659,53 @@
         </w:tc>
         <w:tc>
           <w:tcPr>
-            <w:tcW w:w="2126" w:type="dxa"/>
-            <w:tcPrChange w:id="65" w:author="I E" w:date="2023-01-31T11:47:00Z">
-              <w:tcPr>
-                <w:tcW w:w="1985" w:type="dxa"/>
-                <w:gridSpan w:val="2"/>
-              </w:tcPr>
-            </w:tcPrChange>
+            <w:tcW w:w="1984" w:type="dxa"/>
           </w:tcPr>
           <w:p>
             <w:pPr>
               <w:cnfStyle w:val="000000000000" w:firstRow="0" w:lastRow="0" w:firstColumn="0" w:lastColumn="0" w:oddVBand="0" w:evenVBand="0" w:oddHBand="0" w:evenHBand="0" w:firstRowFirstColumn="0" w:firstRowLastColumn="0" w:lastRowFirstColumn="0" w:lastRowLastColumn="0"/>
               <w:rPr>
-                <w:rFonts w:eastAsia="Helvetica 45" w:cs="Helvetica 45"/>
+                <w:rFonts w:asciiTheme="minorHAnsi" w:eastAsia="Helvetica 45" w:hAnsiTheme="minorHAnsi" w:cstheme="minorHAnsi"/>
                 <w:sz w:val="18"/>
                 <w:szCs w:val="18"/>
               </w:rPr>
             </w:pPr>
             <w:r>
               <w:rPr>
-                <w:rFonts w:eastAsia="Helvetica 45" w:cs="Helvetica 45"/>
+                <w:rFonts w:asciiTheme="minorHAnsi" w:eastAsia="Helvetica 45" w:hAnsiTheme="minorHAnsi" w:cstheme="minorHAnsi"/>
                 <w:sz w:val="18"/>
                 <w:szCs w:val="18"/>
               </w:rPr>
-              <w:t>Shuttle-Bus, der Schulkinder an Haltestellen aufnimmt und die Fahrt autonom unternimmt</w:t>
+              <w:t xml:space="preserve">Shuttle-Bus, der Schulkinder an Haltestellen aufnimmt und die Fahrt autonom unternimmt, ohne dass eine Busfahrerin oder ein Busfahrer das Fahrzeug </w:t>
             </w:r>
+            <w:proofErr w:type="gramStart"/>
             <w:r>
               <w:rPr>
-                <w:rFonts w:eastAsia="Helvetica 45" w:cs="Helvetica 45"/>
+                <w:rFonts w:asciiTheme="minorHAnsi" w:eastAsia="Helvetica 45" w:hAnsiTheme="minorHAnsi" w:cstheme="minorHAnsi"/>
                 <w:sz w:val="18"/>
                 <w:szCs w:val="18"/>
               </w:rPr>
-              <w:t>, ohne dass eine Busfahrerin oder ein Busfahrer das Fahrzeug steuert</w:t>
+              <w:t>steuert</w:t>
             </w:r>
+            <w:proofErr w:type="gramEnd"/>
           </w:p>
         </w:tc>
         <w:tc>
           <w:tcPr>
-            <w:tcW w:w="1134" w:type="dxa"/>
-            <w:tcPrChange w:id="66" w:author="I E" w:date="2023-01-31T11:47:00Z">
-              <w:tcPr>
-                <w:tcW w:w="1134" w:type="dxa"/>
-              </w:tcPr>
-            </w:tcPrChange>
+            <w:tcW w:w="1418" w:type="dxa"/>
           </w:tcPr>
           <w:p>
             <w:pPr>
               <w:cnfStyle w:val="000000000000" w:firstRow="0" w:lastRow="0" w:firstColumn="0" w:lastColumn="0" w:oddVBand="0" w:evenVBand="0" w:oddHBand="0" w:evenHBand="0" w:firstRowFirstColumn="0" w:firstRowLastColumn="0" w:lastRowFirstColumn="0" w:lastRowLastColumn="0"/>
               <w:rPr>
-                <w:rFonts w:eastAsia="Helvetica 45" w:cs="Helvetica 45"/>
+                <w:rFonts w:asciiTheme="minorHAnsi" w:eastAsia="Helvetica 45" w:hAnsiTheme="minorHAnsi" w:cstheme="minorHAnsi"/>
                 <w:sz w:val="18"/>
                 <w:szCs w:val="18"/>
               </w:rPr>
             </w:pPr>
             <w:r>
               <w:rPr>
-                <w:rFonts w:eastAsia="Helvetica 45" w:cs="Helvetica 45"/>
+                <w:rFonts w:asciiTheme="minorHAnsi" w:eastAsia="Helvetica 45" w:hAnsiTheme="minorHAnsi" w:cstheme="minorHAnsi"/>
                 <w:sz w:val="18"/>
                 <w:szCs w:val="18"/>
               </w:rPr>
@@ -2726,90 +2715,51 @@
         </w:tc>
         <w:tc>
           <w:tcPr>
-            <w:tcW w:w="1701" w:type="dxa"/>
-            <w:tcPrChange w:id="67" w:author="I E" w:date="2023-01-31T11:47:00Z">
-              <w:tcPr>
-                <w:tcW w:w="1842" w:type="dxa"/>
-                <w:gridSpan w:val="3"/>
-              </w:tcPr>
-            </w:tcPrChange>
+            <w:tcW w:w="1559" w:type="dxa"/>
           </w:tcPr>
           <w:p>
             <w:pPr>
               <w:cnfStyle w:val="000000000000" w:firstRow="0" w:lastRow="0" w:firstColumn="0" w:lastColumn="0" w:oddVBand="0" w:evenVBand="0" w:oddHBand="0" w:evenHBand="0" w:firstRowFirstColumn="0" w:firstRowLastColumn="0" w:lastRowFirstColumn="0" w:lastRowLastColumn="0"/>
               <w:rPr>
-                <w:rFonts w:eastAsia="Helvetica 45" w:cs="Helvetica 45"/>
+                <w:rFonts w:asciiTheme="minorHAnsi" w:eastAsia="Helvetica 45" w:hAnsiTheme="minorHAnsi" w:cstheme="minorHAnsi"/>
                 <w:sz w:val="18"/>
                 <w:szCs w:val="18"/>
               </w:rPr>
             </w:pPr>
             <w:r>
               <w:rPr>
-                <w:rFonts w:eastAsia="Helvetica 45" w:cs="Helvetica 45"/>
+                <w:rFonts w:asciiTheme="minorHAnsi" w:eastAsia="Helvetica 45" w:hAnsiTheme="minorHAnsi" w:cstheme="minorHAnsi"/>
                 <w:sz w:val="18"/>
                 <w:szCs w:val="18"/>
               </w:rPr>
-              <w:t>Anzahl akt</w:t>
+              <w:t>Anzahl Fahrgäste, Route, Fahrplan, aktuelle Position, akt. Geschwindigkeit, Abstand zum vorausfahrenden Fahrzeug</w:t>
             </w:r>
             <w:r>
               <w:rPr>
-                <w:rFonts w:eastAsia="Helvetica 45" w:cs="Helvetica 45"/>
+                <w:rFonts w:asciiTheme="minorHAnsi" w:eastAsia="Helvetica 45" w:hAnsiTheme="minorHAnsi" w:cstheme="minorHAnsi"/>
                 <w:sz w:val="18"/>
                 <w:szCs w:val="18"/>
               </w:rPr>
-              <w:t>ueller</w:t>
+              <w:t>, usw.</w:t>
             </w:r>
-            <w:r>
-              <w:rPr>
-                <w:rFonts w:eastAsia="Helvetica 45" w:cs="Helvetica 45"/>
-                <w:sz w:val="18"/>
-                <w:szCs w:val="18"/>
-              </w:rPr>
-              <w:t xml:space="preserve"> Fahrgäste, Route, Fahrplan, aktuelle Position, akt. Geschwindigkeit, Abstand zum vorausfahrenden Fahrzeug</w:t>
-            </w:r>
-            <w:ins w:id="68" w:author="I E" w:date="2023-01-31T11:45:00Z">
-              <w:r>
-                <w:rPr>
-                  <w:rFonts w:eastAsia="Helvetica 45" w:cs="Helvetica 45"/>
-                  <w:sz w:val="18"/>
-                  <w:szCs w:val="18"/>
-                </w:rPr>
-                <w:t>, usw.</w:t>
-              </w:r>
-            </w:ins>
-            <w:del w:id="69" w:author="I E" w:date="2023-01-31T11:45:00Z">
-              <w:r>
-                <w:rPr>
-                  <w:rFonts w:eastAsia="Helvetica 45" w:cs="Helvetica 45"/>
-                  <w:sz w:val="18"/>
-                  <w:szCs w:val="18"/>
-                </w:rPr>
-                <w:delText>, usw. Status der Türen</w:delText>
-              </w:r>
-            </w:del>
           </w:p>
         </w:tc>
         <w:tc>
           <w:tcPr>
-            <w:tcW w:w="1134" w:type="dxa"/>
-            <w:tcPrChange w:id="70" w:author="I E" w:date="2023-01-31T11:47:00Z">
-              <w:tcPr>
-                <w:tcW w:w="1134" w:type="dxa"/>
-              </w:tcPr>
-            </w:tcPrChange>
+            <w:tcW w:w="1417" w:type="dxa"/>
           </w:tcPr>
           <w:p>
             <w:pPr>
               <w:cnfStyle w:val="000000000000" w:firstRow="0" w:lastRow="0" w:firstColumn="0" w:lastColumn="0" w:oddVBand="0" w:evenVBand="0" w:oddHBand="0" w:evenHBand="0" w:firstRowFirstColumn="0" w:firstRowLastColumn="0" w:lastRowFirstColumn="0" w:lastRowLastColumn="0"/>
               <w:rPr>
-                <w:rFonts w:eastAsia="Helvetica 45" w:cs="Helvetica 45"/>
+                <w:rFonts w:asciiTheme="minorHAnsi" w:eastAsia="Helvetica 45" w:hAnsiTheme="minorHAnsi" w:cstheme="minorHAnsi"/>
                 <w:sz w:val="18"/>
                 <w:szCs w:val="18"/>
               </w:rPr>
             </w:pPr>
             <w:r>
               <w:rPr>
-                <w:rFonts w:eastAsia="Helvetica 45" w:cs="Helvetica 45"/>
+                <w:rFonts w:asciiTheme="minorHAnsi" w:eastAsia="Helvetica 45" w:hAnsiTheme="minorHAnsi" w:cstheme="minorHAnsi"/>
                 <w:sz w:val="18"/>
                 <w:szCs w:val="18"/>
               </w:rPr>
@@ -2820,14 +2770,14 @@
             <w:pPr>
               <w:cnfStyle w:val="000000000000" w:firstRow="0" w:lastRow="0" w:firstColumn="0" w:lastColumn="0" w:oddVBand="0" w:evenVBand="0" w:oddHBand="0" w:evenHBand="0" w:firstRowFirstColumn="0" w:firstRowLastColumn="0" w:lastRowFirstColumn="0" w:lastRowLastColumn="0"/>
               <w:rPr>
-                <w:rFonts w:eastAsia="Helvetica 45" w:cs="Helvetica 45"/>
+                <w:rFonts w:asciiTheme="minorHAnsi" w:eastAsia="Helvetica 45" w:hAnsiTheme="minorHAnsi" w:cstheme="minorHAnsi"/>
                 <w:sz w:val="18"/>
                 <w:szCs w:val="18"/>
               </w:rPr>
             </w:pPr>
             <w:r>
               <w:rPr>
-                <w:rFonts w:eastAsia="Helvetica 45" w:cs="Helvetica 45"/>
+                <w:rFonts w:asciiTheme="minorHAnsi" w:eastAsia="Helvetica 45" w:hAnsiTheme="minorHAnsi" w:cstheme="minorHAnsi"/>
                 <w:sz w:val="18"/>
                 <w:szCs w:val="18"/>
               </w:rPr>
@@ -2838,140 +2788,108 @@
             <w:pPr>
               <w:cnfStyle w:val="000000000000" w:firstRow="0" w:lastRow="0" w:firstColumn="0" w:lastColumn="0" w:oddVBand="0" w:evenVBand="0" w:oddHBand="0" w:evenHBand="0" w:firstRowFirstColumn="0" w:firstRowLastColumn="0" w:lastRowFirstColumn="0" w:lastRowLastColumn="0"/>
               <w:rPr>
-                <w:rFonts w:eastAsia="Helvetica 45" w:cs="Helvetica 45"/>
+                <w:rFonts w:asciiTheme="minorHAnsi" w:eastAsia="Helvetica 45" w:hAnsiTheme="minorHAnsi" w:cstheme="minorHAnsi"/>
                 <w:sz w:val="18"/>
                 <w:szCs w:val="18"/>
               </w:rPr>
             </w:pPr>
             <w:r>
               <w:rPr>
-                <w:rFonts w:eastAsia="Helvetica 45" w:cs="Helvetica 45"/>
+                <w:rFonts w:asciiTheme="minorHAnsi" w:eastAsia="Helvetica 45" w:hAnsiTheme="minorHAnsi" w:cstheme="minorHAnsi"/>
                 <w:sz w:val="18"/>
                 <w:szCs w:val="18"/>
               </w:rPr>
               <w:t>GPS-Modul, Infrarot</w:t>
             </w:r>
-            <w:ins w:id="71" w:author="I E" w:date="2023-01-31T11:24:00Z">
-              <w:r>
-                <w:rPr>
-                  <w:rFonts w:eastAsia="Helvetica 45" w:cs="Helvetica 45"/>
-                  <w:sz w:val="18"/>
-                  <w:szCs w:val="18"/>
-                </w:rPr>
-                <w:t>-</w:t>
-              </w:r>
-            </w:ins>
             <w:r>
               <w:rPr>
-                <w:rFonts w:eastAsia="Helvetica 45" w:cs="Helvetica 45"/>
+                <w:rFonts w:asciiTheme="minorHAnsi" w:eastAsia="Helvetica 45" w:hAnsiTheme="minorHAnsi" w:cstheme="minorHAnsi"/>
+                <w:sz w:val="18"/>
+                <w:szCs w:val="18"/>
+              </w:rPr>
+              <w:t>-</w:t>
+            </w:r>
+            <w:r>
+              <w:rPr>
+                <w:rFonts w:asciiTheme="minorHAnsi" w:eastAsia="Helvetica 45" w:hAnsiTheme="minorHAnsi" w:cstheme="minorHAnsi"/>
                 <w:sz w:val="18"/>
                 <w:szCs w:val="18"/>
               </w:rPr>
               <w:t>sensor</w:t>
             </w:r>
-            <w:del w:id="72" w:author="I E" w:date="2023-01-31T11:24:00Z">
-              <w:r>
-                <w:rPr>
-                  <w:rFonts w:eastAsia="Helvetica 45" w:cs="Helvetica 45"/>
-                  <w:sz w:val="18"/>
-                  <w:szCs w:val="18"/>
-                </w:rPr>
-                <w:delText xml:space="preserve">, </w:delText>
-              </w:r>
-            </w:del>
           </w:p>
         </w:tc>
         <w:tc>
           <w:tcPr>
             <w:tcW w:w="1843" w:type="dxa"/>
-            <w:tcPrChange w:id="73" w:author="I E" w:date="2023-01-31T11:47:00Z">
-              <w:tcPr>
-                <w:tcW w:w="1701" w:type="dxa"/>
-              </w:tcPr>
-            </w:tcPrChange>
           </w:tcPr>
           <w:p>
             <w:pPr>
               <w:cnfStyle w:val="000000000000" w:firstRow="0" w:lastRow="0" w:firstColumn="0" w:lastColumn="0" w:oddVBand="0" w:evenVBand="0" w:oddHBand="0" w:evenHBand="0" w:firstRowFirstColumn="0" w:firstRowLastColumn="0" w:lastRowFirstColumn="0" w:lastRowLastColumn="0"/>
               <w:rPr>
-                <w:rFonts w:eastAsia="Helvetica 45" w:cs="Helvetica 45"/>
-                <w:sz w:val="18"/>
-                <w:szCs w:val="18"/>
-              </w:rPr>
-            </w:pPr>
-            <w:ins w:id="74" w:author="I E" w:date="2023-01-31T11:17:00Z">
-              <w:r>
-                <w:rPr>
-                  <w:rFonts w:eastAsia="Helvetica 45" w:cs="Helvetica 45"/>
-                  <w:sz w:val="18"/>
-                  <w:szCs w:val="18"/>
-                </w:rPr>
-                <w:t>Nutz die Daten</w:t>
-              </w:r>
-            </w:ins>
-            <w:ins w:id="75" w:author="I E" w:date="2023-01-31T11:24:00Z">
-              <w:r>
-                <w:rPr>
-                  <w:rFonts w:eastAsia="Helvetica 45" w:cs="Helvetica 45"/>
-                  <w:sz w:val="18"/>
-                  <w:szCs w:val="18"/>
-                </w:rPr>
-                <w:t>,</w:t>
-              </w:r>
-            </w:ins>
-            <w:ins w:id="76" w:author="I E" w:date="2023-01-31T11:17:00Z">
-              <w:r>
-                <w:rPr>
-                  <w:rFonts w:eastAsia="Helvetica 45" w:cs="Helvetica 45"/>
-                  <w:sz w:val="18"/>
-                  <w:szCs w:val="18"/>
-                </w:rPr>
-                <w:t xml:space="preserve"> um eine</w:t>
-              </w:r>
-            </w:ins>
-            <w:ins w:id="77" w:author="I E" w:date="2023-01-31T11:18:00Z">
-              <w:r>
-                <w:rPr>
-                  <w:rFonts w:eastAsia="Helvetica 45" w:cs="Helvetica 45"/>
-                  <w:sz w:val="18"/>
-                  <w:szCs w:val="18"/>
-                </w:rPr>
-                <w:t xml:space="preserve"> passende Route zu wählen, bei Gefahr zu </w:t>
-              </w:r>
-            </w:ins>
-            <w:ins w:id="78" w:author="I E" w:date="2023-01-31T11:19:00Z">
-              <w:r>
-                <w:rPr>
-                  <w:rFonts w:eastAsia="Helvetica 45" w:cs="Helvetica 45"/>
-                  <w:sz w:val="18"/>
-                  <w:szCs w:val="18"/>
-                </w:rPr>
-                <w:t>bremsen, zu beschleunigen, anzuhalten oder</w:t>
-              </w:r>
-            </w:ins>
-          </w:p>
-        </w:tc>
-        <w:tc>
-          <w:tcPr>
-            <w:tcW w:w="1418" w:type="dxa"/>
-            <w:tcPrChange w:id="79" w:author="I E" w:date="2023-01-31T11:47:00Z">
-              <w:tcPr>
-                <w:tcW w:w="1381" w:type="dxa"/>
-              </w:tcPr>
-            </w:tcPrChange>
-          </w:tcPr>
-          <w:p>
-            <w:pPr>
-              <w:cnfStyle w:val="000000000000" w:firstRow="0" w:lastRow="0" w:firstColumn="0" w:lastColumn="0" w:oddVBand="0" w:evenVBand="0" w:oddHBand="0" w:evenHBand="0" w:firstRowFirstColumn="0" w:firstRowLastColumn="0" w:lastRowFirstColumn="0" w:lastRowLastColumn="0"/>
-              <w:rPr>
-                <w:rFonts w:eastAsia="Helvetica 45" w:cs="Helvetica 45"/>
+                <w:rFonts w:asciiTheme="minorHAnsi" w:eastAsia="Helvetica 45" w:hAnsiTheme="minorHAnsi" w:cstheme="minorHAnsi"/>
                 <w:sz w:val="18"/>
                 <w:szCs w:val="18"/>
               </w:rPr>
             </w:pPr>
             <w:r>
               <w:rPr>
-                <w:rFonts w:eastAsia="Helvetica 45" w:cs="Helvetica 45"/>
+                <w:rFonts w:asciiTheme="minorHAnsi" w:eastAsia="Helvetica 45" w:hAnsiTheme="minorHAnsi" w:cstheme="minorHAnsi"/>
+                <w:sz w:val="18"/>
+                <w:szCs w:val="18"/>
+              </w:rPr>
+              <w:t>Nutz</w:t>
+            </w:r>
+            <w:r>
+              <w:rPr>
+                <w:rFonts w:asciiTheme="minorHAnsi" w:eastAsia="Helvetica 45" w:hAnsiTheme="minorHAnsi" w:cstheme="minorHAnsi"/>
+                <w:sz w:val="18"/>
+                <w:szCs w:val="18"/>
+              </w:rPr>
+              <w:t>t</w:t>
+            </w:r>
+            <w:r>
+              <w:rPr>
+                <w:rFonts w:asciiTheme="minorHAnsi" w:eastAsia="Helvetica 45" w:hAnsiTheme="minorHAnsi" w:cstheme="minorHAnsi"/>
+                <w:sz w:val="18"/>
+                <w:szCs w:val="18"/>
+              </w:rPr>
+              <w:t xml:space="preserve"> die Daten</w:t>
+            </w:r>
+            <w:r>
+              <w:rPr>
+                <w:rFonts w:asciiTheme="minorHAnsi" w:eastAsia="Helvetica 45" w:hAnsiTheme="minorHAnsi" w:cstheme="minorHAnsi"/>
+                <w:sz w:val="18"/>
+                <w:szCs w:val="18"/>
+              </w:rPr>
+              <w:t>,</w:t>
+            </w:r>
+            <w:r>
+              <w:rPr>
+                <w:rFonts w:asciiTheme="minorHAnsi" w:eastAsia="Helvetica 45" w:hAnsiTheme="minorHAnsi" w:cstheme="minorHAnsi"/>
+                <w:sz w:val="18"/>
+                <w:szCs w:val="18"/>
+              </w:rPr>
+              <w:t xml:space="preserve"> um eine passende Route zu wählen, bei Gefahr zu bremsen, zu beschleunigen, anzuhalten oder</w:t>
+            </w:r>
+          </w:p>
+        </w:tc>
+        <w:tc>
+          <w:tcPr>
+            <w:tcW w:w="1418" w:type="dxa"/>
+          </w:tcPr>
+          <w:p>
+            <w:pPr>
+              <w:cnfStyle w:val="000000000000" w:firstRow="0" w:lastRow="0" w:firstColumn="0" w:lastColumn="0" w:oddVBand="0" w:evenVBand="0" w:oddHBand="0" w:evenHBand="0" w:firstRowFirstColumn="0" w:firstRowLastColumn="0" w:lastRowFirstColumn="0" w:lastRowLastColumn="0"/>
+              <w:rPr>
+                <w:rFonts w:asciiTheme="minorHAnsi" w:eastAsia="Helvetica 45" w:hAnsiTheme="minorHAnsi" w:cstheme="minorHAnsi"/>
+                <w:sz w:val="18"/>
+                <w:szCs w:val="18"/>
+              </w:rPr>
+            </w:pPr>
+            <w:r>
+              <w:rPr>
+                <w:rFonts w:asciiTheme="minorHAnsi" w:eastAsia="Helvetica 45" w:hAnsiTheme="minorHAnsi" w:cstheme="minorHAnsi"/>
                 <w:sz w:val="18"/>
                 <w:szCs w:val="18"/>
               </w:rPr>
@@ -2980,7 +2898,7 @@
             <w:proofErr w:type="spellStart"/>
             <w:r>
               <w:rPr>
-                <w:rFonts w:eastAsia="Helvetica 45" w:cs="Helvetica 45"/>
+                <w:rFonts w:asciiTheme="minorHAnsi" w:eastAsia="Helvetica 45" w:hAnsiTheme="minorHAnsi" w:cstheme="minorHAnsi"/>
                 <w:sz w:val="18"/>
                 <w:szCs w:val="18"/>
               </w:rPr>
@@ -2989,7 +2907,7 @@
             <w:proofErr w:type="spellEnd"/>
             <w:r>
               <w:rPr>
-                <w:rFonts w:eastAsia="Helvetica 45" w:cs="Helvetica 45"/>
+                <w:rFonts w:asciiTheme="minorHAnsi" w:eastAsia="Helvetica 45" w:hAnsiTheme="minorHAnsi" w:cstheme="minorHAnsi"/>
                 <w:sz w:val="18"/>
                 <w:szCs w:val="18"/>
               </w:rPr>
@@ -2999,26 +2917,20 @@
         </w:tc>
         <w:tc>
           <w:tcPr>
-            <w:tcW w:w="1417" w:type="dxa"/>
-            <w:tcPrChange w:id="80" w:author="I E" w:date="2023-01-31T11:47:00Z">
-              <w:tcPr>
-                <w:tcW w:w="1596" w:type="dxa"/>
-                <w:gridSpan w:val="2"/>
-              </w:tcPr>
-            </w:tcPrChange>
+            <w:tcW w:w="1275" w:type="dxa"/>
           </w:tcPr>
           <w:p>
             <w:pPr>
               <w:cnfStyle w:val="000000000000" w:firstRow="0" w:lastRow="0" w:firstColumn="0" w:lastColumn="0" w:oddVBand="0" w:evenVBand="0" w:oddHBand="0" w:evenHBand="0" w:firstRowFirstColumn="0" w:firstRowLastColumn="0" w:lastRowFirstColumn="0" w:lastRowLastColumn="0"/>
               <w:rPr>
-                <w:rFonts w:eastAsia="Helvetica 45" w:cs="Helvetica 45"/>
+                <w:rFonts w:asciiTheme="minorHAnsi" w:eastAsia="Helvetica 45" w:hAnsiTheme="minorHAnsi" w:cstheme="minorHAnsi"/>
                 <w:sz w:val="18"/>
                 <w:szCs w:val="18"/>
               </w:rPr>
             </w:pPr>
             <w:r>
               <w:rPr>
-                <w:rFonts w:eastAsia="Helvetica 45" w:cs="Helvetica 45"/>
+                <w:rFonts w:asciiTheme="minorHAnsi" w:eastAsia="Helvetica 45" w:hAnsiTheme="minorHAnsi" w:cstheme="minorHAnsi"/>
                 <w:sz w:val="18"/>
                 <w:szCs w:val="18"/>
               </w:rPr>
@@ -3028,25 +2940,20 @@
         </w:tc>
         <w:tc>
           <w:tcPr>
-            <w:tcW w:w="1843" w:type="dxa"/>
-            <w:tcPrChange w:id="81" w:author="I E" w:date="2023-01-31T11:47:00Z">
-              <w:tcPr>
-                <w:tcW w:w="1843" w:type="dxa"/>
-              </w:tcPr>
-            </w:tcPrChange>
+            <w:tcW w:w="1560" w:type="dxa"/>
           </w:tcPr>
           <w:p>
             <w:pPr>
               <w:cnfStyle w:val="000000000000" w:firstRow="0" w:lastRow="0" w:firstColumn="0" w:lastColumn="0" w:oddVBand="0" w:evenVBand="0" w:oddHBand="0" w:evenHBand="0" w:firstRowFirstColumn="0" w:firstRowLastColumn="0" w:lastRowFirstColumn="0" w:lastRowLastColumn="0"/>
               <w:rPr>
-                <w:rFonts w:eastAsia="Helvetica 45" w:cs="Helvetica 45"/>
+                <w:rFonts w:asciiTheme="minorHAnsi" w:eastAsia="Helvetica 45" w:hAnsiTheme="minorHAnsi" w:cstheme="minorHAnsi"/>
                 <w:sz w:val="18"/>
                 <w:szCs w:val="18"/>
               </w:rPr>
             </w:pPr>
             <w:r>
               <w:rPr>
-                <w:rFonts w:eastAsia="Helvetica 45" w:cs="Helvetica 45"/>
+                <w:rFonts w:asciiTheme="minorHAnsi" w:eastAsia="Helvetica 45" w:hAnsiTheme="minorHAnsi" w:cstheme="minorHAnsi"/>
                 <w:sz w:val="18"/>
                 <w:szCs w:val="18"/>
               </w:rPr>
@@ -3059,42 +2966,27 @@
         <w:trPr>
           <w:cnfStyle w:val="000000100000" w:firstRow="0" w:lastRow="0" w:firstColumn="0" w:lastColumn="0" w:oddVBand="0" w:evenVBand="0" w:oddHBand="1" w:evenHBand="0" w:firstRowFirstColumn="0" w:firstRowLastColumn="0" w:lastRowFirstColumn="0" w:lastRowLastColumn="0"/>
           <w:trHeight w:val="69"/>
-          <w:trPrChange w:id="82" w:author="I E" w:date="2023-01-31T11:47:00Z">
-            <w:trPr>
-              <w:trHeight w:val="69"/>
-            </w:trPr>
-          </w:trPrChange>
         </w:trPr>
         <w:tc>
           <w:tcPr>
             <w:cnfStyle w:val="001000000000" w:firstRow="0" w:lastRow="0" w:firstColumn="1" w:lastColumn="0" w:oddVBand="0" w:evenVBand="0" w:oddHBand="0" w:evenHBand="0" w:firstRowFirstColumn="0" w:firstRowLastColumn="0" w:lastRowFirstColumn="0" w:lastRowLastColumn="0"/>
-            <w:tcW w:w="1838" w:type="dxa"/>
+            <w:tcW w:w="2122" w:type="dxa"/>
             <w:vAlign w:val="center"/>
-            <w:tcPrChange w:id="83" w:author="I E" w:date="2023-01-31T11:47:00Z">
-              <w:tcPr>
-                <w:tcW w:w="1838" w:type="dxa"/>
-              </w:tcPr>
-            </w:tcPrChange>
           </w:tcPr>
           <w:p>
             <w:pPr>
               <w:spacing w:line="240" w:lineRule="auto"/>
-              <w:cnfStyle w:val="001000100000" w:firstRow="0" w:lastRow="0" w:firstColumn="1" w:lastColumn="0" w:oddVBand="0" w:evenVBand="0" w:oddHBand="1" w:evenHBand="0" w:firstRowFirstColumn="0" w:firstRowLastColumn="0" w:lastRowFirstColumn="0" w:lastRowLastColumn="0"/>
               <w:rPr>
-                <w:sz w:val="20"/>
-                <w:szCs w:val="20"/>
-                <w:rPrChange w:id="84" w:author="I E" w:date="2023-01-31T11:43:00Z">
-                  <w:rPr/>
-                </w:rPrChange>
+                <w:rFonts w:asciiTheme="minorHAnsi" w:hAnsiTheme="minorHAnsi" w:cstheme="minorHAnsi"/>
+                <w:sz w:val="18"/>
+                <w:szCs w:val="18"/>
               </w:rPr>
             </w:pPr>
             <w:r>
               <w:rPr>
-                <w:sz w:val="20"/>
-                <w:szCs w:val="20"/>
-                <w:rPrChange w:id="85" w:author="I E" w:date="2023-01-31T11:43:00Z">
-                  <w:rPr/>
-                </w:rPrChange>
+                <w:rFonts w:asciiTheme="minorHAnsi" w:hAnsiTheme="minorHAnsi" w:cstheme="minorHAnsi"/>
+                <w:sz w:val="18"/>
+                <w:szCs w:val="18"/>
               </w:rPr>
               <w:t>…</w:t>
             </w:r>
@@ -3102,50 +2994,24 @@
         </w:tc>
         <w:tc>
           <w:tcPr>
-            <w:tcW w:w="2126" w:type="dxa"/>
+            <w:tcW w:w="1984" w:type="dxa"/>
             <w:vAlign w:val="center"/>
-            <w:tcPrChange w:id="86" w:author="I E" w:date="2023-01-31T11:47:00Z">
-              <w:tcPr>
-                <w:tcW w:w="1985" w:type="dxa"/>
-                <w:gridSpan w:val="2"/>
-              </w:tcPr>
-            </w:tcPrChange>
           </w:tcPr>
           <w:p>
             <w:pPr>
               <w:jc w:val="center"/>
               <w:cnfStyle w:val="000000100000" w:firstRow="0" w:lastRow="0" w:firstColumn="0" w:lastColumn="0" w:oddVBand="0" w:evenVBand="0" w:oddHBand="1" w:evenHBand="0" w:firstRowFirstColumn="0" w:firstRowLastColumn="0" w:lastRowFirstColumn="0" w:lastRowLastColumn="0"/>
               <w:rPr>
-                <w:rFonts w:eastAsia="Helvetica 45" w:cs="Helvetica 45"/>
-                <w:sz w:val="20"/>
-                <w:szCs w:val="20"/>
-                <w:rPrChange w:id="87" w:author="I E" w:date="2023-01-31T11:43:00Z">
-                  <w:rPr>
-                    <w:rFonts w:eastAsia="Helvetica 45" w:cs="Helvetica 45"/>
-                    <w:sz w:val="18"/>
-                    <w:szCs w:val="18"/>
-                  </w:rPr>
-                </w:rPrChange>
+                <w:rFonts w:asciiTheme="minorHAnsi" w:eastAsia="Helvetica 45" w:hAnsiTheme="minorHAnsi" w:cstheme="minorHAnsi"/>
+                <w:sz w:val="18"/>
+                <w:szCs w:val="18"/>
               </w:rPr>
-              <w:pPrChange w:id="88" w:author="I E" w:date="2023-01-31T11:44:00Z">
-                <w:pPr>
-                  <w:framePr w:hSpace="141" w:wrap="around" w:vAnchor="page" w:hAnchor="margin" w:y="1526"/>
-                  <w:cnfStyle w:val="000000100000" w:firstRow="0" w:lastRow="0" w:firstColumn="0" w:lastColumn="0" w:oddVBand="0" w:evenVBand="0" w:oddHBand="1" w:evenHBand="0" w:firstRowFirstColumn="0" w:firstRowLastColumn="0" w:lastRowFirstColumn="0" w:lastRowLastColumn="0"/>
-                </w:pPr>
-              </w:pPrChange>
             </w:pPr>
             <w:r>
               <w:rPr>
-                <w:rFonts w:eastAsia="Helvetica 45" w:cs="Helvetica 45"/>
-                <w:sz w:val="20"/>
-                <w:szCs w:val="20"/>
-                <w:rPrChange w:id="89" w:author="I E" w:date="2023-01-31T11:43:00Z">
-                  <w:rPr>
-                    <w:rFonts w:eastAsia="Helvetica 45" w:cs="Helvetica 45"/>
-                    <w:sz w:val="18"/>
-                    <w:szCs w:val="18"/>
-                  </w:rPr>
-                </w:rPrChange>
+                <w:rFonts w:asciiTheme="minorHAnsi" w:eastAsia="Helvetica 45" w:hAnsiTheme="minorHAnsi" w:cstheme="minorHAnsi"/>
+                <w:sz w:val="18"/>
+                <w:szCs w:val="18"/>
               </w:rPr>
               <w:t>…</w:t>
             </w:r>
@@ -3153,49 +3019,24 @@
         </w:tc>
         <w:tc>
           <w:tcPr>
-            <w:tcW w:w="1134" w:type="dxa"/>
+            <w:tcW w:w="1418" w:type="dxa"/>
             <w:vAlign w:val="center"/>
-            <w:tcPrChange w:id="90" w:author="I E" w:date="2023-01-31T11:47:00Z">
-              <w:tcPr>
-                <w:tcW w:w="1134" w:type="dxa"/>
-              </w:tcPr>
-            </w:tcPrChange>
           </w:tcPr>
           <w:p>
             <w:pPr>
               <w:jc w:val="center"/>
               <w:cnfStyle w:val="000000100000" w:firstRow="0" w:lastRow="0" w:firstColumn="0" w:lastColumn="0" w:oddVBand="0" w:evenVBand="0" w:oddHBand="1" w:evenHBand="0" w:firstRowFirstColumn="0" w:firstRowLastColumn="0" w:lastRowFirstColumn="0" w:lastRowLastColumn="0"/>
               <w:rPr>
-                <w:rFonts w:eastAsia="Helvetica 45" w:cs="Helvetica 45"/>
-                <w:sz w:val="20"/>
-                <w:szCs w:val="20"/>
-                <w:rPrChange w:id="91" w:author="I E" w:date="2023-01-31T11:43:00Z">
-                  <w:rPr>
-                    <w:rFonts w:eastAsia="Helvetica 45" w:cs="Helvetica 45"/>
-                    <w:sz w:val="18"/>
-                    <w:szCs w:val="18"/>
-                  </w:rPr>
-                </w:rPrChange>
+                <w:rFonts w:asciiTheme="minorHAnsi" w:eastAsia="Helvetica 45" w:hAnsiTheme="minorHAnsi" w:cstheme="minorHAnsi"/>
+                <w:sz w:val="18"/>
+                <w:szCs w:val="18"/>
               </w:rPr>
-              <w:pPrChange w:id="92" w:author="I E" w:date="2023-01-31T11:44:00Z">
-                <w:pPr>
-                  <w:framePr w:hSpace="141" w:wrap="around" w:vAnchor="page" w:hAnchor="margin" w:y="1526"/>
-                  <w:cnfStyle w:val="000000100000" w:firstRow="0" w:lastRow="0" w:firstColumn="0" w:lastColumn="0" w:oddVBand="0" w:evenVBand="0" w:oddHBand="1" w:evenHBand="0" w:firstRowFirstColumn="0" w:firstRowLastColumn="0" w:lastRowFirstColumn="0" w:lastRowLastColumn="0"/>
-                </w:pPr>
-              </w:pPrChange>
             </w:pPr>
             <w:r>
               <w:rPr>
-                <w:rFonts w:eastAsia="Helvetica 45" w:cs="Helvetica 45"/>
-                <w:sz w:val="20"/>
-                <w:szCs w:val="20"/>
-                <w:rPrChange w:id="93" w:author="I E" w:date="2023-01-31T11:43:00Z">
-                  <w:rPr>
-                    <w:rFonts w:eastAsia="Helvetica 45" w:cs="Helvetica 45"/>
-                    <w:sz w:val="18"/>
-                    <w:szCs w:val="18"/>
-                  </w:rPr>
-                </w:rPrChange>
+                <w:rFonts w:asciiTheme="minorHAnsi" w:eastAsia="Helvetica 45" w:hAnsiTheme="minorHAnsi" w:cstheme="minorHAnsi"/>
+                <w:sz w:val="18"/>
+                <w:szCs w:val="18"/>
               </w:rPr>
               <w:t>…</w:t>
             </w:r>
@@ -3203,50 +3044,24 @@
         </w:tc>
         <w:tc>
           <w:tcPr>
-            <w:tcW w:w="1701" w:type="dxa"/>
+            <w:tcW w:w="1559" w:type="dxa"/>
             <w:vAlign w:val="center"/>
-            <w:tcPrChange w:id="94" w:author="I E" w:date="2023-01-31T11:47:00Z">
-              <w:tcPr>
-                <w:tcW w:w="1701" w:type="dxa"/>
-                <w:gridSpan w:val="2"/>
-              </w:tcPr>
-            </w:tcPrChange>
           </w:tcPr>
           <w:p>
             <w:pPr>
               <w:jc w:val="center"/>
               <w:cnfStyle w:val="000000100000" w:firstRow="0" w:lastRow="0" w:firstColumn="0" w:lastColumn="0" w:oddVBand="0" w:evenVBand="0" w:oddHBand="1" w:evenHBand="0" w:firstRowFirstColumn="0" w:firstRowLastColumn="0" w:lastRowFirstColumn="0" w:lastRowLastColumn="0"/>
               <w:rPr>
-                <w:rFonts w:eastAsia="Helvetica 45" w:cs="Helvetica 45"/>
-                <w:sz w:val="20"/>
-                <w:szCs w:val="20"/>
-                <w:rPrChange w:id="95" w:author="I E" w:date="2023-01-31T11:43:00Z">
-                  <w:rPr>
-                    <w:rFonts w:eastAsia="Helvetica 45" w:cs="Helvetica 45"/>
-                    <w:sz w:val="18"/>
-                    <w:szCs w:val="18"/>
-                  </w:rPr>
-                </w:rPrChange>
+                <w:rFonts w:asciiTheme="minorHAnsi" w:eastAsia="Helvetica 45" w:hAnsiTheme="minorHAnsi" w:cstheme="minorHAnsi"/>
+                <w:sz w:val="18"/>
+                <w:szCs w:val="18"/>
               </w:rPr>
-              <w:pPrChange w:id="96" w:author="I E" w:date="2023-01-31T11:44:00Z">
-                <w:pPr>
-                  <w:framePr w:hSpace="141" w:wrap="around" w:vAnchor="page" w:hAnchor="margin" w:y="1526"/>
-                  <w:cnfStyle w:val="000000100000" w:firstRow="0" w:lastRow="0" w:firstColumn="0" w:lastColumn="0" w:oddVBand="0" w:evenVBand="0" w:oddHBand="1" w:evenHBand="0" w:firstRowFirstColumn="0" w:firstRowLastColumn="0" w:lastRowFirstColumn="0" w:lastRowLastColumn="0"/>
-                </w:pPr>
-              </w:pPrChange>
             </w:pPr>
             <w:r>
               <w:rPr>
-                <w:rFonts w:eastAsia="Helvetica 45" w:cs="Helvetica 45"/>
-                <w:sz w:val="20"/>
-                <w:szCs w:val="20"/>
-                <w:rPrChange w:id="97" w:author="I E" w:date="2023-01-31T11:43:00Z">
-                  <w:rPr>
-                    <w:rFonts w:eastAsia="Helvetica 45" w:cs="Helvetica 45"/>
-                    <w:sz w:val="18"/>
-                    <w:szCs w:val="18"/>
-                  </w:rPr>
-                </w:rPrChange>
+                <w:rFonts w:asciiTheme="minorHAnsi" w:eastAsia="Helvetica 45" w:hAnsiTheme="minorHAnsi" w:cstheme="minorHAnsi"/>
+                <w:sz w:val="18"/>
+                <w:szCs w:val="18"/>
               </w:rPr>
               <w:t>…</w:t>
             </w:r>
@@ -3254,50 +3069,24 @@
         </w:tc>
         <w:tc>
           <w:tcPr>
-            <w:tcW w:w="1134" w:type="dxa"/>
+            <w:tcW w:w="1417" w:type="dxa"/>
             <w:vAlign w:val="center"/>
-            <w:tcPrChange w:id="98" w:author="I E" w:date="2023-01-31T11:47:00Z">
-              <w:tcPr>
-                <w:tcW w:w="1275" w:type="dxa"/>
-                <w:gridSpan w:val="2"/>
-              </w:tcPr>
-            </w:tcPrChange>
           </w:tcPr>
           <w:p>
             <w:pPr>
               <w:jc w:val="center"/>
               <w:cnfStyle w:val="000000100000" w:firstRow="0" w:lastRow="0" w:firstColumn="0" w:lastColumn="0" w:oddVBand="0" w:evenVBand="0" w:oddHBand="1" w:evenHBand="0" w:firstRowFirstColumn="0" w:firstRowLastColumn="0" w:lastRowFirstColumn="0" w:lastRowLastColumn="0"/>
               <w:rPr>
-                <w:rFonts w:eastAsia="Helvetica 45" w:cs="Helvetica 45"/>
-                <w:sz w:val="20"/>
-                <w:szCs w:val="20"/>
-                <w:rPrChange w:id="99" w:author="I E" w:date="2023-01-31T11:43:00Z">
-                  <w:rPr>
-                    <w:rFonts w:eastAsia="Helvetica 45" w:cs="Helvetica 45"/>
-                    <w:sz w:val="18"/>
-                    <w:szCs w:val="18"/>
-                  </w:rPr>
-                </w:rPrChange>
+                <w:rFonts w:asciiTheme="minorHAnsi" w:eastAsia="Helvetica 45" w:hAnsiTheme="minorHAnsi" w:cstheme="minorHAnsi"/>
+                <w:sz w:val="18"/>
+                <w:szCs w:val="18"/>
               </w:rPr>
-              <w:pPrChange w:id="100" w:author="I E" w:date="2023-01-31T11:44:00Z">
-                <w:pPr>
-                  <w:framePr w:hSpace="141" w:wrap="around" w:vAnchor="page" w:hAnchor="margin" w:y="1526"/>
-                  <w:cnfStyle w:val="000000100000" w:firstRow="0" w:lastRow="0" w:firstColumn="0" w:lastColumn="0" w:oddVBand="0" w:evenVBand="0" w:oddHBand="1" w:evenHBand="0" w:firstRowFirstColumn="0" w:firstRowLastColumn="0" w:lastRowFirstColumn="0" w:lastRowLastColumn="0"/>
-                </w:pPr>
-              </w:pPrChange>
             </w:pPr>
             <w:r>
               <w:rPr>
-                <w:rFonts w:eastAsia="Helvetica 45" w:cs="Helvetica 45"/>
-                <w:sz w:val="20"/>
-                <w:szCs w:val="20"/>
-                <w:rPrChange w:id="101" w:author="I E" w:date="2023-01-31T11:43:00Z">
-                  <w:rPr>
-                    <w:rFonts w:eastAsia="Helvetica 45" w:cs="Helvetica 45"/>
-                    <w:sz w:val="18"/>
-                    <w:szCs w:val="18"/>
-                  </w:rPr>
-                </w:rPrChange>
+                <w:rFonts w:asciiTheme="minorHAnsi" w:eastAsia="Helvetica 45" w:hAnsiTheme="minorHAnsi" w:cstheme="minorHAnsi"/>
+                <w:sz w:val="18"/>
+                <w:szCs w:val="18"/>
               </w:rPr>
               <w:t>…</w:t>
             </w:r>
@@ -3307,92 +3096,22 @@
           <w:tcPr>
             <w:tcW w:w="1843" w:type="dxa"/>
             <w:vAlign w:val="center"/>
-            <w:tcPrChange w:id="102" w:author="I E" w:date="2023-01-31T11:47:00Z">
-              <w:tcPr>
-                <w:tcW w:w="1701" w:type="dxa"/>
-              </w:tcPr>
-            </w:tcPrChange>
           </w:tcPr>
           <w:p>
             <w:pPr>
               <w:jc w:val="center"/>
               <w:cnfStyle w:val="000000100000" w:firstRow="0" w:lastRow="0" w:firstColumn="0" w:lastColumn="0" w:oddVBand="0" w:evenVBand="0" w:oddHBand="1" w:evenHBand="0" w:firstRowFirstColumn="0" w:firstRowLastColumn="0" w:lastRowFirstColumn="0" w:lastRowLastColumn="0"/>
               <w:rPr>
-                <w:rFonts w:eastAsia="Helvetica 45" w:cs="Helvetica 45"/>
-                <w:sz w:val="20"/>
-                <w:szCs w:val="20"/>
-                <w:rPrChange w:id="103" w:author="I E" w:date="2023-01-31T11:43:00Z">
-                  <w:rPr>
-                    <w:rFonts w:eastAsia="Helvetica 45" w:cs="Helvetica 45"/>
-                    <w:sz w:val="18"/>
-                    <w:szCs w:val="18"/>
-                  </w:rPr>
-                </w:rPrChange>
+                <w:rFonts w:asciiTheme="minorHAnsi" w:eastAsia="Helvetica 45" w:hAnsiTheme="minorHAnsi" w:cstheme="minorHAnsi"/>
+                <w:sz w:val="18"/>
+                <w:szCs w:val="18"/>
               </w:rPr>
-              <w:pPrChange w:id="104" w:author="I E" w:date="2023-01-31T11:44:00Z">
-                <w:pPr>
-                  <w:framePr w:hSpace="141" w:wrap="around" w:vAnchor="page" w:hAnchor="margin" w:y="1526"/>
-                  <w:cnfStyle w:val="000000100000" w:firstRow="0" w:lastRow="0" w:firstColumn="0" w:lastColumn="0" w:oddVBand="0" w:evenVBand="0" w:oddHBand="1" w:evenHBand="0" w:firstRowFirstColumn="0" w:firstRowLastColumn="0" w:lastRowFirstColumn="0" w:lastRowLastColumn="0"/>
-                </w:pPr>
-              </w:pPrChange>
-            </w:pPr>
-            <w:ins w:id="105" w:author="I E" w:date="2023-01-31T11:46:00Z">
-              <w:r>
-                <w:rPr>
-                  <w:rFonts w:eastAsia="Helvetica 45" w:cs="Helvetica 45"/>
-                  <w:sz w:val="20"/>
-                  <w:szCs w:val="20"/>
-                </w:rPr>
-                <w:t>…</w:t>
-              </w:r>
-            </w:ins>
-          </w:p>
-        </w:tc>
-        <w:tc>
-          <w:tcPr>
-            <w:tcW w:w="1418" w:type="dxa"/>
-            <w:vAlign w:val="center"/>
-            <w:tcPrChange w:id="106" w:author="I E" w:date="2023-01-31T11:47:00Z">
-              <w:tcPr>
-                <w:tcW w:w="1381" w:type="dxa"/>
-              </w:tcPr>
-            </w:tcPrChange>
-          </w:tcPr>
-          <w:p>
-            <w:pPr>
-              <w:jc w:val="center"/>
-              <w:cnfStyle w:val="000000100000" w:firstRow="0" w:lastRow="0" w:firstColumn="0" w:lastColumn="0" w:oddVBand="0" w:evenVBand="0" w:oddHBand="1" w:evenHBand="0" w:firstRowFirstColumn="0" w:firstRowLastColumn="0" w:lastRowFirstColumn="0" w:lastRowLastColumn="0"/>
-              <w:rPr>
-                <w:rFonts w:eastAsia="Helvetica 45" w:cs="Helvetica 45"/>
-                <w:sz w:val="20"/>
-                <w:szCs w:val="20"/>
-                <w:rPrChange w:id="107" w:author="I E" w:date="2023-01-31T11:43:00Z">
-                  <w:rPr>
-                    <w:rFonts w:eastAsia="Helvetica 45" w:cs="Helvetica 45"/>
-                    <w:sz w:val="18"/>
-                    <w:szCs w:val="18"/>
-                  </w:rPr>
-                </w:rPrChange>
-              </w:rPr>
-              <w:pPrChange w:id="108" w:author="I E" w:date="2023-01-31T11:44:00Z">
-                <w:pPr>
-                  <w:framePr w:hSpace="141" w:wrap="around" w:vAnchor="page" w:hAnchor="margin" w:y="1526"/>
-                  <w:cnfStyle w:val="000000100000" w:firstRow="0" w:lastRow="0" w:firstColumn="0" w:lastColumn="0" w:oddVBand="0" w:evenVBand="0" w:oddHBand="1" w:evenHBand="0" w:firstRowFirstColumn="0" w:firstRowLastColumn="0" w:lastRowFirstColumn="0" w:lastRowLastColumn="0"/>
-                </w:pPr>
-              </w:pPrChange>
             </w:pPr>
             <w:r>
               <w:rPr>
-                <w:rFonts w:eastAsia="Helvetica 45" w:cs="Helvetica 45"/>
-                <w:sz w:val="20"/>
-                <w:szCs w:val="20"/>
-                <w:rPrChange w:id="109" w:author="I E" w:date="2023-01-31T11:43:00Z">
-                  <w:rPr>
-                    <w:rFonts w:eastAsia="Helvetica 45" w:cs="Helvetica 45"/>
-                    <w:sz w:val="18"/>
-                    <w:szCs w:val="18"/>
-                  </w:rPr>
-                </w:rPrChange>
+                <w:rFonts w:asciiTheme="minorHAnsi" w:eastAsia="Helvetica 45" w:hAnsiTheme="minorHAnsi" w:cstheme="minorHAnsi"/>
+                <w:sz w:val="18"/>
+                <w:szCs w:val="18"/>
               </w:rPr>
               <w:t>…</w:t>
             </w:r>
@@ -3400,49 +3119,24 @@
         </w:tc>
         <w:tc>
           <w:tcPr>
-            <w:tcW w:w="1417" w:type="dxa"/>
+            <w:tcW w:w="1418" w:type="dxa"/>
             <w:vAlign w:val="center"/>
-            <w:tcPrChange w:id="110" w:author="I E" w:date="2023-01-31T11:47:00Z">
-              <w:tcPr>
-                <w:tcW w:w="1474" w:type="dxa"/>
-              </w:tcPr>
-            </w:tcPrChange>
           </w:tcPr>
           <w:p>
             <w:pPr>
               <w:jc w:val="center"/>
               <w:cnfStyle w:val="000000100000" w:firstRow="0" w:lastRow="0" w:firstColumn="0" w:lastColumn="0" w:oddVBand="0" w:evenVBand="0" w:oddHBand="1" w:evenHBand="0" w:firstRowFirstColumn="0" w:firstRowLastColumn="0" w:lastRowFirstColumn="0" w:lastRowLastColumn="0"/>
               <w:rPr>
-                <w:rFonts w:eastAsia="Helvetica 45" w:cs="Helvetica 45"/>
-                <w:sz w:val="20"/>
-                <w:szCs w:val="20"/>
-                <w:rPrChange w:id="111" w:author="I E" w:date="2023-01-31T11:43:00Z">
-                  <w:rPr>
-                    <w:rFonts w:eastAsia="Helvetica 45" w:cs="Helvetica 45"/>
-                    <w:sz w:val="18"/>
-                    <w:szCs w:val="18"/>
-                  </w:rPr>
-                </w:rPrChange>
+                <w:rFonts w:asciiTheme="minorHAnsi" w:eastAsia="Helvetica 45" w:hAnsiTheme="minorHAnsi" w:cstheme="minorHAnsi"/>
+                <w:sz w:val="18"/>
+                <w:szCs w:val="18"/>
               </w:rPr>
-              <w:pPrChange w:id="112" w:author="I E" w:date="2023-01-31T11:44:00Z">
-                <w:pPr>
-                  <w:framePr w:hSpace="141" w:wrap="around" w:vAnchor="page" w:hAnchor="margin" w:y="1526"/>
-                  <w:cnfStyle w:val="000000100000" w:firstRow="0" w:lastRow="0" w:firstColumn="0" w:lastColumn="0" w:oddVBand="0" w:evenVBand="0" w:oddHBand="1" w:evenHBand="0" w:firstRowFirstColumn="0" w:firstRowLastColumn="0" w:lastRowFirstColumn="0" w:lastRowLastColumn="0"/>
-                </w:pPr>
-              </w:pPrChange>
             </w:pPr>
             <w:r>
               <w:rPr>
-                <w:rFonts w:eastAsia="Helvetica 45" w:cs="Helvetica 45"/>
-                <w:sz w:val="20"/>
-                <w:szCs w:val="20"/>
-                <w:rPrChange w:id="113" w:author="I E" w:date="2023-01-31T11:43:00Z">
-                  <w:rPr>
-                    <w:rFonts w:eastAsia="Helvetica 45" w:cs="Helvetica 45"/>
-                    <w:sz w:val="18"/>
-                    <w:szCs w:val="18"/>
-                  </w:rPr>
-                </w:rPrChange>
+                <w:rFonts w:asciiTheme="minorHAnsi" w:eastAsia="Helvetica 45" w:hAnsiTheme="minorHAnsi" w:cstheme="minorHAnsi"/>
+                <w:sz w:val="18"/>
+                <w:szCs w:val="18"/>
               </w:rPr>
               <w:t>…</w:t>
             </w:r>
@@ -3450,50 +3144,49 @@
         </w:tc>
         <w:tc>
           <w:tcPr>
-            <w:tcW w:w="1843" w:type="dxa"/>
+            <w:tcW w:w="1275" w:type="dxa"/>
             <w:vAlign w:val="center"/>
-            <w:tcPrChange w:id="114" w:author="I E" w:date="2023-01-31T11:47:00Z">
-              <w:tcPr>
-                <w:tcW w:w="1965" w:type="dxa"/>
-                <w:gridSpan w:val="2"/>
-              </w:tcPr>
-            </w:tcPrChange>
           </w:tcPr>
           <w:p>
             <w:pPr>
               <w:jc w:val="center"/>
               <w:cnfStyle w:val="000000100000" w:firstRow="0" w:lastRow="0" w:firstColumn="0" w:lastColumn="0" w:oddVBand="0" w:evenVBand="0" w:oddHBand="1" w:evenHBand="0" w:firstRowFirstColumn="0" w:firstRowLastColumn="0" w:lastRowFirstColumn="0" w:lastRowLastColumn="0"/>
               <w:rPr>
-                <w:rFonts w:eastAsia="Helvetica 45" w:cs="Helvetica 45"/>
-                <w:sz w:val="20"/>
-                <w:szCs w:val="20"/>
-                <w:rPrChange w:id="115" w:author="I E" w:date="2023-01-31T11:43:00Z">
-                  <w:rPr>
-                    <w:rFonts w:eastAsia="Helvetica 45" w:cs="Helvetica 45"/>
-                    <w:sz w:val="18"/>
-                    <w:szCs w:val="18"/>
-                  </w:rPr>
-                </w:rPrChange>
+                <w:rFonts w:asciiTheme="minorHAnsi" w:eastAsia="Helvetica 45" w:hAnsiTheme="minorHAnsi" w:cstheme="minorHAnsi"/>
+                <w:sz w:val="18"/>
+                <w:szCs w:val="18"/>
               </w:rPr>
-              <w:pPrChange w:id="116" w:author="I E" w:date="2023-01-31T11:44:00Z">
-                <w:pPr>
-                  <w:framePr w:hSpace="141" w:wrap="around" w:vAnchor="page" w:hAnchor="margin" w:y="1526"/>
-                  <w:cnfStyle w:val="000000100000" w:firstRow="0" w:lastRow="0" w:firstColumn="0" w:lastColumn="0" w:oddVBand="0" w:evenVBand="0" w:oddHBand="1" w:evenHBand="0" w:firstRowFirstColumn="0" w:firstRowLastColumn="0" w:lastRowFirstColumn="0" w:lastRowLastColumn="0"/>
-                </w:pPr>
-              </w:pPrChange>
             </w:pPr>
             <w:r>
               <w:rPr>
-                <w:rFonts w:eastAsia="Helvetica 45" w:cs="Helvetica 45"/>
-                <w:sz w:val="20"/>
-                <w:szCs w:val="20"/>
-                <w:rPrChange w:id="117" w:author="I E" w:date="2023-01-31T11:43:00Z">
-                  <w:rPr>
-                    <w:rFonts w:eastAsia="Helvetica 45" w:cs="Helvetica 45"/>
-                    <w:sz w:val="18"/>
-                    <w:szCs w:val="18"/>
-                  </w:rPr>
-                </w:rPrChange>
+                <w:rFonts w:asciiTheme="minorHAnsi" w:eastAsia="Helvetica 45" w:hAnsiTheme="minorHAnsi" w:cstheme="minorHAnsi"/>
+                <w:sz w:val="18"/>
+                <w:szCs w:val="18"/>
+              </w:rPr>
+              <w:t>…</w:t>
+            </w:r>
+          </w:p>
+        </w:tc>
+        <w:tc>
+          <w:tcPr>
+            <w:tcW w:w="1560" w:type="dxa"/>
+            <w:vAlign w:val="center"/>
+          </w:tcPr>
+          <w:p>
+            <w:pPr>
+              <w:jc w:val="center"/>
+              <w:cnfStyle w:val="000000100000" w:firstRow="0" w:lastRow="0" w:firstColumn="0" w:lastColumn="0" w:oddVBand="0" w:evenVBand="0" w:oddHBand="1" w:evenHBand="0" w:firstRowFirstColumn="0" w:firstRowLastColumn="0" w:lastRowFirstColumn="0" w:lastRowLastColumn="0"/>
+              <w:rPr>
+                <w:rFonts w:asciiTheme="minorHAnsi" w:eastAsia="Helvetica 45" w:hAnsiTheme="minorHAnsi" w:cstheme="minorHAnsi"/>
+                <w:sz w:val="18"/>
+                <w:szCs w:val="18"/>
+              </w:rPr>
+            </w:pPr>
+            <w:r>
+              <w:rPr>
+                <w:rFonts w:asciiTheme="minorHAnsi" w:eastAsia="Helvetica 45" w:hAnsiTheme="minorHAnsi" w:cstheme="minorHAnsi"/>
+                <w:sz w:val="18"/>
+                <w:szCs w:val="18"/>
               </w:rPr>
               <w:t>…</w:t>
             </w:r>
@@ -3504,8 +3197,8 @@
     <w:p>
       <w:pPr>
         <w:sectPr>
-          <w:headerReference w:type="default" r:id="rId14"/>
-          <w:footerReference w:type="default" r:id="rId15"/>
+          <w:headerReference w:type="default" r:id="rId15"/>
+          <w:footerReference w:type="default" r:id="rId16"/>
           <w:pgSz w:w="16838" w:h="11906" w:orient="landscape"/>
           <w:pgMar w:top="1531" w:right="1276" w:bottom="1531" w:left="1134" w:header="425" w:footer="289" w:gutter="0"/>
           <w:cols w:space="708"/>
@@ -3517,244 +3210,22 @@
       <w:pPr>
         <w:pStyle w:val="berschrift1"/>
         <w:spacing w:before="0" w:after="100"/>
-        <w:pPrChange w:id="123" w:author="I E" w:date="2023-01-29T14:35:00Z">
-          <w:pPr>
-            <w:pStyle w:val="berschrift1"/>
-          </w:pPr>
-        </w:pPrChange>
       </w:pPr>
       <w:r>
         <w:lastRenderedPageBreak/>
         <w:t>Aufgabe 1</w:t>
       </w:r>
-      <w:ins w:id="124" w:author="Imke Endjer" w:date="2022-12-06T10:57:00Z">
-        <w:r>
-          <w:t xml:space="preserve"> </w:t>
-        </w:r>
-      </w:ins>
+      <w:r>
+        <w:t xml:space="preserve"> </w:t>
+      </w:r>
     </w:p>
     <w:p>
       <w:pPr>
         <w:rPr>
-          <w:ins w:id="125" w:author="Imke Endjer" w:date="2022-12-06T10:47:00Z"/>
           <w:sz w:val="19"/>
           <w:szCs w:val="21"/>
         </w:rPr>
       </w:pPr>
-      <w:del w:id="126" w:author="Imke Endjer" w:date="2022-12-06T10:56:00Z">
-        <w:r>
-          <w:rPr>
-            <w:sz w:val="19"/>
-            <w:szCs w:val="21"/>
-          </w:rPr>
-          <w:delText>Recherchiert, wie menschliche Intelligenz definiert ist</w:delText>
-        </w:r>
-        <w:r>
-          <w:rPr>
-            <w:sz w:val="19"/>
-            <w:szCs w:val="21"/>
-          </w:rPr>
-          <w:delText xml:space="preserve">. </w:delText>
-        </w:r>
-        <w:r>
-          <w:rPr>
-            <w:sz w:val="19"/>
-            <w:szCs w:val="21"/>
-          </w:rPr>
-          <w:delText xml:space="preserve">Tipp: Schaut euch </w:delText>
-        </w:r>
-        <w:r>
-          <w:rPr>
-            <w:sz w:val="19"/>
-            <w:szCs w:val="21"/>
-          </w:rPr>
-          <w:delText xml:space="preserve">auch </w:delText>
-        </w:r>
-        <w:r>
-          <w:rPr>
-            <w:sz w:val="19"/>
-            <w:szCs w:val="21"/>
-          </w:rPr>
-          <w:delText xml:space="preserve">noch einmal den Infotext </w:delText>
-        </w:r>
-        <w:r>
-          <w:rPr>
-            <w:rFonts w:hint="eastAsia"/>
-            <w:sz w:val="19"/>
-            <w:szCs w:val="21"/>
-          </w:rPr>
-          <w:delText>ü</w:delText>
-        </w:r>
-        <w:r>
-          <w:rPr>
-            <w:sz w:val="19"/>
-            <w:szCs w:val="21"/>
-          </w:rPr>
-          <w:delText>ber K</w:delText>
-        </w:r>
-        <w:r>
-          <w:rPr>
-            <w:rFonts w:hint="eastAsia"/>
-            <w:sz w:val="19"/>
-            <w:szCs w:val="21"/>
-          </w:rPr>
-          <w:delText>ü</w:delText>
-        </w:r>
-        <w:r>
-          <w:rPr>
-            <w:sz w:val="19"/>
-            <w:szCs w:val="21"/>
-          </w:rPr>
-          <w:delText>nstliche Intelligenz an</w:delText>
-        </w:r>
-        <w:r>
-          <w:rPr>
-            <w:sz w:val="19"/>
-            <w:szCs w:val="21"/>
-          </w:rPr>
-          <w:delText xml:space="preserve"> (Seite 1)</w:delText>
-        </w:r>
-        <w:r>
-          <w:rPr>
-            <w:sz w:val="19"/>
-            <w:szCs w:val="21"/>
-          </w:rPr>
-          <w:delText>.</w:delText>
-        </w:r>
-      </w:del>
-    </w:p>
-    <w:p>
-      <w:pPr>
-        <w:pStyle w:val="Listenabsatz"/>
-        <w:numPr>
-          <w:ilvl w:val="0"/>
-          <w:numId w:val="30"/>
-        </w:numPr>
-        <w:rPr>
-          <w:ins w:id="127" w:author="Imke Endjer" w:date="2022-12-06T10:58:00Z"/>
-          <w:sz w:val="19"/>
-          <w:szCs w:val="21"/>
-        </w:rPr>
-      </w:pPr>
-      <w:bookmarkStart w:id="128" w:name="_Hlk125895931"/>
-      <w:bookmarkStart w:id="129" w:name="_Hlk125895909"/>
-      <w:commentRangeStart w:id="130"/>
-      <w:ins w:id="131" w:author="Imke Endjer" w:date="2022-12-06T10:47:00Z">
-        <w:r>
-          <w:rPr>
-            <w:sz w:val="19"/>
-            <w:szCs w:val="21"/>
-          </w:rPr>
-          <w:t>Informiert euch über die Definition von künstlicher Intelligenz</w:t>
-        </w:r>
-      </w:ins>
-      <w:ins w:id="132" w:author="Imke Endjer" w:date="2022-12-06T10:53:00Z">
-        <w:r>
-          <w:rPr>
-            <w:sz w:val="19"/>
-            <w:szCs w:val="21"/>
-          </w:rPr>
-          <w:t xml:space="preserve"> </w:t>
-        </w:r>
-      </w:ins>
-      <w:ins w:id="133" w:author="Imke Endjer" w:date="2022-12-06T10:54:00Z">
-        <w:r>
-          <w:rPr>
-            <w:sz w:val="19"/>
-            <w:szCs w:val="21"/>
-          </w:rPr>
-          <w:t>u</w:t>
-        </w:r>
-      </w:ins>
-      <w:ins w:id="134" w:author="Imke Endjer" w:date="2022-12-06T10:55:00Z">
-        <w:r>
-          <w:rPr>
-            <w:sz w:val="19"/>
-            <w:szCs w:val="21"/>
-          </w:rPr>
-          <w:t>nd</w:t>
-        </w:r>
-      </w:ins>
-      <w:ins w:id="135" w:author="Imke Endjer" w:date="2022-12-06T10:56:00Z">
-        <w:r>
-          <w:rPr>
-            <w:sz w:val="19"/>
-            <w:szCs w:val="21"/>
-          </w:rPr>
-          <w:t xml:space="preserve"> lest dazu den Infotext von Seite 1</w:t>
-        </w:r>
-      </w:ins>
-      <w:ins w:id="136" w:author="Imke Endjer" w:date="2022-12-06T10:58:00Z">
-        <w:r>
-          <w:rPr>
-            <w:sz w:val="19"/>
-            <w:szCs w:val="21"/>
-          </w:rPr>
-          <w:t>. Recherchiert zusätzlich die Definition von menschlicher Intelligenz bspw. im Internet</w:t>
-        </w:r>
-      </w:ins>
-    </w:p>
-    <w:p>
-      <w:pPr>
-        <w:pStyle w:val="Listenabsatz"/>
-        <w:numPr>
-          <w:ilvl w:val="0"/>
-          <w:numId w:val="30"/>
-        </w:numPr>
-        <w:rPr>
-          <w:ins w:id="137" w:author="Imke Endjer" w:date="2022-12-06T11:34:00Z"/>
-          <w:del w:id="138" w:author="I E" w:date="2023-01-29T14:36:00Z"/>
-          <w:sz w:val="19"/>
-          <w:szCs w:val="21"/>
-        </w:rPr>
-      </w:pPr>
-      <w:bookmarkStart w:id="139" w:name="_Hlk125895940"/>
-      <w:bookmarkEnd w:id="128"/>
-      <w:ins w:id="140" w:author="Imke Endjer" w:date="2022-12-06T11:03:00Z">
-        <w:r>
-          <w:rPr>
-            <w:sz w:val="19"/>
-            <w:szCs w:val="21"/>
-          </w:rPr>
-          <w:t>Vergleicht</w:t>
-        </w:r>
-      </w:ins>
-      <w:ins w:id="141" w:author="Imke Endjer" w:date="2022-12-06T10:58:00Z">
-        <w:r>
-          <w:rPr>
-            <w:sz w:val="19"/>
-            <w:szCs w:val="21"/>
-          </w:rPr>
-          <w:t xml:space="preserve"> </w:t>
-        </w:r>
-      </w:ins>
-      <w:ins w:id="142" w:author="Imke Endjer" w:date="2022-12-06T11:00:00Z">
-        <w:r>
-          <w:rPr>
-            <w:sz w:val="19"/>
-            <w:szCs w:val="21"/>
-          </w:rPr>
-          <w:t xml:space="preserve">die Künstliche Intelligenz </w:t>
-        </w:r>
-      </w:ins>
-      <w:ins w:id="143" w:author="Imke Endjer" w:date="2022-12-06T10:59:00Z">
-        <w:r>
-          <w:rPr>
-            <w:sz w:val="19"/>
-            <w:szCs w:val="21"/>
-          </w:rPr>
-          <w:t xml:space="preserve">und </w:t>
-        </w:r>
-      </w:ins>
-      <w:ins w:id="144" w:author="Imke Endjer" w:date="2022-12-06T11:32:00Z">
-        <w:r>
-          <w:rPr>
-            <w:sz w:val="19"/>
-            <w:szCs w:val="21"/>
-          </w:rPr>
-          <w:t xml:space="preserve">die </w:t>
-        </w:r>
-      </w:ins>
     </w:p>
     <w:p>
       <w:pPr>
@@ -3766,131 +3237,192 @@
         <w:rPr>
           <w:sz w:val="19"/>
           <w:szCs w:val="21"/>
-          <w:rPrChange w:id="145" w:author="I E" w:date="2023-01-29T14:36:00Z">
-            <w:rPr/>
-          </w:rPrChange>
         </w:rPr>
-        <w:pPrChange w:id="146" w:author="I E" w:date="2023-01-29T14:36:00Z">
-          <w:pPr/>
-        </w:pPrChange>
-      </w:pPr>
-      <w:ins w:id="147" w:author="Imke Endjer" w:date="2022-12-06T10:59:00Z">
-        <w:r>
-          <w:rPr>
-            <w:sz w:val="19"/>
-            <w:szCs w:val="21"/>
-            <w:rPrChange w:id="148" w:author="I E" w:date="2023-01-29T14:36:00Z">
-              <w:rPr/>
-            </w:rPrChange>
-          </w:rPr>
-          <w:t>menschliche Intelligenz miteinander.</w:t>
-        </w:r>
-      </w:ins>
-      <w:ins w:id="149" w:author="Imke Endjer" w:date="2022-12-06T11:03:00Z">
-        <w:r>
-          <w:rPr>
-            <w:sz w:val="19"/>
-            <w:szCs w:val="21"/>
-            <w:rPrChange w:id="150" w:author="I E" w:date="2023-01-29T14:36:00Z">
-              <w:rPr/>
-            </w:rPrChange>
-          </w:rPr>
-          <w:t xml:space="preserve"> Hierfür könnt ihr bspw. eine Tabell</w:t>
-        </w:r>
-      </w:ins>
-      <w:ins w:id="151" w:author="Imke Endjer" w:date="2022-12-06T11:04:00Z">
-        <w:r>
-          <w:rPr>
-            <w:sz w:val="19"/>
-            <w:szCs w:val="21"/>
-            <w:rPrChange w:id="152" w:author="I E" w:date="2023-01-29T14:36:00Z">
-              <w:rPr/>
-            </w:rPrChange>
-          </w:rPr>
-          <w:t>e erstelle</w:t>
-        </w:r>
-      </w:ins>
-      <w:ins w:id="153" w:author="I E" w:date="2023-01-29T14:36:00Z">
-        <w:r>
-          <w:rPr>
-            <w:sz w:val="19"/>
-            <w:szCs w:val="21"/>
-          </w:rPr>
-          <w:t>n</w:t>
-        </w:r>
-        <w:bookmarkEnd w:id="129"/>
-        <w:r>
-          <w:rPr>
-            <w:sz w:val="19"/>
-            <w:szCs w:val="21"/>
-          </w:rPr>
-          <w:t>.</w:t>
-        </w:r>
-      </w:ins>
-      <w:ins w:id="154" w:author="Imke Endjer" w:date="2022-12-06T11:04:00Z">
-        <w:del w:id="155" w:author="I E" w:date="2023-01-29T14:36:00Z">
-          <w:r>
-            <w:rPr>
-              <w:sz w:val="19"/>
-              <w:szCs w:val="21"/>
-              <w:rPrChange w:id="156" w:author="I E" w:date="2023-01-29T14:36:00Z">
-                <w:rPr/>
-              </w:rPrChange>
-            </w:rPr>
-            <w:delText>n.</w:delText>
-          </w:r>
-          <w:r>
-            <w:rPr>
-              <w:sz w:val="19"/>
-              <w:szCs w:val="21"/>
-              <w:rPrChange w:id="157" w:author="I E" w:date="2023-01-29T14:36:00Z">
-                <w:rPr/>
-              </w:rPrChange>
-            </w:rPr>
-            <w:br/>
-          </w:r>
-        </w:del>
-      </w:ins>
-      <w:ins w:id="158" w:author="Imke Endjer" w:date="2022-12-06T10:59:00Z">
-        <w:del w:id="159" w:author="I E" w:date="2023-01-29T14:36:00Z">
-          <w:r>
-            <w:rPr>
-              <w:sz w:val="19"/>
-              <w:szCs w:val="21"/>
-              <w:rPrChange w:id="160" w:author="I E" w:date="2023-01-29T14:36:00Z">
-                <w:rPr/>
-              </w:rPrChange>
-            </w:rPr>
-            <w:delText xml:space="preserve"> (Tipp: hierfür könnte ihr b</w:delText>
-          </w:r>
-        </w:del>
-      </w:ins>
-      <w:ins w:id="161" w:author="Imke Endjer" w:date="2022-12-06T11:03:00Z">
-        <w:del w:id="162" w:author="I E" w:date="2023-01-29T14:36:00Z">
-          <w:r>
-            <w:rPr>
-              <w:sz w:val="19"/>
-              <w:szCs w:val="21"/>
-              <w:rPrChange w:id="163" w:author="I E" w:date="2023-01-29T14:36:00Z">
-                <w:rPr/>
-              </w:rPrChange>
-            </w:rPr>
-            <w:delText>spw. das Internet nutzen)</w:delText>
-          </w:r>
-        </w:del>
-      </w:ins>
+      </w:pPr>
+      <w:bookmarkStart w:id="1" w:name="_Hlk125895931"/>
+      <w:bookmarkStart w:id="2" w:name="_Hlk125895909"/>
+      <w:r>
+        <w:rPr>
+          <w:sz w:val="19"/>
+          <w:szCs w:val="21"/>
+        </w:rPr>
+        <w:t>Recherchiert mehrere</w:t>
+      </w:r>
+      <w:r>
+        <w:rPr>
+          <w:sz w:val="19"/>
+          <w:szCs w:val="21"/>
+        </w:rPr>
+        <w:t xml:space="preserve"> Definition</w:t>
+      </w:r>
+      <w:r>
+        <w:rPr>
+          <w:sz w:val="19"/>
+          <w:szCs w:val="21"/>
+        </w:rPr>
+        <w:t>en</w:t>
+      </w:r>
+      <w:r>
+        <w:rPr>
+          <w:sz w:val="19"/>
+          <w:szCs w:val="21"/>
+        </w:rPr>
+        <w:t xml:space="preserve"> von künstlicher Intelligenz</w:t>
+      </w:r>
+      <w:r>
+        <w:rPr>
+          <w:sz w:val="19"/>
+          <w:szCs w:val="21"/>
+        </w:rPr>
+        <w:t xml:space="preserve"> und menschlicher Intelligenz. Notiert dazu wesentliche Eigenschaften. L</w:t>
+      </w:r>
+      <w:r>
+        <w:rPr>
+          <w:sz w:val="19"/>
+          <w:szCs w:val="21"/>
+        </w:rPr>
+        <w:t xml:space="preserve">est dazu </w:t>
+      </w:r>
+      <w:r>
+        <w:rPr>
+          <w:sz w:val="19"/>
+          <w:szCs w:val="21"/>
+        </w:rPr>
+        <w:t xml:space="preserve">auch </w:t>
+      </w:r>
+      <w:r>
+        <w:rPr>
+          <w:sz w:val="19"/>
+          <w:szCs w:val="21"/>
+        </w:rPr>
+        <w:t>den Infotext von Seite 1</w:t>
+      </w:r>
+      <w:r>
+        <w:rPr>
+          <w:sz w:val="19"/>
+          <w:szCs w:val="21"/>
+        </w:rPr>
+        <w:t xml:space="preserve"> dieses Arbeitsmaterials</w:t>
+      </w:r>
+      <w:r>
+        <w:rPr>
+          <w:sz w:val="19"/>
+          <w:szCs w:val="21"/>
+        </w:rPr>
+        <w:t xml:space="preserve">. </w:t>
+      </w:r>
+    </w:p>
+    <w:p>
+      <w:pPr>
+        <w:pStyle w:val="Listenabsatz"/>
+        <w:numPr>
+          <w:ilvl w:val="0"/>
+          <w:numId w:val="30"/>
+        </w:numPr>
+        <w:rPr>
+          <w:sz w:val="19"/>
+          <w:szCs w:val="21"/>
+        </w:rPr>
+      </w:pPr>
+      <w:bookmarkStart w:id="3" w:name="_Hlk125895940"/>
+      <w:bookmarkEnd w:id="1"/>
+      <w:r>
+        <w:rPr>
+          <w:sz w:val="19"/>
+          <w:szCs w:val="21"/>
+        </w:rPr>
+        <w:t>Vergleicht</w:t>
+      </w:r>
+      <w:r>
+        <w:rPr>
+          <w:sz w:val="19"/>
+          <w:szCs w:val="21"/>
+        </w:rPr>
+        <w:t xml:space="preserve"> die </w:t>
+      </w:r>
+      <w:r>
+        <w:rPr>
+          <w:sz w:val="19"/>
+          <w:szCs w:val="21"/>
+        </w:rPr>
+        <w:t>Definitionen k</w:t>
+      </w:r>
+      <w:r>
+        <w:rPr>
+          <w:sz w:val="19"/>
+          <w:szCs w:val="21"/>
+        </w:rPr>
+        <w:t>ünstliche</w:t>
+      </w:r>
+      <w:r>
+        <w:rPr>
+          <w:sz w:val="19"/>
+          <w:szCs w:val="21"/>
+        </w:rPr>
+        <w:t>r</w:t>
+      </w:r>
+      <w:r>
+        <w:rPr>
+          <w:sz w:val="19"/>
+          <w:szCs w:val="21"/>
+        </w:rPr>
+        <w:t xml:space="preserve"> Intelligenz und </w:t>
+      </w:r>
+      <w:r>
+        <w:rPr>
+          <w:sz w:val="19"/>
+          <w:szCs w:val="21"/>
+        </w:rPr>
+        <w:t>menschliche</w:t>
+      </w:r>
+      <w:r>
+        <w:rPr>
+          <w:sz w:val="19"/>
+          <w:szCs w:val="21"/>
+        </w:rPr>
+        <w:t>r</w:t>
+      </w:r>
+      <w:r>
+        <w:rPr>
+          <w:sz w:val="19"/>
+          <w:szCs w:val="21"/>
+        </w:rPr>
+        <w:t xml:space="preserve"> Intelligenz miteinander.</w:t>
+      </w:r>
+      <w:r>
+        <w:rPr>
+          <w:sz w:val="19"/>
+          <w:szCs w:val="21"/>
+        </w:rPr>
+        <w:t xml:space="preserve"> Hierfür könnt ihr bspw. eine Tabelle erstelle</w:t>
+      </w:r>
+      <w:r>
+        <w:rPr>
+          <w:sz w:val="19"/>
+          <w:szCs w:val="21"/>
+        </w:rPr>
+        <w:t>n</w:t>
+      </w:r>
+      <w:bookmarkEnd w:id="2"/>
+      <w:r>
+        <w:rPr>
+          <w:sz w:val="19"/>
+          <w:szCs w:val="21"/>
+        </w:rPr>
+        <w:t>.</w:t>
+      </w:r>
     </w:p>
     <w:tbl>
       <w:tblPr>
         <w:tblStyle w:val="Stundenverlaufsskizzen"/>
         <w:tblpPr w:leftFromText="141" w:rightFromText="141" w:vertAnchor="text" w:horzAnchor="page" w:tblpX="2191" w:tblpYSpec="center"/>
-        <w:tblW w:w="8597" w:type="dxa"/>
+        <w:tblW w:w="8359" w:type="dxa"/>
         <w:tblLayout w:type="fixed"/>
         <w:tblLook w:val="04A0" w:firstRow="1" w:lastRow="0" w:firstColumn="1" w:lastColumn="0" w:noHBand="0" w:noVBand="1"/>
       </w:tblPr>
       <w:tblGrid>
         <w:gridCol w:w="4422"/>
-        <w:gridCol w:w="4175"/>
+        <w:gridCol w:w="3937"/>
       </w:tblGrid>
       <w:tr>
         <w:trPr>
@@ -3901,37 +3433,24 @@
             <w:cnfStyle w:val="001000000000" w:firstRow="0" w:lastRow="0" w:firstColumn="1" w:lastColumn="0" w:oddVBand="0" w:evenVBand="0" w:oddHBand="0" w:evenHBand="0" w:firstRowFirstColumn="0" w:firstRowLastColumn="0" w:lastRowFirstColumn="0" w:lastRowLastColumn="0"/>
             <w:tcW w:w="4422" w:type="dxa"/>
           </w:tcPr>
-          <w:bookmarkEnd w:id="139"/>
+          <w:bookmarkEnd w:id="3"/>
           <w:p>
-            <w:pPr>
-              <w:rPr>
-                <w:moveTo w:id="164" w:author="I E" w:date="2023-01-29T14:35:00Z"/>
-              </w:rPr>
-            </w:pPr>
-            <w:moveToRangeStart w:id="165" w:author="I E" w:date="2023-01-29T14:35:00Z" w:name="move125895356"/>
-            <w:moveTo w:id="166" w:author="I E" w:date="2023-01-29T14:35:00Z">
-              <w:r>
-                <w:t>Menschliche Intelligenz</w:t>
-              </w:r>
-            </w:moveTo>
+            <w:r>
+              <w:t>Menschliche Intelligenz</w:t>
+            </w:r>
           </w:p>
         </w:tc>
         <w:tc>
           <w:tcPr>
-            <w:tcW w:w="4175" w:type="dxa"/>
+            <w:tcW w:w="3937" w:type="dxa"/>
           </w:tcPr>
           <w:p>
             <w:pPr>
               <w:cnfStyle w:val="100000000000" w:firstRow="1" w:lastRow="0" w:firstColumn="0" w:lastColumn="0" w:oddVBand="0" w:evenVBand="0" w:oddHBand="0" w:evenHBand="0" w:firstRowFirstColumn="0" w:firstRowLastColumn="0" w:lastRowFirstColumn="0" w:lastRowLastColumn="0"/>
-              <w:rPr>
-                <w:moveTo w:id="167" w:author="I E" w:date="2023-01-29T14:35:00Z"/>
-              </w:rPr>
             </w:pPr>
-            <w:moveTo w:id="168" w:author="I E" w:date="2023-01-29T14:35:00Z">
-              <w:r>
-                <w:t>Künstliche Intelligenz</w:t>
-              </w:r>
-            </w:moveTo>
+            <w:r>
+              <w:t>Künstliche Intelligenz</w:t>
+            </w:r>
           </w:p>
         </w:tc>
       </w:tr>
@@ -3944,24 +3463,15 @@
             <w:cnfStyle w:val="001000000000" w:firstRow="0" w:lastRow="0" w:firstColumn="1" w:lastColumn="0" w:oddVBand="0" w:evenVBand="0" w:oddHBand="0" w:evenHBand="0" w:firstRowFirstColumn="0" w:firstRowLastColumn="0" w:lastRowFirstColumn="0" w:lastRowLastColumn="0"/>
             <w:tcW w:w="4422" w:type="dxa"/>
           </w:tcPr>
-          <w:p>
-            <w:pPr>
-              <w:rPr>
-                <w:moveTo w:id="169" w:author="I E" w:date="2023-01-29T14:35:00Z"/>
-              </w:rPr>
-            </w:pPr>
-          </w:p>
+          <w:p/>
         </w:tc>
         <w:tc>
           <w:tcPr>
-            <w:tcW w:w="4175" w:type="dxa"/>
+            <w:tcW w:w="3937" w:type="dxa"/>
           </w:tcPr>
           <w:p>
             <w:pPr>
               <w:cnfStyle w:val="000000100000" w:firstRow="0" w:lastRow="0" w:firstColumn="0" w:lastColumn="0" w:oddVBand="0" w:evenVBand="0" w:oddHBand="1" w:evenHBand="0" w:firstRowFirstColumn="0" w:firstRowLastColumn="0" w:lastRowFirstColumn="0" w:lastRowLastColumn="0"/>
-              <w:rPr>
-                <w:moveTo w:id="170" w:author="I E" w:date="2023-01-29T14:35:00Z"/>
-              </w:rPr>
             </w:pPr>
           </w:p>
         </w:tc>
@@ -3972,24 +3482,15 @@
             <w:cnfStyle w:val="001000000000" w:firstRow="0" w:lastRow="0" w:firstColumn="1" w:lastColumn="0" w:oddVBand="0" w:evenVBand="0" w:oddHBand="0" w:evenHBand="0" w:firstRowFirstColumn="0" w:firstRowLastColumn="0" w:lastRowFirstColumn="0" w:lastRowLastColumn="0"/>
             <w:tcW w:w="4422" w:type="dxa"/>
           </w:tcPr>
-          <w:p>
-            <w:pPr>
-              <w:rPr>
-                <w:moveTo w:id="171" w:author="I E" w:date="2023-01-29T14:35:00Z"/>
-              </w:rPr>
-            </w:pPr>
-          </w:p>
+          <w:p/>
         </w:tc>
         <w:tc>
           <w:tcPr>
-            <w:tcW w:w="4175" w:type="dxa"/>
+            <w:tcW w:w="3937" w:type="dxa"/>
           </w:tcPr>
           <w:p>
             <w:pPr>
               <w:cnfStyle w:val="000000000000" w:firstRow="0" w:lastRow="0" w:firstColumn="0" w:lastColumn="0" w:oddVBand="0" w:evenVBand="0" w:oddHBand="0" w:evenHBand="0" w:firstRowFirstColumn="0" w:firstRowLastColumn="0" w:lastRowFirstColumn="0" w:lastRowLastColumn="0"/>
-              <w:rPr>
-                <w:moveTo w:id="172" w:author="I E" w:date="2023-01-29T14:35:00Z"/>
-              </w:rPr>
             </w:pPr>
           </w:p>
         </w:tc>
@@ -4003,287 +3504,40 @@
             <w:cnfStyle w:val="001000000000" w:firstRow="0" w:lastRow="0" w:firstColumn="1" w:lastColumn="0" w:oddVBand="0" w:evenVBand="0" w:oddHBand="0" w:evenHBand="0" w:firstRowFirstColumn="0" w:firstRowLastColumn="0" w:lastRowFirstColumn="0" w:lastRowLastColumn="0"/>
             <w:tcW w:w="4422" w:type="dxa"/>
           </w:tcPr>
-          <w:p>
-            <w:pPr>
-              <w:rPr>
-                <w:moveTo w:id="173" w:author="I E" w:date="2023-01-29T14:35:00Z"/>
-              </w:rPr>
-            </w:pPr>
-          </w:p>
+          <w:p/>
         </w:tc>
         <w:tc>
           <w:tcPr>
-            <w:tcW w:w="4175" w:type="dxa"/>
+            <w:tcW w:w="3937" w:type="dxa"/>
           </w:tcPr>
           <w:p>
             <w:pPr>
               <w:cnfStyle w:val="000000100000" w:firstRow="0" w:lastRow="0" w:firstColumn="0" w:lastColumn="0" w:oddVBand="0" w:evenVBand="0" w:oddHBand="1" w:evenHBand="0" w:firstRowFirstColumn="0" w:firstRowLastColumn="0" w:lastRowFirstColumn="0" w:lastRowLastColumn="0"/>
-              <w:rPr>
-                <w:moveTo w:id="174" w:author="I E" w:date="2023-01-29T14:35:00Z"/>
-              </w:rPr>
             </w:pPr>
           </w:p>
         </w:tc>
       </w:tr>
     </w:tbl>
-    <w:moveToRangeEnd w:id="165"/>
     <w:p>
       <w:pPr>
         <w:ind w:left="360"/>
         <w:rPr>
           <w:sz w:val="19"/>
           <w:szCs w:val="21"/>
-          <w:rPrChange w:id="175" w:author="Imke Endjer" w:date="2022-12-06T10:45:00Z">
-            <w:rPr/>
-          </w:rPrChange>
         </w:rPr>
-        <w:pPrChange w:id="176" w:author="Imke Endjer" w:date="2022-12-06T10:45:00Z">
-          <w:pPr>
-            <w:pStyle w:val="Listenabsatz"/>
-            <w:numPr>
-              <w:numId w:val="30"/>
-            </w:numPr>
-            <w:ind w:hanging="360"/>
-          </w:pPr>
-        </w:pPrChange>
-      </w:pPr>
-      <w:del w:id="177" w:author="Imke Endjer" w:date="2022-12-06T10:45:00Z">
-        <w:r>
-          <w:rPr>
-            <w:sz w:val="19"/>
-            <w:szCs w:val="21"/>
-            <w:rPrChange w:id="178" w:author="Imke Endjer" w:date="2022-12-06T10:45:00Z">
-              <w:rPr/>
-            </w:rPrChange>
-          </w:rPr>
-          <w:delText xml:space="preserve">Stellt eure Definition menschlicher Intelligenz </w:delText>
-        </w:r>
-      </w:del>
-      <w:del w:id="179" w:author="Imke Endjer" w:date="2022-12-06T10:42:00Z">
-        <w:r>
-          <w:rPr>
-            <w:sz w:val="19"/>
-            <w:szCs w:val="21"/>
-            <w:rPrChange w:id="180" w:author="Imke Endjer" w:date="2022-12-06T10:45:00Z">
-              <w:rPr/>
-            </w:rPrChange>
-          </w:rPr>
-          <w:delText xml:space="preserve">tabellarisch </w:delText>
-        </w:r>
-      </w:del>
-      <w:del w:id="181" w:author="Imke Endjer" w:date="2022-12-06T10:45:00Z">
-        <w:r>
-          <w:rPr>
-            <w:sz w:val="19"/>
-            <w:szCs w:val="21"/>
-            <w:rPrChange w:id="182" w:author="Imke Endjer" w:date="2022-12-06T10:45:00Z">
-              <w:rPr/>
-            </w:rPrChange>
-          </w:rPr>
-          <w:delText>der angegebenen Definition von Künstlicher Intelligenz gegenüber</w:delText>
-        </w:r>
-        <w:r>
-          <w:rPr>
-            <w:sz w:val="19"/>
-            <w:szCs w:val="21"/>
-            <w:rPrChange w:id="183" w:author="Imke Endjer" w:date="2022-12-06T10:45:00Z">
-              <w:rPr/>
-            </w:rPrChange>
-          </w:rPr>
-          <w:delText xml:space="preserve"> </w:delText>
-        </w:r>
-      </w:del>
-      <w:del w:id="184" w:author="Imke Endjer" w:date="2022-12-06T10:42:00Z">
-        <w:r>
-          <w:rPr>
-            <w:sz w:val="19"/>
-            <w:szCs w:val="21"/>
-            <w:rPrChange w:id="185" w:author="Imke Endjer" w:date="2022-12-06T10:45:00Z">
-              <w:rPr/>
-            </w:rPrChange>
-          </w:rPr>
-          <w:delText>(siehe folgende Vorlage)</w:delText>
-        </w:r>
-        <w:r>
-          <w:rPr>
-            <w:sz w:val="19"/>
-            <w:szCs w:val="21"/>
-            <w:rPrChange w:id="186" w:author="Imke Endjer" w:date="2022-12-06T10:45:00Z">
-              <w:rPr/>
-            </w:rPrChange>
-          </w:rPr>
-          <w:delText>.</w:delText>
-        </w:r>
-      </w:del>
+      </w:pPr>
     </w:p>
-    <w:tbl>
-      <w:tblPr>
-        <w:tblStyle w:val="Stundenverlaufsskizzen"/>
-        <w:tblW w:w="8597" w:type="dxa"/>
-        <w:tblInd w:w="754" w:type="dxa"/>
-        <w:tblLayout w:type="fixed"/>
-        <w:tblLook w:val="04A0" w:firstRow="1" w:lastRow="0" w:firstColumn="1" w:lastColumn="0" w:noHBand="0" w:noVBand="1"/>
-      </w:tblPr>
-      <w:tblGrid>
-        <w:gridCol w:w="4422"/>
-        <w:gridCol w:w="4175"/>
-      </w:tblGrid>
-      <w:tr>
-        <w:trPr>
-          <w:cnfStyle w:val="100000000000" w:firstRow="1" w:lastRow="0" w:firstColumn="0" w:lastColumn="0" w:oddVBand="0" w:evenVBand="0" w:oddHBand="0" w:evenHBand="0" w:firstRowFirstColumn="0" w:firstRowLastColumn="0" w:lastRowFirstColumn="0" w:lastRowLastColumn="0"/>
-          <w:del w:id="187" w:author="I E" w:date="2023-01-31T11:21:00Z"/>
-        </w:trPr>
-        <w:tc>
-          <w:tcPr>
-            <w:cnfStyle w:val="001000000000" w:firstRow="0" w:lastRow="0" w:firstColumn="1" w:lastColumn="0" w:oddVBand="0" w:evenVBand="0" w:oddHBand="0" w:evenHBand="0" w:firstRowFirstColumn="0" w:firstRowLastColumn="0" w:lastRowFirstColumn="0" w:lastRowLastColumn="0"/>
-            <w:tcW w:w="4422" w:type="dxa"/>
-          </w:tcPr>
-          <w:p>
-            <w:pPr>
-              <w:rPr>
-                <w:del w:id="188" w:author="I E" w:date="2023-01-31T11:21:00Z"/>
-                <w:moveFrom w:id="189" w:author="I E" w:date="2023-01-29T14:35:00Z"/>
-              </w:rPr>
-            </w:pPr>
-            <w:moveFromRangeStart w:id="190" w:author="I E" w:date="2023-01-29T14:35:00Z" w:name="move125895356"/>
-            <w:moveFrom w:id="191" w:author="I E" w:date="2023-01-29T14:35:00Z">
-              <w:del w:id="192" w:author="I E" w:date="2023-01-31T11:21:00Z">
-                <w:r>
-                  <w:delText>Menschliche Intelligenz</w:delText>
-                </w:r>
-              </w:del>
-            </w:moveFrom>
-          </w:p>
-        </w:tc>
-        <w:tc>
-          <w:tcPr>
-            <w:tcW w:w="4175" w:type="dxa"/>
-          </w:tcPr>
-          <w:p>
-            <w:pPr>
-              <w:cnfStyle w:val="100000000000" w:firstRow="1" w:lastRow="0" w:firstColumn="0" w:lastColumn="0" w:oddVBand="0" w:evenVBand="0" w:oddHBand="0" w:evenHBand="0" w:firstRowFirstColumn="0" w:firstRowLastColumn="0" w:lastRowFirstColumn="0" w:lastRowLastColumn="0"/>
-              <w:rPr>
-                <w:del w:id="193" w:author="I E" w:date="2023-01-31T11:21:00Z"/>
-                <w:moveFrom w:id="194" w:author="I E" w:date="2023-01-29T14:35:00Z"/>
-              </w:rPr>
-            </w:pPr>
-            <w:moveFrom w:id="195" w:author="I E" w:date="2023-01-29T14:35:00Z">
-              <w:del w:id="196" w:author="I E" w:date="2023-01-31T11:21:00Z">
-                <w:r>
-                  <w:delText>Künstliche Intelligenz</w:delText>
-                </w:r>
-              </w:del>
-            </w:moveFrom>
-          </w:p>
-        </w:tc>
-      </w:tr>
-      <w:tr>
-        <w:trPr>
-          <w:cnfStyle w:val="000000100000" w:firstRow="0" w:lastRow="0" w:firstColumn="0" w:lastColumn="0" w:oddVBand="0" w:evenVBand="0" w:oddHBand="1" w:evenHBand="0" w:firstRowFirstColumn="0" w:firstRowLastColumn="0" w:lastRowFirstColumn="0" w:lastRowLastColumn="0"/>
-          <w:del w:id="197" w:author="I E" w:date="2023-01-31T11:21:00Z"/>
-        </w:trPr>
-        <w:tc>
-          <w:tcPr>
-            <w:cnfStyle w:val="001000000000" w:firstRow="0" w:lastRow="0" w:firstColumn="1" w:lastColumn="0" w:oddVBand="0" w:evenVBand="0" w:oddHBand="0" w:evenHBand="0" w:firstRowFirstColumn="0" w:firstRowLastColumn="0" w:lastRowFirstColumn="0" w:lastRowLastColumn="0"/>
-            <w:tcW w:w="4422" w:type="dxa"/>
-          </w:tcPr>
-          <w:p>
-            <w:pPr>
-              <w:rPr>
-                <w:del w:id="198" w:author="I E" w:date="2023-01-31T11:21:00Z"/>
-                <w:moveFrom w:id="199" w:author="I E" w:date="2023-01-29T14:35:00Z"/>
-              </w:rPr>
-            </w:pPr>
-          </w:p>
-        </w:tc>
-        <w:tc>
-          <w:tcPr>
-            <w:tcW w:w="4175" w:type="dxa"/>
-          </w:tcPr>
-          <w:p>
-            <w:pPr>
-              <w:cnfStyle w:val="000000100000" w:firstRow="0" w:lastRow="0" w:firstColumn="0" w:lastColumn="0" w:oddVBand="0" w:evenVBand="0" w:oddHBand="1" w:evenHBand="0" w:firstRowFirstColumn="0" w:firstRowLastColumn="0" w:lastRowFirstColumn="0" w:lastRowLastColumn="0"/>
-              <w:rPr>
-                <w:del w:id="200" w:author="I E" w:date="2023-01-31T11:21:00Z"/>
-                <w:moveFrom w:id="201" w:author="I E" w:date="2023-01-29T14:35:00Z"/>
-              </w:rPr>
-            </w:pPr>
-          </w:p>
-        </w:tc>
-      </w:tr>
-      <w:tr>
-        <w:trPr>
-          <w:del w:id="202" w:author="I E" w:date="2023-01-31T11:21:00Z"/>
-        </w:trPr>
-        <w:tc>
-          <w:tcPr>
-            <w:cnfStyle w:val="001000000000" w:firstRow="0" w:lastRow="0" w:firstColumn="1" w:lastColumn="0" w:oddVBand="0" w:evenVBand="0" w:oddHBand="0" w:evenHBand="0" w:firstRowFirstColumn="0" w:firstRowLastColumn="0" w:lastRowFirstColumn="0" w:lastRowLastColumn="0"/>
-            <w:tcW w:w="4422" w:type="dxa"/>
-          </w:tcPr>
-          <w:p>
-            <w:pPr>
-              <w:rPr>
-                <w:del w:id="203" w:author="I E" w:date="2023-01-31T11:21:00Z"/>
-                <w:moveFrom w:id="204" w:author="I E" w:date="2023-01-29T14:35:00Z"/>
-              </w:rPr>
-            </w:pPr>
-          </w:p>
-        </w:tc>
-        <w:tc>
-          <w:tcPr>
-            <w:tcW w:w="4175" w:type="dxa"/>
-          </w:tcPr>
-          <w:p>
-            <w:pPr>
-              <w:cnfStyle w:val="000000000000" w:firstRow="0" w:lastRow="0" w:firstColumn="0" w:lastColumn="0" w:oddVBand="0" w:evenVBand="0" w:oddHBand="0" w:evenHBand="0" w:firstRowFirstColumn="0" w:firstRowLastColumn="0" w:lastRowFirstColumn="0" w:lastRowLastColumn="0"/>
-              <w:rPr>
-                <w:del w:id="205" w:author="I E" w:date="2023-01-31T11:21:00Z"/>
-                <w:moveFrom w:id="206" w:author="I E" w:date="2023-01-29T14:35:00Z"/>
-              </w:rPr>
-            </w:pPr>
-          </w:p>
-        </w:tc>
-      </w:tr>
-      <w:tr>
-        <w:trPr>
-          <w:cnfStyle w:val="000000100000" w:firstRow="0" w:lastRow="0" w:firstColumn="0" w:lastColumn="0" w:oddVBand="0" w:evenVBand="0" w:oddHBand="1" w:evenHBand="0" w:firstRowFirstColumn="0" w:firstRowLastColumn="0" w:lastRowFirstColumn="0" w:lastRowLastColumn="0"/>
-          <w:del w:id="207" w:author="I E" w:date="2023-01-31T11:21:00Z"/>
-        </w:trPr>
-        <w:tc>
-          <w:tcPr>
-            <w:cnfStyle w:val="001000000000" w:firstRow="0" w:lastRow="0" w:firstColumn="1" w:lastColumn="0" w:oddVBand="0" w:evenVBand="0" w:oddHBand="0" w:evenHBand="0" w:firstRowFirstColumn="0" w:firstRowLastColumn="0" w:lastRowFirstColumn="0" w:lastRowLastColumn="0"/>
-            <w:tcW w:w="4422" w:type="dxa"/>
-          </w:tcPr>
-          <w:p>
-            <w:pPr>
-              <w:rPr>
-                <w:del w:id="208" w:author="I E" w:date="2023-01-31T11:21:00Z"/>
-                <w:moveFrom w:id="209" w:author="I E" w:date="2023-01-29T14:35:00Z"/>
-              </w:rPr>
-            </w:pPr>
-          </w:p>
-        </w:tc>
-        <w:tc>
-          <w:tcPr>
-            <w:tcW w:w="4175" w:type="dxa"/>
-          </w:tcPr>
-          <w:p>
-            <w:pPr>
-              <w:cnfStyle w:val="000000100000" w:firstRow="0" w:lastRow="0" w:firstColumn="0" w:lastColumn="0" w:oddVBand="0" w:evenVBand="0" w:oddHBand="1" w:evenHBand="0" w:firstRowFirstColumn="0" w:firstRowLastColumn="0" w:lastRowFirstColumn="0" w:lastRowLastColumn="0"/>
-              <w:rPr>
-                <w:del w:id="210" w:author="I E" w:date="2023-01-31T11:21:00Z"/>
-                <w:moveFrom w:id="211" w:author="I E" w:date="2023-01-29T14:35:00Z"/>
-              </w:rPr>
-            </w:pPr>
-          </w:p>
-        </w:tc>
-      </w:tr>
-      <w:moveFromRangeEnd w:id="190"/>
-    </w:tbl>
+    <w:p/>
     <w:p>
       <w:pPr>
-        <w:ind w:left="720"/>
-      </w:pPr>
+        <w:pStyle w:val="Listenabsatz"/>
+        <w:ind w:left="714"/>
+        <w:rPr>
+          <w:sz w:val="19"/>
+          <w:szCs w:val="21"/>
+        </w:rPr>
+      </w:pPr>
+      <w:bookmarkStart w:id="4" w:name="_Hlk125895972"/>
     </w:p>
     <w:p>
       <w:pPr>
@@ -4292,147 +3546,101 @@
           <w:ilvl w:val="0"/>
           <w:numId w:val="30"/>
         </w:numPr>
+        <w:ind w:left="714" w:hanging="357"/>
         <w:rPr>
           <w:sz w:val="19"/>
           <w:szCs w:val="21"/>
         </w:rPr>
       </w:pPr>
-      <w:bookmarkStart w:id="212" w:name="_Hlk125895972"/>
-      <w:commentRangeStart w:id="213"/>
-      <w:ins w:id="214" w:author="Imke Endjer" w:date="2022-12-06T11:14:00Z">
-        <w:r>
-          <w:rPr>
-            <w:sz w:val="19"/>
-            <w:szCs w:val="21"/>
-          </w:rPr>
-          <w:t xml:space="preserve">Beurteilt, ob das menschliche Gehirn oder ein Computer leistungsfähiger ist. Hierfür könnt ihr euch über Kenngrößen eines </w:t>
-        </w:r>
-        <w:r>
-          <w:rPr>
-            <w:sz w:val="19"/>
-            <w:szCs w:val="21"/>
-          </w:rPr>
-          <w:t>Gehirns, wie</w:t>
-        </w:r>
-        <w:r>
-          <w:rPr>
-            <w:sz w:val="19"/>
-            <w:szCs w:val="21"/>
-          </w:rPr>
-          <w:t xml:space="preserve"> bspw. die Anzahl der Neuronen</w:t>
-        </w:r>
-        <w:r>
-          <w:rPr>
-            <w:sz w:val="19"/>
-            <w:szCs w:val="21"/>
-          </w:rPr>
-          <w:t>,</w:t>
-        </w:r>
-        <w:r>
-          <w:rPr>
-            <w:sz w:val="19"/>
-            <w:szCs w:val="21"/>
-          </w:rPr>
-          <w:t xml:space="preserve"> informieren und diese bspw. d</w:t>
-        </w:r>
-        <w:r>
-          <w:rPr>
-            <w:sz w:val="19"/>
-            <w:szCs w:val="21"/>
-          </w:rPr>
-          <w:t>er</w:t>
-        </w:r>
-        <w:r>
-          <w:rPr>
-            <w:sz w:val="19"/>
-            <w:szCs w:val="21"/>
-          </w:rPr>
-          <w:t xml:space="preserve"> Anzahl an Rechen- und Speichereinheiten eines </w:t>
-        </w:r>
-      </w:ins>
-      <w:ins w:id="215" w:author="Imke Endjer" w:date="2022-12-06T11:15:00Z">
-        <w:r>
-          <w:rPr>
-            <w:sz w:val="19"/>
-            <w:szCs w:val="21"/>
-          </w:rPr>
-          <w:t xml:space="preserve">Computers </w:t>
-        </w:r>
-      </w:ins>
-      <w:ins w:id="216" w:author="Imke Endjer" w:date="2022-12-06T11:14:00Z">
-        <w:r>
-          <w:rPr>
-            <w:sz w:val="19"/>
-            <w:szCs w:val="21"/>
-          </w:rPr>
-          <w:t>gegenüberstellen</w:t>
-        </w:r>
-        <w:r>
-          <w:rPr>
-            <w:sz w:val="19"/>
-            <w:szCs w:val="21"/>
-          </w:rPr>
-          <w:t>.</w:t>
-        </w:r>
-        <w:r>
-          <w:rPr>
-            <w:sz w:val="19"/>
-            <w:szCs w:val="21"/>
-          </w:rPr>
-          <w:t xml:space="preserve"> </w:t>
-        </w:r>
-      </w:ins>
-      <w:del w:id="217" w:author="Imke Endjer" w:date="2022-12-06T11:14:00Z">
-        <w:r>
-          <w:rPr>
-            <w:sz w:val="19"/>
-            <w:szCs w:val="21"/>
-          </w:rPr>
-          <w:delText xml:space="preserve">Findet </w:delText>
-        </w:r>
-      </w:del>
-      <w:del w:id="218" w:author="Imke Endjer" w:date="2022-12-06T11:06:00Z">
-        <w:r>
-          <w:rPr>
-            <w:sz w:val="19"/>
-            <w:szCs w:val="21"/>
-          </w:rPr>
-          <w:delText xml:space="preserve">auch </w:delText>
-        </w:r>
-      </w:del>
-      <w:del w:id="219" w:author="Imke Endjer" w:date="2022-12-06T11:14:00Z">
-        <w:r>
-          <w:rPr>
-            <w:sz w:val="19"/>
-            <w:szCs w:val="21"/>
-          </w:rPr>
-          <w:delText>heraus, ob das menschliche Gehirn oder ein Computer leistungsfähiger ist</w:delText>
-        </w:r>
-      </w:del>
-      <w:del w:id="220" w:author="Imke Endjer" w:date="2022-12-06T11:06:00Z">
-        <w:r>
-          <w:rPr>
-            <w:sz w:val="19"/>
-            <w:szCs w:val="21"/>
-          </w:rPr>
-          <w:delText xml:space="preserve">, und begründet </w:delText>
-        </w:r>
-      </w:del>
-      <w:del w:id="221" w:author="Imke Endjer" w:date="2022-12-06T11:14:00Z">
-        <w:r>
-          <w:rPr>
-            <w:sz w:val="19"/>
-            <w:szCs w:val="21"/>
-          </w:rPr>
-          <w:delText>eure Entscheidung mit einer Gegenüberstellung von Kenngrößen wie bspw. der Anzahl an Rechen- und Speichereinheiten.</w:delText>
-        </w:r>
-      </w:del>
+      <w:r>
+        <w:rPr>
+          <w:sz w:val="19"/>
+          <w:szCs w:val="21"/>
+        </w:rPr>
+        <w:t>Diskutiert</w:t>
+      </w:r>
+      <w:r>
+        <w:rPr>
+          <w:sz w:val="19"/>
+          <w:szCs w:val="21"/>
+        </w:rPr>
+        <w:t xml:space="preserve">, ob das menschliche Gehirn oder ein Computer leistungsfähiger ist. Hierfür könnt ihr euch über Kenngrößen eines </w:t>
+      </w:r>
+      <w:r>
+        <w:rPr>
+          <w:sz w:val="19"/>
+          <w:szCs w:val="21"/>
+        </w:rPr>
+        <w:t>Gehirns, wie</w:t>
+      </w:r>
+      <w:r>
+        <w:rPr>
+          <w:sz w:val="19"/>
+          <w:szCs w:val="21"/>
+        </w:rPr>
+        <w:t xml:space="preserve"> bspw. die Anzahl der Neuronen</w:t>
+      </w:r>
+      <w:r>
+        <w:rPr>
+          <w:sz w:val="19"/>
+          <w:szCs w:val="21"/>
+        </w:rPr>
+        <w:t>,</w:t>
+      </w:r>
+      <w:r>
+        <w:rPr>
+          <w:sz w:val="19"/>
+          <w:szCs w:val="21"/>
+        </w:rPr>
+        <w:t xml:space="preserve"> informieren und diese bspw. d</w:t>
+      </w:r>
+      <w:r>
+        <w:rPr>
+          <w:sz w:val="19"/>
+          <w:szCs w:val="21"/>
+        </w:rPr>
+        <w:t>er</w:t>
+      </w:r>
+      <w:r>
+        <w:rPr>
+          <w:sz w:val="19"/>
+          <w:szCs w:val="21"/>
+        </w:rPr>
+        <w:t xml:space="preserve"> Anzahl an Rechen- und Speichereinheiten eines </w:t>
+      </w:r>
+      <w:r>
+        <w:rPr>
+          <w:sz w:val="19"/>
+          <w:szCs w:val="21"/>
+        </w:rPr>
+        <w:t xml:space="preserve">Computers </w:t>
+      </w:r>
+      <w:r>
+        <w:rPr>
+          <w:sz w:val="19"/>
+          <w:szCs w:val="21"/>
+        </w:rPr>
+        <w:t>gegenüberstellen</w:t>
+      </w:r>
+      <w:r>
+        <w:rPr>
+          <w:sz w:val="19"/>
+          <w:szCs w:val="21"/>
+        </w:rPr>
+        <w:t>.</w:t>
+      </w:r>
+      <w:r>
+        <w:rPr>
+          <w:sz w:val="19"/>
+          <w:szCs w:val="21"/>
+        </w:rPr>
+        <w:t xml:space="preserve"> </w:t>
+      </w:r>
     </w:p>
     <w:p>
       <w:pPr>
         <w:ind w:left="1080"/>
         <w:rPr>
-          <w:ins w:id="222" w:author="Imke Endjer" w:date="2022-12-06T11:20:00Z"/>
           <w:sz w:val="19"/>
           <w:szCs w:val="21"/>
         </w:rPr>
@@ -4449,23 +3657,7 @@
           <w:sz w:val="19"/>
           <w:szCs w:val="21"/>
         </w:rPr>
-        <w:t xml:space="preserve">ipp: Stellt bspw. </w:t>
-      </w:r>
-      <w:del w:id="223" w:author="Imke Endjer" w:date="2022-12-06T10:45:00Z">
-        <w:r>
-          <w:rPr>
-            <w:sz w:val="19"/>
-            <w:szCs w:val="21"/>
-          </w:rPr>
-          <w:delText>nach</w:delText>
-        </w:r>
-      </w:del>
-      <w:r>
-        <w:rPr>
-          <w:sz w:val="19"/>
-          <w:szCs w:val="21"/>
-        </w:rPr>
-        <w:t xml:space="preserve"> Suchanfragen nach </w:t>
+        <w:t xml:space="preserve">ipp: Stellt bspw. Suchanfragen nach </w:t>
       </w:r>
       <w:r>
         <w:rPr>
@@ -4474,24 +3666,13 @@
         </w:rPr>
         <w:t>„Gehirn vs. Computer“</w:t>
       </w:r>
-      <w:ins w:id="224" w:author="Imke Endjer" w:date="2022-12-06T10:46:00Z">
-        <w:r>
-          <w:rPr>
-            <w:sz w:val="19"/>
-            <w:szCs w:val="21"/>
-          </w:rPr>
-          <w:t xml:space="preserve"> an und</w:t>
-        </w:r>
-      </w:ins>
-      <w:del w:id="225" w:author="Imke Endjer" w:date="2022-12-06T10:46:00Z">
-        <w:r>
-          <w:rPr>
-            <w:sz w:val="19"/>
-            <w:szCs w:val="21"/>
-          </w:rPr>
-          <w:delText>.</w:delText>
-        </w:r>
-      </w:del>
+      <w:r>
+        <w:rPr>
+          <w:sz w:val="19"/>
+          <w:szCs w:val="21"/>
+        </w:rPr>
+        <w:t xml:space="preserve"> und</w:t>
+      </w:r>
       <w:r>
         <w:rPr>
           <w:sz w:val="19"/>
@@ -4499,24 +3680,13 @@
         </w:rPr>
         <w:t xml:space="preserve"> </w:t>
       </w:r>
-      <w:ins w:id="226" w:author="Imke Endjer" w:date="2022-12-06T10:46:00Z">
-        <w:r>
-          <w:rPr>
-            <w:sz w:val="19"/>
-            <w:szCs w:val="21"/>
-          </w:rPr>
-          <w:t>u</w:t>
-        </w:r>
-      </w:ins>
-      <w:del w:id="227" w:author="Imke Endjer" w:date="2022-12-06T10:46:00Z">
-        <w:r>
-          <w:rPr>
-            <w:sz w:val="19"/>
-            <w:szCs w:val="21"/>
-          </w:rPr>
-          <w:delText>U</w:delText>
-        </w:r>
-      </w:del>
+      <w:r>
+        <w:rPr>
+          <w:sz w:val="19"/>
+          <w:szCs w:val="21"/>
+        </w:rPr>
+        <w:t>u</w:t>
+      </w:r>
       <w:r>
         <w:rPr>
           <w:sz w:val="19"/>
@@ -4524,15 +3694,13 @@
         </w:rPr>
         <w:t xml:space="preserve">nterscheidet </w:t>
       </w:r>
-      <w:ins w:id="228" w:author="Imke Endjer" w:date="2022-12-06T10:46:00Z">
-        <w:r>
-          <w:rPr>
-            <w:sz w:val="19"/>
-            <w:szCs w:val="21"/>
-          </w:rPr>
-          <w:t xml:space="preserve">dabei </w:t>
-        </w:r>
-      </w:ins>
+      <w:r>
+        <w:rPr>
+          <w:sz w:val="19"/>
+          <w:szCs w:val="21"/>
+        </w:rPr>
+        <w:t xml:space="preserve">dabei </w:t>
+      </w:r>
       <w:r>
         <w:rPr>
           <w:sz w:val="19"/>
@@ -4540,24 +3708,13 @@
         </w:rPr>
         <w:t>gegebenenfalls zwischen „Personal Computer</w:t>
       </w:r>
-      <w:ins w:id="229" w:author="Imke Endjer" w:date="2022-12-06T10:46:00Z">
-        <w:r>
-          <w:rPr>
-            <w:sz w:val="19"/>
-            <w:szCs w:val="21"/>
-          </w:rPr>
-          <w:t>n</w:t>
-        </w:r>
-      </w:ins>
-      <w:del w:id="230" w:author="Imke Endjer" w:date="2022-12-06T10:46:00Z">
-        <w:r>
-          <w:rPr>
-            <w:sz w:val="19"/>
-            <w:szCs w:val="21"/>
-          </w:rPr>
-          <w:delText>s</w:delText>
-        </w:r>
-      </w:del>
+      <w:r>
+        <w:rPr>
+          <w:sz w:val="19"/>
+          <w:szCs w:val="21"/>
+        </w:rPr>
+        <w:t>n</w:t>
+      </w:r>
       <w:r>
         <w:rPr>
           <w:sz w:val="19"/>
@@ -4565,15 +3722,13 @@
         </w:rPr>
         <w:t xml:space="preserve">“ und </w:t>
       </w:r>
-      <w:ins w:id="231" w:author="Imke Endjer" w:date="2022-12-06T10:46:00Z">
-        <w:r>
-          <w:rPr>
-            <w:sz w:val="19"/>
-            <w:szCs w:val="21"/>
-          </w:rPr>
-          <w:t>„</w:t>
-        </w:r>
-      </w:ins>
+      <w:r>
+        <w:rPr>
+          <w:sz w:val="19"/>
+          <w:szCs w:val="21"/>
+        </w:rPr>
+        <w:t>„</w:t>
+      </w:r>
       <w:r>
         <w:rPr>
           <w:sz w:val="19"/>
@@ -4581,15 +3736,13 @@
         </w:rPr>
         <w:t>Supercomputern</w:t>
       </w:r>
-      <w:ins w:id="232" w:author="Imke Endjer" w:date="2022-12-06T10:46:00Z">
-        <w:r>
-          <w:rPr>
-            <w:sz w:val="19"/>
-            <w:szCs w:val="21"/>
-          </w:rPr>
-          <w:t>“</w:t>
-        </w:r>
-      </w:ins>
+      <w:r>
+        <w:rPr>
+          <w:sz w:val="19"/>
+          <w:szCs w:val="21"/>
+        </w:rPr>
+        <w:t>“</w:t>
+      </w:r>
       <w:r>
         <w:rPr>
           <w:sz w:val="19"/>
@@ -4597,144 +3750,7 @@
         </w:rPr>
         <w:t>.</w:t>
       </w:r>
-      <w:commentRangeEnd w:id="130"/>
-      <w:r>
-        <w:rPr>
-          <w:rStyle w:val="Kommentarzeichen"/>
-        </w:rPr>
-        <w:commentReference w:id="130"/>
-      </w:r>
-      <w:bookmarkEnd w:id="212"/>
-    </w:p>
-    <w:p>
-      <w:pPr>
-        <w:pStyle w:val="Listenabsatz"/>
-        <w:numPr>
-          <w:ilvl w:val="0"/>
-          <w:numId w:val="30"/>
-        </w:numPr>
-        <w:rPr>
-          <w:ins w:id="233" w:author="Imke Endjer" w:date="2022-12-06T11:20:00Z"/>
-          <w:sz w:val="19"/>
-          <w:szCs w:val="21"/>
-          <w:rPrChange w:id="234" w:author="Imke Endjer" w:date="2022-12-06T11:23:00Z">
-            <w:rPr>
-              <w:ins w:id="235" w:author="Imke Endjer" w:date="2022-12-06T11:20:00Z"/>
-            </w:rPr>
-          </w:rPrChange>
-        </w:rPr>
-      </w:pPr>
-      <w:bookmarkStart w:id="236" w:name="_Hlk125896148"/>
-      <w:commentRangeStart w:id="237"/>
-      <w:ins w:id="238" w:author="Imke Endjer" w:date="2022-12-06T11:20:00Z">
-        <w:r>
-          <w:rPr>
-            <w:sz w:val="19"/>
-            <w:szCs w:val="21"/>
-          </w:rPr>
-          <w:t xml:space="preserve">Der Maßstab zur vergleichenden Bewertung einer menschlichen Intelligenz ist der bekannte IQ-Test. Ein </w:t>
-        </w:r>
-      </w:ins>
-      <w:ins w:id="239" w:author="Imke Endjer" w:date="2022-12-06T11:22:00Z">
-        <w:r>
-          <w:rPr>
-            <w:sz w:val="19"/>
-            <w:szCs w:val="21"/>
-          </w:rPr>
-          <w:t xml:space="preserve">Mensch mit einem </w:t>
-        </w:r>
-      </w:ins>
-      <w:ins w:id="240" w:author="Imke Endjer" w:date="2022-12-06T11:20:00Z">
-        <w:r>
-          <w:rPr>
-            <w:sz w:val="19"/>
-            <w:szCs w:val="21"/>
-          </w:rPr>
-          <w:t xml:space="preserve">IQ von </w:t>
-        </w:r>
-      </w:ins>
-      <w:ins w:id="241" w:author="Imke Endjer" w:date="2022-12-06T11:21:00Z">
-        <w:r>
-          <w:rPr>
-            <w:sz w:val="19"/>
-            <w:szCs w:val="21"/>
-          </w:rPr>
-          <w:t>mehr als 1</w:t>
-        </w:r>
-      </w:ins>
-      <w:ins w:id="242" w:author="Imke Endjer" w:date="2022-12-06T11:22:00Z">
-        <w:r>
-          <w:rPr>
-            <w:sz w:val="19"/>
-            <w:szCs w:val="21"/>
-          </w:rPr>
-          <w:t xml:space="preserve">10 kann dabei </w:t>
-        </w:r>
-      </w:ins>
-      <w:ins w:id="243" w:author="Imke Endjer" w:date="2022-12-06T11:23:00Z">
-        <w:r>
-          <w:rPr>
-            <w:sz w:val="19"/>
-            <w:szCs w:val="21"/>
-          </w:rPr>
-          <w:t xml:space="preserve">als </w:t>
-        </w:r>
-      </w:ins>
-      <w:ins w:id="244" w:author="Imke Endjer" w:date="2022-12-06T11:22:00Z">
-        <w:r>
-          <w:rPr>
-            <w:sz w:val="19"/>
-            <w:szCs w:val="21"/>
-          </w:rPr>
-          <w:t xml:space="preserve">überdurchschnittlich </w:t>
-        </w:r>
-      </w:ins>
-      <w:ins w:id="245" w:author="Imke Endjer" w:date="2022-12-06T11:24:00Z">
-        <w:r>
-          <w:rPr>
-            <w:sz w:val="19"/>
-            <w:szCs w:val="21"/>
-          </w:rPr>
-          <w:t>intelligent</w:t>
-        </w:r>
-      </w:ins>
-      <w:ins w:id="246" w:author="Imke Endjer" w:date="2022-12-06T11:22:00Z">
-        <w:r>
-          <w:rPr>
-            <w:sz w:val="19"/>
-            <w:szCs w:val="21"/>
-          </w:rPr>
-          <w:t xml:space="preserve"> </w:t>
-        </w:r>
-      </w:ins>
-      <w:ins w:id="247" w:author="Imke Endjer" w:date="2022-12-06T11:23:00Z">
-        <w:r>
-          <w:rPr>
-            <w:sz w:val="19"/>
-            <w:szCs w:val="21"/>
-          </w:rPr>
-          <w:t>bezeichnet werden.</w:t>
-        </w:r>
-        <w:r>
-          <w:rPr>
-            <w:sz w:val="19"/>
-            <w:szCs w:val="21"/>
-          </w:rPr>
-          <w:t xml:space="preserve"> </w:t>
-        </w:r>
-      </w:ins>
-      <w:ins w:id="248" w:author="Imke Endjer" w:date="2022-12-06T11:20:00Z">
-        <w:r>
-          <w:rPr>
-            <w:sz w:val="19"/>
-            <w:szCs w:val="21"/>
-            <w:rPrChange w:id="249" w:author="Imke Endjer" w:date="2022-12-06T11:23:00Z">
-              <w:rPr/>
-            </w:rPrChange>
-          </w:rPr>
-          <w:t>Diskutiert, inwiefern ein Programm, das einen solchen IQ-Test mit einem Ergebnis von 150 abschließen kann, tatsächlich als intelligent zu bewerten wäre.</w:t>
-        </w:r>
-      </w:ins>
+      <w:bookmarkEnd w:id="4"/>
     </w:p>
     <w:p>
       <w:pPr>
@@ -4746,92 +3762,166 @@
         <w:rPr>
           <w:sz w:val="19"/>
           <w:szCs w:val="21"/>
-          <w:rPrChange w:id="250" w:author="Imke Endjer" w:date="2022-12-06T11:29:00Z">
-            <w:rPr/>
-          </w:rPrChange>
         </w:rPr>
-        <w:pPrChange w:id="251" w:author="Imke Endjer" w:date="2022-12-06T11:29:00Z">
-          <w:pPr>
-            <w:ind w:left="1080"/>
-          </w:pPr>
-        </w:pPrChange>
-      </w:pPr>
-      <w:bookmarkStart w:id="252" w:name="_Hlk125896169"/>
-      <w:bookmarkEnd w:id="236"/>
-      <w:commentRangeStart w:id="253"/>
-      <w:ins w:id="254" w:author="Imke Endjer" w:date="2022-12-06T11:20:00Z">
-        <w:r>
-          <w:rPr>
-            <w:sz w:val="19"/>
-            <w:szCs w:val="21"/>
-            <w:rPrChange w:id="255" w:author="Imke Endjer" w:date="2022-12-06T11:28:00Z">
-              <w:rPr/>
-            </w:rPrChange>
-          </w:rPr>
-          <w:t xml:space="preserve">Inwiefern kann man auch die Intelligenz von KI bewerten und miteinander vergleichen? </w:t>
-        </w:r>
-      </w:ins>
-      <w:commentRangeEnd w:id="237"/>
-      <w:ins w:id="256" w:author="Imke Endjer" w:date="2022-12-06T11:28:00Z">
-        <w:r>
-          <w:rPr>
-            <w:rStyle w:val="Kommentarzeichen"/>
-          </w:rPr>
-          <w:commentReference w:id="237"/>
-        </w:r>
-        <w:proofErr w:type="gramStart"/>
-        <w:r>
-          <w:rPr>
-            <w:sz w:val="19"/>
-            <w:szCs w:val="21"/>
-          </w:rPr>
-          <w:t>Überlegt</w:t>
-        </w:r>
-        <w:proofErr w:type="gramEnd"/>
-        <w:r>
-          <w:rPr>
-            <w:sz w:val="19"/>
-            <w:szCs w:val="21"/>
-          </w:rPr>
-          <w:t xml:space="preserve"> ob es KI gibt, die intelligenter sind als andere KI</w:t>
-        </w:r>
-      </w:ins>
-      <w:commentRangeEnd w:id="253"/>
-      <w:ins w:id="257" w:author="Imke Endjer" w:date="2022-12-06T11:29:00Z">
-        <w:r>
-          <w:rPr>
-            <w:rStyle w:val="Kommentarzeichen"/>
-          </w:rPr>
-          <w:commentReference w:id="253"/>
-        </w:r>
-        <w:r>
-          <w:rPr>
-            <w:sz w:val="19"/>
-            <w:szCs w:val="21"/>
-          </w:rPr>
-          <w:t xml:space="preserve"> und nennt eigene Beispiele</w:t>
-        </w:r>
-      </w:ins>
-      <w:commentRangeEnd w:id="213"/>
-      <w:ins w:id="258" w:author="Imke Endjer" w:date="2022-12-06T11:35:00Z">
-        <w:r>
-          <w:rPr>
-            <w:rStyle w:val="Kommentarzeichen"/>
-          </w:rPr>
-          <w:commentReference w:id="213"/>
-        </w:r>
-      </w:ins>
-      <w:ins w:id="259" w:author="I E" w:date="2023-01-29T14:37:00Z">
-        <w:r>
-          <w:rPr>
-            <w:sz w:val="19"/>
-            <w:szCs w:val="21"/>
-          </w:rPr>
-          <w:t xml:space="preserve">. </w:t>
-        </w:r>
-      </w:ins>
+      </w:pPr>
+      <w:bookmarkStart w:id="5" w:name="_Hlk125896148"/>
+      <w:r>
+        <w:rPr>
+          <w:sz w:val="19"/>
+          <w:szCs w:val="21"/>
+        </w:rPr>
+        <w:t>Ein</w:t>
+      </w:r>
+      <w:r>
+        <w:rPr>
+          <w:sz w:val="19"/>
+          <w:szCs w:val="21"/>
+        </w:rPr>
+        <w:t xml:space="preserve"> Maßstab zur vergleichenden Bewertung einer menschlichen Intelligenz ist </w:t>
+      </w:r>
+      <w:r>
+        <w:rPr>
+          <w:sz w:val="19"/>
+          <w:szCs w:val="21"/>
+        </w:rPr>
+        <w:t>der</w:t>
+      </w:r>
+      <w:r>
+        <w:rPr>
+          <w:sz w:val="19"/>
+          <w:szCs w:val="21"/>
+        </w:rPr>
+        <w:t xml:space="preserve"> IQ-Test. Ein Mensch mit einem IQ von mehr als 110 kann dabei als überdurchschnittlich </w:t>
+      </w:r>
+      <w:r>
+        <w:rPr>
+          <w:sz w:val="19"/>
+          <w:szCs w:val="21"/>
+        </w:rPr>
+        <w:t>intelligent</w:t>
+      </w:r>
+      <w:r>
+        <w:rPr>
+          <w:sz w:val="19"/>
+          <w:szCs w:val="21"/>
+        </w:rPr>
+        <w:t xml:space="preserve"> bezeichnet werden.</w:t>
+      </w:r>
+      <w:r>
+        <w:rPr>
+          <w:sz w:val="19"/>
+          <w:szCs w:val="21"/>
+        </w:rPr>
+        <w:t xml:space="preserve"> </w:t>
+      </w:r>
+      <w:r>
+        <w:rPr>
+          <w:sz w:val="19"/>
+          <w:szCs w:val="21"/>
+        </w:rPr>
+        <w:t>Diskutiert, inwiefern ein Programm, das einen solchen IQ-Test mit einem Ergebnis von 150 abschließen kann, tatsächlich als intelligent zu bewerten wäre.</w:t>
+      </w:r>
     </w:p>
-    <w:bookmarkEnd w:id="252"/>
+    <w:p>
+      <w:pPr>
+        <w:pStyle w:val="Listenabsatz"/>
+        <w:numPr>
+          <w:ilvl w:val="0"/>
+          <w:numId w:val="30"/>
+        </w:numPr>
+        <w:rPr>
+          <w:sz w:val="19"/>
+          <w:szCs w:val="21"/>
+        </w:rPr>
+      </w:pPr>
+      <w:bookmarkStart w:id="6" w:name="_Hlk125896169"/>
+      <w:bookmarkEnd w:id="5"/>
+      <w:r>
+        <w:rPr>
+          <w:sz w:val="19"/>
+          <w:szCs w:val="21"/>
+        </w:rPr>
+        <w:t xml:space="preserve">Inwiefern kann man auch die Intelligenz von </w:t>
+      </w:r>
+      <w:r>
+        <w:rPr>
+          <w:sz w:val="19"/>
+          <w:szCs w:val="21"/>
+        </w:rPr>
+        <w:t xml:space="preserve">verschiedenen </w:t>
+      </w:r>
+      <w:r>
+        <w:rPr>
+          <w:sz w:val="19"/>
+          <w:szCs w:val="21"/>
+        </w:rPr>
+        <w:t>KI</w:t>
+      </w:r>
+      <w:r>
+        <w:rPr>
+          <w:sz w:val="19"/>
+          <w:szCs w:val="21"/>
+        </w:rPr>
+        <w:t>-Systemen</w:t>
+      </w:r>
+      <w:r>
+        <w:rPr>
+          <w:sz w:val="19"/>
+          <w:szCs w:val="21"/>
+        </w:rPr>
+        <w:t xml:space="preserve"> bewerten und miteinander vergleichen? </w:t>
+      </w:r>
+      <w:r>
+        <w:rPr>
+          <w:sz w:val="19"/>
+          <w:szCs w:val="21"/>
+        </w:rPr>
+        <w:t>Überlegt,</w:t>
+      </w:r>
+      <w:r>
+        <w:rPr>
+          <w:sz w:val="19"/>
+          <w:szCs w:val="21"/>
+        </w:rPr>
+        <w:t xml:space="preserve"> ob es KI</w:t>
+      </w:r>
+      <w:r>
+        <w:rPr>
+          <w:sz w:val="19"/>
+          <w:szCs w:val="21"/>
+        </w:rPr>
+        <w:t>-Systeme</w:t>
+      </w:r>
+      <w:r>
+        <w:rPr>
+          <w:sz w:val="19"/>
+          <w:szCs w:val="21"/>
+        </w:rPr>
+        <w:t xml:space="preserve"> gibt, die intelligenter sind als andere KI</w:t>
+      </w:r>
+      <w:r>
+        <w:rPr>
+          <w:sz w:val="19"/>
+          <w:szCs w:val="21"/>
+        </w:rPr>
+        <w:t>-Systeme</w:t>
+      </w:r>
+      <w:r>
+        <w:rPr>
+          <w:sz w:val="19"/>
+          <w:szCs w:val="21"/>
+        </w:rPr>
+        <w:t xml:space="preserve"> und nennt eigene Beispiele</w:t>
+      </w:r>
+      <w:r>
+        <w:rPr>
+          <w:sz w:val="19"/>
+          <w:szCs w:val="21"/>
+        </w:rPr>
+        <w:t xml:space="preserve">. </w:t>
+      </w:r>
+    </w:p>
+    <w:bookmarkEnd w:id="6"/>
     <w:p>
       <w:pPr>
         <w:pStyle w:val="Listenabsatz"/>
@@ -4842,91 +3932,17 @@
         <w:spacing w:before="0" w:after="0"/>
         <w:ind w:left="714" w:hanging="357"/>
         <w:rPr>
-          <w:del w:id="260" w:author="Imke Endjer" w:date="2022-12-06T11:29:00Z"/>
           <w:sz w:val="19"/>
           <w:szCs w:val="21"/>
         </w:rPr>
       </w:pPr>
-      <w:commentRangeStart w:id="261"/>
-      <w:del w:id="262" w:author="Imke Endjer" w:date="2022-12-06T11:29:00Z">
-        <w:r>
-          <w:rPr>
-            <w:sz w:val="19"/>
-            <w:szCs w:val="21"/>
-          </w:rPr>
-          <w:delText xml:space="preserve">„Künstliche Intelligenz“ ist die deutsche Übersetzung des Begriffs „Artificial Intelligence“ (AI). Worauf geht der Begriff Artificial Intelligence zurück? Wann und in welchem Zusammenhang wurde er das erste Mal verwendet? </w:delText>
-        </w:r>
-      </w:del>
-      <w:del w:id="263" w:author="Imke Endjer" w:date="2022-12-06T10:46:00Z">
-        <w:r>
-          <w:rPr>
-            <w:sz w:val="19"/>
-            <w:szCs w:val="21"/>
-          </w:rPr>
-          <w:delText>Recherchiert!</w:delText>
-        </w:r>
-      </w:del>
-      <w:commentRangeEnd w:id="261"/>
-      <w:del w:id="264" w:author="Imke Endjer" w:date="2022-12-06T11:29:00Z">
-        <w:r>
-          <w:rPr>
-            <w:rStyle w:val="Kommentarzeichen"/>
-          </w:rPr>
-          <w:commentReference w:id="261"/>
-        </w:r>
-      </w:del>
-    </w:p>
-    <w:p>
-      <w:pPr>
-        <w:pStyle w:val="Listenabsatz"/>
-        <w:numPr>
-          <w:ilvl w:val="0"/>
-          <w:numId w:val="30"/>
-        </w:numPr>
-        <w:spacing w:before="0" w:after="0"/>
-        <w:ind w:left="714" w:hanging="357"/>
+      <w:r>
         <w:rPr>
-          <w:ins w:id="265" w:author="Imke Endjer" w:date="2022-12-06T11:34:00Z"/>
           <w:sz w:val="19"/>
           <w:szCs w:val="21"/>
         </w:rPr>
-      </w:pPr>
-      <w:ins w:id="266" w:author="Imke Endjer" w:date="2022-12-06T11:35:00Z">
-        <w:r>
-          <w:rPr>
-            <w:sz w:val="19"/>
-            <w:szCs w:val="21"/>
-          </w:rPr>
-          <w:t xml:space="preserve">Bewertet eure erarbeiteten </w:t>
-        </w:r>
-      </w:ins>
-      <w:ins w:id="267" w:author="Imke Endjer" w:date="2022-12-06T11:36:00Z">
-        <w:r>
-          <w:rPr>
-            <w:sz w:val="19"/>
-            <w:szCs w:val="21"/>
-          </w:rPr>
-          <w:t>Ergebnisse</w:t>
-        </w:r>
-      </w:ins>
-      <w:ins w:id="268" w:author="Imke Endjer" w:date="2022-12-06T11:35:00Z">
-        <w:r>
-          <w:rPr>
-            <w:sz w:val="19"/>
-            <w:szCs w:val="21"/>
-          </w:rPr>
-          <w:t xml:space="preserve"> aus den vorherigen </w:t>
-        </w:r>
-      </w:ins>
-      <w:ins w:id="269" w:author="Imke Endjer" w:date="2022-12-06T11:36:00Z">
-        <w:r>
-          <w:rPr>
-            <w:sz w:val="19"/>
-            <w:szCs w:val="21"/>
-          </w:rPr>
-          <w:t xml:space="preserve">Aufgaben und </w:t>
-        </w:r>
-      </w:ins>
+        <w:t xml:space="preserve">Bewertet eure erarbeiteten Ergebnisse aus den vorherigen Aufgaben und </w:t>
+      </w:r>
     </w:p>
     <w:p>
       <w:pPr>
@@ -4947,187 +3963,109 @@
         </w:numPr>
         <w:spacing w:before="0" w:after="0"/>
         <w:rPr>
-          <w:ins w:id="270" w:author="Imke Endjer" w:date="2022-12-06T11:31:00Z"/>
-          <w:sz w:val="19"/>
-          <w:szCs w:val="21"/>
-          <w:rPrChange w:id="271" w:author="Imke Endjer" w:date="2022-12-06T11:31:00Z">
-            <w:rPr>
-              <w:ins w:id="272" w:author="Imke Endjer" w:date="2022-12-06T11:31:00Z"/>
-            </w:rPr>
-          </w:rPrChange>
-        </w:rPr>
-        <w:pPrChange w:id="273" w:author="Imke Endjer" w:date="2022-12-06T11:31:00Z">
-          <w:pPr>
-            <w:pStyle w:val="Listenabsatz"/>
-            <w:numPr>
-              <w:numId w:val="37"/>
-            </w:numPr>
-            <w:ind w:left="709" w:hanging="360"/>
-          </w:pPr>
-        </w:pPrChange>
-      </w:pPr>
-      <w:commentRangeStart w:id="274"/>
-      <w:ins w:id="275" w:author="Imke Endjer" w:date="2022-12-06T11:31:00Z">
-        <w:r>
-          <w:rPr>
-            <w:sz w:val="19"/>
-            <w:szCs w:val="21"/>
-          </w:rPr>
-          <w:t>„Künstliche Intelligenz“ ist die deutsche Übersetzung des Begriffs „</w:t>
-        </w:r>
-        <w:proofErr w:type="spellStart"/>
-        <w:r>
-          <w:rPr>
-            <w:sz w:val="19"/>
-            <w:szCs w:val="21"/>
-          </w:rPr>
-          <w:t>Artificial</w:t>
-        </w:r>
-        <w:proofErr w:type="spellEnd"/>
-        <w:r>
-          <w:rPr>
-            <w:sz w:val="19"/>
-            <w:szCs w:val="21"/>
-          </w:rPr>
-          <w:t xml:space="preserve"> </w:t>
-        </w:r>
-        <w:proofErr w:type="spellStart"/>
-        <w:r>
-          <w:rPr>
-            <w:sz w:val="19"/>
-            <w:szCs w:val="21"/>
-          </w:rPr>
-          <w:t>Intelligence</w:t>
-        </w:r>
-        <w:proofErr w:type="spellEnd"/>
-        <w:r>
-          <w:rPr>
-            <w:sz w:val="19"/>
-            <w:szCs w:val="21"/>
-          </w:rPr>
-          <w:t xml:space="preserve">“ (AI). Worauf geht der Begriff </w:t>
-        </w:r>
-        <w:proofErr w:type="spellStart"/>
-        <w:r>
-          <w:rPr>
-            <w:sz w:val="19"/>
-            <w:szCs w:val="21"/>
-          </w:rPr>
-          <w:t>Artificial</w:t>
-        </w:r>
-        <w:proofErr w:type="spellEnd"/>
-        <w:r>
-          <w:rPr>
-            <w:sz w:val="19"/>
-            <w:szCs w:val="21"/>
-          </w:rPr>
-          <w:t xml:space="preserve"> </w:t>
-        </w:r>
-        <w:proofErr w:type="spellStart"/>
-        <w:r>
-          <w:rPr>
-            <w:sz w:val="19"/>
-            <w:szCs w:val="21"/>
-          </w:rPr>
-          <w:t>Intelligence</w:t>
-        </w:r>
-        <w:proofErr w:type="spellEnd"/>
-        <w:r>
-          <w:rPr>
-            <w:sz w:val="19"/>
-            <w:szCs w:val="21"/>
-          </w:rPr>
-          <w:t xml:space="preserve"> zurück? Wann und in welchem Zusammenhang wurde er das erste Mal verwendet? </w:t>
-        </w:r>
-        <w:commentRangeEnd w:id="274"/>
-        <w:r>
-          <w:rPr>
-            <w:rStyle w:val="Kommentarzeichen"/>
-          </w:rPr>
-          <w:commentReference w:id="274"/>
-        </w:r>
-      </w:ins>
-    </w:p>
-    <w:p>
-      <w:pPr>
-        <w:pStyle w:val="Listenabsatz"/>
-        <w:numPr>
-          <w:ilvl w:val="0"/>
-          <w:numId w:val="37"/>
-        </w:numPr>
-        <w:rPr>
-          <w:del w:id="276" w:author="Imke Endjer" w:date="2022-12-06T11:20:00Z"/>
           <w:sz w:val="19"/>
           <w:szCs w:val="21"/>
         </w:rPr>
       </w:pPr>
-      <w:del w:id="277" w:author="Imke Endjer" w:date="2022-12-06T11:20:00Z">
-        <w:r>
-          <w:rPr>
-            <w:sz w:val="19"/>
-            <w:szCs w:val="21"/>
-          </w:rPr>
-          <w:delText>Der Maßstab</w:delText>
-        </w:r>
-        <w:r>
-          <w:rPr>
-            <w:sz w:val="19"/>
-            <w:szCs w:val="21"/>
-          </w:rPr>
-          <w:delText xml:space="preserve"> zur</w:delText>
-        </w:r>
-        <w:r>
-          <w:rPr>
-            <w:sz w:val="19"/>
-            <w:szCs w:val="21"/>
-          </w:rPr>
-          <w:delText xml:space="preserve"> vergleichenden</w:delText>
-        </w:r>
-        <w:r>
-          <w:rPr>
-            <w:sz w:val="19"/>
-            <w:szCs w:val="21"/>
-          </w:rPr>
-          <w:delText xml:space="preserve"> Bewertung einer menschlichen Intelligenz ist der bekannte IQ-Test. Diskutiert, inwiefern ein Programm, das einen solchen IQ-Test mit einem Ergebnis von </w:delText>
-        </w:r>
-        <w:r>
-          <w:rPr>
-            <w:sz w:val="19"/>
-            <w:szCs w:val="21"/>
-          </w:rPr>
-          <w:delText>150</w:delText>
-        </w:r>
-        <w:r>
-          <w:rPr>
-            <w:sz w:val="19"/>
-            <w:szCs w:val="21"/>
-          </w:rPr>
-          <w:delText xml:space="preserve"> abschließen kann, tatsächlich als intelligent zu bewerten wäre.</w:delText>
-        </w:r>
-      </w:del>
-    </w:p>
-    <w:p>
-      <w:pPr>
-        <w:pStyle w:val="Listenabsatz"/>
-        <w:numPr>
-          <w:ilvl w:val="0"/>
-          <w:numId w:val="37"/>
-        </w:numPr>
+      <w:r>
         <w:rPr>
-          <w:del w:id="278" w:author="Imke Endjer" w:date="2022-12-06T11:20:00Z"/>
           <w:sz w:val="19"/>
           <w:szCs w:val="21"/>
         </w:rPr>
-      </w:pPr>
-      <w:del w:id="279" w:author="Imke Endjer" w:date="2022-12-06T11:20:00Z">
-        <w:r>
-          <w:rPr>
-            <w:sz w:val="19"/>
-            <w:szCs w:val="21"/>
-          </w:rPr>
-          <w:delText>Inwiefern kann man auch die Intelligenz von KI bewerten und miteinander vergleichen? Gibt es KI, die intelligenter sind als andere?</w:delText>
-        </w:r>
-      </w:del>
+        <w:t>„Künstliche Intelligenz“ ist die deutsche Übersetzung des Begriffs „</w:t>
+      </w:r>
+      <w:proofErr w:type="spellStart"/>
+      <w:r>
+        <w:rPr>
+          <w:sz w:val="19"/>
+          <w:szCs w:val="21"/>
+        </w:rPr>
+        <w:t>Artificial</w:t>
+      </w:r>
+      <w:proofErr w:type="spellEnd"/>
+      <w:r>
+        <w:rPr>
+          <w:sz w:val="19"/>
+          <w:szCs w:val="21"/>
+        </w:rPr>
+        <w:t xml:space="preserve"> </w:t>
+      </w:r>
+      <w:proofErr w:type="spellStart"/>
+      <w:r>
+        <w:rPr>
+          <w:sz w:val="19"/>
+          <w:szCs w:val="21"/>
+        </w:rPr>
+        <w:t>Intelligence</w:t>
+      </w:r>
+      <w:proofErr w:type="spellEnd"/>
+      <w:r>
+        <w:rPr>
+          <w:sz w:val="19"/>
+          <w:szCs w:val="21"/>
+        </w:rPr>
+        <w:t xml:space="preserve">“ (AI). Worauf geht der Begriff </w:t>
+      </w:r>
+      <w:proofErr w:type="spellStart"/>
+      <w:r>
+        <w:rPr>
+          <w:sz w:val="19"/>
+          <w:szCs w:val="21"/>
+        </w:rPr>
+        <w:t>Artificial</w:t>
+      </w:r>
+      <w:proofErr w:type="spellEnd"/>
+      <w:r>
+        <w:rPr>
+          <w:sz w:val="19"/>
+          <w:szCs w:val="21"/>
+        </w:rPr>
+        <w:t xml:space="preserve"> </w:t>
+      </w:r>
+      <w:proofErr w:type="spellStart"/>
+      <w:r>
+        <w:rPr>
+          <w:sz w:val="19"/>
+          <w:szCs w:val="21"/>
+        </w:rPr>
+        <w:t>Intelligence</w:t>
+      </w:r>
+      <w:proofErr w:type="spellEnd"/>
+      <w:r>
+        <w:rPr>
+          <w:sz w:val="19"/>
+          <w:szCs w:val="21"/>
+        </w:rPr>
+        <w:t xml:space="preserve"> zurück? </w:t>
+      </w:r>
+      <w:r>
+        <w:rPr>
+          <w:sz w:val="19"/>
+          <w:szCs w:val="21"/>
+        </w:rPr>
+        <w:t>Recherchiert, w</w:t>
+      </w:r>
+      <w:r>
+        <w:rPr>
+          <w:sz w:val="19"/>
+          <w:szCs w:val="21"/>
+        </w:rPr>
+        <w:t>ann und in welchem Zusammenhang wurde er das erste Mal verwendet</w:t>
+      </w:r>
+      <w:r>
+        <w:rPr>
+          <w:sz w:val="19"/>
+          <w:szCs w:val="21"/>
+        </w:rPr>
+        <w:t xml:space="preserve"> wurde.</w:t>
+      </w:r>
+      <w:r>
+        <w:rPr>
+          <w:sz w:val="19"/>
+          <w:szCs w:val="21"/>
+        </w:rPr>
+        <w:t xml:space="preserve"> </w:t>
+      </w:r>
     </w:p>
     <w:p>
       <w:pPr>
@@ -5138,11 +4076,9 @@
       <w:r>
         <w:t xml:space="preserve">Aufgabe </w:t>
       </w:r>
-      <w:ins w:id="280" w:author="Imke Endjer" w:date="2022-12-06T11:31:00Z">
-        <w:r>
-          <w:t>3</w:t>
-        </w:r>
-      </w:ins>
+      <w:r>
+        <w:t>3</w:t>
+      </w:r>
     </w:p>
     <w:p>
       <w:pPr>
@@ -5156,7 +4092,49 @@
           <w:sz w:val="19"/>
           <w:szCs w:val="19"/>
         </w:rPr>
-        <w:t>Informiert euch darüber, ob es bereits KI gibt, die die folgenden Aufgaben übernehmen können. Wie gut stellen sich die KI dabei an?</w:t>
+        <w:t xml:space="preserve">Informiert euch darüber, ob es bereits KI gibt, die die folgenden Aufgaben übernehmen können. Wie </w:t>
+      </w:r>
+      <w:r>
+        <w:rPr>
+          <w:sz w:val="19"/>
+          <w:szCs w:val="19"/>
+        </w:rPr>
+        <w:t>erfolgreich sind die</w:t>
+      </w:r>
+      <w:r>
+        <w:rPr>
+          <w:sz w:val="19"/>
+          <w:szCs w:val="19"/>
+        </w:rPr>
+        <w:t xml:space="preserve"> KI</w:t>
+      </w:r>
+      <w:r>
+        <w:rPr>
+          <w:sz w:val="19"/>
+          <w:szCs w:val="19"/>
+        </w:rPr>
+        <w:t>-Systeme</w:t>
+      </w:r>
+      <w:r>
+        <w:rPr>
+          <w:sz w:val="19"/>
+          <w:szCs w:val="19"/>
+        </w:rPr>
+        <w:t xml:space="preserve"> dabei</w:t>
+      </w:r>
+      <w:r>
+        <w:rPr>
+          <w:sz w:val="19"/>
+          <w:szCs w:val="19"/>
+        </w:rPr>
+        <w:t xml:space="preserve"> schon</w:t>
+      </w:r>
+      <w:r>
+        <w:rPr>
+          <w:sz w:val="19"/>
+          <w:szCs w:val="19"/>
+        </w:rPr>
+        <w:t>?</w:t>
       </w:r>
     </w:p>
     <w:p>
@@ -5345,7 +4323,6 @@
         <w:spacing w:before="0" w:after="0"/>
         <w:ind w:left="714" w:hanging="357"/>
         <w:rPr>
-          <w:ins w:id="281" w:author="I E" w:date="2023-01-29T14:35:00Z"/>
           <w:sz w:val="19"/>
           <w:szCs w:val="19"/>
         </w:rPr>
@@ -5364,28 +4341,6 @@
         <w:rPr>
           <w:sz w:val="19"/>
           <w:szCs w:val="19"/>
-          <w:rPrChange w:id="282" w:author="I E" w:date="2023-01-29T14:35:00Z">
-            <w:rPr/>
-          </w:rPrChange>
-        </w:rPr>
-        <w:pPrChange w:id="283" w:author="I E" w:date="2023-01-29T14:35:00Z">
-          <w:pPr>
-            <w:pStyle w:val="Listenabsatz"/>
-            <w:numPr>
-              <w:numId w:val="31"/>
-            </w:numPr>
-            <w:spacing w:before="0" w:after="0"/>
-            <w:ind w:left="714" w:hanging="357"/>
-          </w:pPr>
-        </w:pPrChange>
-      </w:pPr>
-    </w:p>
-    <w:p>
-      <w:pPr>
-        <w:rPr>
-          <w:del w:id="284" w:author="I E" w:date="2023-01-29T14:35:00Z"/>
-          <w:sz w:val="19"/>
-          <w:szCs w:val="19"/>
         </w:rPr>
       </w:pPr>
     </w:p>
@@ -5405,10 +4360,10 @@
       </w:r>
     </w:p>
     <w:sectPr>
-      <w:headerReference w:type="default" r:id="rId20"/>
-      <w:footerReference w:type="default" r:id="rId21"/>
+      <w:headerReference w:type="default" r:id="rId17"/>
+      <w:footerReference w:type="default" r:id="rId18"/>
       <w:pgSz w:w="11906" w:h="16838"/>
-      <w:pgMar w:top="1134" w:right="1531" w:bottom="1276" w:left="1531" w:header="425" w:footer="284" w:gutter="0"/>
+      <w:pgMar w:top="1134" w:right="1274" w:bottom="1276" w:left="1531" w:header="425" w:footer="284" w:gutter="0"/>
       <w:cols w:space="708"/>
       <w:docGrid w:linePitch="360"/>
     </w:sectPr>
@@ -5416,142 +4371,8 @@
 </w:document>
 </file>
 
-<file path=word/comments.xml><?xml version="1.0" encoding="utf-8"?>
-<w:comments xmlns:wpc="http://schemas.microsoft.com/office/word/2010/wordprocessingCanvas" xmlns:cx="http://schemas.microsoft.com/office/drawing/2014/chartex" xmlns:cx1="http://schemas.microsoft.com/office/drawing/2015/9/8/chartex" xmlns:cx2="http://schemas.microsoft.com/office/drawing/2015/10/21/chartex" xmlns:cx3="http://schemas.microsoft.com/office/drawing/2016/5/9/chartex" xmlns:cx4="http://schemas.microsoft.com/office/drawing/2016/5/10/chartex" xmlns:cx5="http://schemas.microsoft.com/office/drawing/2016/5/11/chartex" xmlns:cx6="http://schemas.microsoft.com/office/drawing/2016/5/12/chartex" xmlns:cx7="http://schemas.microsoft.com/office/drawing/2016/5/13/chartex" xmlns:cx8="http://schemas.microsoft.com/office/drawing/2016/5/14/chartex" xmlns:mc="http://schemas.openxmlformats.org/markup-compatibility/2006" xmlns:aink="http://schemas.microsoft.com/office/drawing/2016/ink" xmlns:am3d="http://schemas.microsoft.com/office/drawing/2017/model3d" xmlns:o="urn:schemas-microsoft-com:office:office" xmlns:oel="http://schemas.microsoft.com/office/2019/extlst" xmlns:r="http://schemas.openxmlformats.org/officeDocument/2006/relationships" xmlns:m="http://schemas.openxmlformats.org/officeDocument/2006/math" xmlns:v="urn:schemas-microsoft-com:vml" xmlns:wp14="http://schemas.microsoft.com/office/word/2010/wordprocessingDrawing" xmlns:wp="http://schemas.openxmlformats.org/drawingml/2006/wordprocessingDrawing" xmlns:w10="urn:schemas-microsoft-com:office:word" xmlns:w="http://schemas.openxmlformats.org/wordprocessingml/2006/main" xmlns:w14="http://schemas.microsoft.com/office/word/2010/wordml" xmlns:w15="http://schemas.microsoft.com/office/word/2012/wordml" xmlns:w16cex="http://schemas.microsoft.com/office/word/2018/wordml/cex" xmlns:w16cid="http://schemas.microsoft.com/office/word/2016/wordml/cid" xmlns:w16="http://schemas.microsoft.com/office/word/2018/wordml" xmlns:w16sdtdh="http://schemas.microsoft.com/office/word/2020/wordml/sdtdatahash" xmlns:w16se="http://schemas.microsoft.com/office/word/2015/wordml/symex" xmlns:wpg="http://schemas.microsoft.com/office/word/2010/wordprocessingGroup" xmlns:wpi="http://schemas.microsoft.com/office/word/2010/wordprocessingInk" xmlns:wne="http://schemas.microsoft.com/office/word/2006/wordml" xmlns:wps="http://schemas.microsoft.com/office/word/2010/wordprocessingShape" mc:Ignorable="w14 w15 w16se w16cid w16 w16cex w16sdtdh wp14">
-  <w:comment w:id="130" w:author="Imke Endjer" w:date="2022-12-06T11:18:00Z" w:initials="IE">
-    <w:p>
-      <w:pPr>
-        <w:pStyle w:val="Kommentartext"/>
-      </w:pPr>
-      <w:r>
-        <w:rPr>
-          <w:rStyle w:val="Kommentarzeichen"/>
-        </w:rPr>
-        <w:annotationRef/>
-      </w:r>
-      <w:r>
-        <w:t>Ziel: Wissen festigen KI, Unterschiede zur menschlichen Intelligenz</w:t>
-      </w:r>
-    </w:p>
-  </w:comment>
-  <w:comment w:id="237" w:author="Imke Endjer" w:date="2022-12-06T11:28:00Z" w:initials="IE">
-    <w:p>
-      <w:pPr>
-        <w:pStyle w:val="Kommentartext"/>
-      </w:pPr>
-      <w:r>
-        <w:rPr>
-          <w:rStyle w:val="Kommentarzeichen"/>
-        </w:rPr>
-        <w:annotationRef/>
-      </w:r>
-      <w:r>
-        <w:t>Zeil: vergleich menschliche Intelligenz und KI; Beurteilen (eigene Meinung) ob diese KI dann intelligent wäre; baut auf den vorherigen aufgaben auf</w:t>
-      </w:r>
-    </w:p>
-  </w:comment>
-  <w:comment w:id="253" w:author="Imke Endjer" w:date="2022-12-06T11:29:00Z" w:initials="IE">
-    <w:p>
-      <w:pPr>
-        <w:pStyle w:val="Kommentartext"/>
-      </w:pPr>
-      <w:r>
-        <w:rPr>
-          <w:rStyle w:val="Kommentarzeichen"/>
-        </w:rPr>
-        <w:annotationRef/>
-      </w:r>
-      <w:r>
-        <w:t>War Aufgabe 2: Hier Vorraussetzung, dass die SuS bereits KI kennen</w:t>
-      </w:r>
-    </w:p>
-  </w:comment>
-  <w:comment w:id="213" w:author="Imke Endjer" w:date="2022-12-06T11:35:00Z" w:initials="IE">
-    <w:p>
-      <w:pPr>
-        <w:pStyle w:val="Kommentartext"/>
-      </w:pPr>
-      <w:r>
-        <w:rPr>
-          <w:rStyle w:val="Kommentarzeichen"/>
-        </w:rPr>
-        <w:annotationRef/>
-      </w:r>
-      <w:r>
-        <w:t>Diese Aufgaben könnte bspw. in Gruppenarbeit bearbeitet werden. Handlungsergebnis wäre: 3 Plakate</w:t>
-      </w:r>
-    </w:p>
-  </w:comment>
-  <w:comment w:id="261" w:author="Imke Endjer" w:date="2022-12-06T11:18:00Z" w:initials="IE">
-    <w:p>
-      <w:pPr>
-        <w:pStyle w:val="Kommentartext"/>
-      </w:pPr>
-      <w:r>
-        <w:rPr>
-          <w:rStyle w:val="Kommentarzeichen"/>
-        </w:rPr>
-        <w:annotationRef/>
-      </w:r>
-      <w:r>
-        <w:t>Ziel: Wissen dass KI = AI</w:t>
-      </w:r>
-    </w:p>
-  </w:comment>
-  <w:comment w:id="274" w:author="Imke Endjer" w:date="2022-12-06T11:18:00Z" w:initials="IE">
-    <w:p>
-      <w:pPr>
-        <w:pStyle w:val="Kommentartext"/>
-      </w:pPr>
-      <w:r>
-        <w:rPr>
-          <w:rStyle w:val="Kommentarzeichen"/>
-        </w:rPr>
-        <w:annotationRef/>
-      </w:r>
-      <w:r>
-        <w:t>Ziel: Wissen dass KI = AI</w:t>
-      </w:r>
-    </w:p>
-  </w:comment>
-</w:comments>
-</file>
-
-<file path=word/commentsExtended.xml><?xml version="1.0" encoding="utf-8"?>
-<w15:commentsEx xmlns:wpc="http://schemas.microsoft.com/office/word/2010/wordprocessingCanvas" xmlns:cx="http://schemas.microsoft.com/office/drawing/2014/chartex" xmlns:cx1="http://schemas.microsoft.com/office/drawing/2015/9/8/chartex" xmlns:cx2="http://schemas.microsoft.com/office/drawing/2015/10/21/chartex" xmlns:cx3="http://schemas.microsoft.com/office/drawing/2016/5/9/chartex" xmlns:cx4="http://schemas.microsoft.com/office/drawing/2016/5/10/chartex" xmlns:cx5="http://schemas.microsoft.com/office/drawing/2016/5/11/chartex" xmlns:cx6="http://schemas.microsoft.com/office/drawing/2016/5/12/chartex" xmlns:cx7="http://schemas.microsoft.com/office/drawing/2016/5/13/chartex" xmlns:cx8="http://schemas.microsoft.com/office/drawing/2016/5/14/chartex" xmlns:mc="http://schemas.openxmlformats.org/markup-compatibility/2006" xmlns:aink="http://schemas.microsoft.com/office/drawing/2016/ink" xmlns:am3d="http://schemas.microsoft.com/office/drawing/2017/model3d" xmlns:o="urn:schemas-microsoft-com:office:office" xmlns:oel="http://schemas.microsoft.com/office/2019/extlst" xmlns:r="http://schemas.openxmlformats.org/officeDocument/2006/relationships" xmlns:m="http://schemas.openxmlformats.org/officeDocument/2006/math" xmlns:v="urn:schemas-microsoft-com:vml" xmlns:wp14="http://schemas.microsoft.com/office/word/2010/wordprocessingDrawing" xmlns:wp="http://schemas.openxmlformats.org/drawingml/2006/wordprocessingDrawing" xmlns:w10="urn:schemas-microsoft-com:office:word" xmlns:w="http://schemas.openxmlformats.org/wordprocessingml/2006/main" xmlns:w14="http://schemas.microsoft.com/office/word/2010/wordml" xmlns:w15="http://schemas.microsoft.com/office/word/2012/wordml" xmlns:w16cex="http://schemas.microsoft.com/office/word/2018/wordml/cex" xmlns:w16cid="http://schemas.microsoft.com/office/word/2016/wordml/cid" xmlns:w16="http://schemas.microsoft.com/office/word/2018/wordml" xmlns:w16sdtdh="http://schemas.microsoft.com/office/word/2020/wordml/sdtdatahash" xmlns:w16se="http://schemas.microsoft.com/office/word/2015/wordml/symex" xmlns:wpg="http://schemas.microsoft.com/office/word/2010/wordprocessingGroup" xmlns:wpi="http://schemas.microsoft.com/office/word/2010/wordprocessingInk" xmlns:wne="http://schemas.microsoft.com/office/word/2006/wordml" xmlns:wps="http://schemas.microsoft.com/office/word/2010/wordprocessingShape" mc:Ignorable="w14 w15 w16se w16cid w16 w16cex w16sdtdh wp14">
-  <w15:commentEx w15:paraId="7A82ECA2" w15:done="0"/>
-  <w15:commentEx w15:paraId="7F63E0B5" w15:done="0"/>
-  <w15:commentEx w15:paraId="51097A45" w15:done="0"/>
-  <w15:commentEx w15:paraId="16F14086" w15:done="0"/>
-  <w15:commentEx w15:paraId="1350D20D" w15:done="0"/>
-  <w15:commentEx w15:paraId="1347DEB4" w15:done="0"/>
-</w15:commentsEx>
-</file>
-
-<file path=word/commentsExtensible.xml><?xml version="1.0" encoding="utf-8"?>
-<w16cex:commentsExtensible xmlns:wpc="http://schemas.microsoft.com/office/word/2010/wordprocessingCanvas" xmlns:cx="http://schemas.microsoft.com/office/drawing/2014/chartex" xmlns:cx1="http://schemas.microsoft.com/office/drawing/2015/9/8/chartex" xmlns:cx2="http://schemas.microsoft.com/office/drawing/2015/10/21/chartex" xmlns:cx3="http://schemas.microsoft.com/office/drawing/2016/5/9/chartex" xmlns:cx4="http://schemas.microsoft.com/office/drawing/2016/5/10/chartex" xmlns:cx5="http://schemas.microsoft.com/office/drawing/2016/5/11/chartex" xmlns:cx6="http://schemas.microsoft.com/office/drawing/2016/5/12/chartex" xmlns:cx7="http://schemas.microsoft.com/office/drawing/2016/5/13/chartex" xmlns:cx8="http://schemas.microsoft.com/office/drawing/2016/5/14/chartex" xmlns:mc="http://schemas.openxmlformats.org/markup-compatibility/2006" xmlns:aink="http://schemas.microsoft.com/office/drawing/2016/ink" xmlns:am3d="http://schemas.microsoft.com/office/drawing/2017/model3d" xmlns:o="urn:schemas-microsoft-com:office:office" xmlns:oel="http://schemas.microsoft.com/office/2019/extlst" xmlns:r="http://schemas.openxmlformats.org/officeDocument/2006/relationships" xmlns:m="http://schemas.openxmlformats.org/officeDocument/2006/math" xmlns:v="urn:schemas-microsoft-com:vml" xmlns:wp14="http://schemas.microsoft.com/office/word/2010/wordprocessingDrawing" xmlns:wp="http://schemas.openxmlformats.org/drawingml/2006/wordprocessingDrawing" xmlns:w10="urn:schemas-microsoft-com:office:word" xmlns:w="http://schemas.openxmlformats.org/wordprocessingml/2006/main" xmlns:w14="http://schemas.microsoft.com/office/word/2010/wordml" xmlns:w15="http://schemas.microsoft.com/office/word/2012/wordml" xmlns:w16cex="http://schemas.microsoft.com/office/word/2018/wordml/cex" xmlns:w16cid="http://schemas.microsoft.com/office/word/2016/wordml/cid" xmlns:w16="http://schemas.microsoft.com/office/word/2018/wordml" xmlns:w16sdtdh="http://schemas.microsoft.com/office/word/2020/wordml/sdtdatahash" xmlns:w16se="http://schemas.microsoft.com/office/word/2015/wordml/symex" xmlns:wpg="http://schemas.microsoft.com/office/word/2010/wordprocessingGroup" xmlns:wpi="http://schemas.microsoft.com/office/word/2010/wordprocessingInk" xmlns:wne="http://schemas.microsoft.com/office/word/2006/wordml" xmlns:wps="http://schemas.microsoft.com/office/word/2010/wordprocessingShape" mc:Ignorable="w14 w15 w16se w16cid w16 w16cex w16sdtdh wp14">
-  <w16cex:commentExtensible w16cex:durableId="2739A37B" w16cex:dateUtc="2022-12-06T10:18:00Z"/>
-  <w16cex:commentExtensible w16cex:durableId="2739A5ED" w16cex:dateUtc="2022-12-06T10:28:00Z"/>
-  <w16cex:commentExtensible w16cex:durableId="2739A605" w16cex:dateUtc="2022-12-06T10:29:00Z"/>
-  <w16cex:commentExtensible w16cex:durableId="2739A77E" w16cex:dateUtc="2022-12-06T10:35:00Z"/>
-  <w16cex:commentExtensible w16cex:durableId="2739A38E" w16cex:dateUtc="2022-12-06T10:18:00Z"/>
-  <w16cex:commentExtensible w16cex:durableId="2739A642" w16cex:dateUtc="2022-12-06T10:18:00Z"/>
-</w16cex:commentsExtensible>
-</file>
-
-<file path=word/commentsIds.xml><?xml version="1.0" encoding="utf-8"?>
-<w16cid:commentsIds xmlns:wpc="http://schemas.microsoft.com/office/word/2010/wordprocessingCanvas" xmlns:cx="http://schemas.microsoft.com/office/drawing/2014/chartex" xmlns:cx1="http://schemas.microsoft.com/office/drawing/2015/9/8/chartex" xmlns:cx2="http://schemas.microsoft.com/office/drawing/2015/10/21/chartex" xmlns:cx3="http://schemas.microsoft.com/office/drawing/2016/5/9/chartex" xmlns:cx4="http://schemas.microsoft.com/office/drawing/2016/5/10/chartex" xmlns:cx5="http://schemas.microsoft.com/office/drawing/2016/5/11/chartex" xmlns:cx6="http://schemas.microsoft.com/office/drawing/2016/5/12/chartex" xmlns:cx7="http://schemas.microsoft.com/office/drawing/2016/5/13/chartex" xmlns:cx8="http://schemas.microsoft.com/office/drawing/2016/5/14/chartex" xmlns:mc="http://schemas.openxmlformats.org/markup-compatibility/2006" xmlns:aink="http://schemas.microsoft.com/office/drawing/2016/ink" xmlns:am3d="http://schemas.microsoft.com/office/drawing/2017/model3d" xmlns:o="urn:schemas-microsoft-com:office:office" xmlns:oel="http://schemas.microsoft.com/office/2019/extlst" xmlns:r="http://schemas.openxmlformats.org/officeDocument/2006/relationships" xmlns:m="http://schemas.openxmlformats.org/officeDocument/2006/math" xmlns:v="urn:schemas-microsoft-com:vml" xmlns:wp14="http://schemas.microsoft.com/office/word/2010/wordprocessingDrawing" xmlns:wp="http://schemas.openxmlformats.org/drawingml/2006/wordprocessingDrawing" xmlns:w10="urn:schemas-microsoft-com:office:word" xmlns:w="http://schemas.openxmlformats.org/wordprocessingml/2006/main" xmlns:w14="http://schemas.microsoft.com/office/word/2010/wordml" xmlns:w15="http://schemas.microsoft.com/office/word/2012/wordml" xmlns:w16cex="http://schemas.microsoft.com/office/word/2018/wordml/cex" xmlns:w16cid="http://schemas.microsoft.com/office/word/2016/wordml/cid" xmlns:w16="http://schemas.microsoft.com/office/word/2018/wordml" xmlns:w16sdtdh="http://schemas.microsoft.com/office/word/2020/wordml/sdtdatahash" xmlns:w16se="http://schemas.microsoft.com/office/word/2015/wordml/symex" xmlns:wpg="http://schemas.microsoft.com/office/word/2010/wordprocessingGroup" xmlns:wpi="http://schemas.microsoft.com/office/word/2010/wordprocessingInk" xmlns:wne="http://schemas.microsoft.com/office/word/2006/wordml" xmlns:wps="http://schemas.microsoft.com/office/word/2010/wordprocessingShape" mc:Ignorable="w14 w15 w16se w16cid w16 w16cex w16sdtdh wp14">
-  <w16cid:commentId w16cid:paraId="7A82ECA2" w16cid:durableId="2739A37B"/>
-  <w16cid:commentId w16cid:paraId="7F63E0B5" w16cid:durableId="2739A5ED"/>
-  <w16cid:commentId w16cid:paraId="51097A45" w16cid:durableId="2739A605"/>
-  <w16cid:commentId w16cid:paraId="16F14086" w16cid:durableId="2739A77E"/>
-  <w16cid:commentId w16cid:paraId="1350D20D" w16cid:durableId="2739A38E"/>
-  <w16cid:commentId w16cid:paraId="1347DEB4" w16cid:durableId="2739A642"/>
-</w16cid:commentsIds>
-</file>
-
 <file path=word/endnotes.xml><?xml version="1.0" encoding="utf-8"?>
-<w:endnotes xmlns:wpc="http://schemas.microsoft.com/office/word/2010/wordprocessingCanvas" xmlns:cx="http://schemas.microsoft.com/office/drawing/2014/chartex" xmlns:cx1="http://schemas.microsoft.com/office/drawing/2015/9/8/chartex" xmlns:cx2="http://schemas.microsoft.com/office/drawing/2015/10/21/chartex" xmlns:cx3="http://schemas.microsoft.com/office/drawing/2016/5/9/chartex" xmlns:cx4="http://schemas.microsoft.com/office/drawing/2016/5/10/chartex" xmlns:cx5="http://schemas.microsoft.com/office/drawing/2016/5/11/chartex" xmlns:cx6="http://schemas.microsoft.com/office/drawing/2016/5/12/chartex" xmlns:cx7="http://schemas.microsoft.com/office/drawing/2016/5/13/chartex" xmlns:cx8="http://schemas.microsoft.com/office/drawing/2016/5/14/chartex" xmlns:mc="http://schemas.openxmlformats.org/markup-compatibility/2006" xmlns:aink="http://schemas.microsoft.com/office/drawing/2016/ink" xmlns:am3d="http://schemas.microsoft.com/office/drawing/2017/model3d" xmlns:o="urn:schemas-microsoft-com:office:office" xmlns:oel="http://schemas.microsoft.com/office/2019/extlst" xmlns:r="http://schemas.openxmlformats.org/officeDocument/2006/relationships" xmlns:m="http://schemas.openxmlformats.org/officeDocument/2006/math" xmlns:v="urn:schemas-microsoft-com:vml" xmlns:wp14="http://schemas.microsoft.com/office/word/2010/wordprocessingDrawing" xmlns:wp="http://schemas.openxmlformats.org/drawingml/2006/wordprocessingDrawing" xmlns:w10="urn:schemas-microsoft-com:office:word" xmlns:w="http://schemas.openxmlformats.org/wordprocessingml/2006/main" xmlns:w14="http://schemas.microsoft.com/office/word/2010/wordml" xmlns:w15="http://schemas.microsoft.com/office/word/2012/wordml" xmlns:w16cex="http://schemas.microsoft.com/office/word/2018/wordml/cex" xmlns:w16cid="http://schemas.microsoft.com/office/word/2016/wordml/cid" xmlns:w16="http://schemas.microsoft.com/office/word/2018/wordml" xmlns:w16sdtdh="http://schemas.microsoft.com/office/word/2020/wordml/sdtdatahash" xmlns:w16se="http://schemas.microsoft.com/office/word/2015/wordml/symex" xmlns:wpg="http://schemas.microsoft.com/office/word/2010/wordprocessingGroup" xmlns:wpi="http://schemas.microsoft.com/office/word/2010/wordprocessingInk" xmlns:wne="http://schemas.microsoft.com/office/word/2006/wordml" xmlns:wps="http://schemas.microsoft.com/office/word/2010/wordprocessingShape" mc:Ignorable="w14 w15 w16se w16cid w16 w16cex w16sdtdh wp14">
+<w:endnotes xmlns:wpc="http://schemas.microsoft.com/office/word/2010/wordprocessingCanvas" xmlns:cx="http://schemas.microsoft.com/office/drawing/2014/chartex" xmlns:cx1="http://schemas.microsoft.com/office/drawing/2015/9/8/chartex" xmlns:cx2="http://schemas.microsoft.com/office/drawing/2015/10/21/chartex" xmlns:cx3="http://schemas.microsoft.com/office/drawing/2016/5/9/chartex" xmlns:cx4="http://schemas.microsoft.com/office/drawing/2016/5/10/chartex" xmlns:cx5="http://schemas.microsoft.com/office/drawing/2016/5/11/chartex" xmlns:cx6="http://schemas.microsoft.com/office/drawing/2016/5/12/chartex" xmlns:cx7="http://schemas.microsoft.com/office/drawing/2016/5/13/chartex" xmlns:cx8="http://schemas.microsoft.com/office/drawing/2016/5/14/chartex" xmlns:mc="http://schemas.openxmlformats.org/markup-compatibility/2006" xmlns:aink="http://schemas.microsoft.com/office/drawing/2016/ink" xmlns:am3d="http://schemas.microsoft.com/office/drawing/2017/model3d" xmlns:o="urn:schemas-microsoft-com:office:office" xmlns:oel="http://schemas.microsoft.com/office/2019/extlst" xmlns:r="http://schemas.openxmlformats.org/officeDocument/2006/relationships" xmlns:m="http://schemas.openxmlformats.org/officeDocument/2006/math" xmlns:v="urn:schemas-microsoft-com:vml" xmlns:wp14="http://schemas.microsoft.com/office/word/2010/wordprocessingDrawing" xmlns:wp="http://schemas.openxmlformats.org/drawingml/2006/wordprocessingDrawing" xmlns:w10="urn:schemas-microsoft-com:office:word" xmlns:w="http://schemas.openxmlformats.org/wordprocessingml/2006/main" xmlns:w14="http://schemas.microsoft.com/office/word/2010/wordml" xmlns:w15="http://schemas.microsoft.com/office/word/2012/wordml" xmlns:w16cex="http://schemas.microsoft.com/office/word/2018/wordml/cex" xmlns:w16cid="http://schemas.microsoft.com/office/word/2016/wordml/cid" xmlns:w16="http://schemas.microsoft.com/office/word/2018/wordml" xmlns:w16du="http://schemas.microsoft.com/office/word/2023/wordml/word16du" xmlns:w16sdtdh="http://schemas.microsoft.com/office/word/2020/wordml/sdtdatahash" xmlns:w16se="http://schemas.microsoft.com/office/word/2015/wordml/symex" xmlns:wpg="http://schemas.microsoft.com/office/word/2010/wordprocessingGroup" xmlns:wpi="http://schemas.microsoft.com/office/word/2010/wordprocessingInk" xmlns:wne="http://schemas.microsoft.com/office/word/2006/wordml" xmlns:wps="http://schemas.microsoft.com/office/word/2010/wordprocessingShape" mc:Ignorable="w14 w15 w16se w16cid w16 w16cex w16sdtdh wp14">
   <w:endnote w:type="separator" w:id="-1">
     <w:p>
       <w:r>
@@ -5570,7 +4391,7 @@
 </file>
 
 <file path=word/footer1.xml><?xml version="1.0" encoding="utf-8"?>
-<w:ftr xmlns:wpc="http://schemas.microsoft.com/office/word/2010/wordprocessingCanvas" xmlns:cx="http://schemas.microsoft.com/office/drawing/2014/chartex" xmlns:cx1="http://schemas.microsoft.com/office/drawing/2015/9/8/chartex" xmlns:cx2="http://schemas.microsoft.com/office/drawing/2015/10/21/chartex" xmlns:cx3="http://schemas.microsoft.com/office/drawing/2016/5/9/chartex" xmlns:cx4="http://schemas.microsoft.com/office/drawing/2016/5/10/chartex" xmlns:cx5="http://schemas.microsoft.com/office/drawing/2016/5/11/chartex" xmlns:cx6="http://schemas.microsoft.com/office/drawing/2016/5/12/chartex" xmlns:cx7="http://schemas.microsoft.com/office/drawing/2016/5/13/chartex" xmlns:cx8="http://schemas.microsoft.com/office/drawing/2016/5/14/chartex" xmlns:mc="http://schemas.openxmlformats.org/markup-compatibility/2006" xmlns:aink="http://schemas.microsoft.com/office/drawing/2016/ink" xmlns:am3d="http://schemas.microsoft.com/office/drawing/2017/model3d" xmlns:o="urn:schemas-microsoft-com:office:office" xmlns:oel="http://schemas.microsoft.com/office/2019/extlst" xmlns:r="http://schemas.openxmlformats.org/officeDocument/2006/relationships" xmlns:m="http://schemas.openxmlformats.org/officeDocument/2006/math" xmlns:v="urn:schemas-microsoft-com:vml" xmlns:wp14="http://schemas.microsoft.com/office/word/2010/wordprocessingDrawing" xmlns:wp="http://schemas.openxmlformats.org/drawingml/2006/wordprocessingDrawing" xmlns:w10="urn:schemas-microsoft-com:office:word" xmlns:w="http://schemas.openxmlformats.org/wordprocessingml/2006/main" xmlns:w14="http://schemas.microsoft.com/office/word/2010/wordml" xmlns:w15="http://schemas.microsoft.com/office/word/2012/wordml" xmlns:w16cex="http://schemas.microsoft.com/office/word/2018/wordml/cex" xmlns:w16cid="http://schemas.microsoft.com/office/word/2016/wordml/cid" xmlns:w16="http://schemas.microsoft.com/office/word/2018/wordml" xmlns:w16sdtdh="http://schemas.microsoft.com/office/word/2020/wordml/sdtdatahash" xmlns:w16se="http://schemas.microsoft.com/office/word/2015/wordml/symex" xmlns:wpg="http://schemas.microsoft.com/office/word/2010/wordprocessingGroup" xmlns:wpi="http://schemas.microsoft.com/office/word/2010/wordprocessingInk" xmlns:wne="http://schemas.microsoft.com/office/word/2006/wordml" xmlns:wps="http://schemas.microsoft.com/office/word/2010/wordprocessingShape" mc:Ignorable="w14 w15 w16se w16cid w16 w16cex w16sdtdh wp14">
+<w:ftr xmlns:wpc="http://schemas.microsoft.com/office/word/2010/wordprocessingCanvas" xmlns:cx="http://schemas.microsoft.com/office/drawing/2014/chartex" xmlns:cx1="http://schemas.microsoft.com/office/drawing/2015/9/8/chartex" xmlns:cx2="http://schemas.microsoft.com/office/drawing/2015/10/21/chartex" xmlns:cx3="http://schemas.microsoft.com/office/drawing/2016/5/9/chartex" xmlns:cx4="http://schemas.microsoft.com/office/drawing/2016/5/10/chartex" xmlns:cx5="http://schemas.microsoft.com/office/drawing/2016/5/11/chartex" xmlns:cx6="http://schemas.microsoft.com/office/drawing/2016/5/12/chartex" xmlns:cx7="http://schemas.microsoft.com/office/drawing/2016/5/13/chartex" xmlns:cx8="http://schemas.microsoft.com/office/drawing/2016/5/14/chartex" xmlns:mc="http://schemas.openxmlformats.org/markup-compatibility/2006" xmlns:aink="http://schemas.microsoft.com/office/drawing/2016/ink" xmlns:am3d="http://schemas.microsoft.com/office/drawing/2017/model3d" xmlns:o="urn:schemas-microsoft-com:office:office" xmlns:oel="http://schemas.microsoft.com/office/2019/extlst" xmlns:r="http://schemas.openxmlformats.org/officeDocument/2006/relationships" xmlns:m="http://schemas.openxmlformats.org/officeDocument/2006/math" xmlns:v="urn:schemas-microsoft-com:vml" xmlns:wp14="http://schemas.microsoft.com/office/word/2010/wordprocessingDrawing" xmlns:wp="http://schemas.openxmlformats.org/drawingml/2006/wordprocessingDrawing" xmlns:w10="urn:schemas-microsoft-com:office:word" xmlns:w="http://schemas.openxmlformats.org/wordprocessingml/2006/main" xmlns:w14="http://schemas.microsoft.com/office/word/2010/wordml" xmlns:w15="http://schemas.microsoft.com/office/word/2012/wordml" xmlns:w16cex="http://schemas.microsoft.com/office/word/2018/wordml/cex" xmlns:w16cid="http://schemas.microsoft.com/office/word/2016/wordml/cid" xmlns:w16="http://schemas.microsoft.com/office/word/2018/wordml" xmlns:w16du="http://schemas.microsoft.com/office/word/2023/wordml/word16du" xmlns:w16sdtdh="http://schemas.microsoft.com/office/word/2020/wordml/sdtdatahash" xmlns:w16se="http://schemas.microsoft.com/office/word/2015/wordml/symex" xmlns:wpg="http://schemas.microsoft.com/office/word/2010/wordprocessingGroup" xmlns:wpi="http://schemas.microsoft.com/office/word/2010/wordprocessingInk" xmlns:wne="http://schemas.microsoft.com/office/word/2006/wordml" xmlns:wps="http://schemas.microsoft.com/office/word/2010/wordprocessingShape" mc:Ignorable="w14 w15 w16se w16cid w16 w16cex w16sdtdh wp14">
   <w:p>
     <w:pPr>
       <w:pStyle w:val="Kopfzeile"/>
@@ -5932,75 +4753,20 @@
       </w:rPr>
       <w:t>zuletzt aktualisiert am</w:t>
     </w:r>
-    <w:del w:id="0" w:author="I E" w:date="2023-01-29T14:34:00Z">
-      <w:r>
-        <w:rPr>
-          <w:iCs/>
-          <w:sz w:val="18"/>
-        </w:rPr>
-        <w:delText xml:space="preserve"> </w:delText>
-      </w:r>
-    </w:del>
-    <w:ins w:id="1" w:author="I E" w:date="2023-01-29T14:34:00Z">
-      <w:r>
-        <w:rPr>
-          <w:iCs/>
-          <w:sz w:val="18"/>
-        </w:rPr>
-        <w:t xml:space="preserve"> </w:t>
-      </w:r>
-    </w:ins>
-    <w:ins w:id="2" w:author="I E" w:date="2023-01-31T11:24:00Z">
-      <w:r>
-        <w:rPr>
-          <w:iCs/>
-          <w:sz w:val="18"/>
-        </w:rPr>
-        <w:t>06.01.22</w:t>
-      </w:r>
-    </w:ins>
-    <w:del w:id="3" w:author="I E" w:date="2023-01-29T14:34:00Z">
-      <w:r>
-        <w:rPr>
-          <w:iCs/>
-          <w:sz w:val="18"/>
-        </w:rPr>
-        <w:fldChar w:fldCharType="begin"/>
-      </w:r>
-      <w:r>
-        <w:rPr>
-          <w:iCs/>
-          <w:sz w:val="18"/>
-        </w:rPr>
-        <w:delInstrText xml:space="preserve"> TIME \@ "dd.MM.yy" </w:delInstrText>
-      </w:r>
-      <w:r>
-        <w:rPr>
-          <w:iCs/>
-          <w:sz w:val="18"/>
-        </w:rPr>
-        <w:fldChar w:fldCharType="separate"/>
-      </w:r>
-    </w:del>
-    <w:del w:id="4" w:author="I E" w:date="2023-01-29T14:33:00Z">
-      <w:r>
-        <w:rPr>
-          <w:iCs/>
-          <w:noProof/>
-          <w:sz w:val="18"/>
-        </w:rPr>
-        <w:delText>06.12.22</w:delText>
-      </w:r>
-    </w:del>
-    <w:del w:id="5" w:author="I E" w:date="2023-01-29T14:34:00Z">
-      <w:r>
-        <w:rPr>
-          <w:iCs/>
-          <w:sz w:val="18"/>
-        </w:rPr>
-        <w:fldChar w:fldCharType="end"/>
-      </w:r>
-    </w:del>
+    <w:r>
+      <w:rPr>
+        <w:iCs/>
+        <w:sz w:val="18"/>
+      </w:rPr>
+      <w:t xml:space="preserve"> </w:t>
+    </w:r>
+    <w:r>
+      <w:rPr>
+        <w:iCs/>
+        <w:sz w:val="18"/>
+      </w:rPr>
+      <w:t>06.01.22</w:t>
+    </w:r>
     <w:r>
       <w:rPr>
         <w:i/>
@@ -6088,7 +4854,7 @@
 </file>
 
 <file path=word/footer2.xml><?xml version="1.0" encoding="utf-8"?>
-<w:ftr xmlns:wpc="http://schemas.microsoft.com/office/word/2010/wordprocessingCanvas" xmlns:cx="http://schemas.microsoft.com/office/drawing/2014/chartex" xmlns:cx1="http://schemas.microsoft.com/office/drawing/2015/9/8/chartex" xmlns:cx2="http://schemas.microsoft.com/office/drawing/2015/10/21/chartex" xmlns:cx3="http://schemas.microsoft.com/office/drawing/2016/5/9/chartex" xmlns:cx4="http://schemas.microsoft.com/office/drawing/2016/5/10/chartex" xmlns:cx5="http://schemas.microsoft.com/office/drawing/2016/5/11/chartex" xmlns:cx6="http://schemas.microsoft.com/office/drawing/2016/5/12/chartex" xmlns:cx7="http://schemas.microsoft.com/office/drawing/2016/5/13/chartex" xmlns:cx8="http://schemas.microsoft.com/office/drawing/2016/5/14/chartex" xmlns:mc="http://schemas.openxmlformats.org/markup-compatibility/2006" xmlns:aink="http://schemas.microsoft.com/office/drawing/2016/ink" xmlns:am3d="http://schemas.microsoft.com/office/drawing/2017/model3d" xmlns:o="urn:schemas-microsoft-com:office:office" xmlns:oel="http://schemas.microsoft.com/office/2019/extlst" xmlns:r="http://schemas.openxmlformats.org/officeDocument/2006/relationships" xmlns:m="http://schemas.openxmlformats.org/officeDocument/2006/math" xmlns:v="urn:schemas-microsoft-com:vml" xmlns:wp14="http://schemas.microsoft.com/office/word/2010/wordprocessingDrawing" xmlns:wp="http://schemas.openxmlformats.org/drawingml/2006/wordprocessingDrawing" xmlns:w10="urn:schemas-microsoft-com:office:word" xmlns:w="http://schemas.openxmlformats.org/wordprocessingml/2006/main" xmlns:w14="http://schemas.microsoft.com/office/word/2010/wordml" xmlns:w15="http://schemas.microsoft.com/office/word/2012/wordml" xmlns:w16cex="http://schemas.microsoft.com/office/word/2018/wordml/cex" xmlns:w16cid="http://schemas.microsoft.com/office/word/2016/wordml/cid" xmlns:w16="http://schemas.microsoft.com/office/word/2018/wordml" xmlns:w16sdtdh="http://schemas.microsoft.com/office/word/2020/wordml/sdtdatahash" xmlns:w16se="http://schemas.microsoft.com/office/word/2015/wordml/symex" xmlns:wpg="http://schemas.microsoft.com/office/word/2010/wordprocessingGroup" xmlns:wpi="http://schemas.microsoft.com/office/word/2010/wordprocessingInk" xmlns:wne="http://schemas.microsoft.com/office/word/2006/wordml" xmlns:wps="http://schemas.microsoft.com/office/word/2010/wordprocessingShape" mc:Ignorable="w14 w15 w16se w16cid w16 w16cex w16sdtdh wp14">
+<w:ftr xmlns:wpc="http://schemas.microsoft.com/office/word/2010/wordprocessingCanvas" xmlns:cx="http://schemas.microsoft.com/office/drawing/2014/chartex" xmlns:cx1="http://schemas.microsoft.com/office/drawing/2015/9/8/chartex" xmlns:cx2="http://schemas.microsoft.com/office/drawing/2015/10/21/chartex" xmlns:cx3="http://schemas.microsoft.com/office/drawing/2016/5/9/chartex" xmlns:cx4="http://schemas.microsoft.com/office/drawing/2016/5/10/chartex" xmlns:cx5="http://schemas.microsoft.com/office/drawing/2016/5/11/chartex" xmlns:cx6="http://schemas.microsoft.com/office/drawing/2016/5/12/chartex" xmlns:cx7="http://schemas.microsoft.com/office/drawing/2016/5/13/chartex" xmlns:cx8="http://schemas.microsoft.com/office/drawing/2016/5/14/chartex" xmlns:mc="http://schemas.openxmlformats.org/markup-compatibility/2006" xmlns:aink="http://schemas.microsoft.com/office/drawing/2016/ink" xmlns:am3d="http://schemas.microsoft.com/office/drawing/2017/model3d" xmlns:o="urn:schemas-microsoft-com:office:office" xmlns:oel="http://schemas.microsoft.com/office/2019/extlst" xmlns:r="http://schemas.openxmlformats.org/officeDocument/2006/relationships" xmlns:m="http://schemas.openxmlformats.org/officeDocument/2006/math" xmlns:v="urn:schemas-microsoft-com:vml" xmlns:wp14="http://schemas.microsoft.com/office/word/2010/wordprocessingDrawing" xmlns:wp="http://schemas.openxmlformats.org/drawingml/2006/wordprocessingDrawing" xmlns:w10="urn:schemas-microsoft-com:office:word" xmlns:w="http://schemas.openxmlformats.org/wordprocessingml/2006/main" xmlns:w14="http://schemas.microsoft.com/office/word/2010/wordml" xmlns:w15="http://schemas.microsoft.com/office/word/2012/wordml" xmlns:w16cex="http://schemas.microsoft.com/office/word/2018/wordml/cex" xmlns:w16cid="http://schemas.microsoft.com/office/word/2016/wordml/cid" xmlns:w16="http://schemas.microsoft.com/office/word/2018/wordml" xmlns:w16du="http://schemas.microsoft.com/office/word/2023/wordml/word16du" xmlns:w16sdtdh="http://schemas.microsoft.com/office/word/2020/wordml/sdtdatahash" xmlns:w16se="http://schemas.microsoft.com/office/word/2015/wordml/symex" xmlns:wpg="http://schemas.microsoft.com/office/word/2010/wordprocessingGroup" xmlns:wpi="http://schemas.microsoft.com/office/word/2010/wordprocessingInk" xmlns:wne="http://schemas.microsoft.com/office/word/2006/wordml" xmlns:wps="http://schemas.microsoft.com/office/word/2010/wordprocessingShape" mc:Ignorable="w14 w15 w16se w16cid w16 w16cex w16sdtdh wp14">
   <w:p>
     <w:pPr>
       <w:pStyle w:val="Kopfzeile"/>
@@ -6202,66 +4968,13 @@
       </w:rPr>
       <w:t>zuletzt aktualisiert am</w:t>
     </w:r>
-    <w:del w:id="118" w:author="I E" w:date="2023-01-29T14:34:00Z">
-      <w:r>
-        <w:rPr>
-          <w:iCs/>
-          <w:sz w:val="18"/>
-        </w:rPr>
-        <w:delText xml:space="preserve"> </w:delText>
-      </w:r>
-    </w:del>
-    <w:ins w:id="119" w:author="I E" w:date="2023-01-29T14:34:00Z">
-      <w:r>
-        <w:rPr>
-          <w:iCs/>
-          <w:sz w:val="18"/>
-        </w:rPr>
-        <w:t xml:space="preserve"> </w:t>
-      </w:r>
-    </w:ins>
-    <w:del w:id="120" w:author="I E" w:date="2023-01-29T14:34:00Z">
-      <w:r>
-        <w:rPr>
-          <w:iCs/>
-          <w:sz w:val="18"/>
-        </w:rPr>
-        <w:fldChar w:fldCharType="begin"/>
-      </w:r>
-      <w:r>
-        <w:rPr>
-          <w:iCs/>
-          <w:sz w:val="18"/>
-        </w:rPr>
-        <w:delInstrText xml:space="preserve"> TIME \@ "dd.MM.yy" </w:delInstrText>
-      </w:r>
-      <w:r>
-        <w:rPr>
-          <w:iCs/>
-          <w:sz w:val="18"/>
-        </w:rPr>
-        <w:fldChar w:fldCharType="separate"/>
-      </w:r>
-    </w:del>
-    <w:del w:id="121" w:author="I E" w:date="2023-01-29T14:33:00Z">
-      <w:r>
-        <w:rPr>
-          <w:iCs/>
-          <w:noProof/>
-          <w:sz w:val="18"/>
-        </w:rPr>
-        <w:delText>06.12.22</w:delText>
-      </w:r>
-    </w:del>
-    <w:del w:id="122" w:author="I E" w:date="2023-01-29T14:34:00Z">
-      <w:r>
-        <w:rPr>
-          <w:iCs/>
-          <w:sz w:val="18"/>
-        </w:rPr>
-        <w:fldChar w:fldCharType="end"/>
-      </w:r>
-    </w:del>
+    <w:r>
+      <w:rPr>
+        <w:iCs/>
+        <w:sz w:val="18"/>
+      </w:rPr>
+      <w:t xml:space="preserve"> </w:t>
+    </w:r>
     <w:r>
       <w:rPr>
         <w:i/>
@@ -6349,7 +5062,7 @@
 </file>
 
 <file path=word/footer3.xml><?xml version="1.0" encoding="utf-8"?>
-<w:ftr xmlns:wpc="http://schemas.microsoft.com/office/word/2010/wordprocessingCanvas" xmlns:cx="http://schemas.microsoft.com/office/drawing/2014/chartex" xmlns:cx1="http://schemas.microsoft.com/office/drawing/2015/9/8/chartex" xmlns:cx2="http://schemas.microsoft.com/office/drawing/2015/10/21/chartex" xmlns:cx3="http://schemas.microsoft.com/office/drawing/2016/5/9/chartex" xmlns:cx4="http://schemas.microsoft.com/office/drawing/2016/5/10/chartex" xmlns:cx5="http://schemas.microsoft.com/office/drawing/2016/5/11/chartex" xmlns:cx6="http://schemas.microsoft.com/office/drawing/2016/5/12/chartex" xmlns:cx7="http://schemas.microsoft.com/office/drawing/2016/5/13/chartex" xmlns:cx8="http://schemas.microsoft.com/office/drawing/2016/5/14/chartex" xmlns:mc="http://schemas.openxmlformats.org/markup-compatibility/2006" xmlns:aink="http://schemas.microsoft.com/office/drawing/2016/ink" xmlns:am3d="http://schemas.microsoft.com/office/drawing/2017/model3d" xmlns:o="urn:schemas-microsoft-com:office:office" xmlns:oel="http://schemas.microsoft.com/office/2019/extlst" xmlns:r="http://schemas.openxmlformats.org/officeDocument/2006/relationships" xmlns:m="http://schemas.openxmlformats.org/officeDocument/2006/math" xmlns:v="urn:schemas-microsoft-com:vml" xmlns:wp14="http://schemas.microsoft.com/office/word/2010/wordprocessingDrawing" xmlns:wp="http://schemas.openxmlformats.org/drawingml/2006/wordprocessingDrawing" xmlns:w10="urn:schemas-microsoft-com:office:word" xmlns:w="http://schemas.openxmlformats.org/wordprocessingml/2006/main" xmlns:w14="http://schemas.microsoft.com/office/word/2010/wordml" xmlns:w15="http://schemas.microsoft.com/office/word/2012/wordml" xmlns:w16cex="http://schemas.microsoft.com/office/word/2018/wordml/cex" xmlns:w16cid="http://schemas.microsoft.com/office/word/2016/wordml/cid" xmlns:w16="http://schemas.microsoft.com/office/word/2018/wordml" xmlns:w16sdtdh="http://schemas.microsoft.com/office/word/2020/wordml/sdtdatahash" xmlns:w16se="http://schemas.microsoft.com/office/word/2015/wordml/symex" xmlns:wpg="http://schemas.microsoft.com/office/word/2010/wordprocessingGroup" xmlns:wpi="http://schemas.microsoft.com/office/word/2010/wordprocessingInk" xmlns:wne="http://schemas.microsoft.com/office/word/2006/wordml" xmlns:wps="http://schemas.microsoft.com/office/word/2010/wordprocessingShape" mc:Ignorable="w14 w15 w16se w16cid w16 w16cex w16sdtdh wp14">
+<w:ftr xmlns:wpc="http://schemas.microsoft.com/office/word/2010/wordprocessingCanvas" xmlns:cx="http://schemas.microsoft.com/office/drawing/2014/chartex" xmlns:cx1="http://schemas.microsoft.com/office/drawing/2015/9/8/chartex" xmlns:cx2="http://schemas.microsoft.com/office/drawing/2015/10/21/chartex" xmlns:cx3="http://schemas.microsoft.com/office/drawing/2016/5/9/chartex" xmlns:cx4="http://schemas.microsoft.com/office/drawing/2016/5/10/chartex" xmlns:cx5="http://schemas.microsoft.com/office/drawing/2016/5/11/chartex" xmlns:cx6="http://schemas.microsoft.com/office/drawing/2016/5/12/chartex" xmlns:cx7="http://schemas.microsoft.com/office/drawing/2016/5/13/chartex" xmlns:cx8="http://schemas.microsoft.com/office/drawing/2016/5/14/chartex" xmlns:mc="http://schemas.openxmlformats.org/markup-compatibility/2006" xmlns:aink="http://schemas.microsoft.com/office/drawing/2016/ink" xmlns:am3d="http://schemas.microsoft.com/office/drawing/2017/model3d" xmlns:o="urn:schemas-microsoft-com:office:office" xmlns:oel="http://schemas.microsoft.com/office/2019/extlst" xmlns:r="http://schemas.openxmlformats.org/officeDocument/2006/relationships" xmlns:m="http://schemas.openxmlformats.org/officeDocument/2006/math" xmlns:v="urn:schemas-microsoft-com:vml" xmlns:wp14="http://schemas.microsoft.com/office/word/2010/wordprocessingDrawing" xmlns:wp="http://schemas.openxmlformats.org/drawingml/2006/wordprocessingDrawing" xmlns:w10="urn:schemas-microsoft-com:office:word" xmlns:w="http://schemas.openxmlformats.org/wordprocessingml/2006/main" xmlns:w14="http://schemas.microsoft.com/office/word/2010/wordml" xmlns:w15="http://schemas.microsoft.com/office/word/2012/wordml" xmlns:w16cex="http://schemas.microsoft.com/office/word/2018/wordml/cex" xmlns:w16cid="http://schemas.microsoft.com/office/word/2016/wordml/cid" xmlns:w16="http://schemas.microsoft.com/office/word/2018/wordml" xmlns:w16du="http://schemas.microsoft.com/office/word/2023/wordml/word16du" xmlns:w16sdtdh="http://schemas.microsoft.com/office/word/2020/wordml/sdtdatahash" xmlns:w16se="http://schemas.microsoft.com/office/word/2015/wordml/symex" xmlns:wpg="http://schemas.microsoft.com/office/word/2010/wordprocessingGroup" xmlns:wpi="http://schemas.microsoft.com/office/word/2010/wordprocessingInk" xmlns:wne="http://schemas.microsoft.com/office/word/2006/wordml" xmlns:wps="http://schemas.microsoft.com/office/word/2010/wordprocessingShape" mc:Ignorable="w14 w15 w16se w16cid w16 w16cex w16sdtdh wp14">
   <w:p>
     <w:pPr>
       <w:pStyle w:val="Kopfzeile"/>
@@ -6681,75 +5394,20 @@
       </w:rPr>
       <w:t>zuletzt aktualisiert am</w:t>
     </w:r>
-    <w:del w:id="285" w:author="I E" w:date="2023-01-29T14:34:00Z">
-      <w:r>
-        <w:rPr>
-          <w:iCs/>
-          <w:sz w:val="18"/>
-        </w:rPr>
-        <w:delText xml:space="preserve"> </w:delText>
-      </w:r>
-    </w:del>
-    <w:ins w:id="286" w:author="I E" w:date="2023-01-29T14:34:00Z">
-      <w:r>
-        <w:rPr>
-          <w:iCs/>
-          <w:sz w:val="18"/>
-        </w:rPr>
-        <w:t xml:space="preserve"> </w:t>
-      </w:r>
-    </w:ins>
-    <w:ins w:id="287" w:author="I E" w:date="2023-01-31T11:24:00Z">
-      <w:r>
-        <w:rPr>
-          <w:iCs/>
-          <w:sz w:val="18"/>
-        </w:rPr>
-        <w:t>06.01.22</w:t>
-      </w:r>
-    </w:ins>
-    <w:del w:id="288" w:author="I E" w:date="2023-01-29T14:34:00Z">
-      <w:r>
-        <w:rPr>
-          <w:iCs/>
-          <w:sz w:val="18"/>
-        </w:rPr>
-        <w:fldChar w:fldCharType="begin"/>
-      </w:r>
-      <w:r>
-        <w:rPr>
-          <w:iCs/>
-          <w:sz w:val="18"/>
-        </w:rPr>
-        <w:delInstrText xml:space="preserve"> TIME \@ "dd.MM.yy" </w:delInstrText>
-      </w:r>
-      <w:r>
-        <w:rPr>
-          <w:iCs/>
-          <w:sz w:val="18"/>
-        </w:rPr>
-        <w:fldChar w:fldCharType="separate"/>
-      </w:r>
-    </w:del>
-    <w:del w:id="289" w:author="I E" w:date="2023-01-29T14:33:00Z">
-      <w:r>
-        <w:rPr>
-          <w:iCs/>
-          <w:noProof/>
-          <w:sz w:val="18"/>
-        </w:rPr>
-        <w:delText>06.12.22</w:delText>
-      </w:r>
-    </w:del>
-    <w:del w:id="290" w:author="I E" w:date="2023-01-29T14:34:00Z">
-      <w:r>
-        <w:rPr>
-          <w:iCs/>
-          <w:sz w:val="18"/>
-        </w:rPr>
-        <w:fldChar w:fldCharType="end"/>
-      </w:r>
-    </w:del>
+    <w:r>
+      <w:rPr>
+        <w:iCs/>
+        <w:sz w:val="18"/>
+      </w:rPr>
+      <w:t xml:space="preserve"> </w:t>
+    </w:r>
+    <w:r>
+      <w:rPr>
+        <w:iCs/>
+        <w:sz w:val="18"/>
+      </w:rPr>
+      <w:t>06.01.22</w:t>
+    </w:r>
     <w:r>
       <w:rPr>
         <w:i/>
@@ -6837,7 +5495,7 @@
 </file>
 
 <file path=word/footnotes.xml><?xml version="1.0" encoding="utf-8"?>
-<w:footnotes xmlns:wpc="http://schemas.microsoft.com/office/word/2010/wordprocessingCanvas" xmlns:cx="http://schemas.microsoft.com/office/drawing/2014/chartex" xmlns:cx1="http://schemas.microsoft.com/office/drawing/2015/9/8/chartex" xmlns:cx2="http://schemas.microsoft.com/office/drawing/2015/10/21/chartex" xmlns:cx3="http://schemas.microsoft.com/office/drawing/2016/5/9/chartex" xmlns:cx4="http://schemas.microsoft.com/office/drawing/2016/5/10/chartex" xmlns:cx5="http://schemas.microsoft.com/office/drawing/2016/5/11/chartex" xmlns:cx6="http://schemas.microsoft.com/office/drawing/2016/5/12/chartex" xmlns:cx7="http://schemas.microsoft.com/office/drawing/2016/5/13/chartex" xmlns:cx8="http://schemas.microsoft.com/office/drawing/2016/5/14/chartex" xmlns:mc="http://schemas.openxmlformats.org/markup-compatibility/2006" xmlns:aink="http://schemas.microsoft.com/office/drawing/2016/ink" xmlns:am3d="http://schemas.microsoft.com/office/drawing/2017/model3d" xmlns:o="urn:schemas-microsoft-com:office:office" xmlns:oel="http://schemas.microsoft.com/office/2019/extlst" xmlns:r="http://schemas.openxmlformats.org/officeDocument/2006/relationships" xmlns:m="http://schemas.openxmlformats.org/officeDocument/2006/math" xmlns:v="urn:schemas-microsoft-com:vml" xmlns:wp14="http://schemas.microsoft.com/office/word/2010/wordprocessingDrawing" xmlns:wp="http://schemas.openxmlformats.org/drawingml/2006/wordprocessingDrawing" xmlns:w10="urn:schemas-microsoft-com:office:word" xmlns:w="http://schemas.openxmlformats.org/wordprocessingml/2006/main" xmlns:w14="http://schemas.microsoft.com/office/word/2010/wordml" xmlns:w15="http://schemas.microsoft.com/office/word/2012/wordml" xmlns:w16cex="http://schemas.microsoft.com/office/word/2018/wordml/cex" xmlns:w16cid="http://schemas.microsoft.com/office/word/2016/wordml/cid" xmlns:w16="http://schemas.microsoft.com/office/word/2018/wordml" xmlns:w16sdtdh="http://schemas.microsoft.com/office/word/2020/wordml/sdtdatahash" xmlns:w16se="http://schemas.microsoft.com/office/word/2015/wordml/symex" xmlns:wpg="http://schemas.microsoft.com/office/word/2010/wordprocessingGroup" xmlns:wpi="http://schemas.microsoft.com/office/word/2010/wordprocessingInk" xmlns:wne="http://schemas.microsoft.com/office/word/2006/wordml" xmlns:wps="http://schemas.microsoft.com/office/word/2010/wordprocessingShape" mc:Ignorable="w14 w15 w16se w16cid w16 w16cex w16sdtdh wp14">
+<w:footnotes xmlns:wpc="http://schemas.microsoft.com/office/word/2010/wordprocessingCanvas" xmlns:cx="http://schemas.microsoft.com/office/drawing/2014/chartex" xmlns:cx1="http://schemas.microsoft.com/office/drawing/2015/9/8/chartex" xmlns:cx2="http://schemas.microsoft.com/office/drawing/2015/10/21/chartex" xmlns:cx3="http://schemas.microsoft.com/office/drawing/2016/5/9/chartex" xmlns:cx4="http://schemas.microsoft.com/office/drawing/2016/5/10/chartex" xmlns:cx5="http://schemas.microsoft.com/office/drawing/2016/5/11/chartex" xmlns:cx6="http://schemas.microsoft.com/office/drawing/2016/5/12/chartex" xmlns:cx7="http://schemas.microsoft.com/office/drawing/2016/5/13/chartex" xmlns:cx8="http://schemas.microsoft.com/office/drawing/2016/5/14/chartex" xmlns:mc="http://schemas.openxmlformats.org/markup-compatibility/2006" xmlns:aink="http://schemas.microsoft.com/office/drawing/2016/ink" xmlns:am3d="http://schemas.microsoft.com/office/drawing/2017/model3d" xmlns:o="urn:schemas-microsoft-com:office:office" xmlns:oel="http://schemas.microsoft.com/office/2019/extlst" xmlns:r="http://schemas.openxmlformats.org/officeDocument/2006/relationships" xmlns:m="http://schemas.openxmlformats.org/officeDocument/2006/math" xmlns:v="urn:schemas-microsoft-com:vml" xmlns:wp14="http://schemas.microsoft.com/office/word/2010/wordprocessingDrawing" xmlns:wp="http://schemas.openxmlformats.org/drawingml/2006/wordprocessingDrawing" xmlns:w10="urn:schemas-microsoft-com:office:word" xmlns:w="http://schemas.openxmlformats.org/wordprocessingml/2006/main" xmlns:w14="http://schemas.microsoft.com/office/word/2010/wordml" xmlns:w15="http://schemas.microsoft.com/office/word/2012/wordml" xmlns:w16cex="http://schemas.microsoft.com/office/word/2018/wordml/cex" xmlns:w16cid="http://schemas.microsoft.com/office/word/2016/wordml/cid" xmlns:w16="http://schemas.microsoft.com/office/word/2018/wordml" xmlns:w16du="http://schemas.microsoft.com/office/word/2023/wordml/word16du" xmlns:w16sdtdh="http://schemas.microsoft.com/office/word/2020/wordml/sdtdatahash" xmlns:w16se="http://schemas.microsoft.com/office/word/2015/wordml/symex" xmlns:wpg="http://schemas.microsoft.com/office/word/2010/wordprocessingGroup" xmlns:wpi="http://schemas.microsoft.com/office/word/2010/wordprocessingInk" xmlns:wne="http://schemas.microsoft.com/office/word/2006/wordml" xmlns:wps="http://schemas.microsoft.com/office/word/2010/wordprocessingShape" mc:Ignorable="w14 w15 w16se w16cid w16 w16cex w16sdtdh wp14">
   <w:footnote w:type="separator" w:id="-1">
     <w:p>
       <w:r>
@@ -6856,7 +5514,7 @@
 </file>
 
 <file path=word/header1.xml><?xml version="1.0" encoding="utf-8"?>
-<w:hdr xmlns:wpc="http://schemas.microsoft.com/office/word/2010/wordprocessingCanvas" xmlns:cx="http://schemas.microsoft.com/office/drawing/2014/chartex" xmlns:cx1="http://schemas.microsoft.com/office/drawing/2015/9/8/chartex" xmlns:cx2="http://schemas.microsoft.com/office/drawing/2015/10/21/chartex" xmlns:cx3="http://schemas.microsoft.com/office/drawing/2016/5/9/chartex" xmlns:cx4="http://schemas.microsoft.com/office/drawing/2016/5/10/chartex" xmlns:cx5="http://schemas.microsoft.com/office/drawing/2016/5/11/chartex" xmlns:cx6="http://schemas.microsoft.com/office/drawing/2016/5/12/chartex" xmlns:cx7="http://schemas.microsoft.com/office/drawing/2016/5/13/chartex" xmlns:cx8="http://schemas.microsoft.com/office/drawing/2016/5/14/chartex" xmlns:mc="http://schemas.openxmlformats.org/markup-compatibility/2006" xmlns:aink="http://schemas.microsoft.com/office/drawing/2016/ink" xmlns:am3d="http://schemas.microsoft.com/office/drawing/2017/model3d" xmlns:o="urn:schemas-microsoft-com:office:office" xmlns:oel="http://schemas.microsoft.com/office/2019/extlst" xmlns:r="http://schemas.openxmlformats.org/officeDocument/2006/relationships" xmlns:m="http://schemas.openxmlformats.org/officeDocument/2006/math" xmlns:v="urn:schemas-microsoft-com:vml" xmlns:wp14="http://schemas.microsoft.com/office/word/2010/wordprocessingDrawing" xmlns:wp="http://schemas.openxmlformats.org/drawingml/2006/wordprocessingDrawing" xmlns:w10="urn:schemas-microsoft-com:office:word" xmlns:w="http://schemas.openxmlformats.org/wordprocessingml/2006/main" xmlns:w14="http://schemas.microsoft.com/office/word/2010/wordml" xmlns:w15="http://schemas.microsoft.com/office/word/2012/wordml" xmlns:w16cex="http://schemas.microsoft.com/office/word/2018/wordml/cex" xmlns:w16cid="http://schemas.microsoft.com/office/word/2016/wordml/cid" xmlns:w16="http://schemas.microsoft.com/office/word/2018/wordml" xmlns:w16sdtdh="http://schemas.microsoft.com/office/word/2020/wordml/sdtdatahash" xmlns:w16se="http://schemas.microsoft.com/office/word/2015/wordml/symex" xmlns:wpg="http://schemas.microsoft.com/office/word/2010/wordprocessingGroup" xmlns:wpi="http://schemas.microsoft.com/office/word/2010/wordprocessingInk" xmlns:wne="http://schemas.microsoft.com/office/word/2006/wordml" xmlns:wps="http://schemas.microsoft.com/office/word/2010/wordprocessingShape" mc:Ignorable="w14 w15 w16se w16cid w16 w16cex w16sdtdh wp14">
+<w:hdr xmlns:wpc="http://schemas.microsoft.com/office/word/2010/wordprocessingCanvas" xmlns:cx="http://schemas.microsoft.com/office/drawing/2014/chartex" xmlns:cx1="http://schemas.microsoft.com/office/drawing/2015/9/8/chartex" xmlns:cx2="http://schemas.microsoft.com/office/drawing/2015/10/21/chartex" xmlns:cx3="http://schemas.microsoft.com/office/drawing/2016/5/9/chartex" xmlns:cx4="http://schemas.microsoft.com/office/drawing/2016/5/10/chartex" xmlns:cx5="http://schemas.microsoft.com/office/drawing/2016/5/11/chartex" xmlns:cx6="http://schemas.microsoft.com/office/drawing/2016/5/12/chartex" xmlns:cx7="http://schemas.microsoft.com/office/drawing/2016/5/13/chartex" xmlns:cx8="http://schemas.microsoft.com/office/drawing/2016/5/14/chartex" xmlns:mc="http://schemas.openxmlformats.org/markup-compatibility/2006" xmlns:aink="http://schemas.microsoft.com/office/drawing/2016/ink" xmlns:am3d="http://schemas.microsoft.com/office/drawing/2017/model3d" xmlns:o="urn:schemas-microsoft-com:office:office" xmlns:oel="http://schemas.microsoft.com/office/2019/extlst" xmlns:r="http://schemas.openxmlformats.org/officeDocument/2006/relationships" xmlns:m="http://schemas.openxmlformats.org/officeDocument/2006/math" xmlns:v="urn:schemas-microsoft-com:vml" xmlns:wp14="http://schemas.microsoft.com/office/word/2010/wordprocessingDrawing" xmlns:wp="http://schemas.openxmlformats.org/drawingml/2006/wordprocessingDrawing" xmlns:w10="urn:schemas-microsoft-com:office:word" xmlns:w="http://schemas.openxmlformats.org/wordprocessingml/2006/main" xmlns:w14="http://schemas.microsoft.com/office/word/2010/wordml" xmlns:w15="http://schemas.microsoft.com/office/word/2012/wordml" xmlns:w16cex="http://schemas.microsoft.com/office/word/2018/wordml/cex" xmlns:w16cid="http://schemas.microsoft.com/office/word/2016/wordml/cid" xmlns:w16="http://schemas.microsoft.com/office/word/2018/wordml" xmlns:w16du="http://schemas.microsoft.com/office/word/2023/wordml/word16du" xmlns:w16sdtdh="http://schemas.microsoft.com/office/word/2020/wordml/sdtdatahash" xmlns:w16se="http://schemas.microsoft.com/office/word/2015/wordml/symex" xmlns:wpg="http://schemas.microsoft.com/office/word/2010/wordprocessingGroup" xmlns:wpi="http://schemas.microsoft.com/office/word/2010/wordprocessingInk" xmlns:wne="http://schemas.microsoft.com/office/word/2006/wordml" xmlns:wps="http://schemas.microsoft.com/office/word/2010/wordprocessingShape" mc:Ignorable="w14 w15 w16se w16cid w16 w16cex w16sdtdh wp14">
   <w:p>
     <w:pPr>
       <w:pStyle w:val="Kopfzeile"/>
@@ -7391,7 +6049,7 @@
 </file>
 
 <file path=word/header2.xml><?xml version="1.0" encoding="utf-8"?>
-<w:hdr xmlns:wpc="http://schemas.microsoft.com/office/word/2010/wordprocessingCanvas" xmlns:cx="http://schemas.microsoft.com/office/drawing/2014/chartex" xmlns:cx1="http://schemas.microsoft.com/office/drawing/2015/9/8/chartex" xmlns:cx2="http://schemas.microsoft.com/office/drawing/2015/10/21/chartex" xmlns:cx3="http://schemas.microsoft.com/office/drawing/2016/5/9/chartex" xmlns:cx4="http://schemas.microsoft.com/office/drawing/2016/5/10/chartex" xmlns:cx5="http://schemas.microsoft.com/office/drawing/2016/5/11/chartex" xmlns:cx6="http://schemas.microsoft.com/office/drawing/2016/5/12/chartex" xmlns:cx7="http://schemas.microsoft.com/office/drawing/2016/5/13/chartex" xmlns:cx8="http://schemas.microsoft.com/office/drawing/2016/5/14/chartex" xmlns:mc="http://schemas.openxmlformats.org/markup-compatibility/2006" xmlns:aink="http://schemas.microsoft.com/office/drawing/2016/ink" xmlns:am3d="http://schemas.microsoft.com/office/drawing/2017/model3d" xmlns:o="urn:schemas-microsoft-com:office:office" xmlns:oel="http://schemas.microsoft.com/office/2019/extlst" xmlns:r="http://schemas.openxmlformats.org/officeDocument/2006/relationships" xmlns:m="http://schemas.openxmlformats.org/officeDocument/2006/math" xmlns:v="urn:schemas-microsoft-com:vml" xmlns:wp14="http://schemas.microsoft.com/office/word/2010/wordprocessingDrawing" xmlns:wp="http://schemas.openxmlformats.org/drawingml/2006/wordprocessingDrawing" xmlns:w10="urn:schemas-microsoft-com:office:word" xmlns:w="http://schemas.openxmlformats.org/wordprocessingml/2006/main" xmlns:w14="http://schemas.microsoft.com/office/word/2010/wordml" xmlns:w15="http://schemas.microsoft.com/office/word/2012/wordml" xmlns:w16cex="http://schemas.microsoft.com/office/word/2018/wordml/cex" xmlns:w16cid="http://schemas.microsoft.com/office/word/2016/wordml/cid" xmlns:w16="http://schemas.microsoft.com/office/word/2018/wordml" xmlns:w16sdtdh="http://schemas.microsoft.com/office/word/2020/wordml/sdtdatahash" xmlns:w16se="http://schemas.microsoft.com/office/word/2015/wordml/symex" xmlns:wpg="http://schemas.microsoft.com/office/word/2010/wordprocessingGroup" xmlns:wpi="http://schemas.microsoft.com/office/word/2010/wordprocessingInk" xmlns:wne="http://schemas.microsoft.com/office/word/2006/wordml" xmlns:wps="http://schemas.microsoft.com/office/word/2010/wordprocessingShape" mc:Ignorable="w14 w15 w16se w16cid w16 w16cex w16sdtdh wp14">
+<w:hdr xmlns:wpc="http://schemas.microsoft.com/office/word/2010/wordprocessingCanvas" xmlns:cx="http://schemas.microsoft.com/office/drawing/2014/chartex" xmlns:cx1="http://schemas.microsoft.com/office/drawing/2015/9/8/chartex" xmlns:cx2="http://schemas.microsoft.com/office/drawing/2015/10/21/chartex" xmlns:cx3="http://schemas.microsoft.com/office/drawing/2016/5/9/chartex" xmlns:cx4="http://schemas.microsoft.com/office/drawing/2016/5/10/chartex" xmlns:cx5="http://schemas.microsoft.com/office/drawing/2016/5/11/chartex" xmlns:cx6="http://schemas.microsoft.com/office/drawing/2016/5/12/chartex" xmlns:cx7="http://schemas.microsoft.com/office/drawing/2016/5/13/chartex" xmlns:cx8="http://schemas.microsoft.com/office/drawing/2016/5/14/chartex" xmlns:mc="http://schemas.openxmlformats.org/markup-compatibility/2006" xmlns:aink="http://schemas.microsoft.com/office/drawing/2016/ink" xmlns:am3d="http://schemas.microsoft.com/office/drawing/2017/model3d" xmlns:o="urn:schemas-microsoft-com:office:office" xmlns:oel="http://schemas.microsoft.com/office/2019/extlst" xmlns:r="http://schemas.openxmlformats.org/officeDocument/2006/relationships" xmlns:m="http://schemas.openxmlformats.org/officeDocument/2006/math" xmlns:v="urn:schemas-microsoft-com:vml" xmlns:wp14="http://schemas.microsoft.com/office/word/2010/wordprocessingDrawing" xmlns:wp="http://schemas.openxmlformats.org/drawingml/2006/wordprocessingDrawing" xmlns:w10="urn:schemas-microsoft-com:office:word" xmlns:w="http://schemas.openxmlformats.org/wordprocessingml/2006/main" xmlns:w14="http://schemas.microsoft.com/office/word/2010/wordml" xmlns:w15="http://schemas.microsoft.com/office/word/2012/wordml" xmlns:w16cex="http://schemas.microsoft.com/office/word/2018/wordml/cex" xmlns:w16cid="http://schemas.microsoft.com/office/word/2016/wordml/cid" xmlns:w16="http://schemas.microsoft.com/office/word/2018/wordml" xmlns:w16du="http://schemas.microsoft.com/office/word/2023/wordml/word16du" xmlns:w16sdtdh="http://schemas.microsoft.com/office/word/2020/wordml/sdtdatahash" xmlns:w16se="http://schemas.microsoft.com/office/word/2015/wordml/symex" xmlns:wpg="http://schemas.microsoft.com/office/word/2010/wordprocessingGroup" xmlns:wpi="http://schemas.microsoft.com/office/word/2010/wordprocessingInk" xmlns:wne="http://schemas.microsoft.com/office/word/2006/wordml" xmlns:wps="http://schemas.microsoft.com/office/word/2010/wordprocessingShape" mc:Ignorable="w14 w15 w16se w16cid w16 w16cex w16sdtdh wp14">
   <w:p>
     <w:pPr>
       <w:pStyle w:val="Kopfzeile"/>
@@ -7904,7 +6562,7 @@
 </file>
 
 <file path=word/header3.xml><?xml version="1.0" encoding="utf-8"?>
-<w:hdr xmlns:wpc="http://schemas.microsoft.com/office/word/2010/wordprocessingCanvas" xmlns:cx="http://schemas.microsoft.com/office/drawing/2014/chartex" xmlns:cx1="http://schemas.microsoft.com/office/drawing/2015/9/8/chartex" xmlns:cx2="http://schemas.microsoft.com/office/drawing/2015/10/21/chartex" xmlns:cx3="http://schemas.microsoft.com/office/drawing/2016/5/9/chartex" xmlns:cx4="http://schemas.microsoft.com/office/drawing/2016/5/10/chartex" xmlns:cx5="http://schemas.microsoft.com/office/drawing/2016/5/11/chartex" xmlns:cx6="http://schemas.microsoft.com/office/drawing/2016/5/12/chartex" xmlns:cx7="http://schemas.microsoft.com/office/drawing/2016/5/13/chartex" xmlns:cx8="http://schemas.microsoft.com/office/drawing/2016/5/14/chartex" xmlns:mc="http://schemas.openxmlformats.org/markup-compatibility/2006" xmlns:aink="http://schemas.microsoft.com/office/drawing/2016/ink" xmlns:am3d="http://schemas.microsoft.com/office/drawing/2017/model3d" xmlns:o="urn:schemas-microsoft-com:office:office" xmlns:oel="http://schemas.microsoft.com/office/2019/extlst" xmlns:r="http://schemas.openxmlformats.org/officeDocument/2006/relationships" xmlns:m="http://schemas.openxmlformats.org/officeDocument/2006/math" xmlns:v="urn:schemas-microsoft-com:vml" xmlns:wp14="http://schemas.microsoft.com/office/word/2010/wordprocessingDrawing" xmlns:wp="http://schemas.openxmlformats.org/drawingml/2006/wordprocessingDrawing" xmlns:w10="urn:schemas-microsoft-com:office:word" xmlns:w="http://schemas.openxmlformats.org/wordprocessingml/2006/main" xmlns:w14="http://schemas.microsoft.com/office/word/2010/wordml" xmlns:w15="http://schemas.microsoft.com/office/word/2012/wordml" xmlns:w16cex="http://schemas.microsoft.com/office/word/2018/wordml/cex" xmlns:w16cid="http://schemas.microsoft.com/office/word/2016/wordml/cid" xmlns:w16="http://schemas.microsoft.com/office/word/2018/wordml" xmlns:w16sdtdh="http://schemas.microsoft.com/office/word/2020/wordml/sdtdatahash" xmlns:w16se="http://schemas.microsoft.com/office/word/2015/wordml/symex" xmlns:wpg="http://schemas.microsoft.com/office/word/2010/wordprocessingGroup" xmlns:wpi="http://schemas.microsoft.com/office/word/2010/wordprocessingInk" xmlns:wne="http://schemas.microsoft.com/office/word/2006/wordml" xmlns:wps="http://schemas.microsoft.com/office/word/2010/wordprocessingShape" mc:Ignorable="w14 w15 w16se w16cid w16 w16cex w16sdtdh wp14">
+<w:hdr xmlns:wpc="http://schemas.microsoft.com/office/word/2010/wordprocessingCanvas" xmlns:cx="http://schemas.microsoft.com/office/drawing/2014/chartex" xmlns:cx1="http://schemas.microsoft.com/office/drawing/2015/9/8/chartex" xmlns:cx2="http://schemas.microsoft.com/office/drawing/2015/10/21/chartex" xmlns:cx3="http://schemas.microsoft.com/office/drawing/2016/5/9/chartex" xmlns:cx4="http://schemas.microsoft.com/office/drawing/2016/5/10/chartex" xmlns:cx5="http://schemas.microsoft.com/office/drawing/2016/5/11/chartex" xmlns:cx6="http://schemas.microsoft.com/office/drawing/2016/5/12/chartex" xmlns:cx7="http://schemas.microsoft.com/office/drawing/2016/5/13/chartex" xmlns:cx8="http://schemas.microsoft.com/office/drawing/2016/5/14/chartex" xmlns:mc="http://schemas.openxmlformats.org/markup-compatibility/2006" xmlns:aink="http://schemas.microsoft.com/office/drawing/2016/ink" xmlns:am3d="http://schemas.microsoft.com/office/drawing/2017/model3d" xmlns:o="urn:schemas-microsoft-com:office:office" xmlns:oel="http://schemas.microsoft.com/office/2019/extlst" xmlns:r="http://schemas.openxmlformats.org/officeDocument/2006/relationships" xmlns:m="http://schemas.openxmlformats.org/officeDocument/2006/math" xmlns:v="urn:schemas-microsoft-com:vml" xmlns:wp14="http://schemas.microsoft.com/office/word/2010/wordprocessingDrawing" xmlns:wp="http://schemas.openxmlformats.org/drawingml/2006/wordprocessingDrawing" xmlns:w10="urn:schemas-microsoft-com:office:word" xmlns:w="http://schemas.openxmlformats.org/wordprocessingml/2006/main" xmlns:w14="http://schemas.microsoft.com/office/word/2010/wordml" xmlns:w15="http://schemas.microsoft.com/office/word/2012/wordml" xmlns:w16cex="http://schemas.microsoft.com/office/word/2018/wordml/cex" xmlns:w16cid="http://schemas.microsoft.com/office/word/2016/wordml/cid" xmlns:w16="http://schemas.microsoft.com/office/word/2018/wordml" xmlns:w16du="http://schemas.microsoft.com/office/word/2023/wordml/word16du" xmlns:w16sdtdh="http://schemas.microsoft.com/office/word/2020/wordml/sdtdatahash" xmlns:w16se="http://schemas.microsoft.com/office/word/2015/wordml/symex" xmlns:wpg="http://schemas.microsoft.com/office/word/2010/wordprocessingGroup" xmlns:wpi="http://schemas.microsoft.com/office/word/2010/wordprocessingInk" xmlns:wne="http://schemas.microsoft.com/office/word/2006/wordml" xmlns:wps="http://schemas.microsoft.com/office/word/2010/wordprocessingShape" mc:Ignorable="w14 w15 w16se w16cid w16 w16cex w16sdtdh wp14">
   <w:p>
     <w:pPr>
       <w:pStyle w:val="Kopfzeile"/>
@@ -8407,7 +7065,7 @@
 </file>
 
 <file path=word/numbering.xml><?xml version="1.0" encoding="utf-8"?>
-<w:numbering xmlns:wpc="http://schemas.microsoft.com/office/word/2010/wordprocessingCanvas" xmlns:cx="http://schemas.microsoft.com/office/drawing/2014/chartex" xmlns:cx1="http://schemas.microsoft.com/office/drawing/2015/9/8/chartex" xmlns:cx2="http://schemas.microsoft.com/office/drawing/2015/10/21/chartex" xmlns:cx3="http://schemas.microsoft.com/office/drawing/2016/5/9/chartex" xmlns:cx4="http://schemas.microsoft.com/office/drawing/2016/5/10/chartex" xmlns:cx5="http://schemas.microsoft.com/office/drawing/2016/5/11/chartex" xmlns:cx6="http://schemas.microsoft.com/office/drawing/2016/5/12/chartex" xmlns:cx7="http://schemas.microsoft.com/office/drawing/2016/5/13/chartex" xmlns:cx8="http://schemas.microsoft.com/office/drawing/2016/5/14/chartex" xmlns:mc="http://schemas.openxmlformats.org/markup-compatibility/2006" xmlns:aink="http://schemas.microsoft.com/office/drawing/2016/ink" xmlns:am3d="http://schemas.microsoft.com/office/drawing/2017/model3d" xmlns:o="urn:schemas-microsoft-com:office:office" xmlns:oel="http://schemas.microsoft.com/office/2019/extlst" xmlns:r="http://schemas.openxmlformats.org/officeDocument/2006/relationships" xmlns:m="http://schemas.openxmlformats.org/officeDocument/2006/math" xmlns:v="urn:schemas-microsoft-com:vml" xmlns:wp14="http://schemas.microsoft.com/office/word/2010/wordprocessingDrawing" xmlns:wp="http://schemas.openxmlformats.org/drawingml/2006/wordprocessingDrawing" xmlns:w10="urn:schemas-microsoft-com:office:word" xmlns:w="http://schemas.openxmlformats.org/wordprocessingml/2006/main" xmlns:w14="http://schemas.microsoft.com/office/word/2010/wordml" xmlns:w15="http://schemas.microsoft.com/office/word/2012/wordml" xmlns:w16cex="http://schemas.microsoft.com/office/word/2018/wordml/cex" xmlns:w16cid="http://schemas.microsoft.com/office/word/2016/wordml/cid" xmlns:w16="http://schemas.microsoft.com/office/word/2018/wordml" xmlns:w16sdtdh="http://schemas.microsoft.com/office/word/2020/wordml/sdtdatahash" xmlns:w16se="http://schemas.microsoft.com/office/word/2015/wordml/symex" xmlns:wpg="http://schemas.microsoft.com/office/word/2010/wordprocessingGroup" xmlns:wpi="http://schemas.microsoft.com/office/word/2010/wordprocessingInk" xmlns:wne="http://schemas.microsoft.com/office/word/2006/wordml" xmlns:wps="http://schemas.microsoft.com/office/word/2010/wordprocessingShape" mc:Ignorable="w14 w15 w16se w16cid w16 w16cex w16sdtdh wp14">
+<w:numbering xmlns:wpc="http://schemas.microsoft.com/office/word/2010/wordprocessingCanvas" xmlns:cx="http://schemas.microsoft.com/office/drawing/2014/chartex" xmlns:cx1="http://schemas.microsoft.com/office/drawing/2015/9/8/chartex" xmlns:cx2="http://schemas.microsoft.com/office/drawing/2015/10/21/chartex" xmlns:cx3="http://schemas.microsoft.com/office/drawing/2016/5/9/chartex" xmlns:cx4="http://schemas.microsoft.com/office/drawing/2016/5/10/chartex" xmlns:cx5="http://schemas.microsoft.com/office/drawing/2016/5/11/chartex" xmlns:cx6="http://schemas.microsoft.com/office/drawing/2016/5/12/chartex" xmlns:cx7="http://schemas.microsoft.com/office/drawing/2016/5/13/chartex" xmlns:cx8="http://schemas.microsoft.com/office/drawing/2016/5/14/chartex" xmlns:mc="http://schemas.openxmlformats.org/markup-compatibility/2006" xmlns:aink="http://schemas.microsoft.com/office/drawing/2016/ink" xmlns:am3d="http://schemas.microsoft.com/office/drawing/2017/model3d" xmlns:o="urn:schemas-microsoft-com:office:office" xmlns:oel="http://schemas.microsoft.com/office/2019/extlst" xmlns:r="http://schemas.openxmlformats.org/officeDocument/2006/relationships" xmlns:m="http://schemas.openxmlformats.org/officeDocument/2006/math" xmlns:v="urn:schemas-microsoft-com:vml" xmlns:wp14="http://schemas.microsoft.com/office/word/2010/wordprocessingDrawing" xmlns:wp="http://schemas.openxmlformats.org/drawingml/2006/wordprocessingDrawing" xmlns:w10="urn:schemas-microsoft-com:office:word" xmlns:w="http://schemas.openxmlformats.org/wordprocessingml/2006/main" xmlns:w14="http://schemas.microsoft.com/office/word/2010/wordml" xmlns:w15="http://schemas.microsoft.com/office/word/2012/wordml" xmlns:w16cex="http://schemas.microsoft.com/office/word/2018/wordml/cex" xmlns:w16cid="http://schemas.microsoft.com/office/word/2016/wordml/cid" xmlns:w16="http://schemas.microsoft.com/office/word/2018/wordml" xmlns:w16du="http://schemas.microsoft.com/office/word/2023/wordml/word16du" xmlns:w16sdtdh="http://schemas.microsoft.com/office/word/2020/wordml/sdtdatahash" xmlns:w16se="http://schemas.microsoft.com/office/word/2015/wordml/symex" xmlns:wpg="http://schemas.microsoft.com/office/word/2010/wordprocessingGroup" xmlns:wpi="http://schemas.microsoft.com/office/word/2010/wordprocessingInk" xmlns:wne="http://schemas.microsoft.com/office/word/2006/wordml" xmlns:wps="http://schemas.microsoft.com/office/word/2010/wordprocessingShape" mc:Ignorable="w14 w15 w16se w16cid w16 w16cex w16sdtdh wp14">
   <w:abstractNum w:abstractNumId="0" w15:restartNumberingAfterBreak="0">
     <w:nsid w:val="080A19E9"/>
     <w:multiLevelType w:val="hybridMultilevel"/>
@@ -11300,17 +9958,6 @@
     <w:abstractNumId w:val="11"/>
   </w:num>
 </w:numbering>
-</file>
-
-<file path=word/people.xml><?xml version="1.0" encoding="utf-8"?>
-<w15:people xmlns:wpc="http://schemas.microsoft.com/office/word/2010/wordprocessingCanvas" xmlns:cx="http://schemas.microsoft.com/office/drawing/2014/chartex" xmlns:cx1="http://schemas.microsoft.com/office/drawing/2015/9/8/chartex" xmlns:cx2="http://schemas.microsoft.com/office/drawing/2015/10/21/chartex" xmlns:cx3="http://schemas.microsoft.com/office/drawing/2016/5/9/chartex" xmlns:cx4="http://schemas.microsoft.com/office/drawing/2016/5/10/chartex" xmlns:cx5="http://schemas.microsoft.com/office/drawing/2016/5/11/chartex" xmlns:cx6="http://schemas.microsoft.com/office/drawing/2016/5/12/chartex" xmlns:cx7="http://schemas.microsoft.com/office/drawing/2016/5/13/chartex" xmlns:cx8="http://schemas.microsoft.com/office/drawing/2016/5/14/chartex" xmlns:mc="http://schemas.openxmlformats.org/markup-compatibility/2006" xmlns:aink="http://schemas.microsoft.com/office/drawing/2016/ink" xmlns:am3d="http://schemas.microsoft.com/office/drawing/2017/model3d" xmlns:o="urn:schemas-microsoft-com:office:office" xmlns:oel="http://schemas.microsoft.com/office/2019/extlst" xmlns:r="http://schemas.openxmlformats.org/officeDocument/2006/relationships" xmlns:m="http://schemas.openxmlformats.org/officeDocument/2006/math" xmlns:v="urn:schemas-microsoft-com:vml" xmlns:wp14="http://schemas.microsoft.com/office/word/2010/wordprocessingDrawing" xmlns:wp="http://schemas.openxmlformats.org/drawingml/2006/wordprocessingDrawing" xmlns:w10="urn:schemas-microsoft-com:office:word" xmlns:w="http://schemas.openxmlformats.org/wordprocessingml/2006/main" xmlns:w14="http://schemas.microsoft.com/office/word/2010/wordml" xmlns:w15="http://schemas.microsoft.com/office/word/2012/wordml" xmlns:w16cex="http://schemas.microsoft.com/office/word/2018/wordml/cex" xmlns:w16cid="http://schemas.microsoft.com/office/word/2016/wordml/cid" xmlns:w16="http://schemas.microsoft.com/office/word/2018/wordml" xmlns:w16sdtdh="http://schemas.microsoft.com/office/word/2020/wordml/sdtdatahash" xmlns:w16se="http://schemas.microsoft.com/office/word/2015/wordml/symex" xmlns:wpg="http://schemas.microsoft.com/office/word/2010/wordprocessingGroup" xmlns:wpi="http://schemas.microsoft.com/office/word/2010/wordprocessingInk" xmlns:wne="http://schemas.microsoft.com/office/word/2006/wordml" xmlns:wps="http://schemas.microsoft.com/office/word/2010/wordprocessingShape" mc:Ignorable="w14 w15 w16se w16cid w16 w16cex w16sdtdh wp14">
-  <w15:person w15:author="I E">
-    <w15:presenceInfo w15:providerId="Windows Live" w15:userId="737e4c38f599e61b"/>
-  </w15:person>
-  <w15:person w15:author="Imke Endjer">
-    <w15:presenceInfo w15:providerId="None" w15:userId="Imke Endjer"/>
-  </w15:person>
-</w15:people>
 </file>
 
 <file path=word/styles.xml><?xml version="1.0" encoding="utf-8"?>
@@ -24296,4 +22943,16 @@
   <a:objectDefaults/>
   <a:extraClrSchemeLst/>
 </a:theme>
+</file>
+
+<file path=customXml/item1.xml><?xml version="1.0" encoding="utf-8"?>
+<b:Sources xmlns:b="http://schemas.openxmlformats.org/officeDocument/2006/bibliography" xmlns="http://schemas.openxmlformats.org/officeDocument/2006/bibliography" SelectedStyle="\APASixthEditionOfficeOnline.xsl" StyleName="APA" Version="6"/>
+</file>
+
+<file path=customXml/itemProps1.xml><?xml version="1.0" encoding="utf-8"?>
+<ds:datastoreItem xmlns:ds="http://schemas.openxmlformats.org/officeDocument/2006/customXml" ds:itemID="{49ACD672-FCE0-48EE-8642-62B188230844}">
+  <ds:schemaRefs>
+    <ds:schemaRef ds:uri="http://schemas.openxmlformats.org/officeDocument/2006/bibliography"/>
+  </ds:schemaRefs>
+</ds:datastoreItem>
 </file>
--- a/7_KI-Basismodule/KI-B1/KI-B1.2._SekI_EigenschaftenUndDefinitionVonKI.docx
+++ b/7_KI-Basismodule/KI-B1/KI-B1.2._SekI_EigenschaftenUndDefinitionVonKI.docx
@@ -594,30 +594,14 @@
           <w:sz w:val="20"/>
           <w:szCs w:val="20"/>
         </w:rPr>
-        <w:t xml:space="preserve"> entsprechende Entscheidungen als Ergebnis </w:t>
-      </w:r>
-      <w:proofErr w:type="gramStart"/>
-      <w:r>
-        <w:rPr>
-          <w:sz w:val="20"/>
-          <w:szCs w:val="20"/>
-        </w:rPr>
-        <w:t>aus,</w:t>
+        <w:t xml:space="preserve"> entsprechende Entscheidungen als Ergebnis aus,</w:t>
       </w:r>
       <w:r>
         <w:rPr>
           <w:sz w:val="20"/>
           <w:szCs w:val="20"/>
         </w:rPr>
-        <w:t>.</w:t>
-      </w:r>
-      <w:proofErr w:type="gramEnd"/>
-      <w:r>
-        <w:rPr>
-          <w:sz w:val="20"/>
-          <w:szCs w:val="20"/>
-        </w:rPr>
-        <w:t xml:space="preserve"> Solche Algorithmen können auf simple „Wenn ... dann ...“ Strukturen </w:t>
+        <w:t xml:space="preserve">. Solche Algorithmen können auf simple „Wenn ... dann ...“ Strukturen </w:t>
       </w:r>
       <w:r>
         <w:rPr>
@@ -1287,8 +1271,12 @@
           <w:rFonts w:eastAsia="Helvetica 45" w:cs="Helvetica 45"/>
         </w:rPr>
         <w:sectPr>
-          <w:headerReference w:type="default" r:id="rId10"/>
-          <w:footerReference w:type="default" r:id="rId11"/>
+          <w:headerReference w:type="even" r:id="rId10"/>
+          <w:headerReference w:type="default" r:id="rId11"/>
+          <w:footerReference w:type="even" r:id="rId12"/>
+          <w:footerReference w:type="default" r:id="rId13"/>
+          <w:headerReference w:type="first" r:id="rId14"/>
+          <w:footerReference w:type="first" r:id="rId15"/>
           <w:pgSz w:w="11906" w:h="16838"/>
           <w:pgMar w:top="1134" w:right="1531" w:bottom="1276" w:left="1531" w:header="425" w:footer="284" w:gutter="0"/>
           <w:cols w:space="708"/>
@@ -1314,19 +1302,6 @@
         <w:gridCol w:w="1418"/>
         <w:gridCol w:w="1275"/>
         <w:gridCol w:w="1560"/>
-        <w:tblGridChange w:id="0">
-          <w:tblGrid>
-            <w:gridCol w:w="2122"/>
-            <w:gridCol w:w="1984"/>
-            <w:gridCol w:w="1418"/>
-            <w:gridCol w:w="1559"/>
-            <w:gridCol w:w="1417"/>
-            <w:gridCol w:w="1843"/>
-            <w:gridCol w:w="1418"/>
-            <w:gridCol w:w="1275"/>
-            <w:gridCol w:w="1560"/>
-          </w:tblGrid>
-        </w:tblGridChange>
       </w:tblGrid>
       <w:tr>
         <w:trPr>
@@ -1993,7 +1968,7 @@
                           <pic:cNvPicPr/>
                         </pic:nvPicPr>
                         <pic:blipFill>
-                          <a:blip r:embed="rId12" cstate="print">
+                          <a:blip r:embed="rId16" cstate="print">
                             <a:extLst>
                               <a:ext uri="{28A0092B-C50C-407E-A947-70E740481C1C}">
                                 <a14:useLocalDpi xmlns:a14="http://schemas.microsoft.com/office/drawing/2010/main"/>
@@ -2280,7 +2255,7 @@
                           <pic:cNvPicPr/>
                         </pic:nvPicPr>
                         <pic:blipFill>
-                          <a:blip r:embed="rId13" cstate="print">
+                          <a:blip r:embed="rId17" cstate="print">
                             <a:extLst>
                               <a:ext uri="{28A0092B-C50C-407E-A947-70E740481C1C}">
                                 <a14:useLocalDpi xmlns:a14="http://schemas.microsoft.com/office/drawing/2010/main"/>
@@ -2592,7 +2567,7 @@
                           </pic:cNvPicPr>
                         </pic:nvPicPr>
                         <pic:blipFill rotWithShape="1">
-                          <a:blip r:embed="rId14">
+                          <a:blip r:embed="rId18">
                             <a:extLst>
                               <a:ext uri="{28A0092B-C50C-407E-A947-70E740481C1C}">
                                 <a14:useLocalDpi xmlns:a14="http://schemas.microsoft.com/office/drawing/2010/main"/>
@@ -2678,7 +2653,6 @@
               </w:rPr>
               <w:t xml:space="preserve">Shuttle-Bus, der Schulkinder an Haltestellen aufnimmt und die Fahrt autonom unternimmt, ohne dass eine Busfahrerin oder ein Busfahrer das Fahrzeug </w:t>
             </w:r>
-            <w:proofErr w:type="gramStart"/>
             <w:r>
               <w:rPr>
                 <w:rFonts w:asciiTheme="minorHAnsi" w:eastAsia="Helvetica 45" w:hAnsiTheme="minorHAnsi" w:cstheme="minorHAnsi"/>
@@ -2687,7 +2661,6 @@
               </w:rPr>
               <w:t>steuert</w:t>
             </w:r>
-            <w:proofErr w:type="gramEnd"/>
           </w:p>
         </w:tc>
         <w:tc>
@@ -2893,25 +2866,7 @@
                 <w:sz w:val="18"/>
                 <w:szCs w:val="18"/>
               </w:rPr>
-              <w:t xml:space="preserve">nächste Positionen, Gas- und Bremspedalstellung, Lenkwinkel, </w:t>
-            </w:r>
-            <w:proofErr w:type="spellStart"/>
-            <w:r>
-              <w:rPr>
-                <w:rFonts w:asciiTheme="minorHAnsi" w:eastAsia="Helvetica 45" w:hAnsiTheme="minorHAnsi" w:cstheme="minorHAnsi"/>
-                <w:sz w:val="18"/>
-                <w:szCs w:val="18"/>
-              </w:rPr>
-              <w:t>Blinkerstatus</w:t>
-            </w:r>
-            <w:proofErr w:type="spellEnd"/>
-            <w:r>
-              <w:rPr>
-                <w:rFonts w:asciiTheme="minorHAnsi" w:eastAsia="Helvetica 45" w:hAnsiTheme="minorHAnsi" w:cstheme="minorHAnsi"/>
-                <w:sz w:val="18"/>
-                <w:szCs w:val="18"/>
-              </w:rPr>
-              <w:t xml:space="preserve"> (an/aus),  </w:t>
+              <w:t xml:space="preserve">nächste Positionen, Gas- und Bremspedalstellung, Lenkwinkel, Blinkerstatus (an/aus),  </w:t>
             </w:r>
           </w:p>
         </w:tc>
@@ -3197,8 +3152,8 @@
     <w:p>
       <w:pPr>
         <w:sectPr>
-          <w:headerReference w:type="default" r:id="rId15"/>
-          <w:footerReference w:type="default" r:id="rId16"/>
+          <w:headerReference w:type="default" r:id="rId19"/>
+          <w:footerReference w:type="default" r:id="rId20"/>
           <w:pgSz w:w="16838" w:h="11906" w:orient="landscape"/>
           <w:pgMar w:top="1531" w:right="1276" w:bottom="1531" w:left="1134" w:header="425" w:footer="289" w:gutter="0"/>
           <w:cols w:space="708"/>
@@ -3239,8 +3194,8 @@
           <w:szCs w:val="21"/>
         </w:rPr>
       </w:pPr>
-      <w:bookmarkStart w:id="1" w:name="_Hlk125895931"/>
-      <w:bookmarkStart w:id="2" w:name="_Hlk125895909"/>
+      <w:bookmarkStart w:id="0" w:name="_Hlk125895931"/>
+      <w:bookmarkStart w:id="1" w:name="_Hlk125895909"/>
       <w:r>
         <w:rPr>
           <w:sz w:val="19"/>
@@ -3324,8 +3279,8 @@
           <w:szCs w:val="21"/>
         </w:rPr>
       </w:pPr>
-      <w:bookmarkStart w:id="3" w:name="_Hlk125895940"/>
-      <w:bookmarkEnd w:id="1"/>
+      <w:bookmarkStart w:id="2" w:name="_Hlk125895940"/>
+      <w:bookmarkEnd w:id="0"/>
       <w:r>
         <w:rPr>
           <w:sz w:val="19"/>
@@ -3403,7 +3358,7 @@
         </w:rPr>
         <w:t>n</w:t>
       </w:r>
-      <w:bookmarkEnd w:id="2"/>
+      <w:bookmarkEnd w:id="1"/>
       <w:r>
         <w:rPr>
           <w:sz w:val="19"/>
@@ -3433,7 +3388,7 @@
             <w:cnfStyle w:val="001000000000" w:firstRow="0" w:lastRow="0" w:firstColumn="1" w:lastColumn="0" w:oddVBand="0" w:evenVBand="0" w:oddHBand="0" w:evenHBand="0" w:firstRowFirstColumn="0" w:firstRowLastColumn="0" w:lastRowFirstColumn="0" w:lastRowLastColumn="0"/>
             <w:tcW w:w="4422" w:type="dxa"/>
           </w:tcPr>
-          <w:bookmarkEnd w:id="3"/>
+          <w:bookmarkEnd w:id="2"/>
           <w:p>
             <w:r>
               <w:t>Menschliche Intelligenz</w:t>
@@ -3537,7 +3492,7 @@
           <w:szCs w:val="21"/>
         </w:rPr>
       </w:pPr>
-      <w:bookmarkStart w:id="4" w:name="_Hlk125895972"/>
+      <w:bookmarkStart w:id="3" w:name="_Hlk125895972"/>
     </w:p>
     <w:p>
       <w:pPr>
@@ -3750,7 +3705,7 @@
         </w:rPr>
         <w:t>.</w:t>
       </w:r>
-      <w:bookmarkEnd w:id="4"/>
+      <w:bookmarkEnd w:id="3"/>
     </w:p>
     <w:p>
       <w:pPr>
@@ -3764,7 +3719,7 @@
           <w:szCs w:val="21"/>
         </w:rPr>
       </w:pPr>
-      <w:bookmarkStart w:id="5" w:name="_Hlk125896148"/>
+      <w:bookmarkStart w:id="4" w:name="_Hlk125896148"/>
       <w:r>
         <w:rPr>
           <w:sz w:val="19"/>
@@ -3834,8 +3789,8 @@
           <w:szCs w:val="21"/>
         </w:rPr>
       </w:pPr>
-      <w:bookmarkStart w:id="6" w:name="_Hlk125896169"/>
-      <w:bookmarkEnd w:id="5"/>
+      <w:bookmarkStart w:id="5" w:name="_Hlk125896169"/>
+      <w:bookmarkEnd w:id="4"/>
       <w:r>
         <w:rPr>
           <w:sz w:val="19"/>
@@ -3921,7 +3876,7 @@
         <w:t xml:space="preserve">. </w:t>
       </w:r>
     </w:p>
-    <w:bookmarkEnd w:id="6"/>
+    <w:bookmarkEnd w:id="5"/>
     <w:p>
       <w:pPr>
         <w:pStyle w:val="Listenabsatz"/>
@@ -3972,71 +3927,7 @@
           <w:sz w:val="19"/>
           <w:szCs w:val="21"/>
         </w:rPr>
-        <w:t>„Künstliche Intelligenz“ ist die deutsche Übersetzung des Begriffs „</w:t>
-      </w:r>
-      <w:proofErr w:type="spellStart"/>
-      <w:r>
-        <w:rPr>
-          <w:sz w:val="19"/>
-          <w:szCs w:val="21"/>
-        </w:rPr>
-        <w:t>Artificial</w:t>
-      </w:r>
-      <w:proofErr w:type="spellEnd"/>
-      <w:r>
-        <w:rPr>
-          <w:sz w:val="19"/>
-          <w:szCs w:val="21"/>
-        </w:rPr>
-        <w:t xml:space="preserve"> </w:t>
-      </w:r>
-      <w:proofErr w:type="spellStart"/>
-      <w:r>
-        <w:rPr>
-          <w:sz w:val="19"/>
-          <w:szCs w:val="21"/>
-        </w:rPr>
-        <w:t>Intelligence</w:t>
-      </w:r>
-      <w:proofErr w:type="spellEnd"/>
-      <w:r>
-        <w:rPr>
-          <w:sz w:val="19"/>
-          <w:szCs w:val="21"/>
-        </w:rPr>
-        <w:t xml:space="preserve">“ (AI). Worauf geht der Begriff </w:t>
-      </w:r>
-      <w:proofErr w:type="spellStart"/>
-      <w:r>
-        <w:rPr>
-          <w:sz w:val="19"/>
-          <w:szCs w:val="21"/>
-        </w:rPr>
-        <w:t>Artificial</w:t>
-      </w:r>
-      <w:proofErr w:type="spellEnd"/>
-      <w:r>
-        <w:rPr>
-          <w:sz w:val="19"/>
-          <w:szCs w:val="21"/>
-        </w:rPr>
-        <w:t xml:space="preserve"> </w:t>
-      </w:r>
-      <w:proofErr w:type="spellStart"/>
-      <w:r>
-        <w:rPr>
-          <w:sz w:val="19"/>
-          <w:szCs w:val="21"/>
-        </w:rPr>
-        <w:t>Intelligence</w:t>
-      </w:r>
-      <w:proofErr w:type="spellEnd"/>
-      <w:r>
-        <w:rPr>
-          <w:sz w:val="19"/>
-          <w:szCs w:val="21"/>
-        </w:rPr>
-        <w:t xml:space="preserve"> zurück? </w:t>
+        <w:t xml:space="preserve">„Künstliche Intelligenz“ ist die deutsche Übersetzung des Begriffs „Artificial Intelligence“ (AI). Worauf geht der Begriff Artificial Intelligence zurück? </w:t>
       </w:r>
       <w:r>
         <w:rPr>
@@ -4360,8 +4251,8 @@
       </w:r>
     </w:p>
     <w:sectPr>
-      <w:headerReference w:type="default" r:id="rId17"/>
-      <w:footerReference w:type="default" r:id="rId18"/>
+      <w:headerReference w:type="default" r:id="rId21"/>
+      <w:footerReference w:type="default" r:id="rId22"/>
       <w:pgSz w:w="11906" w:h="16838"/>
       <w:pgMar w:top="1134" w:right="1274" w:bottom="1276" w:left="1531" w:header="425" w:footer="284" w:gutter="0"/>
       <w:cols w:space="708"/>
@@ -4391,6 +4282,16 @@
 </file>
 
 <file path=word/footer1.xml><?xml version="1.0" encoding="utf-8"?>
+<w:ftr xmlns:wpc="http://schemas.microsoft.com/office/word/2010/wordprocessingCanvas" xmlns:cx="http://schemas.microsoft.com/office/drawing/2014/chartex" xmlns:cx1="http://schemas.microsoft.com/office/drawing/2015/9/8/chartex" xmlns:cx2="http://schemas.microsoft.com/office/drawing/2015/10/21/chartex" xmlns:cx3="http://schemas.microsoft.com/office/drawing/2016/5/9/chartex" xmlns:cx4="http://schemas.microsoft.com/office/drawing/2016/5/10/chartex" xmlns:cx5="http://schemas.microsoft.com/office/drawing/2016/5/11/chartex" xmlns:cx6="http://schemas.microsoft.com/office/drawing/2016/5/12/chartex" xmlns:cx7="http://schemas.microsoft.com/office/drawing/2016/5/13/chartex" xmlns:cx8="http://schemas.microsoft.com/office/drawing/2016/5/14/chartex" xmlns:mc="http://schemas.openxmlformats.org/markup-compatibility/2006" xmlns:aink="http://schemas.microsoft.com/office/drawing/2016/ink" xmlns:am3d="http://schemas.microsoft.com/office/drawing/2017/model3d" xmlns:o="urn:schemas-microsoft-com:office:office" xmlns:oel="http://schemas.microsoft.com/office/2019/extlst" xmlns:r="http://schemas.openxmlformats.org/officeDocument/2006/relationships" xmlns:m="http://schemas.openxmlformats.org/officeDocument/2006/math" xmlns:v="urn:schemas-microsoft-com:vml" xmlns:wp14="http://schemas.microsoft.com/office/word/2010/wordprocessingDrawing" xmlns:wp="http://schemas.openxmlformats.org/drawingml/2006/wordprocessingDrawing" xmlns:w10="urn:schemas-microsoft-com:office:word" xmlns:w="http://schemas.openxmlformats.org/wordprocessingml/2006/main" xmlns:w14="http://schemas.microsoft.com/office/word/2010/wordml" xmlns:w15="http://schemas.microsoft.com/office/word/2012/wordml" xmlns:w16cex="http://schemas.microsoft.com/office/word/2018/wordml/cex" xmlns:w16cid="http://schemas.microsoft.com/office/word/2016/wordml/cid" xmlns:w16="http://schemas.microsoft.com/office/word/2018/wordml" xmlns:w16du="http://schemas.microsoft.com/office/word/2023/wordml/word16du" xmlns:w16sdtdh="http://schemas.microsoft.com/office/word/2020/wordml/sdtdatahash" xmlns:w16se="http://schemas.microsoft.com/office/word/2015/wordml/symex" xmlns:wpg="http://schemas.microsoft.com/office/word/2010/wordprocessingGroup" xmlns:wpi="http://schemas.microsoft.com/office/word/2010/wordprocessingInk" xmlns:wne="http://schemas.microsoft.com/office/word/2006/wordml" xmlns:wps="http://schemas.microsoft.com/office/word/2010/wordprocessingShape" mc:Ignorable="w14 w15 w16se w16cid w16 w16cex w16sdtdh wp14">
+  <w:p>
+    <w:pPr>
+      <w:pStyle w:val="Fuzeile"/>
+    </w:pPr>
+  </w:p>
+</w:ftr>
+</file>
+
+<file path=word/footer2.xml><?xml version="1.0" encoding="utf-8"?>
 <w:ftr xmlns:wpc="http://schemas.microsoft.com/office/word/2010/wordprocessingCanvas" xmlns:cx="http://schemas.microsoft.com/office/drawing/2014/chartex" xmlns:cx1="http://schemas.microsoft.com/office/drawing/2015/9/8/chartex" xmlns:cx2="http://schemas.microsoft.com/office/drawing/2015/10/21/chartex" xmlns:cx3="http://schemas.microsoft.com/office/drawing/2016/5/9/chartex" xmlns:cx4="http://schemas.microsoft.com/office/drawing/2016/5/10/chartex" xmlns:cx5="http://schemas.microsoft.com/office/drawing/2016/5/11/chartex" xmlns:cx6="http://schemas.microsoft.com/office/drawing/2016/5/12/chartex" xmlns:cx7="http://schemas.microsoft.com/office/drawing/2016/5/13/chartex" xmlns:cx8="http://schemas.microsoft.com/office/drawing/2016/5/14/chartex" xmlns:mc="http://schemas.openxmlformats.org/markup-compatibility/2006" xmlns:aink="http://schemas.microsoft.com/office/drawing/2016/ink" xmlns:am3d="http://schemas.microsoft.com/office/drawing/2017/model3d" xmlns:o="urn:schemas-microsoft-com:office:office" xmlns:oel="http://schemas.microsoft.com/office/2019/extlst" xmlns:r="http://schemas.openxmlformats.org/officeDocument/2006/relationships" xmlns:m="http://schemas.openxmlformats.org/officeDocument/2006/math" xmlns:v="urn:schemas-microsoft-com:vml" xmlns:wp14="http://schemas.microsoft.com/office/word/2010/wordprocessingDrawing" xmlns:wp="http://schemas.openxmlformats.org/drawingml/2006/wordprocessingDrawing" xmlns:w10="urn:schemas-microsoft-com:office:word" xmlns:w="http://schemas.openxmlformats.org/wordprocessingml/2006/main" xmlns:w14="http://schemas.microsoft.com/office/word/2010/wordml" xmlns:w15="http://schemas.microsoft.com/office/word/2012/wordml" xmlns:w16cex="http://schemas.microsoft.com/office/word/2018/wordml/cex" xmlns:w16cid="http://schemas.microsoft.com/office/word/2016/wordml/cid" xmlns:w16="http://schemas.microsoft.com/office/word/2018/wordml" xmlns:w16du="http://schemas.microsoft.com/office/word/2023/wordml/word16du" xmlns:w16sdtdh="http://schemas.microsoft.com/office/word/2020/wordml/sdtdatahash" xmlns:w16se="http://schemas.microsoft.com/office/word/2015/wordml/symex" xmlns:wpg="http://schemas.microsoft.com/office/word/2010/wordprocessingGroup" xmlns:wpi="http://schemas.microsoft.com/office/word/2010/wordprocessingInk" xmlns:wne="http://schemas.microsoft.com/office/word/2006/wordml" xmlns:wps="http://schemas.microsoft.com/office/word/2010/wordprocessingShape" mc:Ignorable="w14 w15 w16se w16cid w16 w16cex w16sdtdh wp14">
   <w:p>
     <w:pPr>
@@ -4765,7 +4666,7 @@
         <w:iCs/>
         <w:sz w:val="18"/>
       </w:rPr>
-      <w:t>06.01.22</w:t>
+      <w:t>12.06.23</w:t>
     </w:r>
     <w:r>
       <w:rPr>
@@ -4853,7 +4754,17 @@
 </w:ftr>
 </file>
 
-<file path=word/footer2.xml><?xml version="1.0" encoding="utf-8"?>
+<file path=word/footer3.xml><?xml version="1.0" encoding="utf-8"?>
+<w:ftr xmlns:wpc="http://schemas.microsoft.com/office/word/2010/wordprocessingCanvas" xmlns:cx="http://schemas.microsoft.com/office/drawing/2014/chartex" xmlns:cx1="http://schemas.microsoft.com/office/drawing/2015/9/8/chartex" xmlns:cx2="http://schemas.microsoft.com/office/drawing/2015/10/21/chartex" xmlns:cx3="http://schemas.microsoft.com/office/drawing/2016/5/9/chartex" xmlns:cx4="http://schemas.microsoft.com/office/drawing/2016/5/10/chartex" xmlns:cx5="http://schemas.microsoft.com/office/drawing/2016/5/11/chartex" xmlns:cx6="http://schemas.microsoft.com/office/drawing/2016/5/12/chartex" xmlns:cx7="http://schemas.microsoft.com/office/drawing/2016/5/13/chartex" xmlns:cx8="http://schemas.microsoft.com/office/drawing/2016/5/14/chartex" xmlns:mc="http://schemas.openxmlformats.org/markup-compatibility/2006" xmlns:aink="http://schemas.microsoft.com/office/drawing/2016/ink" xmlns:am3d="http://schemas.microsoft.com/office/drawing/2017/model3d" xmlns:o="urn:schemas-microsoft-com:office:office" xmlns:oel="http://schemas.microsoft.com/office/2019/extlst" xmlns:r="http://schemas.openxmlformats.org/officeDocument/2006/relationships" xmlns:m="http://schemas.openxmlformats.org/officeDocument/2006/math" xmlns:v="urn:schemas-microsoft-com:vml" xmlns:wp14="http://schemas.microsoft.com/office/word/2010/wordprocessingDrawing" xmlns:wp="http://schemas.openxmlformats.org/drawingml/2006/wordprocessingDrawing" xmlns:w10="urn:schemas-microsoft-com:office:word" xmlns:w="http://schemas.openxmlformats.org/wordprocessingml/2006/main" xmlns:w14="http://schemas.microsoft.com/office/word/2010/wordml" xmlns:w15="http://schemas.microsoft.com/office/word/2012/wordml" xmlns:w16cex="http://schemas.microsoft.com/office/word/2018/wordml/cex" xmlns:w16cid="http://schemas.microsoft.com/office/word/2016/wordml/cid" xmlns:w16="http://schemas.microsoft.com/office/word/2018/wordml" xmlns:w16du="http://schemas.microsoft.com/office/word/2023/wordml/word16du" xmlns:w16sdtdh="http://schemas.microsoft.com/office/word/2020/wordml/sdtdatahash" xmlns:w16se="http://schemas.microsoft.com/office/word/2015/wordml/symex" xmlns:wpg="http://schemas.microsoft.com/office/word/2010/wordprocessingGroup" xmlns:wpi="http://schemas.microsoft.com/office/word/2010/wordprocessingInk" xmlns:wne="http://schemas.microsoft.com/office/word/2006/wordml" xmlns:wps="http://schemas.microsoft.com/office/word/2010/wordprocessingShape" mc:Ignorable="w14 w15 w16se w16cid w16 w16cex w16sdtdh wp14">
+  <w:p>
+    <w:pPr>
+      <w:pStyle w:val="Fuzeile"/>
+    </w:pPr>
+  </w:p>
+</w:ftr>
+</file>
+
+<file path=word/footer4.xml><?xml version="1.0" encoding="utf-8"?>
 <w:ftr xmlns:wpc="http://schemas.microsoft.com/office/word/2010/wordprocessingCanvas" xmlns:cx="http://schemas.microsoft.com/office/drawing/2014/chartex" xmlns:cx1="http://schemas.microsoft.com/office/drawing/2015/9/8/chartex" xmlns:cx2="http://schemas.microsoft.com/office/drawing/2015/10/21/chartex" xmlns:cx3="http://schemas.microsoft.com/office/drawing/2016/5/9/chartex" xmlns:cx4="http://schemas.microsoft.com/office/drawing/2016/5/10/chartex" xmlns:cx5="http://schemas.microsoft.com/office/drawing/2016/5/11/chartex" xmlns:cx6="http://schemas.microsoft.com/office/drawing/2016/5/12/chartex" xmlns:cx7="http://schemas.microsoft.com/office/drawing/2016/5/13/chartex" xmlns:cx8="http://schemas.microsoft.com/office/drawing/2016/5/14/chartex" xmlns:mc="http://schemas.openxmlformats.org/markup-compatibility/2006" xmlns:aink="http://schemas.microsoft.com/office/drawing/2016/ink" xmlns:am3d="http://schemas.microsoft.com/office/drawing/2017/model3d" xmlns:o="urn:schemas-microsoft-com:office:office" xmlns:oel="http://schemas.microsoft.com/office/2019/extlst" xmlns:r="http://schemas.openxmlformats.org/officeDocument/2006/relationships" xmlns:m="http://schemas.openxmlformats.org/officeDocument/2006/math" xmlns:v="urn:schemas-microsoft-com:vml" xmlns:wp14="http://schemas.microsoft.com/office/word/2010/wordprocessingDrawing" xmlns:wp="http://schemas.openxmlformats.org/drawingml/2006/wordprocessingDrawing" xmlns:w10="urn:schemas-microsoft-com:office:word" xmlns:w="http://schemas.openxmlformats.org/wordprocessingml/2006/main" xmlns:w14="http://schemas.microsoft.com/office/word/2010/wordml" xmlns:w15="http://schemas.microsoft.com/office/word/2012/wordml" xmlns:w16cex="http://schemas.microsoft.com/office/word/2018/wordml/cex" xmlns:w16cid="http://schemas.microsoft.com/office/word/2016/wordml/cid" xmlns:w16="http://schemas.microsoft.com/office/word/2018/wordml" xmlns:w16du="http://schemas.microsoft.com/office/word/2023/wordml/word16du" xmlns:w16sdtdh="http://schemas.microsoft.com/office/word/2020/wordml/sdtdatahash" xmlns:w16se="http://schemas.microsoft.com/office/word/2015/wordml/symex" xmlns:wpg="http://schemas.microsoft.com/office/word/2010/wordprocessingGroup" xmlns:wpi="http://schemas.microsoft.com/office/word/2010/wordprocessingInk" xmlns:wne="http://schemas.microsoft.com/office/word/2006/wordml" xmlns:wps="http://schemas.microsoft.com/office/word/2010/wordprocessingShape" mc:Ignorable="w14 w15 w16se w16cid w16 w16cex w16sdtdh wp14">
   <w:p>
     <w:pPr>
@@ -5061,7 +4972,7 @@
 </w:ftr>
 </file>
 
-<file path=word/footer3.xml><?xml version="1.0" encoding="utf-8"?>
+<file path=word/footer5.xml><?xml version="1.0" encoding="utf-8"?>
 <w:ftr xmlns:wpc="http://schemas.microsoft.com/office/word/2010/wordprocessingCanvas" xmlns:cx="http://schemas.microsoft.com/office/drawing/2014/chartex" xmlns:cx1="http://schemas.microsoft.com/office/drawing/2015/9/8/chartex" xmlns:cx2="http://schemas.microsoft.com/office/drawing/2015/10/21/chartex" xmlns:cx3="http://schemas.microsoft.com/office/drawing/2016/5/9/chartex" xmlns:cx4="http://schemas.microsoft.com/office/drawing/2016/5/10/chartex" xmlns:cx5="http://schemas.microsoft.com/office/drawing/2016/5/11/chartex" xmlns:cx6="http://schemas.microsoft.com/office/drawing/2016/5/12/chartex" xmlns:cx7="http://schemas.microsoft.com/office/drawing/2016/5/13/chartex" xmlns:cx8="http://schemas.microsoft.com/office/drawing/2016/5/14/chartex" xmlns:mc="http://schemas.openxmlformats.org/markup-compatibility/2006" xmlns:aink="http://schemas.microsoft.com/office/drawing/2016/ink" xmlns:am3d="http://schemas.microsoft.com/office/drawing/2017/model3d" xmlns:o="urn:schemas-microsoft-com:office:office" xmlns:oel="http://schemas.microsoft.com/office/2019/extlst" xmlns:r="http://schemas.openxmlformats.org/officeDocument/2006/relationships" xmlns:m="http://schemas.openxmlformats.org/officeDocument/2006/math" xmlns:v="urn:schemas-microsoft-com:vml" xmlns:wp14="http://schemas.microsoft.com/office/word/2010/wordprocessingDrawing" xmlns:wp="http://schemas.openxmlformats.org/drawingml/2006/wordprocessingDrawing" xmlns:w10="urn:schemas-microsoft-com:office:word" xmlns:w="http://schemas.openxmlformats.org/wordprocessingml/2006/main" xmlns:w14="http://schemas.microsoft.com/office/word/2010/wordml" xmlns:w15="http://schemas.microsoft.com/office/word/2012/wordml" xmlns:w16cex="http://schemas.microsoft.com/office/word/2018/wordml/cex" xmlns:w16cid="http://schemas.microsoft.com/office/word/2016/wordml/cid" xmlns:w16="http://schemas.microsoft.com/office/word/2018/wordml" xmlns:w16du="http://schemas.microsoft.com/office/word/2023/wordml/word16du" xmlns:w16sdtdh="http://schemas.microsoft.com/office/word/2020/wordml/sdtdatahash" xmlns:w16se="http://schemas.microsoft.com/office/word/2015/wordml/symex" xmlns:wpg="http://schemas.microsoft.com/office/word/2010/wordprocessingGroup" xmlns:wpi="http://schemas.microsoft.com/office/word/2010/wordprocessingInk" xmlns:wne="http://schemas.microsoft.com/office/word/2006/wordml" xmlns:wps="http://schemas.microsoft.com/office/word/2010/wordprocessingShape" mc:Ignorable="w14 w15 w16se w16cid w16 w16cex w16sdtdh wp14">
   <w:p>
     <w:pPr>
@@ -5514,6 +5425,16 @@
 </file>
 
 <file path=word/header1.xml><?xml version="1.0" encoding="utf-8"?>
+<w:hdr xmlns:wpc="http://schemas.microsoft.com/office/word/2010/wordprocessingCanvas" xmlns:cx="http://schemas.microsoft.com/office/drawing/2014/chartex" xmlns:cx1="http://schemas.microsoft.com/office/drawing/2015/9/8/chartex" xmlns:cx2="http://schemas.microsoft.com/office/drawing/2015/10/21/chartex" xmlns:cx3="http://schemas.microsoft.com/office/drawing/2016/5/9/chartex" xmlns:cx4="http://schemas.microsoft.com/office/drawing/2016/5/10/chartex" xmlns:cx5="http://schemas.microsoft.com/office/drawing/2016/5/11/chartex" xmlns:cx6="http://schemas.microsoft.com/office/drawing/2016/5/12/chartex" xmlns:cx7="http://schemas.microsoft.com/office/drawing/2016/5/13/chartex" xmlns:cx8="http://schemas.microsoft.com/office/drawing/2016/5/14/chartex" xmlns:mc="http://schemas.openxmlformats.org/markup-compatibility/2006" xmlns:aink="http://schemas.microsoft.com/office/drawing/2016/ink" xmlns:am3d="http://schemas.microsoft.com/office/drawing/2017/model3d" xmlns:o="urn:schemas-microsoft-com:office:office" xmlns:oel="http://schemas.microsoft.com/office/2019/extlst" xmlns:r="http://schemas.openxmlformats.org/officeDocument/2006/relationships" xmlns:m="http://schemas.openxmlformats.org/officeDocument/2006/math" xmlns:v="urn:schemas-microsoft-com:vml" xmlns:wp14="http://schemas.microsoft.com/office/word/2010/wordprocessingDrawing" xmlns:wp="http://schemas.openxmlformats.org/drawingml/2006/wordprocessingDrawing" xmlns:w10="urn:schemas-microsoft-com:office:word" xmlns:w="http://schemas.openxmlformats.org/wordprocessingml/2006/main" xmlns:w14="http://schemas.microsoft.com/office/word/2010/wordml" xmlns:w15="http://schemas.microsoft.com/office/word/2012/wordml" xmlns:w16cex="http://schemas.microsoft.com/office/word/2018/wordml/cex" xmlns:w16cid="http://schemas.microsoft.com/office/word/2016/wordml/cid" xmlns:w16="http://schemas.microsoft.com/office/word/2018/wordml" xmlns:w16du="http://schemas.microsoft.com/office/word/2023/wordml/word16du" xmlns:w16sdtdh="http://schemas.microsoft.com/office/word/2020/wordml/sdtdatahash" xmlns:w16se="http://schemas.microsoft.com/office/word/2015/wordml/symex" xmlns:wpg="http://schemas.microsoft.com/office/word/2010/wordprocessingGroup" xmlns:wpi="http://schemas.microsoft.com/office/word/2010/wordprocessingInk" xmlns:wne="http://schemas.microsoft.com/office/word/2006/wordml" xmlns:wps="http://schemas.microsoft.com/office/word/2010/wordprocessingShape" mc:Ignorable="w14 w15 w16se w16cid w16 w16cex w16sdtdh wp14">
+  <w:p>
+    <w:pPr>
+      <w:pStyle w:val="Kopfzeile"/>
+    </w:pPr>
+  </w:p>
+</w:hdr>
+</file>
+
+<file path=word/header2.xml><?xml version="1.0" encoding="utf-8"?>
 <w:hdr xmlns:wpc="http://schemas.microsoft.com/office/word/2010/wordprocessingCanvas" xmlns:cx="http://schemas.microsoft.com/office/drawing/2014/chartex" xmlns:cx1="http://schemas.microsoft.com/office/drawing/2015/9/8/chartex" xmlns:cx2="http://schemas.microsoft.com/office/drawing/2015/10/21/chartex" xmlns:cx3="http://schemas.microsoft.com/office/drawing/2016/5/9/chartex" xmlns:cx4="http://schemas.microsoft.com/office/drawing/2016/5/10/chartex" xmlns:cx5="http://schemas.microsoft.com/office/drawing/2016/5/11/chartex" xmlns:cx6="http://schemas.microsoft.com/office/drawing/2016/5/12/chartex" xmlns:cx7="http://schemas.microsoft.com/office/drawing/2016/5/13/chartex" xmlns:cx8="http://schemas.microsoft.com/office/drawing/2016/5/14/chartex" xmlns:mc="http://schemas.openxmlformats.org/markup-compatibility/2006" xmlns:aink="http://schemas.microsoft.com/office/drawing/2016/ink" xmlns:am3d="http://schemas.microsoft.com/office/drawing/2017/model3d" xmlns:o="urn:schemas-microsoft-com:office:office" xmlns:oel="http://schemas.microsoft.com/office/2019/extlst" xmlns:r="http://schemas.openxmlformats.org/officeDocument/2006/relationships" xmlns:m="http://schemas.openxmlformats.org/officeDocument/2006/math" xmlns:v="urn:schemas-microsoft-com:vml" xmlns:wp14="http://schemas.microsoft.com/office/word/2010/wordprocessingDrawing" xmlns:wp="http://schemas.openxmlformats.org/drawingml/2006/wordprocessingDrawing" xmlns:w10="urn:schemas-microsoft-com:office:word" xmlns:w="http://schemas.openxmlformats.org/wordprocessingml/2006/main" xmlns:w14="http://schemas.microsoft.com/office/word/2010/wordml" xmlns:w15="http://schemas.microsoft.com/office/word/2012/wordml" xmlns:w16cex="http://schemas.microsoft.com/office/word/2018/wordml/cex" xmlns:w16cid="http://schemas.microsoft.com/office/word/2016/wordml/cid" xmlns:w16="http://schemas.microsoft.com/office/word/2018/wordml" xmlns:w16du="http://schemas.microsoft.com/office/word/2023/wordml/word16du" xmlns:w16sdtdh="http://schemas.microsoft.com/office/word/2020/wordml/sdtdatahash" xmlns:w16se="http://schemas.microsoft.com/office/word/2015/wordml/symex" xmlns:wpg="http://schemas.microsoft.com/office/word/2010/wordprocessingGroup" xmlns:wpi="http://schemas.microsoft.com/office/word/2010/wordprocessingInk" xmlns:wne="http://schemas.microsoft.com/office/word/2006/wordml" xmlns:wps="http://schemas.microsoft.com/office/word/2010/wordprocessingShape" mc:Ignorable="w14 w15 w16se w16cid w16 w16cex w16sdtdh wp14">
   <w:p>
     <w:pPr>
@@ -6048,7 +5969,17 @@
 </w:hdr>
 </file>
 
-<file path=word/header2.xml><?xml version="1.0" encoding="utf-8"?>
+<file path=word/header3.xml><?xml version="1.0" encoding="utf-8"?>
+<w:hdr xmlns:wpc="http://schemas.microsoft.com/office/word/2010/wordprocessingCanvas" xmlns:cx="http://schemas.microsoft.com/office/drawing/2014/chartex" xmlns:cx1="http://schemas.microsoft.com/office/drawing/2015/9/8/chartex" xmlns:cx2="http://schemas.microsoft.com/office/drawing/2015/10/21/chartex" xmlns:cx3="http://schemas.microsoft.com/office/drawing/2016/5/9/chartex" xmlns:cx4="http://schemas.microsoft.com/office/drawing/2016/5/10/chartex" xmlns:cx5="http://schemas.microsoft.com/office/drawing/2016/5/11/chartex" xmlns:cx6="http://schemas.microsoft.com/office/drawing/2016/5/12/chartex" xmlns:cx7="http://schemas.microsoft.com/office/drawing/2016/5/13/chartex" xmlns:cx8="http://schemas.microsoft.com/office/drawing/2016/5/14/chartex" xmlns:mc="http://schemas.openxmlformats.org/markup-compatibility/2006" xmlns:aink="http://schemas.microsoft.com/office/drawing/2016/ink" xmlns:am3d="http://schemas.microsoft.com/office/drawing/2017/model3d" xmlns:o="urn:schemas-microsoft-com:office:office" xmlns:oel="http://schemas.microsoft.com/office/2019/extlst" xmlns:r="http://schemas.openxmlformats.org/officeDocument/2006/relationships" xmlns:m="http://schemas.openxmlformats.org/officeDocument/2006/math" xmlns:v="urn:schemas-microsoft-com:vml" xmlns:wp14="http://schemas.microsoft.com/office/word/2010/wordprocessingDrawing" xmlns:wp="http://schemas.openxmlformats.org/drawingml/2006/wordprocessingDrawing" xmlns:w10="urn:schemas-microsoft-com:office:word" xmlns:w="http://schemas.openxmlformats.org/wordprocessingml/2006/main" xmlns:w14="http://schemas.microsoft.com/office/word/2010/wordml" xmlns:w15="http://schemas.microsoft.com/office/word/2012/wordml" xmlns:w16cex="http://schemas.microsoft.com/office/word/2018/wordml/cex" xmlns:w16cid="http://schemas.microsoft.com/office/word/2016/wordml/cid" xmlns:w16="http://schemas.microsoft.com/office/word/2018/wordml" xmlns:w16du="http://schemas.microsoft.com/office/word/2023/wordml/word16du" xmlns:w16sdtdh="http://schemas.microsoft.com/office/word/2020/wordml/sdtdatahash" xmlns:w16se="http://schemas.microsoft.com/office/word/2015/wordml/symex" xmlns:wpg="http://schemas.microsoft.com/office/word/2010/wordprocessingGroup" xmlns:wpi="http://schemas.microsoft.com/office/word/2010/wordprocessingInk" xmlns:wne="http://schemas.microsoft.com/office/word/2006/wordml" xmlns:wps="http://schemas.microsoft.com/office/word/2010/wordprocessingShape" mc:Ignorable="w14 w15 w16se w16cid w16 w16cex w16sdtdh wp14">
+  <w:p>
+    <w:pPr>
+      <w:pStyle w:val="Kopfzeile"/>
+    </w:pPr>
+  </w:p>
+</w:hdr>
+</file>
+
+<file path=word/header4.xml><?xml version="1.0" encoding="utf-8"?>
 <w:hdr xmlns:wpc="http://schemas.microsoft.com/office/word/2010/wordprocessingCanvas" xmlns:cx="http://schemas.microsoft.com/office/drawing/2014/chartex" xmlns:cx1="http://schemas.microsoft.com/office/drawing/2015/9/8/chartex" xmlns:cx2="http://schemas.microsoft.com/office/drawing/2015/10/21/chartex" xmlns:cx3="http://schemas.microsoft.com/office/drawing/2016/5/9/chartex" xmlns:cx4="http://schemas.microsoft.com/office/drawing/2016/5/10/chartex" xmlns:cx5="http://schemas.microsoft.com/office/drawing/2016/5/11/chartex" xmlns:cx6="http://schemas.microsoft.com/office/drawing/2016/5/12/chartex" xmlns:cx7="http://schemas.microsoft.com/office/drawing/2016/5/13/chartex" xmlns:cx8="http://schemas.microsoft.com/office/drawing/2016/5/14/chartex" xmlns:mc="http://schemas.openxmlformats.org/markup-compatibility/2006" xmlns:aink="http://schemas.microsoft.com/office/drawing/2016/ink" xmlns:am3d="http://schemas.microsoft.com/office/drawing/2017/model3d" xmlns:o="urn:schemas-microsoft-com:office:office" xmlns:oel="http://schemas.microsoft.com/office/2019/extlst" xmlns:r="http://schemas.openxmlformats.org/officeDocument/2006/relationships" xmlns:m="http://schemas.openxmlformats.org/officeDocument/2006/math" xmlns:v="urn:schemas-microsoft-com:vml" xmlns:wp14="http://schemas.microsoft.com/office/word/2010/wordprocessingDrawing" xmlns:wp="http://schemas.openxmlformats.org/drawingml/2006/wordprocessingDrawing" xmlns:w10="urn:schemas-microsoft-com:office:word" xmlns:w="http://schemas.openxmlformats.org/wordprocessingml/2006/main" xmlns:w14="http://schemas.microsoft.com/office/word/2010/wordml" xmlns:w15="http://schemas.microsoft.com/office/word/2012/wordml" xmlns:w16cex="http://schemas.microsoft.com/office/word/2018/wordml/cex" xmlns:w16cid="http://schemas.microsoft.com/office/word/2016/wordml/cid" xmlns:w16="http://schemas.microsoft.com/office/word/2018/wordml" xmlns:w16du="http://schemas.microsoft.com/office/word/2023/wordml/word16du" xmlns:w16sdtdh="http://schemas.microsoft.com/office/word/2020/wordml/sdtdatahash" xmlns:w16se="http://schemas.microsoft.com/office/word/2015/wordml/symex" xmlns:wpg="http://schemas.microsoft.com/office/word/2010/wordprocessingGroup" xmlns:wpi="http://schemas.microsoft.com/office/word/2010/wordprocessingInk" xmlns:wne="http://schemas.microsoft.com/office/word/2006/wordml" xmlns:wps="http://schemas.microsoft.com/office/word/2010/wordprocessingShape" mc:Ignorable="w14 w15 w16se w16cid w16 w16cex w16sdtdh wp14">
   <w:p>
     <w:pPr>
@@ -6561,7 +6492,7 @@
 </w:hdr>
 </file>
 
-<file path=word/header3.xml><?xml version="1.0" encoding="utf-8"?>
+<file path=word/header5.xml><?xml version="1.0" encoding="utf-8"?>
 <w:hdr xmlns:wpc="http://schemas.microsoft.com/office/word/2010/wordprocessingCanvas" xmlns:cx="http://schemas.microsoft.com/office/drawing/2014/chartex" xmlns:cx1="http://schemas.microsoft.com/office/drawing/2015/9/8/chartex" xmlns:cx2="http://schemas.microsoft.com/office/drawing/2015/10/21/chartex" xmlns:cx3="http://schemas.microsoft.com/office/drawing/2016/5/9/chartex" xmlns:cx4="http://schemas.microsoft.com/office/drawing/2016/5/10/chartex" xmlns:cx5="http://schemas.microsoft.com/office/drawing/2016/5/11/chartex" xmlns:cx6="http://schemas.microsoft.com/office/drawing/2016/5/12/chartex" xmlns:cx7="http://schemas.microsoft.com/office/drawing/2016/5/13/chartex" xmlns:cx8="http://schemas.microsoft.com/office/drawing/2016/5/14/chartex" xmlns:mc="http://schemas.openxmlformats.org/markup-compatibility/2006" xmlns:aink="http://schemas.microsoft.com/office/drawing/2016/ink" xmlns:am3d="http://schemas.microsoft.com/office/drawing/2017/model3d" xmlns:o="urn:schemas-microsoft-com:office:office" xmlns:oel="http://schemas.microsoft.com/office/2019/extlst" xmlns:r="http://schemas.openxmlformats.org/officeDocument/2006/relationships" xmlns:m="http://schemas.openxmlformats.org/officeDocument/2006/math" xmlns:v="urn:schemas-microsoft-com:vml" xmlns:wp14="http://schemas.microsoft.com/office/word/2010/wordprocessingDrawing" xmlns:wp="http://schemas.openxmlformats.org/drawingml/2006/wordprocessingDrawing" xmlns:w10="urn:schemas-microsoft-com:office:word" xmlns:w="http://schemas.openxmlformats.org/wordprocessingml/2006/main" xmlns:w14="http://schemas.microsoft.com/office/word/2010/wordml" xmlns:w15="http://schemas.microsoft.com/office/word/2012/wordml" xmlns:w16cex="http://schemas.microsoft.com/office/word/2018/wordml/cex" xmlns:w16cid="http://schemas.microsoft.com/office/word/2016/wordml/cid" xmlns:w16="http://schemas.microsoft.com/office/word/2018/wordml" xmlns:w16du="http://schemas.microsoft.com/office/word/2023/wordml/word16du" xmlns:w16sdtdh="http://schemas.microsoft.com/office/word/2020/wordml/sdtdatahash" xmlns:w16se="http://schemas.microsoft.com/office/word/2015/wordml/symex" xmlns:wpg="http://schemas.microsoft.com/office/word/2010/wordprocessingGroup" xmlns:wpi="http://schemas.microsoft.com/office/word/2010/wordprocessingInk" xmlns:wne="http://schemas.microsoft.com/office/word/2006/wordml" xmlns:wps="http://schemas.microsoft.com/office/word/2010/wordprocessingShape" mc:Ignorable="w14 w15 w16se w16cid w16 w16cex w16sdtdh wp14">
   <w:p>
     <w:pPr>
